--- a/docs/Domian Understanding.docx
+++ b/docs/Domian Understanding.docx
@@ -10,6 +10,7 @@
           <w:docPartUnique/>
         </w:docPartObj>
       </w:sdtPr>
+      <w:sdtEndPr/>
       <w:sdtContent>
         <w:p>
           <w:r>
@@ -167,6 +168,7 @@
                                     <w:dataBinding w:prefixMappings="xmlns:ns0='http://purl.org/dc/elements/1.1/' xmlns:ns1='http://schemas.openxmlformats.org/package/2006/metadata/core-properties' " w:xpath="/ns1:coreProperties[1]/ns0:title[1]" w:storeItemID="{6C3C8BC8-F283-45AE-878A-BAB7291924A1}"/>
                                     <w:text/>
                                   </w:sdtPr>
+                                  <w:sdtEndPr/>
                                   <w:sdtContent>
                                     <w:r>
                                       <w:rPr>
@@ -193,6 +195,7 @@
                                   <w:dataBinding w:prefixMappings="xmlns:ns0='http://purl.org/dc/elements/1.1/' xmlns:ns1='http://schemas.openxmlformats.org/package/2006/metadata/core-properties' " w:xpath="/ns1:coreProperties[1]/ns0:subject[1]" w:storeItemID="{6C3C8BC8-F283-45AE-878A-BAB7291924A1}"/>
                                   <w:text/>
                                 </w:sdtPr>
+                                <w:sdtEndPr/>
                                 <w:sdtContent>
                                   <w:p>
                                     <w:pPr>
@@ -231,6 +234,7 @@
                                   <w:dataBinding w:prefixMappings="xmlns:ns0='http://purl.org/dc/elements/1.1/' xmlns:ns1='http://schemas.openxmlformats.org/package/2006/metadata/core-properties' " w:xpath="/ns1:coreProperties[1]/ns0:creator[1]" w:storeItemID="{6C3C8BC8-F283-45AE-878A-BAB7291924A1}"/>
                                   <w:text/>
                                 </w:sdtPr>
+                                <w:sdtEndPr/>
                                 <w:sdtContent>
                                   <w:p>
                                     <w:pPr>
@@ -243,7 +247,6 @@
                                         <w:szCs w:val="24"/>
                                       </w:rPr>
                                     </w:pPr>
-                                    <w:proofErr w:type="gramStart"/>
                                     <w:r>
                                       <w:rPr>
                                         <w:caps/>
@@ -251,17 +254,7 @@
                                         <w:sz w:val="24"/>
                                         <w:szCs w:val="24"/>
                                       </w:rPr>
-                                      <w:t>Slavova,Katerina</w:t>
-                                    </w:r>
-                                    <w:proofErr w:type="gramEnd"/>
-                                    <w:r>
-                                      <w:rPr>
-                                        <w:caps/>
-                                        <w:color w:val="5B9BD5" w:themeColor="accent5"/>
-                                        <w:sz w:val="24"/>
-                                        <w:szCs w:val="24"/>
-                                      </w:rPr>
-                                      <w:t xml:space="preserve"> K.S.</w:t>
+                                      <w:t>Slavova,Katerina K.S.</w:t>
                                     </w:r>
                                   </w:p>
                                 </w:sdtContent>
@@ -318,6 +311,7 @@
                               <w:dataBinding w:prefixMappings="xmlns:ns0='http://purl.org/dc/elements/1.1/' xmlns:ns1='http://schemas.openxmlformats.org/package/2006/metadata/core-properties' " w:xpath="/ns1:coreProperties[1]/ns0:title[1]" w:storeItemID="{6C3C8BC8-F283-45AE-878A-BAB7291924A1}"/>
                               <w:text/>
                             </w:sdtPr>
+                            <w:sdtEndPr/>
                             <w:sdtContent>
                               <w:r>
                                 <w:rPr>
@@ -344,6 +338,7 @@
                             <w:dataBinding w:prefixMappings="xmlns:ns0='http://purl.org/dc/elements/1.1/' xmlns:ns1='http://schemas.openxmlformats.org/package/2006/metadata/core-properties' " w:xpath="/ns1:coreProperties[1]/ns0:subject[1]" w:storeItemID="{6C3C8BC8-F283-45AE-878A-BAB7291924A1}"/>
                             <w:text/>
                           </w:sdtPr>
+                          <w:sdtEndPr/>
                           <w:sdtContent>
                             <w:p>
                               <w:pPr>
@@ -382,6 +377,7 @@
                             <w:dataBinding w:prefixMappings="xmlns:ns0='http://purl.org/dc/elements/1.1/' xmlns:ns1='http://schemas.openxmlformats.org/package/2006/metadata/core-properties' " w:xpath="/ns1:coreProperties[1]/ns0:creator[1]" w:storeItemID="{6C3C8BC8-F283-45AE-878A-BAB7291924A1}"/>
                             <w:text/>
                           </w:sdtPr>
+                          <w:sdtEndPr/>
                           <w:sdtContent>
                             <w:p>
                               <w:pPr>
@@ -394,7 +390,6 @@
                                   <w:szCs w:val="24"/>
                                 </w:rPr>
                               </w:pPr>
-                              <w:proofErr w:type="gramStart"/>
                               <w:r>
                                 <w:rPr>
                                   <w:caps/>
@@ -402,17 +397,7 @@
                                   <w:sz w:val="24"/>
                                   <w:szCs w:val="24"/>
                                 </w:rPr>
-                                <w:t>Slavova,Katerina</w:t>
-                              </w:r>
-                              <w:proofErr w:type="gramEnd"/>
-                              <w:r>
-                                <w:rPr>
-                                  <w:caps/>
-                                  <w:color w:val="5B9BD5" w:themeColor="accent5"/>
-                                  <w:sz w:val="24"/>
-                                  <w:szCs w:val="24"/>
-                                </w:rPr>
-                                <w:t xml:space="preserve"> K.S.</w:t>
+                                <w:t>Slavova,Katerina K.S.</w:t>
                               </w:r>
                             </w:p>
                           </w:sdtContent>
@@ -510,6 +495,7 @@
                                     <w:calendar w:val="gregorian"/>
                                   </w:date>
                                 </w:sdtPr>
+                                <w:sdtEndPr/>
                                 <w:sdtContent>
                                   <w:p>
                                     <w:pPr>
@@ -576,6 +562,7 @@
                               <w:calendar w:val="gregorian"/>
                             </w:date>
                           </w:sdtPr>
+                          <w:sdtEndPr/>
                           <w:sdtContent>
                             <w:p>
                               <w:pPr>
@@ -610,9 +597,14 @@
             <w:br w:type="page"/>
           </w:r>
         </w:p>
-        <w:p/>
         <w:sdt>
           <w:sdtPr>
+            <w:rPr>
+              <w:rFonts w:asciiTheme="minorHAnsi" w:eastAsiaTheme="minorHAnsi" w:hAnsiTheme="minorHAnsi" w:cstheme="minorBidi"/>
+              <w:color w:val="auto"/>
+              <w:sz w:val="22"/>
+              <w:szCs w:val="22"/>
+            </w:rPr>
             <w:id w:val="1543550932"/>
             <w:docPartObj>
               <w:docPartGallery w:val="Table of Contents"/>
@@ -621,13 +613,9 @@
           </w:sdtPr>
           <w:sdtEndPr>
             <w:rPr>
-              <w:rFonts w:asciiTheme="minorHAnsi" w:eastAsiaTheme="minorHAnsi" w:hAnsiTheme="minorHAnsi" w:cstheme="minorBidi"/>
               <w:b/>
               <w:bCs/>
               <w:noProof/>
-              <w:color w:val="auto"/>
-              <w:sz w:val="22"/>
-              <w:szCs w:val="22"/>
             </w:rPr>
           </w:sdtEndPr>
           <w:sdtContent>
@@ -659,7 +647,7 @@
               <w:r>
                 <w:fldChar w:fldCharType="separate"/>
               </w:r>
-              <w:hyperlink w:anchor="_Toc215432402" w:history="1">
+              <w:hyperlink w:anchor="_Toc215832366" w:history="1">
                 <w:r>
                   <w:rPr>
                     <w:rStyle w:val="Hyperlink"/>
@@ -686,7 +674,7 @@
                     <w:noProof/>
                     <w:webHidden/>
                   </w:rPr>
-                  <w:instrText xml:space="preserve"> PAGEREF _Toc215432402 \h </w:instrText>
+                  <w:instrText xml:space="preserve"> PAGEREF _Toc215832366 \h </w:instrText>
                 </w:r>
                 <w:r>
                   <w:rPr>
@@ -728,13 +716,13 @@
                   <w:noProof/>
                 </w:rPr>
               </w:pPr>
-              <w:hyperlink w:anchor="_Toc215432403" w:history="1">
+              <w:hyperlink w:anchor="_Toc215832367" w:history="1">
                 <w:r>
                   <w:rPr>
                     <w:rStyle w:val="Hyperlink"/>
                     <w:noProof/>
                   </w:rPr>
-                  <w:t>Red Cross</w:t>
+                  <w:t>Problem Statement &amp; Research Questions</w:t>
                 </w:r>
                 <w:r>
                   <w:rPr>
@@ -755,7 +743,145 @@
                     <w:noProof/>
                     <w:webHidden/>
                   </w:rPr>
-                  <w:instrText xml:space="preserve"> PAGEREF _Toc215432403 \h </w:instrText>
+                  <w:instrText xml:space="preserve"> PAGEREF _Toc215832367 \h </w:instrText>
+                </w:r>
+                <w:r>
+                  <w:rPr>
+                    <w:noProof/>
+                    <w:webHidden/>
+                  </w:rPr>
+                </w:r>
+                <w:r>
+                  <w:rPr>
+                    <w:noProof/>
+                    <w:webHidden/>
+                  </w:rPr>
+                  <w:fldChar w:fldCharType="separate"/>
+                </w:r>
+                <w:r>
+                  <w:rPr>
+                    <w:noProof/>
+                    <w:webHidden/>
+                  </w:rPr>
+                  <w:t>2</w:t>
+                </w:r>
+                <w:r>
+                  <w:rPr>
+                    <w:noProof/>
+                    <w:webHidden/>
+                  </w:rPr>
+                  <w:fldChar w:fldCharType="end"/>
+                </w:r>
+              </w:hyperlink>
+            </w:p>
+            <w:p>
+              <w:pPr>
+                <w:pStyle w:val="TOC2"/>
+                <w:tabs>
+                  <w:tab w:val="right" w:leader="dot" w:pos="9350"/>
+                </w:tabs>
+                <w:rPr>
+                  <w:rFonts w:eastAsiaTheme="minorEastAsia"/>
+                  <w:noProof/>
+                </w:rPr>
+              </w:pPr>
+              <w:hyperlink w:anchor="_Toc215832368" w:history="1">
+                <w:r>
+                  <w:rPr>
+                    <w:rStyle w:val="Hyperlink"/>
+                    <w:noProof/>
+                  </w:rPr>
+                  <w:t>Problem statement</w:t>
+                </w:r>
+                <w:r>
+                  <w:rPr>
+                    <w:noProof/>
+                    <w:webHidden/>
+                  </w:rPr>
+                  <w:tab/>
+                </w:r>
+                <w:r>
+                  <w:rPr>
+                    <w:noProof/>
+                    <w:webHidden/>
+                  </w:rPr>
+                  <w:fldChar w:fldCharType="begin"/>
+                </w:r>
+                <w:r>
+                  <w:rPr>
+                    <w:noProof/>
+                    <w:webHidden/>
+                  </w:rPr>
+                  <w:instrText xml:space="preserve"> PAGEREF _Toc215832368 \h </w:instrText>
+                </w:r>
+                <w:r>
+                  <w:rPr>
+                    <w:noProof/>
+                    <w:webHidden/>
+                  </w:rPr>
+                </w:r>
+                <w:r>
+                  <w:rPr>
+                    <w:noProof/>
+                    <w:webHidden/>
+                  </w:rPr>
+                  <w:fldChar w:fldCharType="separate"/>
+                </w:r>
+                <w:r>
+                  <w:rPr>
+                    <w:noProof/>
+                    <w:webHidden/>
+                  </w:rPr>
+                  <w:t>2</w:t>
+                </w:r>
+                <w:r>
+                  <w:rPr>
+                    <w:noProof/>
+                    <w:webHidden/>
+                  </w:rPr>
+                  <w:fldChar w:fldCharType="end"/>
+                </w:r>
+              </w:hyperlink>
+            </w:p>
+            <w:p>
+              <w:pPr>
+                <w:pStyle w:val="TOC2"/>
+                <w:tabs>
+                  <w:tab w:val="right" w:leader="dot" w:pos="9350"/>
+                </w:tabs>
+                <w:rPr>
+                  <w:rFonts w:eastAsiaTheme="minorEastAsia"/>
+                  <w:noProof/>
+                </w:rPr>
+              </w:pPr>
+              <w:hyperlink w:anchor="_Toc215832369" w:history="1">
+                <w:r>
+                  <w:rPr>
+                    <w:rStyle w:val="Hyperlink"/>
+                    <w:noProof/>
+                  </w:rPr>
+                  <w:t>Research questions</w:t>
+                </w:r>
+                <w:r>
+                  <w:rPr>
+                    <w:noProof/>
+                    <w:webHidden/>
+                  </w:rPr>
+                  <w:tab/>
+                </w:r>
+                <w:r>
+                  <w:rPr>
+                    <w:noProof/>
+                    <w:webHidden/>
+                  </w:rPr>
+                  <w:fldChar w:fldCharType="begin"/>
+                </w:r>
+                <w:r>
+                  <w:rPr>
+                    <w:noProof/>
+                    <w:webHidden/>
+                  </w:rPr>
+                  <w:instrText xml:space="preserve"> PAGEREF _Toc215832369 \h </w:instrText>
                 </w:r>
                 <w:r>
                   <w:rPr>
@@ -797,13 +923,13 @@
                   <w:noProof/>
                 </w:rPr>
               </w:pPr>
-              <w:hyperlink w:anchor="_Toc215432404" w:history="1">
+              <w:hyperlink w:anchor="_Toc215832370" w:history="1">
                 <w:r>
                   <w:rPr>
                     <w:rStyle w:val="Hyperlink"/>
                     <w:noProof/>
                   </w:rPr>
-                  <w:t>Doctors Without Borders</w:t>
+                  <w:t>Methodology</w:t>
                 </w:r>
                 <w:r>
                   <w:rPr>
@@ -824,7 +950,421 @@
                     <w:noProof/>
                     <w:webHidden/>
                   </w:rPr>
-                  <w:instrText xml:space="preserve"> PAGEREF _Toc215432404 \h </w:instrText>
+                  <w:instrText xml:space="preserve"> PAGEREF _Toc215832370 \h </w:instrText>
+                </w:r>
+                <w:r>
+                  <w:rPr>
+                    <w:noProof/>
+                    <w:webHidden/>
+                  </w:rPr>
+                </w:r>
+                <w:r>
+                  <w:rPr>
+                    <w:noProof/>
+                    <w:webHidden/>
+                  </w:rPr>
+                  <w:fldChar w:fldCharType="separate"/>
+                </w:r>
+                <w:r>
+                  <w:rPr>
+                    <w:noProof/>
+                    <w:webHidden/>
+                  </w:rPr>
+                  <w:t>3</w:t>
+                </w:r>
+                <w:r>
+                  <w:rPr>
+                    <w:noProof/>
+                    <w:webHidden/>
+                  </w:rPr>
+                  <w:fldChar w:fldCharType="end"/>
+                </w:r>
+              </w:hyperlink>
+            </w:p>
+            <w:p>
+              <w:pPr>
+                <w:pStyle w:val="TOC2"/>
+                <w:tabs>
+                  <w:tab w:val="right" w:leader="dot" w:pos="9350"/>
+                </w:tabs>
+                <w:rPr>
+                  <w:rFonts w:eastAsiaTheme="minorEastAsia"/>
+                  <w:noProof/>
+                </w:rPr>
+              </w:pPr>
+              <w:hyperlink w:anchor="_Toc215832371" w:history="1">
+                <w:r>
+                  <w:rPr>
+                    <w:rStyle w:val="Hyperlink"/>
+                    <w:noProof/>
+                  </w:rPr>
+                  <w:t>Literature Study</w:t>
+                </w:r>
+                <w:r>
+                  <w:rPr>
+                    <w:noProof/>
+                    <w:webHidden/>
+                  </w:rPr>
+                  <w:tab/>
+                </w:r>
+                <w:r>
+                  <w:rPr>
+                    <w:noProof/>
+                    <w:webHidden/>
+                  </w:rPr>
+                  <w:fldChar w:fldCharType="begin"/>
+                </w:r>
+                <w:r>
+                  <w:rPr>
+                    <w:noProof/>
+                    <w:webHidden/>
+                  </w:rPr>
+                  <w:instrText xml:space="preserve"> PAGEREF _Toc215832371 \h </w:instrText>
+                </w:r>
+                <w:r>
+                  <w:rPr>
+                    <w:noProof/>
+                    <w:webHidden/>
+                  </w:rPr>
+                </w:r>
+                <w:r>
+                  <w:rPr>
+                    <w:noProof/>
+                    <w:webHidden/>
+                  </w:rPr>
+                  <w:fldChar w:fldCharType="separate"/>
+                </w:r>
+                <w:r>
+                  <w:rPr>
+                    <w:noProof/>
+                    <w:webHidden/>
+                  </w:rPr>
+                  <w:t>3</w:t>
+                </w:r>
+                <w:r>
+                  <w:rPr>
+                    <w:noProof/>
+                    <w:webHidden/>
+                  </w:rPr>
+                  <w:fldChar w:fldCharType="end"/>
+                </w:r>
+              </w:hyperlink>
+            </w:p>
+            <w:p>
+              <w:pPr>
+                <w:pStyle w:val="TOC2"/>
+                <w:tabs>
+                  <w:tab w:val="right" w:leader="dot" w:pos="9350"/>
+                </w:tabs>
+                <w:rPr>
+                  <w:rFonts w:eastAsiaTheme="minorEastAsia"/>
+                  <w:noProof/>
+                </w:rPr>
+              </w:pPr>
+              <w:hyperlink w:anchor="_Toc215832372" w:history="1">
+                <w:r>
+                  <w:rPr>
+                    <w:rStyle w:val="Hyperlink"/>
+                    <w:noProof/>
+                  </w:rPr>
+                  <w:t>Exploratory data analysis</w:t>
+                </w:r>
+                <w:r>
+                  <w:rPr>
+                    <w:noProof/>
+                    <w:webHidden/>
+                  </w:rPr>
+                  <w:tab/>
+                </w:r>
+                <w:r>
+                  <w:rPr>
+                    <w:noProof/>
+                    <w:webHidden/>
+                  </w:rPr>
+                  <w:fldChar w:fldCharType="begin"/>
+                </w:r>
+                <w:r>
+                  <w:rPr>
+                    <w:noProof/>
+                    <w:webHidden/>
+                  </w:rPr>
+                  <w:instrText xml:space="preserve"> PAGEREF _Toc215832372 \h </w:instrText>
+                </w:r>
+                <w:r>
+                  <w:rPr>
+                    <w:noProof/>
+                    <w:webHidden/>
+                  </w:rPr>
+                </w:r>
+                <w:r>
+                  <w:rPr>
+                    <w:noProof/>
+                    <w:webHidden/>
+                  </w:rPr>
+                  <w:fldChar w:fldCharType="separate"/>
+                </w:r>
+                <w:r>
+                  <w:rPr>
+                    <w:noProof/>
+                    <w:webHidden/>
+                  </w:rPr>
+                  <w:t>3</w:t>
+                </w:r>
+                <w:r>
+                  <w:rPr>
+                    <w:noProof/>
+                    <w:webHidden/>
+                  </w:rPr>
+                  <w:fldChar w:fldCharType="end"/>
+                </w:r>
+              </w:hyperlink>
+            </w:p>
+            <w:p>
+              <w:pPr>
+                <w:pStyle w:val="TOC2"/>
+                <w:tabs>
+                  <w:tab w:val="right" w:leader="dot" w:pos="9350"/>
+                </w:tabs>
+                <w:rPr>
+                  <w:rFonts w:eastAsiaTheme="minorEastAsia"/>
+                  <w:noProof/>
+                </w:rPr>
+              </w:pPr>
+              <w:hyperlink w:anchor="_Toc215832373" w:history="1">
+                <w:r>
+                  <w:rPr>
+                    <w:rStyle w:val="Hyperlink"/>
+                    <w:noProof/>
+                  </w:rPr>
+                  <w:t>Data quality check</w:t>
+                </w:r>
+                <w:r>
+                  <w:rPr>
+                    <w:noProof/>
+                    <w:webHidden/>
+                  </w:rPr>
+                  <w:tab/>
+                </w:r>
+                <w:r>
+                  <w:rPr>
+                    <w:noProof/>
+                    <w:webHidden/>
+                  </w:rPr>
+                  <w:fldChar w:fldCharType="begin"/>
+                </w:r>
+                <w:r>
+                  <w:rPr>
+                    <w:noProof/>
+                    <w:webHidden/>
+                  </w:rPr>
+                  <w:instrText xml:space="preserve"> PAGEREF _Toc215832373 \h </w:instrText>
+                </w:r>
+                <w:r>
+                  <w:rPr>
+                    <w:noProof/>
+                    <w:webHidden/>
+                  </w:rPr>
+                </w:r>
+                <w:r>
+                  <w:rPr>
+                    <w:noProof/>
+                    <w:webHidden/>
+                  </w:rPr>
+                  <w:fldChar w:fldCharType="separate"/>
+                </w:r>
+                <w:r>
+                  <w:rPr>
+                    <w:noProof/>
+                    <w:webHidden/>
+                  </w:rPr>
+                  <w:t>3</w:t>
+                </w:r>
+                <w:r>
+                  <w:rPr>
+                    <w:noProof/>
+                    <w:webHidden/>
+                  </w:rPr>
+                  <w:fldChar w:fldCharType="end"/>
+                </w:r>
+              </w:hyperlink>
+            </w:p>
+            <w:p>
+              <w:pPr>
+                <w:pStyle w:val="TOC2"/>
+                <w:tabs>
+                  <w:tab w:val="right" w:leader="dot" w:pos="9350"/>
+                </w:tabs>
+                <w:rPr>
+                  <w:rFonts w:eastAsiaTheme="minorEastAsia"/>
+                  <w:noProof/>
+                </w:rPr>
+              </w:pPr>
+              <w:hyperlink w:anchor="_Toc215832374" w:history="1">
+                <w:r>
+                  <w:rPr>
+                    <w:rStyle w:val="Hyperlink"/>
+                    <w:noProof/>
+                  </w:rPr>
+                  <w:t>Data analytics</w:t>
+                </w:r>
+                <w:r>
+                  <w:rPr>
+                    <w:noProof/>
+                    <w:webHidden/>
+                  </w:rPr>
+                  <w:tab/>
+                </w:r>
+                <w:r>
+                  <w:rPr>
+                    <w:noProof/>
+                    <w:webHidden/>
+                  </w:rPr>
+                  <w:fldChar w:fldCharType="begin"/>
+                </w:r>
+                <w:r>
+                  <w:rPr>
+                    <w:noProof/>
+                    <w:webHidden/>
+                  </w:rPr>
+                  <w:instrText xml:space="preserve"> PAGEREF _Toc215832374 \h </w:instrText>
+                </w:r>
+                <w:r>
+                  <w:rPr>
+                    <w:noProof/>
+                    <w:webHidden/>
+                  </w:rPr>
+                </w:r>
+                <w:r>
+                  <w:rPr>
+                    <w:noProof/>
+                    <w:webHidden/>
+                  </w:rPr>
+                  <w:fldChar w:fldCharType="separate"/>
+                </w:r>
+                <w:r>
+                  <w:rPr>
+                    <w:noProof/>
+                    <w:webHidden/>
+                  </w:rPr>
+                  <w:t>3</w:t>
+                </w:r>
+                <w:r>
+                  <w:rPr>
+                    <w:noProof/>
+                    <w:webHidden/>
+                  </w:rPr>
+                  <w:fldChar w:fldCharType="end"/>
+                </w:r>
+              </w:hyperlink>
+            </w:p>
+            <w:p>
+              <w:pPr>
+                <w:pStyle w:val="TOC2"/>
+                <w:tabs>
+                  <w:tab w:val="right" w:leader="dot" w:pos="9350"/>
+                </w:tabs>
+                <w:rPr>
+                  <w:rFonts w:eastAsiaTheme="minorEastAsia"/>
+                  <w:noProof/>
+                </w:rPr>
+              </w:pPr>
+              <w:hyperlink w:anchor="_Toc215832375" w:history="1">
+                <w:r>
+                  <w:rPr>
+                    <w:rStyle w:val="Hyperlink"/>
+                    <w:noProof/>
+                  </w:rPr>
+                  <w:t>Model validation</w:t>
+                </w:r>
+                <w:r>
+                  <w:rPr>
+                    <w:noProof/>
+                    <w:webHidden/>
+                  </w:rPr>
+                  <w:tab/>
+                </w:r>
+                <w:r>
+                  <w:rPr>
+                    <w:noProof/>
+                    <w:webHidden/>
+                  </w:rPr>
+                  <w:fldChar w:fldCharType="begin"/>
+                </w:r>
+                <w:r>
+                  <w:rPr>
+                    <w:noProof/>
+                    <w:webHidden/>
+                  </w:rPr>
+                  <w:instrText xml:space="preserve"> PAGEREF _Toc215832375 \h </w:instrText>
+                </w:r>
+                <w:r>
+                  <w:rPr>
+                    <w:noProof/>
+                    <w:webHidden/>
+                  </w:rPr>
+                </w:r>
+                <w:r>
+                  <w:rPr>
+                    <w:noProof/>
+                    <w:webHidden/>
+                  </w:rPr>
+                  <w:fldChar w:fldCharType="separate"/>
+                </w:r>
+                <w:r>
+                  <w:rPr>
+                    <w:noProof/>
+                    <w:webHidden/>
+                  </w:rPr>
+                  <w:t>3</w:t>
+                </w:r>
+                <w:r>
+                  <w:rPr>
+                    <w:noProof/>
+                    <w:webHidden/>
+                  </w:rPr>
+                  <w:fldChar w:fldCharType="end"/>
+                </w:r>
+              </w:hyperlink>
+            </w:p>
+            <w:p>
+              <w:pPr>
+                <w:pStyle w:val="TOC2"/>
+                <w:tabs>
+                  <w:tab w:val="right" w:leader="dot" w:pos="9350"/>
+                </w:tabs>
+                <w:rPr>
+                  <w:rFonts w:eastAsiaTheme="minorEastAsia"/>
+                  <w:noProof/>
+                </w:rPr>
+              </w:pPr>
+              <w:hyperlink w:anchor="_Toc215832376" w:history="1">
+                <w:r>
+                  <w:rPr>
+                    <w:rStyle w:val="Hyperlink"/>
+                    <w:noProof/>
+                  </w:rPr>
+                  <w:t>Model evaluation</w:t>
+                </w:r>
+                <w:r>
+                  <w:rPr>
+                    <w:noProof/>
+                    <w:webHidden/>
+                  </w:rPr>
+                  <w:tab/>
+                </w:r>
+                <w:r>
+                  <w:rPr>
+                    <w:noProof/>
+                    <w:webHidden/>
+                  </w:rPr>
+                  <w:fldChar w:fldCharType="begin"/>
+                </w:r>
+                <w:r>
+                  <w:rPr>
+                    <w:noProof/>
+                    <w:webHidden/>
+                  </w:rPr>
+                  <w:instrText xml:space="preserve"> PAGEREF _Toc215832376 \h </w:instrText>
                 </w:r>
                 <w:r>
                   <w:rPr>
@@ -866,13 +1406,13 @@
                   <w:noProof/>
                 </w:rPr>
               </w:pPr>
-              <w:hyperlink w:anchor="_Toc215432405" w:history="1">
+              <w:hyperlink w:anchor="_Toc215832377" w:history="1">
                 <w:r>
                   <w:rPr>
                     <w:rStyle w:val="Hyperlink"/>
                     <w:noProof/>
                   </w:rPr>
-                  <w:t>Similar Tools</w:t>
+                  <w:t>BERT</w:t>
                 </w:r>
                 <w:r>
                   <w:rPr>
@@ -893,7 +1433,7 @@
                     <w:noProof/>
                     <w:webHidden/>
                   </w:rPr>
-                  <w:instrText xml:space="preserve"> PAGEREF _Toc215432405 \h </w:instrText>
+                  <w:instrText xml:space="preserve"> PAGEREF _Toc215832377 \h </w:instrText>
                 </w:r>
                 <w:r>
                   <w:rPr>
@@ -935,13 +1475,13 @@
                   <w:noProof/>
                 </w:rPr>
               </w:pPr>
-              <w:hyperlink w:anchor="_Toc215432406" w:history="1">
+              <w:hyperlink w:anchor="_Toc215832378" w:history="1">
                 <w:r>
                   <w:rPr>
                     <w:rStyle w:val="Hyperlink"/>
                     <w:noProof/>
                   </w:rPr>
-                  <w:t>Artificial Intelligence for Digital Response</w:t>
+                  <w:t>What is BERT?</w:t>
                 </w:r>
                 <w:r>
                   <w:rPr>
@@ -962,7 +1502,7 @@
                     <w:noProof/>
                     <w:webHidden/>
                   </w:rPr>
-                  <w:instrText xml:space="preserve"> PAGEREF _Toc215432406 \h </w:instrText>
+                  <w:instrText xml:space="preserve"> PAGEREF _Toc215832378 \h </w:instrText>
                 </w:r>
                 <w:r>
                   <w:rPr>
@@ -1004,13 +1544,13 @@
                   <w:noProof/>
                 </w:rPr>
               </w:pPr>
-              <w:hyperlink w:anchor="_Toc215432407" w:history="1">
+              <w:hyperlink w:anchor="_Toc215832379" w:history="1">
                 <w:r>
                   <w:rPr>
                     <w:rStyle w:val="Hyperlink"/>
                     <w:noProof/>
                   </w:rPr>
-                  <w:t>Red Cross 510</w:t>
+                  <w:t>BERT-based models</w:t>
                 </w:r>
                 <w:r>
                   <w:rPr>
@@ -1031,7 +1571,283 @@
                     <w:noProof/>
                     <w:webHidden/>
                   </w:rPr>
-                  <w:instrText xml:space="preserve"> PAGEREF _Toc215432407 \h </w:instrText>
+                  <w:instrText xml:space="preserve"> PAGEREF _Toc215832379 \h </w:instrText>
+                </w:r>
+                <w:r>
+                  <w:rPr>
+                    <w:noProof/>
+                    <w:webHidden/>
+                  </w:rPr>
+                </w:r>
+                <w:r>
+                  <w:rPr>
+                    <w:noProof/>
+                    <w:webHidden/>
+                  </w:rPr>
+                  <w:fldChar w:fldCharType="separate"/>
+                </w:r>
+                <w:r>
+                  <w:rPr>
+                    <w:noProof/>
+                    <w:webHidden/>
+                  </w:rPr>
+                  <w:t>4</w:t>
+                </w:r>
+                <w:r>
+                  <w:rPr>
+                    <w:noProof/>
+                    <w:webHidden/>
+                  </w:rPr>
+                  <w:fldChar w:fldCharType="end"/>
+                </w:r>
+              </w:hyperlink>
+            </w:p>
+            <w:p>
+              <w:pPr>
+                <w:pStyle w:val="TOC2"/>
+                <w:tabs>
+                  <w:tab w:val="right" w:leader="dot" w:pos="9350"/>
+                </w:tabs>
+                <w:rPr>
+                  <w:rFonts w:eastAsiaTheme="minorEastAsia"/>
+                  <w:noProof/>
+                </w:rPr>
+              </w:pPr>
+              <w:hyperlink w:anchor="_Toc215832380" w:history="1">
+                <w:r>
+                  <w:rPr>
+                    <w:rStyle w:val="Hyperlink"/>
+                    <w:noProof/>
+                  </w:rPr>
+                  <w:t>How BERT processes the input?</w:t>
+                </w:r>
+                <w:r>
+                  <w:rPr>
+                    <w:noProof/>
+                    <w:webHidden/>
+                  </w:rPr>
+                  <w:tab/>
+                </w:r>
+                <w:r>
+                  <w:rPr>
+                    <w:noProof/>
+                    <w:webHidden/>
+                  </w:rPr>
+                  <w:fldChar w:fldCharType="begin"/>
+                </w:r>
+                <w:r>
+                  <w:rPr>
+                    <w:noProof/>
+                    <w:webHidden/>
+                  </w:rPr>
+                  <w:instrText xml:space="preserve"> PAGEREF _Toc215832380 \h </w:instrText>
+                </w:r>
+                <w:r>
+                  <w:rPr>
+                    <w:noProof/>
+                    <w:webHidden/>
+                  </w:rPr>
+                </w:r>
+                <w:r>
+                  <w:rPr>
+                    <w:noProof/>
+                    <w:webHidden/>
+                  </w:rPr>
+                  <w:fldChar w:fldCharType="separate"/>
+                </w:r>
+                <w:r>
+                  <w:rPr>
+                    <w:noProof/>
+                    <w:webHidden/>
+                  </w:rPr>
+                  <w:t>4</w:t>
+                </w:r>
+                <w:r>
+                  <w:rPr>
+                    <w:noProof/>
+                    <w:webHidden/>
+                  </w:rPr>
+                  <w:fldChar w:fldCharType="end"/>
+                </w:r>
+              </w:hyperlink>
+            </w:p>
+            <w:p>
+              <w:pPr>
+                <w:pStyle w:val="TOC3"/>
+                <w:tabs>
+                  <w:tab w:val="right" w:leader="dot" w:pos="9350"/>
+                </w:tabs>
+                <w:rPr>
+                  <w:rFonts w:eastAsiaTheme="minorEastAsia"/>
+                  <w:noProof/>
+                </w:rPr>
+              </w:pPr>
+              <w:hyperlink w:anchor="_Toc215832381" w:history="1">
+                <w:r>
+                  <w:rPr>
+                    <w:rStyle w:val="Hyperlink"/>
+                    <w:noProof/>
+                  </w:rPr>
+                  <w:t>Tokenization</w:t>
+                </w:r>
+                <w:r>
+                  <w:rPr>
+                    <w:noProof/>
+                    <w:webHidden/>
+                  </w:rPr>
+                  <w:tab/>
+                </w:r>
+                <w:r>
+                  <w:rPr>
+                    <w:noProof/>
+                    <w:webHidden/>
+                  </w:rPr>
+                  <w:fldChar w:fldCharType="begin"/>
+                </w:r>
+                <w:r>
+                  <w:rPr>
+                    <w:noProof/>
+                    <w:webHidden/>
+                  </w:rPr>
+                  <w:instrText xml:space="preserve"> PAGEREF _Toc215832381 \h </w:instrText>
+                </w:r>
+                <w:r>
+                  <w:rPr>
+                    <w:noProof/>
+                    <w:webHidden/>
+                  </w:rPr>
+                </w:r>
+                <w:r>
+                  <w:rPr>
+                    <w:noProof/>
+                    <w:webHidden/>
+                  </w:rPr>
+                  <w:fldChar w:fldCharType="separate"/>
+                </w:r>
+                <w:r>
+                  <w:rPr>
+                    <w:noProof/>
+                    <w:webHidden/>
+                  </w:rPr>
+                  <w:t>4</w:t>
+                </w:r>
+                <w:r>
+                  <w:rPr>
+                    <w:noProof/>
+                    <w:webHidden/>
+                  </w:rPr>
+                  <w:fldChar w:fldCharType="end"/>
+                </w:r>
+              </w:hyperlink>
+            </w:p>
+            <w:p>
+              <w:pPr>
+                <w:pStyle w:val="TOC3"/>
+                <w:tabs>
+                  <w:tab w:val="right" w:leader="dot" w:pos="9350"/>
+                </w:tabs>
+                <w:rPr>
+                  <w:rFonts w:eastAsiaTheme="minorEastAsia"/>
+                  <w:noProof/>
+                </w:rPr>
+              </w:pPr>
+              <w:hyperlink w:anchor="_Toc215832382" w:history="1">
+                <w:r>
+                  <w:rPr>
+                    <w:rStyle w:val="Hyperlink"/>
+                    <w:noProof/>
+                  </w:rPr>
+                  <w:t>Embeddings</w:t>
+                </w:r>
+                <w:r>
+                  <w:rPr>
+                    <w:noProof/>
+                    <w:webHidden/>
+                  </w:rPr>
+                  <w:tab/>
+                </w:r>
+                <w:r>
+                  <w:rPr>
+                    <w:noProof/>
+                    <w:webHidden/>
+                  </w:rPr>
+                  <w:fldChar w:fldCharType="begin"/>
+                </w:r>
+                <w:r>
+                  <w:rPr>
+                    <w:noProof/>
+                    <w:webHidden/>
+                  </w:rPr>
+                  <w:instrText xml:space="preserve"> PAGEREF _Toc215832382 \h </w:instrText>
+                </w:r>
+                <w:r>
+                  <w:rPr>
+                    <w:noProof/>
+                    <w:webHidden/>
+                  </w:rPr>
+                </w:r>
+                <w:r>
+                  <w:rPr>
+                    <w:noProof/>
+                    <w:webHidden/>
+                  </w:rPr>
+                  <w:fldChar w:fldCharType="separate"/>
+                </w:r>
+                <w:r>
+                  <w:rPr>
+                    <w:noProof/>
+                    <w:webHidden/>
+                  </w:rPr>
+                  <w:t>5</w:t>
+                </w:r>
+                <w:r>
+                  <w:rPr>
+                    <w:noProof/>
+                    <w:webHidden/>
+                  </w:rPr>
+                  <w:fldChar w:fldCharType="end"/>
+                </w:r>
+              </w:hyperlink>
+            </w:p>
+            <w:p>
+              <w:pPr>
+                <w:pStyle w:val="TOC3"/>
+                <w:tabs>
+                  <w:tab w:val="right" w:leader="dot" w:pos="9350"/>
+                </w:tabs>
+                <w:rPr>
+                  <w:rFonts w:eastAsiaTheme="minorEastAsia"/>
+                  <w:noProof/>
+                </w:rPr>
+              </w:pPr>
+              <w:hyperlink w:anchor="_Toc215832383" w:history="1">
+                <w:r>
+                  <w:rPr>
+                    <w:rStyle w:val="Hyperlink"/>
+                    <w:noProof/>
+                  </w:rPr>
+                  <w:t>Training</w:t>
+                </w:r>
+                <w:r>
+                  <w:rPr>
+                    <w:noProof/>
+                    <w:webHidden/>
+                  </w:rPr>
+                  <w:tab/>
+                </w:r>
+                <w:r>
+                  <w:rPr>
+                    <w:noProof/>
+                    <w:webHidden/>
+                  </w:rPr>
+                  <w:fldChar w:fldCharType="begin"/>
+                </w:r>
+                <w:r>
+                  <w:rPr>
+                    <w:noProof/>
+                    <w:webHidden/>
+                  </w:rPr>
+                  <w:instrText xml:space="preserve"> PAGEREF _Toc215832383 \h </w:instrText>
                 </w:r>
                 <w:r>
                   <w:rPr>
@@ -1073,12 +1889,495 @@
                   <w:noProof/>
                 </w:rPr>
               </w:pPr>
-              <w:hyperlink w:anchor="_Toc215432408" w:history="1">
+              <w:hyperlink w:anchor="_Toc215832384" w:history="1">
                 <w:r>
                   <w:rPr>
                     <w:rStyle w:val="Hyperlink"/>
                     <w:noProof/>
                   </w:rPr>
+                  <w:t>Red Cross</w:t>
+                </w:r>
+                <w:r>
+                  <w:rPr>
+                    <w:noProof/>
+                    <w:webHidden/>
+                  </w:rPr>
+                  <w:tab/>
+                </w:r>
+                <w:r>
+                  <w:rPr>
+                    <w:noProof/>
+                    <w:webHidden/>
+                  </w:rPr>
+                  <w:fldChar w:fldCharType="begin"/>
+                </w:r>
+                <w:r>
+                  <w:rPr>
+                    <w:noProof/>
+                    <w:webHidden/>
+                  </w:rPr>
+                  <w:instrText xml:space="preserve"> PAGEREF _Toc215832384 \h </w:instrText>
+                </w:r>
+                <w:r>
+                  <w:rPr>
+                    <w:noProof/>
+                    <w:webHidden/>
+                  </w:rPr>
+                </w:r>
+                <w:r>
+                  <w:rPr>
+                    <w:noProof/>
+                    <w:webHidden/>
+                  </w:rPr>
+                  <w:fldChar w:fldCharType="separate"/>
+                </w:r>
+                <w:r>
+                  <w:rPr>
+                    <w:noProof/>
+                    <w:webHidden/>
+                  </w:rPr>
+                  <w:t>6</w:t>
+                </w:r>
+                <w:r>
+                  <w:rPr>
+                    <w:noProof/>
+                    <w:webHidden/>
+                  </w:rPr>
+                  <w:fldChar w:fldCharType="end"/>
+                </w:r>
+              </w:hyperlink>
+            </w:p>
+            <w:p>
+              <w:pPr>
+                <w:pStyle w:val="TOC1"/>
+                <w:tabs>
+                  <w:tab w:val="right" w:leader="dot" w:pos="9350"/>
+                </w:tabs>
+                <w:rPr>
+                  <w:rFonts w:eastAsiaTheme="minorEastAsia"/>
+                  <w:noProof/>
+                </w:rPr>
+              </w:pPr>
+              <w:hyperlink w:anchor="_Toc215832385" w:history="1">
+                <w:r>
+                  <w:rPr>
+                    <w:rStyle w:val="Hyperlink"/>
+                    <w:noProof/>
+                  </w:rPr>
+                  <w:t>Doctors Without Borders</w:t>
+                </w:r>
+                <w:r>
+                  <w:rPr>
+                    <w:noProof/>
+                    <w:webHidden/>
+                  </w:rPr>
+                  <w:tab/>
+                </w:r>
+                <w:r>
+                  <w:rPr>
+                    <w:noProof/>
+                    <w:webHidden/>
+                  </w:rPr>
+                  <w:fldChar w:fldCharType="begin"/>
+                </w:r>
+                <w:r>
+                  <w:rPr>
+                    <w:noProof/>
+                    <w:webHidden/>
+                  </w:rPr>
+                  <w:instrText xml:space="preserve"> PAGEREF _Toc215832385 \h </w:instrText>
+                </w:r>
+                <w:r>
+                  <w:rPr>
+                    <w:noProof/>
+                    <w:webHidden/>
+                  </w:rPr>
+                </w:r>
+                <w:r>
+                  <w:rPr>
+                    <w:noProof/>
+                    <w:webHidden/>
+                  </w:rPr>
+                  <w:fldChar w:fldCharType="separate"/>
+                </w:r>
+                <w:r>
+                  <w:rPr>
+                    <w:noProof/>
+                    <w:webHidden/>
+                  </w:rPr>
+                  <w:t>7</w:t>
+                </w:r>
+                <w:r>
+                  <w:rPr>
+                    <w:noProof/>
+                    <w:webHidden/>
+                  </w:rPr>
+                  <w:fldChar w:fldCharType="end"/>
+                </w:r>
+              </w:hyperlink>
+            </w:p>
+            <w:p>
+              <w:pPr>
+                <w:pStyle w:val="TOC1"/>
+                <w:tabs>
+                  <w:tab w:val="right" w:leader="dot" w:pos="9350"/>
+                </w:tabs>
+                <w:rPr>
+                  <w:rFonts w:eastAsiaTheme="minorEastAsia"/>
+                  <w:noProof/>
+                </w:rPr>
+              </w:pPr>
+              <w:hyperlink w:anchor="_Toc215832386" w:history="1">
+                <w:r>
+                  <w:rPr>
+                    <w:rStyle w:val="Hyperlink"/>
+                    <w:noProof/>
+                  </w:rPr>
+                  <w:t>Similar Tools</w:t>
+                </w:r>
+                <w:r>
+                  <w:rPr>
+                    <w:noProof/>
+                    <w:webHidden/>
+                  </w:rPr>
+                  <w:tab/>
+                </w:r>
+                <w:r>
+                  <w:rPr>
+                    <w:noProof/>
+                    <w:webHidden/>
+                  </w:rPr>
+                  <w:fldChar w:fldCharType="begin"/>
+                </w:r>
+                <w:r>
+                  <w:rPr>
+                    <w:noProof/>
+                    <w:webHidden/>
+                  </w:rPr>
+                  <w:instrText xml:space="preserve"> PAGEREF _Toc215832386 \h </w:instrText>
+                </w:r>
+                <w:r>
+                  <w:rPr>
+                    <w:noProof/>
+                    <w:webHidden/>
+                  </w:rPr>
+                </w:r>
+                <w:r>
+                  <w:rPr>
+                    <w:noProof/>
+                    <w:webHidden/>
+                  </w:rPr>
+                  <w:fldChar w:fldCharType="separate"/>
+                </w:r>
+                <w:r>
+                  <w:rPr>
+                    <w:noProof/>
+                    <w:webHidden/>
+                  </w:rPr>
+                  <w:t>8</w:t>
+                </w:r>
+                <w:r>
+                  <w:rPr>
+                    <w:noProof/>
+                    <w:webHidden/>
+                  </w:rPr>
+                  <w:fldChar w:fldCharType="end"/>
+                </w:r>
+              </w:hyperlink>
+            </w:p>
+            <w:p>
+              <w:pPr>
+                <w:pStyle w:val="TOC2"/>
+                <w:tabs>
+                  <w:tab w:val="right" w:leader="dot" w:pos="9350"/>
+                </w:tabs>
+                <w:rPr>
+                  <w:rFonts w:eastAsiaTheme="minorEastAsia"/>
+                  <w:noProof/>
+                </w:rPr>
+              </w:pPr>
+              <w:hyperlink w:anchor="_Toc215832387" w:history="1">
+                <w:r>
+                  <w:rPr>
+                    <w:rStyle w:val="Hyperlink"/>
+                    <w:noProof/>
+                  </w:rPr>
+                  <w:t>Artificial Intelligence for Digital Response</w:t>
+                </w:r>
+                <w:r>
+                  <w:rPr>
+                    <w:noProof/>
+                    <w:webHidden/>
+                  </w:rPr>
+                  <w:tab/>
+                </w:r>
+                <w:r>
+                  <w:rPr>
+                    <w:noProof/>
+                    <w:webHidden/>
+                  </w:rPr>
+                  <w:fldChar w:fldCharType="begin"/>
+                </w:r>
+                <w:r>
+                  <w:rPr>
+                    <w:noProof/>
+                    <w:webHidden/>
+                  </w:rPr>
+                  <w:instrText xml:space="preserve"> PAGEREF _Toc215832387 \h </w:instrText>
+                </w:r>
+                <w:r>
+                  <w:rPr>
+                    <w:noProof/>
+                    <w:webHidden/>
+                  </w:rPr>
+                </w:r>
+                <w:r>
+                  <w:rPr>
+                    <w:noProof/>
+                    <w:webHidden/>
+                  </w:rPr>
+                  <w:fldChar w:fldCharType="separate"/>
+                </w:r>
+                <w:r>
+                  <w:rPr>
+                    <w:noProof/>
+                    <w:webHidden/>
+                  </w:rPr>
+                  <w:t>8</w:t>
+                </w:r>
+                <w:r>
+                  <w:rPr>
+                    <w:noProof/>
+                    <w:webHidden/>
+                  </w:rPr>
+                  <w:fldChar w:fldCharType="end"/>
+                </w:r>
+              </w:hyperlink>
+            </w:p>
+            <w:p>
+              <w:pPr>
+                <w:pStyle w:val="TOC2"/>
+                <w:tabs>
+                  <w:tab w:val="right" w:leader="dot" w:pos="9350"/>
+                </w:tabs>
+                <w:rPr>
+                  <w:rFonts w:eastAsiaTheme="minorEastAsia"/>
+                  <w:noProof/>
+                </w:rPr>
+              </w:pPr>
+              <w:hyperlink w:anchor="_Toc215832388" w:history="1">
+                <w:r>
+                  <w:rPr>
+                    <w:rStyle w:val="Hyperlink"/>
+                    <w:noProof/>
+                  </w:rPr>
+                  <w:t>Red Cross 510</w:t>
+                </w:r>
+                <w:r>
+                  <w:rPr>
+                    <w:noProof/>
+                    <w:webHidden/>
+                  </w:rPr>
+                  <w:tab/>
+                </w:r>
+                <w:r>
+                  <w:rPr>
+                    <w:noProof/>
+                    <w:webHidden/>
+                  </w:rPr>
+                  <w:fldChar w:fldCharType="begin"/>
+                </w:r>
+                <w:r>
+                  <w:rPr>
+                    <w:noProof/>
+                    <w:webHidden/>
+                  </w:rPr>
+                  <w:instrText xml:space="preserve"> PAGEREF _Toc215832388 \h </w:instrText>
+                </w:r>
+                <w:r>
+                  <w:rPr>
+                    <w:noProof/>
+                    <w:webHidden/>
+                  </w:rPr>
+                </w:r>
+                <w:r>
+                  <w:rPr>
+                    <w:noProof/>
+                    <w:webHidden/>
+                  </w:rPr>
+                  <w:fldChar w:fldCharType="separate"/>
+                </w:r>
+                <w:r>
+                  <w:rPr>
+                    <w:noProof/>
+                    <w:webHidden/>
+                  </w:rPr>
+                  <w:t>8</w:t>
+                </w:r>
+                <w:r>
+                  <w:rPr>
+                    <w:noProof/>
+                    <w:webHidden/>
+                  </w:rPr>
+                  <w:fldChar w:fldCharType="end"/>
+                </w:r>
+              </w:hyperlink>
+            </w:p>
+            <w:p>
+              <w:pPr>
+                <w:pStyle w:val="TOC1"/>
+                <w:tabs>
+                  <w:tab w:val="right" w:leader="dot" w:pos="9350"/>
+                </w:tabs>
+                <w:rPr>
+                  <w:rFonts w:eastAsiaTheme="minorEastAsia"/>
+                  <w:noProof/>
+                </w:rPr>
+              </w:pPr>
+              <w:hyperlink w:anchor="_Toc215832389" w:history="1">
+                <w:r>
+                  <w:rPr>
+                    <w:rStyle w:val="Hyperlink"/>
+                    <w:noProof/>
+                  </w:rPr>
+                  <w:t>Role of XAI in Crisis Response</w:t>
+                </w:r>
+                <w:r>
+                  <w:rPr>
+                    <w:noProof/>
+                    <w:webHidden/>
+                  </w:rPr>
+                  <w:tab/>
+                </w:r>
+                <w:r>
+                  <w:rPr>
+                    <w:noProof/>
+                    <w:webHidden/>
+                  </w:rPr>
+                  <w:fldChar w:fldCharType="begin"/>
+                </w:r>
+                <w:r>
+                  <w:rPr>
+                    <w:noProof/>
+                    <w:webHidden/>
+                  </w:rPr>
+                  <w:instrText xml:space="preserve"> PAGEREF _Toc215832389 \h </w:instrText>
+                </w:r>
+                <w:r>
+                  <w:rPr>
+                    <w:noProof/>
+                    <w:webHidden/>
+                  </w:rPr>
+                </w:r>
+                <w:r>
+                  <w:rPr>
+                    <w:noProof/>
+                    <w:webHidden/>
+                  </w:rPr>
+                  <w:fldChar w:fldCharType="separate"/>
+                </w:r>
+                <w:r>
+                  <w:rPr>
+                    <w:noProof/>
+                    <w:webHidden/>
+                  </w:rPr>
+                  <w:t>8</w:t>
+                </w:r>
+                <w:r>
+                  <w:rPr>
+                    <w:noProof/>
+                    <w:webHidden/>
+                  </w:rPr>
+                  <w:fldChar w:fldCharType="end"/>
+                </w:r>
+              </w:hyperlink>
+            </w:p>
+            <w:p>
+              <w:pPr>
+                <w:pStyle w:val="TOC1"/>
+                <w:tabs>
+                  <w:tab w:val="right" w:leader="dot" w:pos="9350"/>
+                </w:tabs>
+                <w:rPr>
+                  <w:rFonts w:eastAsiaTheme="minorEastAsia"/>
+                  <w:noProof/>
+                </w:rPr>
+              </w:pPr>
+              <w:hyperlink w:anchor="_Toc215832390" w:history="1">
+                <w:r>
+                  <w:rPr>
+                    <w:rStyle w:val="Hyperlink"/>
+                    <w:noProof/>
+                  </w:rPr>
+                  <w:t>XAI plan for DistilBERT</w:t>
+                </w:r>
+                <w:r>
+                  <w:rPr>
+                    <w:noProof/>
+                    <w:webHidden/>
+                  </w:rPr>
+                  <w:tab/>
+                </w:r>
+                <w:r>
+                  <w:rPr>
+                    <w:noProof/>
+                    <w:webHidden/>
+                  </w:rPr>
+                  <w:fldChar w:fldCharType="begin"/>
+                </w:r>
+                <w:r>
+                  <w:rPr>
+                    <w:noProof/>
+                    <w:webHidden/>
+                  </w:rPr>
+                  <w:instrText xml:space="preserve"> PAGEREF _Toc215832390 \h </w:instrText>
+                </w:r>
+                <w:r>
+                  <w:rPr>
+                    <w:noProof/>
+                    <w:webHidden/>
+                  </w:rPr>
+                </w:r>
+                <w:r>
+                  <w:rPr>
+                    <w:noProof/>
+                    <w:webHidden/>
+                  </w:rPr>
+                  <w:fldChar w:fldCharType="separate"/>
+                </w:r>
+                <w:r>
+                  <w:rPr>
+                    <w:noProof/>
+                    <w:webHidden/>
+                  </w:rPr>
+                  <w:t>10</w:t>
+                </w:r>
+                <w:r>
+                  <w:rPr>
+                    <w:noProof/>
+                    <w:webHidden/>
+                  </w:rPr>
+                  <w:fldChar w:fldCharType="end"/>
+                </w:r>
+              </w:hyperlink>
+            </w:p>
+            <w:p>
+              <w:pPr>
+                <w:pStyle w:val="TOC1"/>
+                <w:tabs>
+                  <w:tab w:val="right" w:leader="dot" w:pos="9350"/>
+                </w:tabs>
+                <w:rPr>
+                  <w:rFonts w:eastAsiaTheme="minorEastAsia"/>
+                  <w:noProof/>
+                </w:rPr>
+              </w:pPr>
+              <w:hyperlink w:anchor="_Toc215832391" w:history="1">
+                <w:r>
+                  <w:rPr>
+                    <w:rStyle w:val="Hyperlink"/>
+                    <w:noProof/>
+                  </w:rPr>
                   <w:t>Resources</w:t>
                 </w:r>
                 <w:r>
@@ -1100,7 +2399,7 @@
                     <w:noProof/>
                     <w:webHidden/>
                   </w:rPr>
-                  <w:instrText xml:space="preserve"> PAGEREF _Toc215432408 \h </w:instrText>
+                  <w:instrText xml:space="preserve"> PAGEREF _Toc215832391 \h </w:instrText>
                 </w:r>
                 <w:r>
                   <w:rPr>
@@ -1120,7 +2419,7 @@
                     <w:noProof/>
                     <w:webHidden/>
                   </w:rPr>
-                  <w:t>5</w:t>
+                  <w:t>11</w:t>
                 </w:r>
                 <w:r>
                   <w:rPr>
@@ -1146,20 +2445,6 @@
         <w:p/>
         <w:p/>
         <w:p/>
-        <w:p/>
-        <w:p/>
-        <w:p/>
-        <w:p/>
-        <w:p/>
-        <w:p/>
-        <w:p/>
-        <w:p/>
-        <w:p/>
-        <w:p/>
-        <w:p/>
-        <w:p/>
-        <w:p/>
-        <w:p/>
       </w:sdtContent>
     </w:sdt>
     <w:p>
@@ -1170,7 +2455,7 @@
           <w:szCs w:val="40"/>
         </w:rPr>
       </w:pPr>
-      <w:bookmarkStart w:id="0" w:name="_Toc215432402"/>
+      <w:bookmarkStart w:id="0" w:name="_Toc215832366"/>
       <w:r>
         <w:rPr>
           <w:sz w:val="40"/>
@@ -1204,19 +2489,1157 @@
           <w:szCs w:val="40"/>
         </w:rPr>
       </w:pPr>
-      <w:bookmarkStart w:id="1" w:name="_Toc215432403"/>
+      <w:bookmarkStart w:id="1" w:name="_Toc215832367"/>
+      <w:r>
+        <w:rPr>
+          <w:sz w:val="40"/>
+          <w:szCs w:val="40"/>
+        </w:rPr>
+        <w:t>Problem Statement &amp; Research Questions</w:t>
+      </w:r>
+      <w:bookmarkEnd w:id="1"/>
+    </w:p>
+    <w:p>
+      <w:pPr>
+        <w:pStyle w:val="Heading2"/>
+        <w:rPr>
+          <w:sz w:val="36"/>
+          <w:szCs w:val="36"/>
+        </w:rPr>
+      </w:pPr>
+      <w:bookmarkStart w:id="2" w:name="_Toc215832368"/>
+      <w:r>
+        <w:rPr>
+          <w:sz w:val="36"/>
+          <w:szCs w:val="36"/>
+        </w:rPr>
+        <w:t>Problem statement</w:t>
+      </w:r>
+      <w:bookmarkEnd w:id="2"/>
+      <w:r>
+        <w:rPr>
+          <w:sz w:val="36"/>
+          <w:szCs w:val="36"/>
+        </w:rPr>
+        <w:t xml:space="preserve"> </w:t>
+      </w:r>
+    </w:p>
+    <w:p>
+      <w:pPr>
+        <w:rPr>
+          <w:sz w:val="28"/>
+          <w:szCs w:val="28"/>
+        </w:rPr>
+      </w:pPr>
+      <w:r>
+        <w:rPr>
+          <w:sz w:val="28"/>
+          <w:szCs w:val="28"/>
+        </w:rPr>
+        <w:t xml:space="preserve">During and after major disasters, organizations such as the Red Cross and Doctors Without Borders receive thousands of messages </w:t>
+      </w:r>
+      <w:r>
+        <w:rPr>
+          <w:sz w:val="28"/>
+          <w:szCs w:val="28"/>
+        </w:rPr>
+        <w:t>across</w:t>
+      </w:r>
+      <w:r>
+        <w:rPr>
+          <w:sz w:val="28"/>
+          <w:szCs w:val="28"/>
+        </w:rPr>
+        <w:t xml:space="preserve"> different platforms. These messages </w:t>
+      </w:r>
+      <w:r>
+        <w:rPr>
+          <w:sz w:val="28"/>
+          <w:szCs w:val="28"/>
+        </w:rPr>
+        <w:t>are currently being</w:t>
+      </w:r>
+      <w:r>
+        <w:rPr>
+          <w:sz w:val="28"/>
+          <w:szCs w:val="28"/>
+        </w:rPr>
+        <w:t xml:space="preserve"> analyzed manually, which is time-consuming and increases the risk of </w:t>
+      </w:r>
+      <w:r>
+        <w:rPr>
+          <w:sz w:val="28"/>
+          <w:szCs w:val="28"/>
+        </w:rPr>
+        <w:t>human errors. This highlights the need to introduce an AI system that automates this process and provides trustworthy decisions and clear explanations for the made classifications.</w:t>
+      </w:r>
+    </w:p>
+    <w:p>
+      <w:pPr>
+        <w:pStyle w:val="Heading2"/>
+        <w:rPr>
+          <w:sz w:val="36"/>
+          <w:szCs w:val="36"/>
+        </w:rPr>
+      </w:pPr>
+      <w:bookmarkStart w:id="3" w:name="_Toc215832369"/>
+      <w:r>
+        <w:rPr>
+          <w:sz w:val="36"/>
+          <w:szCs w:val="36"/>
+        </w:rPr>
+        <w:t>Research questions</w:t>
+      </w:r>
+      <w:bookmarkEnd w:id="3"/>
+    </w:p>
+    <w:p>
+      <w:pPr>
+        <w:rPr>
+          <w:sz w:val="28"/>
+          <w:szCs w:val="28"/>
+        </w:rPr>
+      </w:pPr>
+      <w:r>
+        <w:rPr>
+          <w:sz w:val="28"/>
+          <w:szCs w:val="28"/>
+        </w:rPr>
+        <w:t>Based on the problem stated above, this project aims to answer the following questions:</w:t>
+      </w:r>
+    </w:p>
+    <w:p>
+      <w:pPr>
+        <w:pStyle w:val="ListParagraph"/>
+        <w:numPr>
+          <w:ilvl w:val="0"/>
+          <w:numId w:val="3"/>
+        </w:numPr>
+        <w:rPr>
+          <w:sz w:val="28"/>
+          <w:szCs w:val="28"/>
+        </w:rPr>
+      </w:pPr>
+      <w:r>
+        <w:rPr>
+          <w:sz w:val="28"/>
+          <w:szCs w:val="28"/>
+        </w:rPr>
+        <w:t>How accurately can machine learning models classify crisis response messages into different humanitarian categories using a multi-label classification approach?</w:t>
+      </w:r>
+    </w:p>
+    <w:p>
+      <w:pPr>
+        <w:pStyle w:val="ListParagraph"/>
+        <w:numPr>
+          <w:ilvl w:val="0"/>
+          <w:numId w:val="3"/>
+        </w:numPr>
+        <w:rPr>
+          <w:sz w:val="28"/>
+          <w:szCs w:val="28"/>
+        </w:rPr>
+      </w:pPr>
+      <w:r>
+        <w:rPr>
+          <w:sz w:val="28"/>
+          <w:szCs w:val="28"/>
+        </w:rPr>
+        <w:t xml:space="preserve">How do traditional machine learning models compare to pre-trained transformer models in terms of performance and </w:t>
+      </w:r>
+      <w:proofErr w:type="spellStart"/>
+      <w:r>
+        <w:rPr>
+          <w:sz w:val="28"/>
+          <w:szCs w:val="28"/>
+        </w:rPr>
+        <w:t>explainability</w:t>
+      </w:r>
+      <w:proofErr w:type="spellEnd"/>
+      <w:r>
+        <w:rPr>
+          <w:sz w:val="28"/>
+          <w:szCs w:val="28"/>
+        </w:rPr>
+        <w:t>?</w:t>
+      </w:r>
+    </w:p>
+    <w:p>
+      <w:pPr>
+        <w:pStyle w:val="ListParagraph"/>
+        <w:numPr>
+          <w:ilvl w:val="0"/>
+          <w:numId w:val="3"/>
+        </w:numPr>
+        <w:rPr>
+          <w:sz w:val="28"/>
+          <w:szCs w:val="28"/>
+        </w:rPr>
+      </w:pPr>
+      <w:r>
+        <w:rPr>
+          <w:sz w:val="28"/>
+          <w:szCs w:val="28"/>
+        </w:rPr>
+        <w:t>Which explainable AI techniques can be applied to make the model’s predictions underst</w:t>
+      </w:r>
+      <w:r>
+        <w:rPr>
+          <w:sz w:val="28"/>
+          <w:szCs w:val="28"/>
+        </w:rPr>
+        <w:t>andable and what kind of explanations and insights they provide?</w:t>
+      </w:r>
+    </w:p>
+    <w:p>
+      <w:pPr>
+        <w:pStyle w:val="ListParagraph"/>
+        <w:numPr>
+          <w:ilvl w:val="0"/>
+          <w:numId w:val="3"/>
+        </w:numPr>
+        <w:rPr>
+          <w:sz w:val="28"/>
+          <w:szCs w:val="28"/>
+        </w:rPr>
+      </w:pPr>
+      <w:r>
+        <w:rPr>
+          <w:sz w:val="28"/>
+          <w:szCs w:val="28"/>
+        </w:rPr>
+        <w:t>What are the main advantages and disadvantages of integrating such a system in organizations like the Red Cross and Doctors Without Borders?</w:t>
+      </w:r>
+    </w:p>
+    <w:p>
+      <w:pPr>
+        <w:pStyle w:val="Heading1"/>
+        <w:rPr>
+          <w:sz w:val="40"/>
+          <w:szCs w:val="40"/>
+        </w:rPr>
+      </w:pPr>
+      <w:bookmarkStart w:id="4" w:name="_Toc215832370"/>
+      <w:r>
+        <w:rPr>
+          <w:sz w:val="40"/>
+          <w:szCs w:val="40"/>
+        </w:rPr>
+        <w:lastRenderedPageBreak/>
+        <w:t>Methodology</w:t>
+      </w:r>
+      <w:bookmarkEnd w:id="4"/>
+    </w:p>
+    <w:p>
+      <w:pPr>
+        <w:pStyle w:val="Heading2"/>
+        <w:rPr>
+          <w:sz w:val="36"/>
+          <w:szCs w:val="36"/>
+        </w:rPr>
+      </w:pPr>
+      <w:bookmarkStart w:id="5" w:name="_Toc215832371"/>
+      <w:r>
+        <w:rPr>
+          <w:sz w:val="36"/>
+          <w:szCs w:val="36"/>
+        </w:rPr>
+        <w:t>Literature Study</w:t>
+      </w:r>
+      <w:bookmarkEnd w:id="5"/>
+    </w:p>
+    <w:p>
+      <w:pPr>
+        <w:rPr>
+          <w:sz w:val="28"/>
+          <w:szCs w:val="28"/>
+        </w:rPr>
+      </w:pPr>
+      <w:r>
+        <w:rPr>
+          <w:sz w:val="28"/>
+          <w:szCs w:val="28"/>
+        </w:rPr>
+        <w:t xml:space="preserve">A literature study is carried out to build a clear understanding of the crisis response domain and the role of AI in this field. </w:t>
+      </w:r>
+      <w:r>
+        <w:rPr>
+          <w:sz w:val="28"/>
+          <w:szCs w:val="28"/>
+        </w:rPr>
+        <w:t xml:space="preserve">Information is collected from different sources such as academic articles, blogs, posts, reports and tool documentations. </w:t>
+      </w:r>
+    </w:p>
+    <w:p>
+      <w:pPr>
+        <w:pStyle w:val="Heading2"/>
+        <w:rPr>
+          <w:sz w:val="36"/>
+          <w:szCs w:val="36"/>
+        </w:rPr>
+      </w:pPr>
+      <w:bookmarkStart w:id="6" w:name="_Toc215832372"/>
+      <w:r>
+        <w:rPr>
+          <w:sz w:val="36"/>
+          <w:szCs w:val="36"/>
+        </w:rPr>
+        <w:t>Exploratory data analysis</w:t>
+      </w:r>
+      <w:bookmarkEnd w:id="6"/>
+      <w:r>
+        <w:rPr>
+          <w:sz w:val="36"/>
+          <w:szCs w:val="36"/>
+        </w:rPr>
+        <w:t xml:space="preserve"> </w:t>
+      </w:r>
+    </w:p>
+    <w:p>
+      <w:pPr>
+        <w:rPr>
+          <w:sz w:val="28"/>
+          <w:szCs w:val="28"/>
+        </w:rPr>
+      </w:pPr>
+      <w:r>
+        <w:rPr>
+          <w:sz w:val="28"/>
+          <w:szCs w:val="28"/>
+        </w:rPr>
+        <w:t xml:space="preserve">EDA is </w:t>
+      </w:r>
+      <w:r>
+        <w:rPr>
+          <w:sz w:val="28"/>
+          <w:szCs w:val="28"/>
+        </w:rPr>
+        <w:t>performed to understand the structure of the dataset and the characteristics of the disaster messages. The goal is to assess the data quality and give a clear explanation for the modeling choices.</w:t>
+      </w:r>
+    </w:p>
+    <w:p>
+      <w:pPr>
+        <w:pStyle w:val="Heading2"/>
+        <w:rPr>
+          <w:sz w:val="36"/>
+          <w:szCs w:val="36"/>
+        </w:rPr>
+      </w:pPr>
+      <w:bookmarkStart w:id="7" w:name="_Toc215832373"/>
+      <w:r>
+        <w:rPr>
+          <w:sz w:val="36"/>
+          <w:szCs w:val="36"/>
+        </w:rPr>
+        <w:t>Data quality check</w:t>
+      </w:r>
+      <w:bookmarkEnd w:id="7"/>
+    </w:p>
+    <w:p>
+      <w:pPr>
+        <w:rPr>
+          <w:sz w:val="28"/>
+          <w:szCs w:val="28"/>
+        </w:rPr>
+      </w:pPr>
+      <w:r>
+        <w:rPr>
+          <w:sz w:val="28"/>
+          <w:szCs w:val="28"/>
+        </w:rPr>
+        <w:t>Data quality check is performed to identify issues like missing values, duplicates, etc. and define a clear cleaning strategy to ensure the models are trained on a reliable dataset.</w:t>
+      </w:r>
+    </w:p>
+    <w:p>
+      <w:pPr>
+        <w:pStyle w:val="Heading2"/>
+        <w:rPr>
+          <w:sz w:val="36"/>
+          <w:szCs w:val="36"/>
+        </w:rPr>
+      </w:pPr>
+      <w:bookmarkStart w:id="8" w:name="_Toc215832374"/>
+      <w:r>
+        <w:rPr>
+          <w:sz w:val="36"/>
+          <w:szCs w:val="36"/>
+        </w:rPr>
+        <w:t>Data analytics</w:t>
+      </w:r>
+      <w:bookmarkEnd w:id="8"/>
+    </w:p>
+    <w:p>
+      <w:pPr>
+        <w:rPr>
+          <w:sz w:val="28"/>
+          <w:szCs w:val="28"/>
+        </w:rPr>
+      </w:pPr>
+      <w:r>
+        <w:rPr>
+          <w:sz w:val="28"/>
+          <w:szCs w:val="28"/>
+        </w:rPr>
+        <w:t>This phase consists of building the planned models using appropriate preprocessing techniques and applying XAI techniques to analyze the predictions.</w:t>
+      </w:r>
+    </w:p>
+    <w:p>
+      <w:pPr>
+        <w:pStyle w:val="Heading2"/>
+        <w:rPr>
+          <w:sz w:val="36"/>
+          <w:szCs w:val="36"/>
+        </w:rPr>
+      </w:pPr>
+      <w:bookmarkStart w:id="9" w:name="_Toc215832375"/>
+      <w:r>
+        <w:rPr>
+          <w:sz w:val="36"/>
+          <w:szCs w:val="36"/>
+        </w:rPr>
+        <w:t>Model validation</w:t>
+      </w:r>
+      <w:bookmarkEnd w:id="9"/>
+    </w:p>
+    <w:p>
+      <w:pPr>
+        <w:rPr>
+          <w:sz w:val="28"/>
+          <w:szCs w:val="28"/>
+        </w:rPr>
+      </w:pPr>
+      <w:r>
+        <w:rPr>
+          <w:sz w:val="28"/>
+          <w:szCs w:val="28"/>
+        </w:rPr>
+        <w:t xml:space="preserve">In the model validation phase, the data is split into subsets that preserve the different categories in each split. Each model is later fine-tuned using k-cross validation. The main goal of this phase is to select the best configuration for each model. </w:t>
+      </w:r>
+    </w:p>
+    <w:p>
+      <w:pPr>
+        <w:pStyle w:val="Heading2"/>
+        <w:rPr>
+          <w:sz w:val="36"/>
+          <w:szCs w:val="36"/>
+        </w:rPr>
+      </w:pPr>
+      <w:bookmarkStart w:id="10" w:name="_Toc215832376"/>
+      <w:r>
+        <w:rPr>
+          <w:sz w:val="36"/>
+          <w:szCs w:val="36"/>
+        </w:rPr>
+        <w:t>Model evaluation</w:t>
+      </w:r>
+      <w:bookmarkEnd w:id="10"/>
+    </w:p>
+    <w:p>
+      <w:pPr>
+        <w:rPr>
+          <w:sz w:val="28"/>
+          <w:szCs w:val="28"/>
+        </w:rPr>
+      </w:pPr>
+      <w:r>
+        <w:rPr>
+          <w:sz w:val="28"/>
+          <w:szCs w:val="28"/>
+        </w:rPr>
+        <w:t>Finally, each model is being evaluated on a test set that the model has not seen during training. All models will be compared using appropriate</w:t>
+      </w:r>
+      <w:r>
+        <w:rPr>
+          <w:sz w:val="28"/>
+          <w:szCs w:val="28"/>
+        </w:rPr>
+        <w:t xml:space="preserve"> metrics</w:t>
+      </w:r>
+      <w:r>
+        <w:rPr>
+          <w:sz w:val="28"/>
+          <w:szCs w:val="28"/>
+        </w:rPr>
+        <w:t xml:space="preserve"> for multi-label classification</w:t>
+      </w:r>
+      <w:r>
+        <w:rPr>
+          <w:sz w:val="28"/>
+          <w:szCs w:val="28"/>
+        </w:rPr>
+        <w:t xml:space="preserve"> - micro-averaged F1 score, macro-averaged F1 score, Hamming loss and Jaccard similarity. These results will be used to identify the final model and understand how traditional machine learning models perform compared to the pre-trained transformer-based one.</w:t>
+      </w:r>
+    </w:p>
+    <w:p>
+      <w:pPr>
+        <w:pStyle w:val="Heading1"/>
+        <w:rPr>
+          <w:sz w:val="40"/>
+          <w:szCs w:val="40"/>
+        </w:rPr>
+      </w:pPr>
+      <w:bookmarkStart w:id="11" w:name="_Toc215832377"/>
+      <w:r>
+        <w:rPr>
+          <w:sz w:val="40"/>
+          <w:szCs w:val="40"/>
+        </w:rPr>
+        <w:lastRenderedPageBreak/>
+        <w:t>BERT</w:t>
+      </w:r>
+      <w:bookmarkEnd w:id="11"/>
+    </w:p>
+    <w:p>
+      <w:pPr>
+        <w:pStyle w:val="Heading2"/>
+        <w:rPr>
+          <w:sz w:val="36"/>
+          <w:szCs w:val="36"/>
+        </w:rPr>
+      </w:pPr>
+      <w:bookmarkStart w:id="12" w:name="_Toc215832378"/>
+      <w:r>
+        <w:rPr>
+          <w:sz w:val="36"/>
+          <w:szCs w:val="36"/>
+        </w:rPr>
+        <w:t>What is BERT?</w:t>
+      </w:r>
+      <w:bookmarkEnd w:id="12"/>
+    </w:p>
+    <w:p>
+      <w:pPr>
+        <w:rPr>
+          <w:sz w:val="28"/>
+          <w:szCs w:val="28"/>
+        </w:rPr>
+      </w:pPr>
+      <w:r>
+        <w:rPr>
+          <w:sz w:val="28"/>
+          <w:szCs w:val="28"/>
+        </w:rPr>
+        <w:t xml:space="preserve">BERT is a transformer-based model that uses a stack of encoders to learn the relationships between the words in a sentence. Instead of reading the text from left to right, it goes through the whole text and forms a contextual understanding. </w:t>
+      </w:r>
+    </w:p>
+    <w:p>
+      <w:pPr>
+        <w:pStyle w:val="Heading2"/>
+        <w:rPr>
+          <w:sz w:val="36"/>
+          <w:szCs w:val="36"/>
+        </w:rPr>
+      </w:pPr>
+      <w:bookmarkStart w:id="13" w:name="_Toc215832379"/>
+      <w:r>
+        <w:rPr>
+          <w:sz w:val="36"/>
+          <w:szCs w:val="36"/>
+        </w:rPr>
+        <w:t>BERT-based models</w:t>
+      </w:r>
+      <w:bookmarkEnd w:id="13"/>
+    </w:p>
+    <w:p>
+      <w:pPr>
+        <w:pStyle w:val="ListParagraph"/>
+        <w:numPr>
+          <w:ilvl w:val="0"/>
+          <w:numId w:val="11"/>
+        </w:numPr>
+        <w:rPr>
+          <w:b/>
+          <w:bCs/>
+          <w:sz w:val="28"/>
+          <w:szCs w:val="28"/>
+        </w:rPr>
+      </w:pPr>
+      <w:proofErr w:type="spellStart"/>
+      <w:r>
+        <w:rPr>
+          <w:b/>
+          <w:bCs/>
+          <w:sz w:val="28"/>
+          <w:szCs w:val="28"/>
+        </w:rPr>
+        <w:t>DistilBERT</w:t>
+      </w:r>
+      <w:proofErr w:type="spellEnd"/>
+      <w:r>
+        <w:rPr>
+          <w:b/>
+          <w:bCs/>
+          <w:sz w:val="28"/>
+          <w:szCs w:val="28"/>
+        </w:rPr>
+        <w:t xml:space="preserve"> – </w:t>
+      </w:r>
+      <w:r>
+        <w:rPr>
+          <w:sz w:val="28"/>
+          <w:szCs w:val="28"/>
+        </w:rPr>
+        <w:t>trained through knowledge distillation (machine learning technique that transfers knowledge from a complex “teacher” model to a smaller “student” model); smaller and faster</w:t>
+      </w:r>
+    </w:p>
+    <w:p>
+      <w:pPr>
+        <w:pStyle w:val="ListParagraph"/>
+        <w:numPr>
+          <w:ilvl w:val="0"/>
+          <w:numId w:val="11"/>
+        </w:numPr>
+        <w:rPr>
+          <w:b/>
+          <w:bCs/>
+          <w:sz w:val="28"/>
+          <w:szCs w:val="28"/>
+        </w:rPr>
+      </w:pPr>
+      <w:r>
+        <w:rPr>
+          <w:b/>
+          <w:bCs/>
+          <w:sz w:val="28"/>
+          <w:szCs w:val="28"/>
+        </w:rPr>
+        <w:t>ALBERT</w:t>
+      </w:r>
+      <w:r>
+        <w:rPr>
+          <w:b/>
+          <w:bCs/>
+          <w:sz w:val="28"/>
+          <w:szCs w:val="28"/>
+        </w:rPr>
+        <w:t xml:space="preserve"> – </w:t>
+      </w:r>
+      <w:r>
+        <w:rPr>
+          <w:sz w:val="28"/>
+          <w:szCs w:val="28"/>
+        </w:rPr>
+        <w:t>uses 2 parameter-reduction techniques to address problems related to memory limitations, longer training time and unexpected model degradation in BERT</w:t>
+      </w:r>
+    </w:p>
+    <w:p>
+      <w:pPr>
+        <w:pStyle w:val="ListParagraph"/>
+        <w:numPr>
+          <w:ilvl w:val="0"/>
+          <w:numId w:val="11"/>
+        </w:numPr>
+        <w:rPr>
+          <w:b/>
+          <w:bCs/>
+          <w:sz w:val="28"/>
+          <w:szCs w:val="28"/>
+        </w:rPr>
+      </w:pPr>
+      <w:proofErr w:type="spellStart"/>
+      <w:r>
+        <w:rPr>
+          <w:b/>
+          <w:bCs/>
+          <w:sz w:val="28"/>
+          <w:szCs w:val="28"/>
+        </w:rPr>
+        <w:t>ROBERTa</w:t>
+      </w:r>
+      <w:proofErr w:type="spellEnd"/>
+      <w:r>
+        <w:rPr>
+          <w:b/>
+          <w:bCs/>
+          <w:sz w:val="28"/>
+          <w:szCs w:val="28"/>
+        </w:rPr>
+        <w:t xml:space="preserve"> – </w:t>
+      </w:r>
+      <w:r>
+        <w:rPr>
+          <w:sz w:val="28"/>
+          <w:szCs w:val="28"/>
+        </w:rPr>
+        <w:t>uses dynamic masking and longer training to improve the performance</w:t>
+      </w:r>
+    </w:p>
+    <w:p>
+      <w:pPr>
+        <w:rPr>
+          <w:sz w:val="28"/>
+          <w:szCs w:val="28"/>
+        </w:rPr>
+      </w:pPr>
+      <w:r>
+        <w:rPr>
+          <w:sz w:val="28"/>
+          <w:szCs w:val="28"/>
+        </w:rPr>
+        <w:t>All models retain the transformer structure but are focused on improving the model’s efficiency.</w:t>
+      </w:r>
+    </w:p>
+    <w:p>
+      <w:pPr>
+        <w:pStyle w:val="Heading2"/>
+        <w:rPr>
+          <w:sz w:val="36"/>
+          <w:szCs w:val="36"/>
+        </w:rPr>
+      </w:pPr>
+      <w:bookmarkStart w:id="14" w:name="_Toc215832380"/>
+      <w:r>
+        <w:rPr>
+          <w:sz w:val="36"/>
+          <w:szCs w:val="36"/>
+        </w:rPr>
+        <w:t>How BERT processes the input?</w:t>
+      </w:r>
+      <w:bookmarkEnd w:id="14"/>
+    </w:p>
+    <w:p>
+      <w:pPr>
+        <w:rPr>
+          <w:sz w:val="28"/>
+          <w:szCs w:val="28"/>
+        </w:rPr>
+      </w:pPr>
+      <w:r>
+        <w:rPr>
+          <w:sz w:val="28"/>
+          <w:szCs w:val="28"/>
+        </w:rPr>
+        <w:t>The model cannot work with raw text. It relies on a structured and tokenized input to be able to understand and analyze the given text.</w:t>
+      </w:r>
+    </w:p>
+    <w:p>
+      <w:pPr>
+        <w:pStyle w:val="Heading3"/>
+        <w:rPr>
+          <w:sz w:val="32"/>
+          <w:szCs w:val="32"/>
+        </w:rPr>
+      </w:pPr>
+      <w:bookmarkStart w:id="15" w:name="_Toc215832381"/>
+      <w:r>
+        <w:rPr>
+          <w:sz w:val="32"/>
+          <w:szCs w:val="32"/>
+        </w:rPr>
+        <w:t>Tokenization</w:t>
+      </w:r>
+      <w:bookmarkEnd w:id="15"/>
+    </w:p>
+    <w:p>
+      <w:pPr>
+        <w:rPr>
+          <w:sz w:val="28"/>
+          <w:szCs w:val="28"/>
+        </w:rPr>
+      </w:pPr>
+      <w:r>
+        <w:rPr>
+          <w:sz w:val="28"/>
+          <w:szCs w:val="28"/>
+        </w:rPr>
+        <w:t>The first step in this process is called “</w:t>
+      </w:r>
+      <w:proofErr w:type="spellStart"/>
+      <w:r>
+        <w:rPr>
+          <w:sz w:val="28"/>
+          <w:szCs w:val="28"/>
+        </w:rPr>
+        <w:t>WordPiece</w:t>
+      </w:r>
+      <w:proofErr w:type="spellEnd"/>
+      <w:r>
+        <w:rPr>
+          <w:sz w:val="28"/>
+          <w:szCs w:val="28"/>
+        </w:rPr>
+        <w:t xml:space="preserve">” tokenization – breaks the text into sub-word units to limit the vocabulary size and handle rare or unseen words. </w:t>
+      </w:r>
       <w:r>
         <w:rPr>
           <w:noProof/>
+          <w:sz w:val="28"/>
+          <w:szCs w:val="28"/>
         </w:rPr>
         <w:drawing>
-          <wp:anchor distT="0" distB="0" distL="114300" distR="114300" simplePos="0" relativeHeight="251663360" behindDoc="0" locked="0" layoutInCell="1" allowOverlap="1" wp14:anchorId="753E6F19" wp14:editId="08454578">
+          <wp:anchor distT="0" distB="0" distL="114300" distR="114300" simplePos="0" relativeHeight="251667456" behindDoc="0" locked="0" layoutInCell="1" allowOverlap="1" wp14:anchorId="21EB3A98" wp14:editId="7AEE33A0">
+            <wp:simplePos x="0" y="0"/>
+            <wp:positionH relativeFrom="column">
+              <wp:posOffset>0</wp:posOffset>
+            </wp:positionH>
+            <wp:positionV relativeFrom="paragraph">
+              <wp:posOffset>467995</wp:posOffset>
+            </wp:positionV>
+            <wp:extent cx="5943600" cy="554355"/>
+            <wp:effectExtent l="0" t="0" r="0" b="0"/>
+            <wp:wrapTopAndBottom/>
+            <wp:docPr id="7" name="Picture 7"/>
+            <wp:cNvGraphicFramePr>
+              <a:graphicFrameLocks xmlns:a="http://schemas.openxmlformats.org/drawingml/2006/main" noChangeAspect="1"/>
+            </wp:cNvGraphicFramePr>
+            <a:graphic xmlns:a="http://schemas.openxmlformats.org/drawingml/2006/main">
+              <a:graphicData uri="http://schemas.openxmlformats.org/drawingml/2006/picture">
+                <pic:pic xmlns:pic="http://schemas.openxmlformats.org/drawingml/2006/picture">
+                  <pic:nvPicPr>
+                    <pic:cNvPr id="0" name="Picture 2"/>
+                    <pic:cNvPicPr>
+                      <a:picLocks noChangeAspect="1" noChangeArrowheads="1"/>
+                    </pic:cNvPicPr>
+                  </pic:nvPicPr>
+                  <pic:blipFill>
+                    <a:blip r:embed="rId8">
+                      <a:extLst>
+                        <a:ext uri="{28A0092B-C50C-407E-A947-70E740481C1C}">
+                          <a14:useLocalDpi xmlns:a14="http://schemas.microsoft.com/office/drawing/2010/main" val="0"/>
+                        </a:ext>
+                      </a:extLst>
+                    </a:blip>
+                    <a:srcRect/>
+                    <a:stretch>
+                      <a:fillRect/>
+                    </a:stretch>
+                  </pic:blipFill>
+                  <pic:spPr bwMode="auto">
+                    <a:xfrm>
+                      <a:off x="0" y="0"/>
+                      <a:ext cx="5943600" cy="554355"/>
+                    </a:xfrm>
+                    <a:prstGeom prst="rect">
+                      <a:avLst/>
+                    </a:prstGeom>
+                    <a:noFill/>
+                  </pic:spPr>
+                </pic:pic>
+              </a:graphicData>
+            </a:graphic>
+          </wp:anchor>
+        </w:drawing>
+      </w:r>
+    </w:p>
+    <w:p>
+      <w:pPr>
+        <w:pStyle w:val="ListParagraph"/>
+        <w:numPr>
+          <w:ilvl w:val="0"/>
+          <w:numId w:val="14"/>
+        </w:numPr>
+        <w:rPr>
+          <w:sz w:val="28"/>
+          <w:szCs w:val="28"/>
+        </w:rPr>
+      </w:pPr>
+      <w:r>
+        <w:rPr>
+          <w:b/>
+          <w:bCs/>
+          <w:sz w:val="28"/>
+          <w:szCs w:val="28"/>
+        </w:rPr>
+        <w:t>Classification token</w:t>
+      </w:r>
+      <w:r>
+        <w:rPr>
+          <w:sz w:val="28"/>
+          <w:szCs w:val="28"/>
+        </w:rPr>
+        <w:t xml:space="preserve"> – added at the beginning of each input, used for classification tasks</w:t>
+      </w:r>
+    </w:p>
+    <w:p>
+      <w:pPr>
+        <w:pStyle w:val="ListParagraph"/>
+        <w:numPr>
+          <w:ilvl w:val="0"/>
+          <w:numId w:val="14"/>
+        </w:numPr>
+        <w:rPr>
+          <w:sz w:val="28"/>
+          <w:szCs w:val="28"/>
+        </w:rPr>
+      </w:pPr>
+      <w:r>
+        <w:rPr>
+          <w:b/>
+          <w:bCs/>
+          <w:sz w:val="28"/>
+          <w:szCs w:val="28"/>
+        </w:rPr>
+        <w:t>Separator token</w:t>
+      </w:r>
+      <w:r>
+        <w:rPr>
+          <w:sz w:val="28"/>
+          <w:szCs w:val="28"/>
+        </w:rPr>
+        <w:t xml:space="preserve"> – marks the end of the input or is used to separate different sentences for </w:t>
+      </w:r>
+      <w:r>
+        <w:rPr>
+          <w:sz w:val="28"/>
+          <w:szCs w:val="28"/>
+        </w:rPr>
+        <w:t>question answering or next sentence prediction</w:t>
+      </w:r>
+    </w:p>
+    <w:p>
+      <w:pPr>
+        <w:pStyle w:val="Heading3"/>
+        <w:rPr>
+          <w:sz w:val="32"/>
+          <w:szCs w:val="32"/>
+        </w:rPr>
+      </w:pPr>
+      <w:bookmarkStart w:id="16" w:name="_Toc215832382"/>
+      <w:r>
+        <w:rPr>
+          <w:sz w:val="32"/>
+          <w:szCs w:val="32"/>
+        </w:rPr>
+        <w:lastRenderedPageBreak/>
+        <w:t>Embeddings</w:t>
+      </w:r>
+      <w:bookmarkEnd w:id="16"/>
+      <w:r>
+        <w:rPr>
+          <w:sz w:val="32"/>
+          <w:szCs w:val="32"/>
+        </w:rPr>
+        <w:t xml:space="preserve"> </w:t>
+      </w:r>
+    </w:p>
+    <w:p>
+      <w:pPr>
+        <w:rPr>
+          <w:sz w:val="28"/>
+          <w:szCs w:val="28"/>
+        </w:rPr>
+      </w:pPr>
+      <w:r>
+        <w:rPr>
+          <w:noProof/>
+        </w:rPr>
+        <w:drawing>
+          <wp:anchor distT="0" distB="0" distL="114300" distR="114300" simplePos="0" relativeHeight="251668480" behindDoc="0" locked="0" layoutInCell="1" allowOverlap="1" wp14:anchorId="530F9CA1" wp14:editId="7AD1EF50">
+            <wp:simplePos x="0" y="0"/>
+            <wp:positionH relativeFrom="column">
+              <wp:posOffset>31806</wp:posOffset>
+            </wp:positionH>
+            <wp:positionV relativeFrom="paragraph">
+              <wp:posOffset>987977</wp:posOffset>
+            </wp:positionV>
+            <wp:extent cx="5943600" cy="2012315"/>
+            <wp:effectExtent l="0" t="0" r="0" b="6985"/>
+            <wp:wrapTopAndBottom/>
+            <wp:docPr id="8" name="Picture 8"/>
+            <wp:cNvGraphicFramePr>
+              <a:graphicFrameLocks xmlns:a="http://schemas.openxmlformats.org/drawingml/2006/main" noChangeAspect="1"/>
+            </wp:cNvGraphicFramePr>
+            <a:graphic xmlns:a="http://schemas.openxmlformats.org/drawingml/2006/main">
+              <a:graphicData uri="http://schemas.openxmlformats.org/drawingml/2006/picture">
+                <pic:pic xmlns:pic="http://schemas.openxmlformats.org/drawingml/2006/picture">
+                  <pic:nvPicPr>
+                    <pic:cNvPr id="0" name="Picture 2"/>
+                    <pic:cNvPicPr>
+                      <a:picLocks noChangeAspect="1" noChangeArrowheads="1"/>
+                    </pic:cNvPicPr>
+                  </pic:nvPicPr>
+                  <pic:blipFill>
+                    <a:blip r:embed="rId9">
+                      <a:extLst>
+                        <a:ext uri="{28A0092B-C50C-407E-A947-70E740481C1C}">
+                          <a14:useLocalDpi xmlns:a14="http://schemas.microsoft.com/office/drawing/2010/main" val="0"/>
+                        </a:ext>
+                      </a:extLst>
+                    </a:blip>
+                    <a:srcRect/>
+                    <a:stretch>
+                      <a:fillRect/>
+                    </a:stretch>
+                  </pic:blipFill>
+                  <pic:spPr bwMode="auto">
+                    <a:xfrm>
+                      <a:off x="0" y="0"/>
+                      <a:ext cx="5943600" cy="2012315"/>
+                    </a:xfrm>
+                    <a:prstGeom prst="rect">
+                      <a:avLst/>
+                    </a:prstGeom>
+                    <a:noFill/>
+                    <a:ln>
+                      <a:noFill/>
+                    </a:ln>
+                  </pic:spPr>
+                </pic:pic>
+              </a:graphicData>
+            </a:graphic>
+          </wp:anchor>
+        </w:drawing>
+      </w:r>
+      <w:r>
+        <w:rPr>
+          <w:sz w:val="28"/>
+          <w:szCs w:val="28"/>
+        </w:rPr>
+        <w:t>Each token is represented by a combination of 3 embeddings – token, segment and position embeddings. The final vector composition is calculated based on those three embeddings and helps the model understand the meaning and the structure of the text.</w:t>
+      </w:r>
+    </w:p>
+    <w:p>
+      <w:pPr>
+        <w:pStyle w:val="Heading3"/>
+      </w:pPr>
+    </w:p>
+    <w:p>
+      <w:pPr>
+        <w:pStyle w:val="Heading3"/>
+        <w:rPr>
+          <w:sz w:val="32"/>
+          <w:szCs w:val="32"/>
+        </w:rPr>
+      </w:pPr>
+      <w:bookmarkStart w:id="17" w:name="_Toc215832383"/>
+      <w:r>
+        <w:rPr>
+          <w:sz w:val="32"/>
+          <w:szCs w:val="32"/>
+        </w:rPr>
+        <w:t>Training</w:t>
+      </w:r>
+      <w:bookmarkEnd w:id="17"/>
+    </w:p>
+    <w:p>
+      <w:pPr>
+        <w:pStyle w:val="ListParagraph"/>
+        <w:numPr>
+          <w:ilvl w:val="0"/>
+          <w:numId w:val="16"/>
+        </w:numPr>
+        <w:rPr>
+          <w:b/>
+          <w:bCs/>
+          <w:sz w:val="28"/>
+          <w:szCs w:val="28"/>
+        </w:rPr>
+      </w:pPr>
+      <w:r>
+        <w:rPr>
+          <w:b/>
+          <w:bCs/>
+          <w:sz w:val="28"/>
+          <w:szCs w:val="28"/>
+        </w:rPr>
+        <w:t>MLM (Mask language modeling)</w:t>
+      </w:r>
+      <w:r>
+        <w:rPr>
+          <w:b/>
+          <w:bCs/>
+          <w:sz w:val="28"/>
+          <w:szCs w:val="28"/>
+        </w:rPr>
+        <w:t xml:space="preserve"> – </w:t>
+      </w:r>
+      <w:r>
+        <w:rPr>
+          <w:sz w:val="28"/>
+          <w:szCs w:val="28"/>
+        </w:rPr>
+        <w:t>during training</w:t>
+      </w:r>
+      <w:r>
+        <w:rPr>
+          <w:sz w:val="28"/>
+          <w:szCs w:val="28"/>
+        </w:rPr>
+        <w:t>,</w:t>
+      </w:r>
+      <w:r>
+        <w:rPr>
+          <w:sz w:val="28"/>
+          <w:szCs w:val="28"/>
+        </w:rPr>
+        <w:t xml:space="preserve"> some words are masked, some are replaced with a random word and the other stay the same. The model then </w:t>
+      </w:r>
+      <w:r>
+        <w:rPr>
+          <w:sz w:val="28"/>
+          <w:szCs w:val="28"/>
+        </w:rPr>
+        <w:t>learns to predict those words, which allows the model to learn the relationship between the words.</w:t>
+      </w:r>
+      <w:r>
+        <w:rPr>
+          <w:sz w:val="28"/>
+          <w:szCs w:val="28"/>
+        </w:rPr>
+        <w:t xml:space="preserve"> </w:t>
+      </w:r>
+    </w:p>
+    <w:p>
+      <w:pPr>
+        <w:pStyle w:val="ListParagraph"/>
+        <w:numPr>
+          <w:ilvl w:val="0"/>
+          <w:numId w:val="16"/>
+        </w:numPr>
+        <w:rPr>
+          <w:b/>
+          <w:bCs/>
+          <w:sz w:val="28"/>
+          <w:szCs w:val="28"/>
+        </w:rPr>
+      </w:pPr>
+      <w:r>
+        <w:rPr>
+          <w:b/>
+          <w:bCs/>
+          <w:sz w:val="28"/>
+          <w:szCs w:val="28"/>
+        </w:rPr>
+        <w:t>NSP (Next sentence position)</w:t>
+      </w:r>
+      <w:r>
+        <w:rPr>
+          <w:b/>
+          <w:bCs/>
+          <w:sz w:val="28"/>
+          <w:szCs w:val="28"/>
+        </w:rPr>
+        <w:t xml:space="preserve"> – </w:t>
+      </w:r>
+      <w:r>
+        <w:rPr>
+          <w:sz w:val="28"/>
+          <w:szCs w:val="28"/>
+        </w:rPr>
+        <w:t>in this phase, the model is given properly connected sentences and randomly connected ones. It has to predict whether the sentences are logically connected, which improves the model's ability to handle sentence-based tasks.</w:t>
+      </w:r>
+    </w:p>
+    <w:p>
+      <w:pPr>
+        <w:pStyle w:val="Heading1"/>
+        <w:rPr>
+          <w:sz w:val="40"/>
+          <w:szCs w:val="40"/>
+        </w:rPr>
+      </w:pPr>
+      <w:bookmarkStart w:id="18" w:name="_Toc215832384"/>
+      <w:r>
+        <w:rPr>
+          <w:noProof/>
+        </w:rPr>
+        <w:lastRenderedPageBreak/>
+        <w:drawing>
+          <wp:anchor distT="0" distB="0" distL="114300" distR="114300" simplePos="0" relativeHeight="251663360" behindDoc="0" locked="0" layoutInCell="1" allowOverlap="1" wp14:anchorId="753E6F19" wp14:editId="5E42FC53">
             <wp:simplePos x="0" y="0"/>
             <wp:positionH relativeFrom="margin">
-              <wp:align>right</wp:align>
+              <wp:posOffset>182880</wp:posOffset>
             </wp:positionH>
             <wp:positionV relativeFrom="paragraph">
-              <wp:posOffset>372611</wp:posOffset>
+              <wp:posOffset>578843</wp:posOffset>
             </wp:positionV>
             <wp:extent cx="5943600" cy="3052445"/>
             <wp:effectExtent l="0" t="0" r="0" b="0"/>
@@ -1235,7 +3658,7 @@
                     </pic:cNvPicPr>
                   </pic:nvPicPr>
                   <pic:blipFill>
-                    <a:blip r:embed="rId8">
+                    <a:blip r:embed="rId10">
                       <a:extLst>
                         <a:ext uri="{28A0092B-C50C-407E-A947-70E740481C1C}">
                           <a14:useLocalDpi xmlns:a14="http://schemas.microsoft.com/office/drawing/2010/main" val="0"/>
@@ -1273,7 +3696,7 @@
         </w:rPr>
         <w:t>Red Cross</w:t>
       </w:r>
-      <w:bookmarkEnd w:id="1"/>
+      <w:bookmarkEnd w:id="18"/>
     </w:p>
     <w:p/>
     <w:p>
@@ -1423,7 +3846,70 @@
           <w:sz w:val="28"/>
           <w:szCs w:val="28"/>
         </w:rPr>
-        <w:t xml:space="preserve">solve various </w:t>
+        <w:t>solve various humanitarian issues. The employees working for the center monitor an average of 5</w:t>
+      </w:r>
+      <w:r>
+        <w:rPr>
+          <w:sz w:val="28"/>
+          <w:szCs w:val="28"/>
+        </w:rPr>
+        <w:t>,</w:t>
+      </w:r>
+      <w:r>
+        <w:rPr>
+          <w:sz w:val="28"/>
+          <w:szCs w:val="28"/>
+        </w:rPr>
+        <w:t xml:space="preserve">000 to </w:t>
+      </w:r>
+      <w:r>
+        <w:rPr>
+          <w:sz w:val="28"/>
+          <w:szCs w:val="28"/>
+        </w:rPr>
+        <w:t>7,</w:t>
+      </w:r>
+      <w:r>
+        <w:rPr>
+          <w:sz w:val="28"/>
+          <w:szCs w:val="28"/>
+        </w:rPr>
+        <w:t xml:space="preserve">000 posts </w:t>
+      </w:r>
+      <w:r>
+        <w:rPr>
+          <w:sz w:val="28"/>
+          <w:szCs w:val="28"/>
+        </w:rPr>
+        <w:t>plus additional ones not related to the organization.</w:t>
+      </w:r>
+      <w:r>
+        <w:rPr>
+          <w:sz w:val="28"/>
+          <w:szCs w:val="28"/>
+        </w:rPr>
+        <w:t xml:space="preserve"> In an interview, the Junior Director of Social Engagement states that their internal team is focused on 4 main tasks – social listening, finding people who need help or information, replying and providing help, storytelling and building long-term relationships. This illustrates how much manual effort is </w:t>
+      </w:r>
+      <w:r>
+        <w:rPr>
+          <w:sz w:val="28"/>
+          <w:szCs w:val="28"/>
+        </w:rPr>
+        <w:t>required right</w:t>
+      </w:r>
+      <w:r>
+        <w:rPr>
+          <w:sz w:val="28"/>
+          <w:szCs w:val="28"/>
+        </w:rPr>
+        <w:t xml:space="preserve"> now</w:t>
+      </w:r>
+      <w:r>
+        <w:rPr>
+          <w:sz w:val="28"/>
+          <w:szCs w:val="28"/>
+        </w:rPr>
+        <w:t xml:space="preserve"> to analyze and interpret social media content and emphasizes the need for an AI </w:t>
       </w:r>
       <w:r>
         <w:rPr>
@@ -1431,70 +3917,7 @@
           <w:szCs w:val="28"/>
         </w:rPr>
         <w:lastRenderedPageBreak/>
-        <w:t>humanitarian issues. The employees working for the center monitor an average of 5</w:t>
-      </w:r>
-      <w:r>
-        <w:rPr>
-          <w:sz w:val="28"/>
-          <w:szCs w:val="28"/>
-        </w:rPr>
-        <w:t>,</w:t>
-      </w:r>
-      <w:r>
-        <w:rPr>
-          <w:sz w:val="28"/>
-          <w:szCs w:val="28"/>
-        </w:rPr>
-        <w:t xml:space="preserve">000 to </w:t>
-      </w:r>
-      <w:r>
-        <w:rPr>
-          <w:sz w:val="28"/>
-          <w:szCs w:val="28"/>
-        </w:rPr>
-        <w:t>7,</w:t>
-      </w:r>
-      <w:r>
-        <w:rPr>
-          <w:sz w:val="28"/>
-          <w:szCs w:val="28"/>
-        </w:rPr>
-        <w:t xml:space="preserve">000 posts </w:t>
-      </w:r>
-      <w:r>
-        <w:rPr>
-          <w:sz w:val="28"/>
-          <w:szCs w:val="28"/>
-        </w:rPr>
-        <w:t>plus additional ones not related to the organization.</w:t>
-      </w:r>
-      <w:r>
-        <w:rPr>
-          <w:sz w:val="28"/>
-          <w:szCs w:val="28"/>
-        </w:rPr>
-        <w:t xml:space="preserve"> In an interview, the Junior Director of Social Engagement states that their internal team is focused on 4 main tasks – social listening, finding people who need help or information, replying and providing help, storytelling and building long-term relationships. This illustrates how much manual effort is </w:t>
-      </w:r>
-      <w:r>
-        <w:rPr>
-          <w:sz w:val="28"/>
-          <w:szCs w:val="28"/>
-        </w:rPr>
-        <w:t>required right</w:t>
-      </w:r>
-      <w:r>
-        <w:rPr>
-          <w:sz w:val="28"/>
-          <w:szCs w:val="28"/>
-        </w:rPr>
-        <w:t xml:space="preserve"> now</w:t>
-      </w:r>
-      <w:r>
-        <w:rPr>
-          <w:sz w:val="28"/>
-          <w:szCs w:val="28"/>
-        </w:rPr>
-        <w:t xml:space="preserve"> to analyze and interpret social media content and emphasizes the need for an AI solution that can classify messages, allowing staff to focus their time and effort on the crucial cases. </w:t>
+        <w:t xml:space="preserve">solution that can classify messages, allowing staff to focus their time and effort on the crucial cases. </w:t>
       </w:r>
     </w:p>
     <w:p>
@@ -1505,7 +3928,7 @@
           <w:szCs w:val="40"/>
         </w:rPr>
       </w:pPr>
-      <w:bookmarkStart w:id="2" w:name="_Toc215432404"/>
+      <w:bookmarkStart w:id="19" w:name="_Toc215832385"/>
       <w:r>
         <w:rPr>
           <w:noProof/>
@@ -1536,7 +3959,7 @@
                     </pic:cNvPicPr>
                   </pic:nvPicPr>
                   <pic:blipFill>
-                    <a:blip r:embed="rId9">
+                    <a:blip r:embed="rId11">
                       <a:extLst>
                         <a:ext uri="{28A0092B-C50C-407E-A947-70E740481C1C}">
                           <a14:useLocalDpi xmlns:a14="http://schemas.microsoft.com/office/drawing/2010/main" val="0"/>
@@ -1574,7 +3997,7 @@
         </w:rPr>
         <w:t>Doctors Without Borders</w:t>
       </w:r>
-      <w:bookmarkEnd w:id="2"/>
+      <w:bookmarkEnd w:id="19"/>
     </w:p>
     <w:p/>
     <w:p>
@@ -1662,7 +4085,6 @@
           <w:sz w:val="28"/>
           <w:szCs w:val="28"/>
         </w:rPr>
-        <w:lastRenderedPageBreak/>
         <w:t>To tackle misinformation problems, the organization developed the platform MSF Listen, which then evolved into a tool that collects complaints, praise, questions, calls and messages for support from people affected by different crises</w:t>
       </w:r>
       <w:r>
@@ -1681,11 +4103,12 @@
           <w:szCs w:val="40"/>
         </w:rPr>
       </w:pPr>
-      <w:bookmarkStart w:id="3" w:name="_Toc215432405"/>
+      <w:bookmarkStart w:id="20" w:name="_Toc215832386"/>
       <w:r>
         <w:rPr>
           <w:noProof/>
         </w:rPr>
+        <w:lastRenderedPageBreak/>
         <w:drawing>
           <wp:anchor distT="0" distB="0" distL="114300" distR="114300" simplePos="0" relativeHeight="251664384" behindDoc="0" locked="0" layoutInCell="1" allowOverlap="1" wp14:anchorId="1ACE94BD" wp14:editId="0461A31B">
             <wp:simplePos x="0" y="0"/>
@@ -1712,7 +4135,7 @@
                     </pic:cNvPicPr>
                   </pic:nvPicPr>
                   <pic:blipFill>
-                    <a:blip r:embed="rId10">
+                    <a:blip r:embed="rId12">
                       <a:extLst>
                         <a:ext uri="{28A0092B-C50C-407E-A947-70E740481C1C}">
                           <a14:useLocalDpi xmlns:a14="http://schemas.microsoft.com/office/drawing/2010/main" val="0"/>
@@ -1753,7 +4176,7 @@
         </w:rPr>
         <w:t>Similar Tools</w:t>
       </w:r>
-      <w:bookmarkEnd w:id="3"/>
+      <w:bookmarkEnd w:id="20"/>
     </w:p>
     <w:p>
       <w:pPr>
@@ -1763,7 +4186,7 @@
           <w:szCs w:val="36"/>
         </w:rPr>
       </w:pPr>
-      <w:bookmarkStart w:id="4" w:name="_Toc215432406"/>
+      <w:bookmarkStart w:id="21" w:name="_Toc215832387"/>
       <w:r>
         <w:rPr>
           <w:sz w:val="36"/>
@@ -1771,7 +4194,7 @@
         </w:rPr>
         <w:t>Artificial Intelligence for Digital Response</w:t>
       </w:r>
-      <w:bookmarkEnd w:id="4"/>
+      <w:bookmarkEnd w:id="21"/>
     </w:p>
     <w:p/>
     <w:p>
@@ -1805,7 +4228,7 @@
           <w:szCs w:val="36"/>
         </w:rPr>
       </w:pPr>
-      <w:bookmarkStart w:id="5" w:name="_Toc215432407"/>
+      <w:bookmarkStart w:id="22" w:name="_Toc215832388"/>
       <w:r>
         <w:rPr>
           <w:sz w:val="36"/>
@@ -1820,7 +4243,7 @@
         </w:rPr>
         <w:t>510</w:t>
       </w:r>
-      <w:bookmarkEnd w:id="5"/>
+      <w:bookmarkEnd w:id="22"/>
     </w:p>
     <w:p>
       <w:r>
@@ -1853,7 +4276,7 @@
                     </pic:cNvPicPr>
                   </pic:nvPicPr>
                   <pic:blipFill>
-                    <a:blip r:embed="rId11" cstate="print">
+                    <a:blip r:embed="rId13" cstate="print">
                       <a:extLst>
                         <a:ext uri="{28A0092B-C50C-407E-A947-70E740481C1C}">
                           <a14:useLocalDpi xmlns:a14="http://schemas.microsoft.com/office/drawing/2010/main" val="0"/>
@@ -1909,21 +4332,12 @@
         </w:rPr>
         <w:t xml:space="preserve">a </w:t>
       </w:r>
-      <w:proofErr w:type="gramStart"/>
-      <w:r>
-        <w:rPr>
-          <w:sz w:val="28"/>
-          <w:szCs w:val="28"/>
-        </w:rPr>
-        <w:t>Social Media</w:t>
-      </w:r>
-      <w:proofErr w:type="gramEnd"/>
-      <w:r>
-        <w:rPr>
-          <w:sz w:val="28"/>
-          <w:szCs w:val="28"/>
-        </w:rPr>
-        <w:t xml:space="preserve"> Listening tool that</w:t>
+      <w:r>
+        <w:rPr>
+          <w:sz w:val="28"/>
+          <w:szCs w:val="28"/>
+        </w:rPr>
+        <w:t>Social Media Listening tool that</w:t>
       </w:r>
       <w:r>
         <w:rPr>
@@ -1952,16 +4366,716 @@
           <w:szCs w:val="40"/>
         </w:rPr>
       </w:pPr>
-      <w:bookmarkStart w:id="6" w:name="_Toc215432408"/>
+      <w:bookmarkStart w:id="23" w:name="_Toc215832389"/>
       <w:r>
         <w:rPr>
           <w:sz w:val="40"/>
           <w:szCs w:val="40"/>
         </w:rPr>
+        <w:t xml:space="preserve">Role of </w:t>
+      </w:r>
+      <w:r>
+        <w:rPr>
+          <w:sz w:val="40"/>
+          <w:szCs w:val="40"/>
+        </w:rPr>
+        <w:t>X</w:t>
+      </w:r>
+      <w:r>
+        <w:rPr>
+          <w:sz w:val="40"/>
+          <w:szCs w:val="40"/>
+        </w:rPr>
+        <w:t xml:space="preserve">AI in </w:t>
+      </w:r>
+      <w:r>
+        <w:rPr>
+          <w:sz w:val="40"/>
+          <w:szCs w:val="40"/>
+        </w:rPr>
+        <w:t>Crisis Response</w:t>
+      </w:r>
+      <w:bookmarkEnd w:id="23"/>
+    </w:p>
+    <w:p>
+      <w:pPr>
+        <w:rPr>
+          <w:sz w:val="28"/>
+          <w:szCs w:val="28"/>
+        </w:rPr>
+      </w:pPr>
+      <w:r>
+        <w:rPr>
+          <w:sz w:val="28"/>
+          <w:szCs w:val="28"/>
+        </w:rPr>
+        <w:t xml:space="preserve">Explainable AI is crucial for artificial intelligence, especially for </w:t>
+      </w:r>
+      <w:r>
+        <w:rPr>
+          <w:sz w:val="28"/>
+          <w:szCs w:val="28"/>
+        </w:rPr>
+        <w:t>LLM models such as GPT and BERT</w:t>
+      </w:r>
+      <w:r>
+        <w:rPr>
+          <w:sz w:val="28"/>
+          <w:szCs w:val="28"/>
+        </w:rPr>
+        <w:t>, as they have a tendency to hallucinate – produce confident but incorrect answers</w:t>
+      </w:r>
+      <w:r>
+        <w:rPr>
+          <w:sz w:val="28"/>
+          <w:szCs w:val="28"/>
+        </w:rPr>
+        <w:t xml:space="preserve">. These models are known to perform extremely well in diverse natural language processing tasks, but </w:t>
+      </w:r>
+      <w:r>
+        <w:rPr>
+          <w:sz w:val="28"/>
+          <w:szCs w:val="28"/>
+        </w:rPr>
+        <w:t xml:space="preserve">due to their complexity, they are often </w:t>
+      </w:r>
+      <w:r>
+        <w:rPr>
+          <w:sz w:val="28"/>
+          <w:szCs w:val="28"/>
+        </w:rPr>
+        <w:lastRenderedPageBreak/>
+        <w:t xml:space="preserve">referred to as black boxes. </w:t>
+      </w:r>
+      <w:proofErr w:type="spellStart"/>
+      <w:r>
+        <w:rPr>
+          <w:sz w:val="28"/>
+          <w:szCs w:val="28"/>
+        </w:rPr>
+        <w:t>Explainability</w:t>
+      </w:r>
+      <w:proofErr w:type="spellEnd"/>
+      <w:r>
+        <w:rPr>
+          <w:sz w:val="28"/>
+          <w:szCs w:val="28"/>
+        </w:rPr>
+        <w:t xml:space="preserve"> and transparency are critical for the trustworthiness, fairness and accountability, especially for domains </w:t>
+      </w:r>
+      <w:r>
+        <w:rPr>
+          <w:sz w:val="28"/>
+          <w:szCs w:val="28"/>
+        </w:rPr>
+        <w:t xml:space="preserve">related to healthcare, finance, law and disaster response. However, most XAI techniques were not developed with LLMs in mind, which is why they might need adaptations or entirely new methodologies. Post-hoc techniques are often preferred when working with black box models as they offer flexibility. </w:t>
+      </w:r>
+      <w:r>
+        <w:rPr>
+          <w:sz w:val="28"/>
+          <w:szCs w:val="28"/>
+        </w:rPr>
+        <w:t xml:space="preserve">Recent work on XAI for encoder-based language models evaluates some techniques </w:t>
+      </w:r>
+      <w:r>
+        <w:rPr>
+          <w:sz w:val="28"/>
+          <w:szCs w:val="28"/>
+        </w:rPr>
+        <w:t xml:space="preserve">with models like BERT and </w:t>
+      </w:r>
+      <w:proofErr w:type="spellStart"/>
+      <w:r>
+        <w:rPr>
+          <w:sz w:val="28"/>
+          <w:szCs w:val="28"/>
+        </w:rPr>
+        <w:t>DeBERTa</w:t>
+      </w:r>
+      <w:proofErr w:type="spellEnd"/>
+      <w:r>
+        <w:rPr>
+          <w:sz w:val="28"/>
+          <w:szCs w:val="28"/>
+        </w:rPr>
+        <w:t xml:space="preserve">. The results show that model simplification method LIME </w:t>
+      </w:r>
+      <w:r>
+        <w:rPr>
+          <w:sz w:val="28"/>
+          <w:szCs w:val="28"/>
+        </w:rPr>
+        <w:t>achieves the best score combination between human-reasoning agreement, robustness and consistency. LIME can be used with any type of model – it builds a simple model around one message and explains which words contributed to the model’s prediction.</w:t>
+      </w:r>
+    </w:p>
+    <w:p>
+      <w:pPr>
+        <w:rPr>
+          <w:sz w:val="40"/>
+          <w:szCs w:val="40"/>
+        </w:rPr>
+      </w:pPr>
+      <w:r>
+        <w:rPr>
+          <w:noProof/>
+        </w:rPr>
+        <w:drawing>
+          <wp:anchor distT="0" distB="0" distL="114300" distR="114300" simplePos="0" relativeHeight="251666432" behindDoc="0" locked="0" layoutInCell="1" allowOverlap="1" wp14:anchorId="1FB1DDCC" wp14:editId="6DEA8387">
+            <wp:simplePos x="0" y="0"/>
+            <wp:positionH relativeFrom="margin">
+              <wp:align>right</wp:align>
+            </wp:positionH>
+            <wp:positionV relativeFrom="paragraph">
+              <wp:posOffset>49999</wp:posOffset>
+            </wp:positionV>
+            <wp:extent cx="5943600" cy="3345815"/>
+            <wp:effectExtent l="0" t="0" r="0" b="6985"/>
+            <wp:wrapTopAndBottom/>
+            <wp:docPr id="3" name="Picture 3"/>
+            <wp:cNvGraphicFramePr>
+              <a:graphicFrameLocks xmlns:a="http://schemas.openxmlformats.org/drawingml/2006/main" noChangeAspect="1"/>
+            </wp:cNvGraphicFramePr>
+            <a:graphic xmlns:a="http://schemas.openxmlformats.org/drawingml/2006/main">
+              <a:graphicData uri="http://schemas.openxmlformats.org/drawingml/2006/picture">
+                <pic:pic xmlns:pic="http://schemas.openxmlformats.org/drawingml/2006/picture">
+                  <pic:nvPicPr>
+                    <pic:cNvPr id="0" name="Picture 1"/>
+                    <pic:cNvPicPr>
+                      <a:picLocks noChangeAspect="1" noChangeArrowheads="1"/>
+                    </pic:cNvPicPr>
+                  </pic:nvPicPr>
+                  <pic:blipFill>
+                    <a:blip r:embed="rId14">
+                      <a:extLst>
+                        <a:ext uri="{28A0092B-C50C-407E-A947-70E740481C1C}">
+                          <a14:useLocalDpi xmlns:a14="http://schemas.microsoft.com/office/drawing/2010/main" val="0"/>
+                        </a:ext>
+                      </a:extLst>
+                    </a:blip>
+                    <a:srcRect/>
+                    <a:stretch>
+                      <a:fillRect/>
+                    </a:stretch>
+                  </pic:blipFill>
+                  <pic:spPr bwMode="auto">
+                    <a:xfrm>
+                      <a:off x="0" y="0"/>
+                      <a:ext cx="5943600" cy="3345815"/>
+                    </a:xfrm>
+                    <a:prstGeom prst="rect">
+                      <a:avLst/>
+                    </a:prstGeom>
+                    <a:noFill/>
+                    <a:ln>
+                      <a:noFill/>
+                    </a:ln>
+                  </pic:spPr>
+                </pic:pic>
+              </a:graphicData>
+            </a:graphic>
+          </wp:anchor>
+        </w:drawing>
+      </w:r>
+    </w:p>
+    <w:p>
+      <w:pPr>
+        <w:rPr>
+          <w:sz w:val="28"/>
+          <w:szCs w:val="28"/>
+        </w:rPr>
+      </w:pPr>
+      <w:r>
+        <w:rPr>
+          <w:sz w:val="28"/>
+          <w:szCs w:val="28"/>
+        </w:rPr>
+        <w:t>The methods above represent different XAI techniques specified for LLMs:</w:t>
+      </w:r>
+    </w:p>
+    <w:p>
+      <w:pPr>
+        <w:pStyle w:val="ListParagraph"/>
+        <w:numPr>
+          <w:ilvl w:val="0"/>
+          <w:numId w:val="8"/>
+        </w:numPr>
+        <w:rPr>
+          <w:b/>
+          <w:bCs/>
+          <w:sz w:val="28"/>
+          <w:szCs w:val="28"/>
+        </w:rPr>
+      </w:pPr>
+      <w:r>
+        <w:rPr>
+          <w:b/>
+          <w:bCs/>
+          <w:sz w:val="28"/>
+          <w:szCs w:val="28"/>
+        </w:rPr>
+        <w:t>Feature Attribution</w:t>
+      </w:r>
+      <w:r>
+        <w:rPr>
+          <w:b/>
+          <w:bCs/>
+          <w:sz w:val="28"/>
+          <w:szCs w:val="28"/>
+        </w:rPr>
+        <w:t xml:space="preserve"> (SHAP/LIME) – </w:t>
+      </w:r>
+      <w:r>
+        <w:rPr>
+          <w:sz w:val="28"/>
+          <w:szCs w:val="28"/>
+        </w:rPr>
+        <w:t>assigns an importance score to every token in the input and shows its contribution to the final prediction; reveals the most influential words</w:t>
+      </w:r>
+    </w:p>
+    <w:p>
+      <w:pPr>
+        <w:pStyle w:val="ListParagraph"/>
+        <w:numPr>
+          <w:ilvl w:val="0"/>
+          <w:numId w:val="8"/>
+        </w:numPr>
+        <w:rPr>
+          <w:b/>
+          <w:bCs/>
+          <w:sz w:val="28"/>
+          <w:szCs w:val="28"/>
+        </w:rPr>
+      </w:pPr>
+      <w:r>
+        <w:rPr>
+          <w:b/>
+          <w:bCs/>
+          <w:sz w:val="28"/>
+          <w:szCs w:val="28"/>
+        </w:rPr>
+        <w:lastRenderedPageBreak/>
+        <w:t>Attention Visuali</w:t>
+      </w:r>
+      <w:r>
+        <w:rPr>
+          <w:b/>
+          <w:bCs/>
+          <w:sz w:val="28"/>
+          <w:szCs w:val="28"/>
+        </w:rPr>
+        <w:t>z</w:t>
+      </w:r>
+      <w:r>
+        <w:rPr>
+          <w:b/>
+          <w:bCs/>
+          <w:sz w:val="28"/>
+          <w:szCs w:val="28"/>
+        </w:rPr>
+        <w:t xml:space="preserve">ation (Heatmap) </w:t>
+      </w:r>
+      <w:r>
+        <w:rPr>
+          <w:b/>
+          <w:bCs/>
+          <w:sz w:val="28"/>
+          <w:szCs w:val="28"/>
+        </w:rPr>
+        <w:t>–</w:t>
+      </w:r>
+      <w:r>
+        <w:rPr>
+          <w:b/>
+          <w:bCs/>
+          <w:sz w:val="28"/>
+          <w:szCs w:val="28"/>
+        </w:rPr>
+        <w:t xml:space="preserve"> </w:t>
+      </w:r>
+      <w:r>
+        <w:rPr>
+          <w:sz w:val="28"/>
+          <w:szCs w:val="28"/>
+        </w:rPr>
+        <w:t>LLMs use something called “attention” to understand which words are most important when generating the next word; reveals at which words the model looks when generating its answer</w:t>
+      </w:r>
+    </w:p>
+    <w:p>
+      <w:pPr>
+        <w:pStyle w:val="ListParagraph"/>
+        <w:numPr>
+          <w:ilvl w:val="0"/>
+          <w:numId w:val="8"/>
+        </w:numPr>
+        <w:rPr>
+          <w:b/>
+          <w:bCs/>
+          <w:sz w:val="28"/>
+          <w:szCs w:val="28"/>
+        </w:rPr>
+      </w:pPr>
+      <w:r>
+        <w:rPr>
+          <w:b/>
+          <w:bCs/>
+          <w:sz w:val="28"/>
+          <w:szCs w:val="28"/>
+        </w:rPr>
+        <w:t xml:space="preserve">Chain-Of-Thought reasoning – </w:t>
+      </w:r>
+      <w:r>
+        <w:rPr>
+          <w:sz w:val="28"/>
+          <w:szCs w:val="28"/>
+        </w:rPr>
+        <w:t>a</w:t>
+      </w:r>
+      <w:r>
+        <w:rPr>
+          <w:b/>
+          <w:bCs/>
+          <w:sz w:val="28"/>
+          <w:szCs w:val="28"/>
+        </w:rPr>
+        <w:t xml:space="preserve"> </w:t>
+      </w:r>
+      <w:r>
+        <w:rPr>
+          <w:sz w:val="28"/>
+          <w:szCs w:val="28"/>
+        </w:rPr>
+        <w:t>technique unique for LLMs; instead of asking for the final answer, the model is prompted to think step-by-step; this technique is used to reveal the logic and sub-conclusions of the model in a human-readable way</w:t>
+      </w:r>
+    </w:p>
+    <w:p>
+      <w:pPr>
+        <w:pStyle w:val="ListParagraph"/>
+        <w:numPr>
+          <w:ilvl w:val="0"/>
+          <w:numId w:val="8"/>
+        </w:numPr>
+        <w:rPr>
+          <w:b/>
+          <w:bCs/>
+          <w:sz w:val="28"/>
+          <w:szCs w:val="28"/>
+        </w:rPr>
+      </w:pPr>
+      <w:r>
+        <w:rPr>
+          <w:b/>
+          <w:bCs/>
+          <w:sz w:val="28"/>
+          <w:szCs w:val="28"/>
+        </w:rPr>
+        <w:t xml:space="preserve">Counterfactual Explanations – </w:t>
+      </w:r>
+      <w:r>
+        <w:rPr>
+          <w:sz w:val="28"/>
+          <w:szCs w:val="28"/>
+        </w:rPr>
+        <w:t>used to identify the minimum</w:t>
+      </w:r>
+      <w:r>
+        <w:rPr>
+          <w:sz w:val="28"/>
+          <w:szCs w:val="28"/>
+        </w:rPr>
+        <w:t xml:space="preserve"> required change in the input that alters the output (what needs to change in the input, so we get a different or desired output)</w:t>
+      </w:r>
+    </w:p>
+    <w:p>
+      <w:pPr>
+        <w:pStyle w:val="ListParagraph"/>
+        <w:numPr>
+          <w:ilvl w:val="0"/>
+          <w:numId w:val="8"/>
+        </w:numPr>
+        <w:rPr>
+          <w:b/>
+          <w:bCs/>
+          <w:sz w:val="28"/>
+          <w:szCs w:val="28"/>
+        </w:rPr>
+      </w:pPr>
+      <w:r>
+        <w:rPr>
+          <w:b/>
+          <w:bCs/>
+          <w:sz w:val="28"/>
+          <w:szCs w:val="28"/>
+        </w:rPr>
+        <w:t xml:space="preserve">Hierarchical Decision Modeling – </w:t>
+      </w:r>
+      <w:r>
+        <w:rPr>
+          <w:sz w:val="28"/>
+          <w:szCs w:val="28"/>
+        </w:rPr>
+        <w:t xml:space="preserve">agents often break tasks into smaller sub-goals, which are then used to create simple, interpretable flowcharts </w:t>
+      </w:r>
+    </w:p>
+    <w:p>
+      <w:pPr>
+        <w:pStyle w:val="ListParagraph"/>
+        <w:numPr>
+          <w:ilvl w:val="0"/>
+          <w:numId w:val="8"/>
+        </w:numPr>
+        <w:rPr>
+          <w:b/>
+          <w:bCs/>
+          <w:sz w:val="28"/>
+          <w:szCs w:val="28"/>
+        </w:rPr>
+      </w:pPr>
+      <w:r>
+        <w:rPr>
+          <w:b/>
+          <w:bCs/>
+          <w:sz w:val="28"/>
+          <w:szCs w:val="28"/>
+        </w:rPr>
+        <w:t xml:space="preserve">Manual Review – </w:t>
+      </w:r>
+      <w:r>
+        <w:rPr>
+          <w:sz w:val="28"/>
+          <w:szCs w:val="28"/>
+        </w:rPr>
+        <w:t>involves domain specialists</w:t>
+      </w:r>
+      <w:r>
+        <w:rPr>
+          <w:sz w:val="28"/>
+          <w:szCs w:val="28"/>
+        </w:rPr>
+        <w:t>, who manually review and assess the model's output</w:t>
+      </w:r>
+    </w:p>
+    <w:p>
+      <w:pPr>
+        <w:pStyle w:val="Heading1"/>
+        <w:rPr>
+          <w:sz w:val="40"/>
+          <w:szCs w:val="40"/>
+        </w:rPr>
+      </w:pPr>
+      <w:bookmarkStart w:id="24" w:name="_Toc215832390"/>
+      <w:r>
+        <w:rPr>
+          <w:sz w:val="40"/>
+          <w:szCs w:val="40"/>
+        </w:rPr>
+        <w:t xml:space="preserve">XAI </w:t>
+      </w:r>
+      <w:r>
+        <w:rPr>
+          <w:sz w:val="40"/>
+          <w:szCs w:val="40"/>
+        </w:rPr>
+        <w:t xml:space="preserve">plan for </w:t>
+      </w:r>
+      <w:proofErr w:type="spellStart"/>
+      <w:r>
+        <w:rPr>
+          <w:sz w:val="40"/>
+          <w:szCs w:val="40"/>
+        </w:rPr>
+        <w:t>DistilBERT</w:t>
+      </w:r>
+      <w:bookmarkEnd w:id="24"/>
+      <w:proofErr w:type="spellEnd"/>
+      <w:r>
+        <w:rPr>
+          <w:sz w:val="40"/>
+          <w:szCs w:val="40"/>
+        </w:rPr>
+        <w:t xml:space="preserve"> </w:t>
+      </w:r>
+    </w:p>
+    <w:p>
+      <w:pPr>
+        <w:pStyle w:val="ListParagraph"/>
+        <w:numPr>
+          <w:ilvl w:val="0"/>
+          <w:numId w:val="10"/>
+        </w:numPr>
+        <w:rPr>
+          <w:sz w:val="28"/>
+          <w:szCs w:val="28"/>
+        </w:rPr>
+      </w:pPr>
+      <w:r>
+        <w:rPr>
+          <w:b/>
+          <w:bCs/>
+          <w:sz w:val="28"/>
+          <w:szCs w:val="28"/>
+        </w:rPr>
+        <w:t>Token-level attributions with LIME</w:t>
+      </w:r>
+      <w:r>
+        <w:rPr>
+          <w:sz w:val="28"/>
+          <w:szCs w:val="28"/>
+        </w:rPr>
+        <w:t xml:space="preserve"> </w:t>
+      </w:r>
+      <w:r>
+        <w:rPr>
+          <w:sz w:val="28"/>
+          <w:szCs w:val="28"/>
+        </w:rPr>
+        <w:t>–</w:t>
+      </w:r>
+      <w:r>
+        <w:rPr>
+          <w:sz w:val="28"/>
+          <w:szCs w:val="28"/>
+        </w:rPr>
+        <w:t xml:space="preserve"> </w:t>
+      </w:r>
+      <w:r>
+        <w:rPr>
+          <w:sz w:val="28"/>
+          <w:szCs w:val="28"/>
+        </w:rPr>
+        <w:t>takes a message and creates many perturbed versions of it (removes a word or phrase, masks a word or drops tokens randomly), queries the black box model on those versions, fits a simpler interpretable surrogate model and uses its weights for feature importance explanation</w:t>
+      </w:r>
+    </w:p>
+    <w:p>
+      <w:pPr>
+        <w:pStyle w:val="ListParagraph"/>
+        <w:numPr>
+          <w:ilvl w:val="0"/>
+          <w:numId w:val="10"/>
+        </w:numPr>
+        <w:rPr>
+          <w:sz w:val="28"/>
+          <w:szCs w:val="28"/>
+        </w:rPr>
+      </w:pPr>
+      <w:r>
+        <w:rPr>
+          <w:b/>
+          <w:bCs/>
+          <w:sz w:val="28"/>
+          <w:szCs w:val="28"/>
+        </w:rPr>
+        <w:t>Attention Visuali</w:t>
+      </w:r>
+      <w:r>
+        <w:rPr>
+          <w:b/>
+          <w:bCs/>
+          <w:sz w:val="28"/>
+          <w:szCs w:val="28"/>
+        </w:rPr>
+        <w:t xml:space="preserve">zation with a heatmap </w:t>
+      </w:r>
+      <w:r>
+        <w:rPr>
+          <w:sz w:val="28"/>
+          <w:szCs w:val="28"/>
+        </w:rPr>
+        <w:t>– uses the model's attention weights to draw heatmaps from a few messages, showing which tokens the model pays most attention to; does not provide a full explanation but offers an additional internal view</w:t>
+      </w:r>
+    </w:p>
+    <w:p>
+      <w:pPr>
+        <w:pStyle w:val="ListParagraph"/>
+        <w:numPr>
+          <w:ilvl w:val="0"/>
+          <w:numId w:val="10"/>
+        </w:numPr>
+        <w:rPr>
+          <w:sz w:val="28"/>
+          <w:szCs w:val="28"/>
+        </w:rPr>
+      </w:pPr>
+      <w:r>
+        <w:rPr>
+          <w:b/>
+          <w:bCs/>
+          <w:sz w:val="28"/>
+          <w:szCs w:val="28"/>
+        </w:rPr>
+        <w:t xml:space="preserve">Masking analysis </w:t>
+      </w:r>
+      <w:r>
+        <w:rPr>
+          <w:sz w:val="28"/>
+          <w:szCs w:val="28"/>
+        </w:rPr>
+        <w:t>– takes a message and its prediction, masks or removes specific words and runs the model again; if the probability for a label drops significantly</w:t>
+      </w:r>
+      <w:r>
+        <w:rPr>
+          <w:sz w:val="28"/>
+          <w:szCs w:val="28"/>
+        </w:rPr>
+        <w:t>, the model relied on that word for its decision</w:t>
+      </w:r>
+    </w:p>
+    <w:p>
+      <w:pPr>
+        <w:rPr>
+          <w:b/>
+          <w:bCs/>
+          <w:sz w:val="28"/>
+          <w:szCs w:val="28"/>
+        </w:rPr>
+      </w:pPr>
+    </w:p>
+    <w:p>
+      <w:pPr>
+        <w:rPr>
+          <w:b/>
+          <w:bCs/>
+          <w:sz w:val="28"/>
+          <w:szCs w:val="28"/>
+        </w:rPr>
+      </w:pPr>
+      <w:r>
+        <w:rPr>
+          <w:b/>
+          <w:bCs/>
+          <w:sz w:val="28"/>
+          <w:szCs w:val="28"/>
+        </w:rPr>
+        <w:t xml:space="preserve"> </w:t>
+      </w:r>
+    </w:p>
+    <w:p>
+      <w:pPr>
+        <w:rPr>
+          <w:b/>
+          <w:bCs/>
+          <w:sz w:val="28"/>
+          <w:szCs w:val="28"/>
+        </w:rPr>
+      </w:pPr>
+    </w:p>
+    <w:p>
+      <w:pPr>
+        <w:pStyle w:val="Heading1"/>
+        <w:rPr>
+          <w:sz w:val="40"/>
+          <w:szCs w:val="40"/>
+        </w:rPr>
+      </w:pPr>
+      <w:bookmarkStart w:id="25" w:name="_Toc215832391"/>
+      <w:r>
+        <w:rPr>
+          <w:sz w:val="40"/>
+          <w:szCs w:val="40"/>
+        </w:rPr>
         <w:lastRenderedPageBreak/>
         <w:t>Resources</w:t>
       </w:r>
-      <w:bookmarkEnd w:id="6"/>
+      <w:bookmarkEnd w:id="25"/>
       <w:r>
         <w:rPr>
           <w:sz w:val="40"/>
@@ -1998,7 +5112,7 @@
       <w:r>
         <w:t xml:space="preserve">. </w:t>
       </w:r>
-      <w:hyperlink r:id="rId12" w:history="1">
+      <w:hyperlink r:id="rId15" w:history="1">
         <w:r>
           <w:rPr>
             <w:rStyle w:val="Hyperlink"/>
@@ -2024,7 +5138,7 @@
       <w:r>
         <w:t xml:space="preserve">. (n.d.). IFRC. </w:t>
       </w:r>
-      <w:hyperlink r:id="rId13" w:history="1">
+      <w:hyperlink r:id="rId16" w:history="1">
         <w:r>
           <w:rPr>
             <w:rStyle w:val="Hyperlink"/>
@@ -2050,7 +5164,7 @@
       <w:r>
         <w:t xml:space="preserve">. (2025, November 16). Wikipedia. </w:t>
       </w:r>
-      <w:hyperlink r:id="rId14" w:history="1">
+      <w:hyperlink r:id="rId17" w:history="1">
         <w:r>
           <w:rPr>
             <w:rStyle w:val="Hyperlink"/>
@@ -2076,7 +5190,7 @@
       <w:r>
         <w:t xml:space="preserve">. (n.d.). The Netherlands Red Cross - 510. </w:t>
       </w:r>
-      <w:hyperlink r:id="rId15" w:history="1">
+      <w:hyperlink r:id="rId18" w:history="1">
         <w:r>
           <w:rPr>
             <w:rStyle w:val="Hyperlink"/>
@@ -2118,7 +5232,7 @@
       <w:r>
         <w:t xml:space="preserve">. </w:t>
       </w:r>
-      <w:hyperlink r:id="rId16" w:history="1">
+      <w:hyperlink r:id="rId19" w:history="1">
         <w:r>
           <w:rPr>
             <w:rStyle w:val="Hyperlink"/>
@@ -2139,28 +5253,12 @@
           <w:i/>
           <w:iCs/>
         </w:rPr>
-        <w:t xml:space="preserve">How the Red Cross Uses </w:t>
-      </w:r>
-      <w:proofErr w:type="gramStart"/>
-      <w:r>
-        <w:rPr>
-          <w:i/>
-          <w:iCs/>
-        </w:rPr>
-        <w:t>Social Media</w:t>
-      </w:r>
-      <w:proofErr w:type="gramEnd"/>
-      <w:r>
-        <w:rPr>
-          <w:i/>
-          <w:iCs/>
-        </w:rPr>
-        <w:t xml:space="preserve"> for Disaster Response and Engaging Donors</w:t>
+        <w:t>How the Red Cross Uses Social Media for Disaster Response and Engaging Donors</w:t>
       </w:r>
       <w:r>
         <w:t xml:space="preserve">. (2015, April 21). Medium. </w:t>
       </w:r>
-      <w:hyperlink r:id="rId17" w:history="1">
+      <w:hyperlink r:id="rId20" w:history="1">
         <w:r>
           <w:rPr>
             <w:rStyle w:val="Hyperlink"/>
@@ -2194,7 +5292,7 @@
       <w:r>
         <w:t xml:space="preserve"> / Doctors Without Borders. </w:t>
       </w:r>
-      <w:hyperlink r:id="rId18" w:history="1">
+      <w:hyperlink r:id="rId21" w:history="1">
         <w:r>
           <w:rPr>
             <w:rStyle w:val="Hyperlink"/>
@@ -2206,9 +5304,375 @@
     </w:p>
     <w:p>
       <w:pPr>
-        <w:pStyle w:val="NormalWeb"/>
-        <w:spacing w:before="0" w:beforeAutospacing="0" w:after="0" w:afterAutospacing="0" w:line="480" w:lineRule="auto"/>
-        <w:ind w:left="720" w:hanging="720"/>
+        <w:spacing w:after="0" w:line="480" w:lineRule="auto"/>
+        <w:ind w:hanging="720"/>
+        <w:rPr>
+          <w:rFonts w:ascii="Times New Roman" w:eastAsia="Times New Roman" w:hAnsi="Times New Roman" w:cs="Times New Roman"/>
+          <w:sz w:val="24"/>
+          <w:szCs w:val="24"/>
+        </w:rPr>
+      </w:pPr>
+      <w:r>
+        <w:rPr>
+          <w:rFonts w:ascii="Times New Roman" w:eastAsia="Times New Roman" w:hAnsi="Times New Roman" w:cs="Times New Roman"/>
+          <w:sz w:val="24"/>
+          <w:szCs w:val="24"/>
+        </w:rPr>
+        <w:t xml:space="preserve">Ribeiro, M. T. R., Singh, S. S., &amp; </w:t>
+      </w:r>
+      <w:proofErr w:type="spellStart"/>
+      <w:r>
+        <w:rPr>
+          <w:rFonts w:ascii="Times New Roman" w:eastAsia="Times New Roman" w:hAnsi="Times New Roman" w:cs="Times New Roman"/>
+          <w:sz w:val="24"/>
+          <w:szCs w:val="24"/>
+        </w:rPr>
+        <w:t>Guestrin</w:t>
+      </w:r>
+      <w:proofErr w:type="spellEnd"/>
+      <w:r>
+        <w:rPr>
+          <w:rFonts w:ascii="Times New Roman" w:eastAsia="Times New Roman" w:hAnsi="Times New Roman" w:cs="Times New Roman"/>
+          <w:sz w:val="24"/>
+          <w:szCs w:val="24"/>
+        </w:rPr>
+        <w:t xml:space="preserve">, C. G. (2016, August 12). Local Interpretable Model-Agnostic Explanations (LIME): An Introduction. </w:t>
+      </w:r>
+      <w:r>
+        <w:rPr>
+          <w:rFonts w:ascii="Times New Roman" w:eastAsia="Times New Roman" w:hAnsi="Times New Roman" w:cs="Times New Roman"/>
+          <w:i/>
+          <w:iCs/>
+          <w:sz w:val="24"/>
+          <w:szCs w:val="24"/>
+        </w:rPr>
+        <w:t>O’Reilly</w:t>
+      </w:r>
+      <w:r>
+        <w:rPr>
+          <w:rFonts w:ascii="Times New Roman" w:eastAsia="Times New Roman" w:hAnsi="Times New Roman" w:cs="Times New Roman"/>
+          <w:sz w:val="24"/>
+          <w:szCs w:val="24"/>
+        </w:rPr>
+        <w:t xml:space="preserve">. </w:t>
+      </w:r>
+      <w:hyperlink r:id="rId22" w:history="1">
+        <w:r>
+          <w:rPr>
+            <w:rStyle w:val="Hyperlink"/>
+            <w:rFonts w:ascii="Times New Roman" w:eastAsia="Times New Roman" w:hAnsi="Times New Roman" w:cs="Times New Roman"/>
+            <w:sz w:val="24"/>
+            <w:szCs w:val="24"/>
+          </w:rPr>
+          <w:t>https://www.oreilly.com/content/introduction-to-local-interpretable-model-agnostic-explanations-lime/</w:t>
+        </w:r>
+      </w:hyperlink>
+    </w:p>
+    <w:p>
+      <w:pPr>
+        <w:spacing w:after="0" w:line="480" w:lineRule="auto"/>
+        <w:ind w:hanging="720"/>
+        <w:rPr>
+          <w:rFonts w:ascii="Times New Roman" w:eastAsia="Times New Roman" w:hAnsi="Times New Roman" w:cs="Times New Roman"/>
+          <w:sz w:val="24"/>
+          <w:szCs w:val="24"/>
+        </w:rPr>
+      </w:pPr>
+      <w:proofErr w:type="spellStart"/>
+      <w:r>
+        <w:rPr>
+          <w:rFonts w:ascii="Times New Roman" w:eastAsia="Times New Roman" w:hAnsi="Times New Roman" w:cs="Times New Roman"/>
+          <w:sz w:val="24"/>
+          <w:szCs w:val="24"/>
+        </w:rPr>
+        <w:t>Mersha</w:t>
+      </w:r>
+      <w:proofErr w:type="spellEnd"/>
+      <w:r>
+        <w:rPr>
+          <w:rFonts w:ascii="Times New Roman" w:eastAsia="Times New Roman" w:hAnsi="Times New Roman" w:cs="Times New Roman"/>
+          <w:sz w:val="24"/>
+          <w:szCs w:val="24"/>
+        </w:rPr>
+        <w:t xml:space="preserve">, M. A. M., </w:t>
+      </w:r>
+      <w:proofErr w:type="spellStart"/>
+      <w:r>
+        <w:rPr>
+          <w:rFonts w:ascii="Times New Roman" w:eastAsia="Times New Roman" w:hAnsi="Times New Roman" w:cs="Times New Roman"/>
+          <w:sz w:val="24"/>
+          <w:szCs w:val="24"/>
+        </w:rPr>
+        <w:t>Yigezu</w:t>
+      </w:r>
+      <w:proofErr w:type="spellEnd"/>
+      <w:r>
+        <w:rPr>
+          <w:rFonts w:ascii="Times New Roman" w:eastAsia="Times New Roman" w:hAnsi="Times New Roman" w:cs="Times New Roman"/>
+          <w:sz w:val="24"/>
+          <w:szCs w:val="24"/>
+        </w:rPr>
+        <w:t xml:space="preserve">, M. G. Y., &amp; </w:t>
+      </w:r>
+      <w:proofErr w:type="spellStart"/>
+      <w:r>
+        <w:rPr>
+          <w:rFonts w:ascii="Times New Roman" w:eastAsia="Times New Roman" w:hAnsi="Times New Roman" w:cs="Times New Roman"/>
+          <w:sz w:val="24"/>
+          <w:szCs w:val="24"/>
+        </w:rPr>
+        <w:t>Kalita</w:t>
+      </w:r>
+      <w:proofErr w:type="spellEnd"/>
+      <w:r>
+        <w:rPr>
+          <w:rFonts w:ascii="Times New Roman" w:eastAsia="Times New Roman" w:hAnsi="Times New Roman" w:cs="Times New Roman"/>
+          <w:sz w:val="24"/>
+          <w:szCs w:val="24"/>
+        </w:rPr>
+        <w:t xml:space="preserve">, J. K. (2025). Evaluating the Effectiveness of XAI Techniques for Encoder-Based Language Models. In </w:t>
+      </w:r>
+      <w:proofErr w:type="spellStart"/>
+      <w:r>
+        <w:rPr>
+          <w:rFonts w:ascii="Times New Roman" w:eastAsia="Times New Roman" w:hAnsi="Times New Roman" w:cs="Times New Roman"/>
+          <w:i/>
+          <w:iCs/>
+          <w:sz w:val="24"/>
+          <w:szCs w:val="24"/>
+        </w:rPr>
+        <w:t>Arxive</w:t>
+      </w:r>
+      <w:proofErr w:type="spellEnd"/>
+      <w:r>
+        <w:rPr>
+          <w:rFonts w:ascii="Times New Roman" w:eastAsia="Times New Roman" w:hAnsi="Times New Roman" w:cs="Times New Roman"/>
+          <w:sz w:val="24"/>
+          <w:szCs w:val="24"/>
+        </w:rPr>
+        <w:t xml:space="preserve">. </w:t>
+      </w:r>
+      <w:hyperlink r:id="rId23" w:anchor="S7" w:history="1">
+        <w:r>
+          <w:rPr>
+            <w:rStyle w:val="Hyperlink"/>
+            <w:rFonts w:ascii="Times New Roman" w:eastAsia="Times New Roman" w:hAnsi="Times New Roman" w:cs="Times New Roman"/>
+            <w:sz w:val="24"/>
+            <w:szCs w:val="24"/>
+          </w:rPr>
+          <w:t>https://arxiv.org/html/2501.15374v1#S7</w:t>
+        </w:r>
+      </w:hyperlink>
+    </w:p>
+    <w:p>
+      <w:pPr>
+        <w:spacing w:after="0" w:line="480" w:lineRule="auto"/>
+        <w:ind w:hanging="720"/>
+        <w:rPr>
+          <w:rStyle w:val="Hyperlink"/>
+          <w:rFonts w:ascii="Times New Roman" w:eastAsia="Times New Roman" w:hAnsi="Times New Roman" w:cs="Times New Roman"/>
+          <w:sz w:val="24"/>
+          <w:szCs w:val="24"/>
+        </w:rPr>
+      </w:pPr>
+      <w:r>
+        <w:rPr>
+          <w:rFonts w:ascii="Times New Roman" w:eastAsia="Times New Roman" w:hAnsi="Times New Roman" w:cs="Times New Roman"/>
+          <w:sz w:val="24"/>
+          <w:szCs w:val="24"/>
+        </w:rPr>
+        <w:lastRenderedPageBreak/>
+        <w:t xml:space="preserve">Chatterjee, A. C. (2025, October 9). </w:t>
+      </w:r>
+      <w:proofErr w:type="spellStart"/>
+      <w:r>
+        <w:rPr>
+          <w:rFonts w:ascii="Times New Roman" w:eastAsia="Times New Roman" w:hAnsi="Times New Roman" w:cs="Times New Roman"/>
+          <w:sz w:val="24"/>
+          <w:szCs w:val="24"/>
+        </w:rPr>
+        <w:t>Explainability</w:t>
+      </w:r>
+      <w:proofErr w:type="spellEnd"/>
+      <w:r>
+        <w:rPr>
+          <w:rFonts w:ascii="Times New Roman" w:eastAsia="Times New Roman" w:hAnsi="Times New Roman" w:cs="Times New Roman"/>
+          <w:sz w:val="24"/>
+          <w:szCs w:val="24"/>
+        </w:rPr>
+        <w:t xml:space="preserve"> Techniques for LLMs &amp; AI Agents: Methods, Tools &amp; Best Practices. </w:t>
+      </w:r>
+      <w:proofErr w:type="spellStart"/>
+      <w:r>
+        <w:rPr>
+          <w:rFonts w:ascii="Times New Roman" w:eastAsia="Times New Roman" w:hAnsi="Times New Roman" w:cs="Times New Roman"/>
+          <w:i/>
+          <w:iCs/>
+          <w:sz w:val="24"/>
+          <w:szCs w:val="24"/>
+        </w:rPr>
+        <w:t>testRigor</w:t>
+      </w:r>
+      <w:proofErr w:type="spellEnd"/>
+      <w:r>
+        <w:rPr>
+          <w:rFonts w:ascii="Times New Roman" w:eastAsia="Times New Roman" w:hAnsi="Times New Roman" w:cs="Times New Roman"/>
+          <w:sz w:val="24"/>
+          <w:szCs w:val="24"/>
+        </w:rPr>
+        <w:t xml:space="preserve">. </w:t>
+      </w:r>
+      <w:hyperlink r:id="rId24" w:history="1">
+        <w:r>
+          <w:rPr>
+            <w:rStyle w:val="Hyperlink"/>
+            <w:rFonts w:ascii="Times New Roman" w:eastAsia="Times New Roman" w:hAnsi="Times New Roman" w:cs="Times New Roman"/>
+            <w:sz w:val="24"/>
+            <w:szCs w:val="24"/>
+          </w:rPr>
+          <w:t>https://testrigor.com/blog/explainability-techniques-for-llms-ai-agents/</w:t>
+        </w:r>
+      </w:hyperlink>
+    </w:p>
+    <w:p>
+      <w:pPr>
+        <w:spacing w:after="0" w:line="480" w:lineRule="auto"/>
+        <w:ind w:hanging="720"/>
+        <w:rPr>
+          <w:rFonts w:ascii="Times New Roman" w:eastAsia="Times New Roman" w:hAnsi="Times New Roman" w:cs="Times New Roman"/>
+          <w:sz w:val="24"/>
+          <w:szCs w:val="24"/>
+        </w:rPr>
+      </w:pPr>
+      <w:r>
+        <w:rPr>
+          <w:rFonts w:ascii="Times New Roman" w:eastAsia="Times New Roman" w:hAnsi="Times New Roman" w:cs="Times New Roman"/>
+          <w:sz w:val="24"/>
+          <w:szCs w:val="24"/>
+        </w:rPr>
+        <w:t xml:space="preserve">BERT Transformers – How Do They Work? (2025, October 31). </w:t>
+      </w:r>
+      <w:proofErr w:type="spellStart"/>
+      <w:r>
+        <w:rPr>
+          <w:rFonts w:ascii="Times New Roman" w:eastAsia="Times New Roman" w:hAnsi="Times New Roman" w:cs="Times New Roman"/>
+          <w:i/>
+          <w:iCs/>
+          <w:sz w:val="24"/>
+          <w:szCs w:val="24"/>
+        </w:rPr>
+        <w:t>Exxact</w:t>
+      </w:r>
+      <w:proofErr w:type="spellEnd"/>
+      <w:r>
+        <w:rPr>
+          <w:rFonts w:ascii="Times New Roman" w:eastAsia="Times New Roman" w:hAnsi="Times New Roman" w:cs="Times New Roman"/>
+          <w:sz w:val="24"/>
+          <w:szCs w:val="24"/>
+        </w:rPr>
+        <w:t xml:space="preserve">. </w:t>
+      </w:r>
+      <w:hyperlink r:id="rId25" w:history="1">
+        <w:r>
+          <w:rPr>
+            <w:rStyle w:val="Hyperlink"/>
+            <w:rFonts w:ascii="Times New Roman" w:eastAsia="Times New Roman" w:hAnsi="Times New Roman" w:cs="Times New Roman"/>
+            <w:sz w:val="24"/>
+            <w:szCs w:val="24"/>
+          </w:rPr>
+          <w:t>https://www.exxactcorp.com/blog/Deep-Learning/how-do-bert-transformers-work</w:t>
+        </w:r>
+      </w:hyperlink>
+    </w:p>
+    <w:p>
+      <w:pPr>
+        <w:spacing w:after="0" w:line="480" w:lineRule="auto"/>
+        <w:ind w:hanging="720"/>
+        <w:rPr>
+          <w:rFonts w:ascii="Times New Roman" w:eastAsia="Times New Roman" w:hAnsi="Times New Roman" w:cs="Times New Roman"/>
+          <w:sz w:val="24"/>
+          <w:szCs w:val="24"/>
+        </w:rPr>
+      </w:pPr>
+      <w:proofErr w:type="spellStart"/>
+      <w:r>
+        <w:rPr>
+          <w:rFonts w:ascii="Times New Roman" w:eastAsia="Times New Roman" w:hAnsi="Times New Roman" w:cs="Times New Roman"/>
+          <w:sz w:val="24"/>
+          <w:szCs w:val="24"/>
+        </w:rPr>
+        <w:t>RoBERTa</w:t>
+      </w:r>
+      <w:proofErr w:type="spellEnd"/>
+      <w:r>
+        <w:rPr>
+          <w:rFonts w:ascii="Times New Roman" w:eastAsia="Times New Roman" w:hAnsi="Times New Roman" w:cs="Times New Roman"/>
+          <w:sz w:val="24"/>
+          <w:szCs w:val="24"/>
+        </w:rPr>
+        <w:t xml:space="preserve">. (2020). In </w:t>
+      </w:r>
+      <w:r>
+        <w:rPr>
+          <w:rFonts w:ascii="Times New Roman" w:eastAsia="Times New Roman" w:hAnsi="Times New Roman" w:cs="Times New Roman"/>
+          <w:i/>
+          <w:iCs/>
+          <w:sz w:val="24"/>
+          <w:szCs w:val="24"/>
+        </w:rPr>
+        <w:t>Hugging Face</w:t>
+      </w:r>
+      <w:r>
+        <w:rPr>
+          <w:rFonts w:ascii="Times New Roman" w:eastAsia="Times New Roman" w:hAnsi="Times New Roman" w:cs="Times New Roman"/>
+          <w:sz w:val="24"/>
+          <w:szCs w:val="24"/>
+        </w:rPr>
+        <w:t xml:space="preserve">. </w:t>
+      </w:r>
+      <w:hyperlink r:id="rId26" w:history="1">
+        <w:r>
+          <w:rPr>
+            <w:rStyle w:val="Hyperlink"/>
+            <w:rFonts w:ascii="Times New Roman" w:eastAsia="Times New Roman" w:hAnsi="Times New Roman" w:cs="Times New Roman"/>
+            <w:sz w:val="24"/>
+            <w:szCs w:val="24"/>
+          </w:rPr>
+          <w:t>https://huggingface.co/docs/transformers/en/model_doc/roberta</w:t>
+        </w:r>
+      </w:hyperlink>
+    </w:p>
+    <w:p>
+      <w:pPr>
+        <w:spacing w:after="0" w:line="480" w:lineRule="auto"/>
+        <w:ind w:hanging="720"/>
+        <w:rPr>
+          <w:rFonts w:ascii="Times New Roman" w:eastAsia="Times New Roman" w:hAnsi="Times New Roman" w:cs="Times New Roman"/>
+          <w:sz w:val="24"/>
+          <w:szCs w:val="24"/>
+        </w:rPr>
+      </w:pPr>
+    </w:p>
+    <w:p>
+      <w:pPr>
+        <w:spacing w:after="0" w:line="480" w:lineRule="auto"/>
+        <w:ind w:hanging="720"/>
+        <w:rPr>
+          <w:rFonts w:ascii="Times New Roman" w:eastAsia="Times New Roman" w:hAnsi="Times New Roman" w:cs="Times New Roman"/>
+          <w:sz w:val="24"/>
+          <w:szCs w:val="24"/>
+        </w:rPr>
+      </w:pPr>
+    </w:p>
+    <w:p>
+      <w:pPr>
+        <w:spacing w:after="0" w:line="480" w:lineRule="auto"/>
+        <w:ind w:hanging="720"/>
+        <w:rPr>
+          <w:rFonts w:ascii="Times New Roman" w:eastAsia="Times New Roman" w:hAnsi="Times New Roman" w:cs="Times New Roman"/>
+          <w:sz w:val="24"/>
+          <w:szCs w:val="24"/>
+        </w:rPr>
       </w:pPr>
     </w:p>
     <w:sectPr>
@@ -2226,6 +5690,517 @@
 <file path=word/numbering.xml><?xml version="1.0" encoding="utf-8"?>
 <w:numbering xmlns:wpc="http://schemas.microsoft.com/office/word/2010/wordprocessingCanvas" xmlns:cx="http://schemas.microsoft.com/office/drawing/2014/chartex" xmlns:cx1="http://schemas.microsoft.com/office/drawing/2015/9/8/chartex" xmlns:cx2="http://schemas.microsoft.com/office/drawing/2015/10/21/chartex" xmlns:cx3="http://schemas.microsoft.com/office/drawing/2016/5/9/chartex" xmlns:cx4="http://schemas.microsoft.com/office/drawing/2016/5/10/chartex" xmlns:cx5="http://schemas.microsoft.com/office/drawing/2016/5/11/chartex" xmlns:cx6="http://schemas.microsoft.com/office/drawing/2016/5/12/chartex" xmlns:cx7="http://schemas.microsoft.com/office/drawing/2016/5/13/chartex" xmlns:cx8="http://schemas.microsoft.com/office/drawing/2016/5/14/chartex" xmlns:mc="http://schemas.openxmlformats.org/markup-compatibility/2006" xmlns:aink="http://schemas.microsoft.com/office/drawing/2016/ink" xmlns:am3d="http://schemas.microsoft.com/office/drawing/2017/model3d" xmlns:o="urn:schemas-microsoft-com:office:office" xmlns:r="http://schemas.openxmlformats.org/officeDocument/2006/relationships" xmlns:m="http://schemas.openxmlformats.org/officeDocument/2006/math" xmlns:v="urn:schemas-microsoft-com:vml" xmlns:wp14="http://schemas.microsoft.com/office/word/2010/wordprocessingDrawing" xmlns:wp="http://schemas.openxmlformats.org/drawingml/2006/wordprocessingDrawing" xmlns:w10="urn:schemas-microsoft-com:office:word" xmlns:w="http://schemas.openxmlformats.org/wordprocessingml/2006/main" xmlns:w14="http://schemas.microsoft.com/office/word/2010/wordml" xmlns:w15="http://schemas.microsoft.com/office/word/2012/wordml" xmlns:w16cex="http://schemas.microsoft.com/office/word/2018/wordml/cex" xmlns:w16cid="http://schemas.microsoft.com/office/word/2016/wordml/cid" xmlns:w16="http://schemas.microsoft.com/office/word/2018/wordml" xmlns:w16sdtdh="http://schemas.microsoft.com/office/word/2020/wordml/sdtdatahash" xmlns:w16se="http://schemas.microsoft.com/office/word/2015/wordml/symex" xmlns:wpg="http://schemas.microsoft.com/office/word/2010/wordprocessingGroup" xmlns:wpi="http://schemas.microsoft.com/office/word/2010/wordprocessingInk" xmlns:wne="http://schemas.microsoft.com/office/word/2006/wordml" xmlns:wps="http://schemas.microsoft.com/office/word/2010/wordprocessingShape" mc:Ignorable="w14 w15 w16se w16cid w16 w16cex w16sdtdh wp14">
   <w:abstractNum w:abstractNumId="0" w15:restartNumberingAfterBreak="0">
+    <w:nsid w:val="2FA20839"/>
+    <w:multiLevelType w:val="multilevel"/>
+    <w:tmpl w:val="04090021"/>
+    <w:lvl w:ilvl="0">
+      <w:start w:val="1"/>
+      <w:numFmt w:val="bullet"/>
+      <w:lvlText w:val=""/>
+      <w:lvlJc w:val="left"/>
+      <w:pPr>
+        <w:ind w:left="360" w:hanging="360"/>
+      </w:pPr>
+      <w:rPr>
+        <w:rFonts w:ascii="Wingdings" w:hAnsi="Wingdings" w:hint="default"/>
+      </w:rPr>
+    </w:lvl>
+    <w:lvl w:ilvl="1">
+      <w:start w:val="1"/>
+      <w:numFmt w:val="bullet"/>
+      <w:lvlText w:val=""/>
+      <w:lvlJc w:val="left"/>
+      <w:pPr>
+        <w:ind w:left="720" w:hanging="360"/>
+      </w:pPr>
+      <w:rPr>
+        <w:rFonts w:ascii="Wingdings" w:hAnsi="Wingdings" w:hint="default"/>
+      </w:rPr>
+    </w:lvl>
+    <w:lvl w:ilvl="2">
+      <w:start w:val="1"/>
+      <w:numFmt w:val="bullet"/>
+      <w:lvlText w:val=""/>
+      <w:lvlJc w:val="left"/>
+      <w:pPr>
+        <w:ind w:left="1080" w:hanging="360"/>
+      </w:pPr>
+      <w:rPr>
+        <w:rFonts w:ascii="Wingdings" w:hAnsi="Wingdings" w:hint="default"/>
+      </w:rPr>
+    </w:lvl>
+    <w:lvl w:ilvl="3">
+      <w:start w:val="1"/>
+      <w:numFmt w:val="bullet"/>
+      <w:lvlText w:val=""/>
+      <w:lvlJc w:val="left"/>
+      <w:pPr>
+        <w:ind w:left="1440" w:hanging="360"/>
+      </w:pPr>
+      <w:rPr>
+        <w:rFonts w:ascii="Symbol" w:hAnsi="Symbol" w:hint="default"/>
+      </w:rPr>
+    </w:lvl>
+    <w:lvl w:ilvl="4">
+      <w:start w:val="1"/>
+      <w:numFmt w:val="bullet"/>
+      <w:lvlText w:val=""/>
+      <w:lvlJc w:val="left"/>
+      <w:pPr>
+        <w:ind w:left="1800" w:hanging="360"/>
+      </w:pPr>
+      <w:rPr>
+        <w:rFonts w:ascii="Symbol" w:hAnsi="Symbol" w:hint="default"/>
+      </w:rPr>
+    </w:lvl>
+    <w:lvl w:ilvl="5">
+      <w:start w:val="1"/>
+      <w:numFmt w:val="bullet"/>
+      <w:lvlText w:val=""/>
+      <w:lvlJc w:val="left"/>
+      <w:pPr>
+        <w:ind w:left="2160" w:hanging="360"/>
+      </w:pPr>
+      <w:rPr>
+        <w:rFonts w:ascii="Wingdings" w:hAnsi="Wingdings" w:hint="default"/>
+      </w:rPr>
+    </w:lvl>
+    <w:lvl w:ilvl="6">
+      <w:start w:val="1"/>
+      <w:numFmt w:val="bullet"/>
+      <w:lvlText w:val=""/>
+      <w:lvlJc w:val="left"/>
+      <w:pPr>
+        <w:ind w:left="2520" w:hanging="360"/>
+      </w:pPr>
+      <w:rPr>
+        <w:rFonts w:ascii="Wingdings" w:hAnsi="Wingdings" w:hint="default"/>
+      </w:rPr>
+    </w:lvl>
+    <w:lvl w:ilvl="7">
+      <w:start w:val="1"/>
+      <w:numFmt w:val="bullet"/>
+      <w:lvlText w:val=""/>
+      <w:lvlJc w:val="left"/>
+      <w:pPr>
+        <w:ind w:left="2880" w:hanging="360"/>
+      </w:pPr>
+      <w:rPr>
+        <w:rFonts w:ascii="Symbol" w:hAnsi="Symbol" w:hint="default"/>
+      </w:rPr>
+    </w:lvl>
+    <w:lvl w:ilvl="8">
+      <w:start w:val="1"/>
+      <w:numFmt w:val="bullet"/>
+      <w:lvlText w:val=""/>
+      <w:lvlJc w:val="left"/>
+      <w:pPr>
+        <w:ind w:left="3240" w:hanging="360"/>
+      </w:pPr>
+      <w:rPr>
+        <w:rFonts w:ascii="Symbol" w:hAnsi="Symbol" w:hint="default"/>
+      </w:rPr>
+    </w:lvl>
+  </w:abstractNum>
+  <w:abstractNum w:abstractNumId="1" w15:restartNumberingAfterBreak="0">
+    <w:nsid w:val="35BD46BC"/>
+    <w:multiLevelType w:val="hybridMultilevel"/>
+    <w:tmpl w:val="AA0C330C"/>
+    <w:lvl w:ilvl="0" w:tplc="04090001">
+      <w:start w:val="1"/>
+      <w:numFmt w:val="bullet"/>
+      <w:lvlText w:val=""/>
+      <w:lvlJc w:val="left"/>
+      <w:pPr>
+        <w:ind w:left="720" w:hanging="360"/>
+      </w:pPr>
+      <w:rPr>
+        <w:rFonts w:ascii="Symbol" w:hAnsi="Symbol" w:hint="default"/>
+      </w:rPr>
+    </w:lvl>
+    <w:lvl w:ilvl="1" w:tplc="04090003" w:tentative="1">
+      <w:start w:val="1"/>
+      <w:numFmt w:val="bullet"/>
+      <w:lvlText w:val="o"/>
+      <w:lvlJc w:val="left"/>
+      <w:pPr>
+        <w:ind w:left="1440" w:hanging="360"/>
+      </w:pPr>
+      <w:rPr>
+        <w:rFonts w:ascii="Courier New" w:hAnsi="Courier New" w:cs="Courier New" w:hint="default"/>
+      </w:rPr>
+    </w:lvl>
+    <w:lvl w:ilvl="2" w:tplc="04090005" w:tentative="1">
+      <w:start w:val="1"/>
+      <w:numFmt w:val="bullet"/>
+      <w:lvlText w:val=""/>
+      <w:lvlJc w:val="left"/>
+      <w:pPr>
+        <w:ind w:left="2160" w:hanging="360"/>
+      </w:pPr>
+      <w:rPr>
+        <w:rFonts w:ascii="Wingdings" w:hAnsi="Wingdings" w:hint="default"/>
+      </w:rPr>
+    </w:lvl>
+    <w:lvl w:ilvl="3" w:tplc="04090001" w:tentative="1">
+      <w:start w:val="1"/>
+      <w:numFmt w:val="bullet"/>
+      <w:lvlText w:val=""/>
+      <w:lvlJc w:val="left"/>
+      <w:pPr>
+        <w:ind w:left="2880" w:hanging="360"/>
+      </w:pPr>
+      <w:rPr>
+        <w:rFonts w:ascii="Symbol" w:hAnsi="Symbol" w:hint="default"/>
+      </w:rPr>
+    </w:lvl>
+    <w:lvl w:ilvl="4" w:tplc="04090003" w:tentative="1">
+      <w:start w:val="1"/>
+      <w:numFmt w:val="bullet"/>
+      <w:lvlText w:val="o"/>
+      <w:lvlJc w:val="left"/>
+      <w:pPr>
+        <w:ind w:left="3600" w:hanging="360"/>
+      </w:pPr>
+      <w:rPr>
+        <w:rFonts w:ascii="Courier New" w:hAnsi="Courier New" w:cs="Courier New" w:hint="default"/>
+      </w:rPr>
+    </w:lvl>
+    <w:lvl w:ilvl="5" w:tplc="04090005" w:tentative="1">
+      <w:start w:val="1"/>
+      <w:numFmt w:val="bullet"/>
+      <w:lvlText w:val=""/>
+      <w:lvlJc w:val="left"/>
+      <w:pPr>
+        <w:ind w:left="4320" w:hanging="360"/>
+      </w:pPr>
+      <w:rPr>
+        <w:rFonts w:ascii="Wingdings" w:hAnsi="Wingdings" w:hint="default"/>
+      </w:rPr>
+    </w:lvl>
+    <w:lvl w:ilvl="6" w:tplc="04090001" w:tentative="1">
+      <w:start w:val="1"/>
+      <w:numFmt w:val="bullet"/>
+      <w:lvlText w:val=""/>
+      <w:lvlJc w:val="left"/>
+      <w:pPr>
+        <w:ind w:left="5040" w:hanging="360"/>
+      </w:pPr>
+      <w:rPr>
+        <w:rFonts w:ascii="Symbol" w:hAnsi="Symbol" w:hint="default"/>
+      </w:rPr>
+    </w:lvl>
+    <w:lvl w:ilvl="7" w:tplc="04090003" w:tentative="1">
+      <w:start w:val="1"/>
+      <w:numFmt w:val="bullet"/>
+      <w:lvlText w:val="o"/>
+      <w:lvlJc w:val="left"/>
+      <w:pPr>
+        <w:ind w:left="5760" w:hanging="360"/>
+      </w:pPr>
+      <w:rPr>
+        <w:rFonts w:ascii="Courier New" w:hAnsi="Courier New" w:cs="Courier New" w:hint="default"/>
+      </w:rPr>
+    </w:lvl>
+    <w:lvl w:ilvl="8" w:tplc="04090005" w:tentative="1">
+      <w:start w:val="1"/>
+      <w:numFmt w:val="bullet"/>
+      <w:lvlText w:val=""/>
+      <w:lvlJc w:val="left"/>
+      <w:pPr>
+        <w:ind w:left="6480" w:hanging="360"/>
+      </w:pPr>
+      <w:rPr>
+        <w:rFonts w:ascii="Wingdings" w:hAnsi="Wingdings" w:hint="default"/>
+      </w:rPr>
+    </w:lvl>
+  </w:abstractNum>
+  <w:abstractNum w:abstractNumId="2" w15:restartNumberingAfterBreak="0">
+    <w:nsid w:val="386831BD"/>
+    <w:multiLevelType w:val="hybridMultilevel"/>
+    <w:tmpl w:val="D358804C"/>
+    <w:lvl w:ilvl="0" w:tplc="0409000F">
+      <w:start w:val="1"/>
+      <w:numFmt w:val="decimal"/>
+      <w:lvlText w:val="%1."/>
+      <w:lvlJc w:val="left"/>
+      <w:pPr>
+        <w:ind w:left="720" w:hanging="360"/>
+      </w:pPr>
+    </w:lvl>
+    <w:lvl w:ilvl="1" w:tplc="04090019" w:tentative="1">
+      <w:start w:val="1"/>
+      <w:numFmt w:val="lowerLetter"/>
+      <w:lvlText w:val="%2."/>
+      <w:lvlJc w:val="left"/>
+      <w:pPr>
+        <w:ind w:left="1440" w:hanging="360"/>
+      </w:pPr>
+    </w:lvl>
+    <w:lvl w:ilvl="2" w:tplc="0409001B" w:tentative="1">
+      <w:start w:val="1"/>
+      <w:numFmt w:val="lowerRoman"/>
+      <w:lvlText w:val="%3."/>
+      <w:lvlJc w:val="right"/>
+      <w:pPr>
+        <w:ind w:left="2160" w:hanging="180"/>
+      </w:pPr>
+    </w:lvl>
+    <w:lvl w:ilvl="3" w:tplc="0409000F" w:tentative="1">
+      <w:start w:val="1"/>
+      <w:numFmt w:val="decimal"/>
+      <w:lvlText w:val="%4."/>
+      <w:lvlJc w:val="left"/>
+      <w:pPr>
+        <w:ind w:left="2880" w:hanging="360"/>
+      </w:pPr>
+    </w:lvl>
+    <w:lvl w:ilvl="4" w:tplc="04090019" w:tentative="1">
+      <w:start w:val="1"/>
+      <w:numFmt w:val="lowerLetter"/>
+      <w:lvlText w:val="%5."/>
+      <w:lvlJc w:val="left"/>
+      <w:pPr>
+        <w:ind w:left="3600" w:hanging="360"/>
+      </w:pPr>
+    </w:lvl>
+    <w:lvl w:ilvl="5" w:tplc="0409001B" w:tentative="1">
+      <w:start w:val="1"/>
+      <w:numFmt w:val="lowerRoman"/>
+      <w:lvlText w:val="%6."/>
+      <w:lvlJc w:val="right"/>
+      <w:pPr>
+        <w:ind w:left="4320" w:hanging="180"/>
+      </w:pPr>
+    </w:lvl>
+    <w:lvl w:ilvl="6" w:tplc="0409000F" w:tentative="1">
+      <w:start w:val="1"/>
+      <w:numFmt w:val="decimal"/>
+      <w:lvlText w:val="%7."/>
+      <w:lvlJc w:val="left"/>
+      <w:pPr>
+        <w:ind w:left="5040" w:hanging="360"/>
+      </w:pPr>
+    </w:lvl>
+    <w:lvl w:ilvl="7" w:tplc="04090019" w:tentative="1">
+      <w:start w:val="1"/>
+      <w:numFmt w:val="lowerLetter"/>
+      <w:lvlText w:val="%8."/>
+      <w:lvlJc w:val="left"/>
+      <w:pPr>
+        <w:ind w:left="5760" w:hanging="360"/>
+      </w:pPr>
+    </w:lvl>
+    <w:lvl w:ilvl="8" w:tplc="0409001B" w:tentative="1">
+      <w:start w:val="1"/>
+      <w:numFmt w:val="lowerRoman"/>
+      <w:lvlText w:val="%9."/>
+      <w:lvlJc w:val="right"/>
+      <w:pPr>
+        <w:ind w:left="6480" w:hanging="180"/>
+      </w:pPr>
+    </w:lvl>
+  </w:abstractNum>
+  <w:abstractNum w:abstractNumId="3" w15:restartNumberingAfterBreak="0">
+    <w:nsid w:val="39E67A20"/>
+    <w:multiLevelType w:val="hybridMultilevel"/>
+    <w:tmpl w:val="E82C6424"/>
+    <w:lvl w:ilvl="0" w:tplc="0409000F">
+      <w:start w:val="1"/>
+      <w:numFmt w:val="decimal"/>
+      <w:lvlText w:val="%1."/>
+      <w:lvlJc w:val="left"/>
+      <w:pPr>
+        <w:ind w:left="720" w:hanging="360"/>
+      </w:pPr>
+    </w:lvl>
+    <w:lvl w:ilvl="1" w:tplc="04090019" w:tentative="1">
+      <w:start w:val="1"/>
+      <w:numFmt w:val="lowerLetter"/>
+      <w:lvlText w:val="%2."/>
+      <w:lvlJc w:val="left"/>
+      <w:pPr>
+        <w:ind w:left="1440" w:hanging="360"/>
+      </w:pPr>
+    </w:lvl>
+    <w:lvl w:ilvl="2" w:tplc="0409001B" w:tentative="1">
+      <w:start w:val="1"/>
+      <w:numFmt w:val="lowerRoman"/>
+      <w:lvlText w:val="%3."/>
+      <w:lvlJc w:val="right"/>
+      <w:pPr>
+        <w:ind w:left="2160" w:hanging="180"/>
+      </w:pPr>
+    </w:lvl>
+    <w:lvl w:ilvl="3" w:tplc="0409000F" w:tentative="1">
+      <w:start w:val="1"/>
+      <w:numFmt w:val="decimal"/>
+      <w:lvlText w:val="%4."/>
+      <w:lvlJc w:val="left"/>
+      <w:pPr>
+        <w:ind w:left="2880" w:hanging="360"/>
+      </w:pPr>
+    </w:lvl>
+    <w:lvl w:ilvl="4" w:tplc="04090019" w:tentative="1">
+      <w:start w:val="1"/>
+      <w:numFmt w:val="lowerLetter"/>
+      <w:lvlText w:val="%5."/>
+      <w:lvlJc w:val="left"/>
+      <w:pPr>
+        <w:ind w:left="3600" w:hanging="360"/>
+      </w:pPr>
+    </w:lvl>
+    <w:lvl w:ilvl="5" w:tplc="0409001B" w:tentative="1">
+      <w:start w:val="1"/>
+      <w:numFmt w:val="lowerRoman"/>
+      <w:lvlText w:val="%6."/>
+      <w:lvlJc w:val="right"/>
+      <w:pPr>
+        <w:ind w:left="4320" w:hanging="180"/>
+      </w:pPr>
+    </w:lvl>
+    <w:lvl w:ilvl="6" w:tplc="0409000F" w:tentative="1">
+      <w:start w:val="1"/>
+      <w:numFmt w:val="decimal"/>
+      <w:lvlText w:val="%7."/>
+      <w:lvlJc w:val="left"/>
+      <w:pPr>
+        <w:ind w:left="5040" w:hanging="360"/>
+      </w:pPr>
+    </w:lvl>
+    <w:lvl w:ilvl="7" w:tplc="04090019" w:tentative="1">
+      <w:start w:val="1"/>
+      <w:numFmt w:val="lowerLetter"/>
+      <w:lvlText w:val="%8."/>
+      <w:lvlJc w:val="left"/>
+      <w:pPr>
+        <w:ind w:left="5760" w:hanging="360"/>
+      </w:pPr>
+    </w:lvl>
+    <w:lvl w:ilvl="8" w:tplc="0409001B" w:tentative="1">
+      <w:start w:val="1"/>
+      <w:numFmt w:val="lowerRoman"/>
+      <w:lvlText w:val="%9."/>
+      <w:lvlJc w:val="right"/>
+      <w:pPr>
+        <w:ind w:left="6480" w:hanging="180"/>
+      </w:pPr>
+    </w:lvl>
+  </w:abstractNum>
+  <w:abstractNum w:abstractNumId="4" w15:restartNumberingAfterBreak="0">
+    <w:nsid w:val="436708F3"/>
+    <w:multiLevelType w:val="hybridMultilevel"/>
+    <w:tmpl w:val="2604D006"/>
+    <w:lvl w:ilvl="0" w:tplc="04090001">
+      <w:start w:val="1"/>
+      <w:numFmt w:val="bullet"/>
+      <w:lvlText w:val=""/>
+      <w:lvlJc w:val="left"/>
+      <w:pPr>
+        <w:ind w:left="720" w:hanging="360"/>
+      </w:pPr>
+      <w:rPr>
+        <w:rFonts w:ascii="Symbol" w:hAnsi="Symbol" w:hint="default"/>
+      </w:rPr>
+    </w:lvl>
+    <w:lvl w:ilvl="1" w:tplc="04090003" w:tentative="1">
+      <w:start w:val="1"/>
+      <w:numFmt w:val="bullet"/>
+      <w:lvlText w:val="o"/>
+      <w:lvlJc w:val="left"/>
+      <w:pPr>
+        <w:ind w:left="1440" w:hanging="360"/>
+      </w:pPr>
+      <w:rPr>
+        <w:rFonts w:ascii="Courier New" w:hAnsi="Courier New" w:cs="Courier New" w:hint="default"/>
+      </w:rPr>
+    </w:lvl>
+    <w:lvl w:ilvl="2" w:tplc="04090005" w:tentative="1">
+      <w:start w:val="1"/>
+      <w:numFmt w:val="bullet"/>
+      <w:lvlText w:val=""/>
+      <w:lvlJc w:val="left"/>
+      <w:pPr>
+        <w:ind w:left="2160" w:hanging="360"/>
+      </w:pPr>
+      <w:rPr>
+        <w:rFonts w:ascii="Wingdings" w:hAnsi="Wingdings" w:hint="default"/>
+      </w:rPr>
+    </w:lvl>
+    <w:lvl w:ilvl="3" w:tplc="04090001" w:tentative="1">
+      <w:start w:val="1"/>
+      <w:numFmt w:val="bullet"/>
+      <w:lvlText w:val=""/>
+      <w:lvlJc w:val="left"/>
+      <w:pPr>
+        <w:ind w:left="2880" w:hanging="360"/>
+      </w:pPr>
+      <w:rPr>
+        <w:rFonts w:ascii="Symbol" w:hAnsi="Symbol" w:hint="default"/>
+      </w:rPr>
+    </w:lvl>
+    <w:lvl w:ilvl="4" w:tplc="04090003" w:tentative="1">
+      <w:start w:val="1"/>
+      <w:numFmt w:val="bullet"/>
+      <w:lvlText w:val="o"/>
+      <w:lvlJc w:val="left"/>
+      <w:pPr>
+        <w:ind w:left="3600" w:hanging="360"/>
+      </w:pPr>
+      <w:rPr>
+        <w:rFonts w:ascii="Courier New" w:hAnsi="Courier New" w:cs="Courier New" w:hint="default"/>
+      </w:rPr>
+    </w:lvl>
+    <w:lvl w:ilvl="5" w:tplc="04090005" w:tentative="1">
+      <w:start w:val="1"/>
+      <w:numFmt w:val="bullet"/>
+      <w:lvlText w:val=""/>
+      <w:lvlJc w:val="left"/>
+      <w:pPr>
+        <w:ind w:left="4320" w:hanging="360"/>
+      </w:pPr>
+      <w:rPr>
+        <w:rFonts w:ascii="Wingdings" w:hAnsi="Wingdings" w:hint="default"/>
+      </w:rPr>
+    </w:lvl>
+    <w:lvl w:ilvl="6" w:tplc="04090001" w:tentative="1">
+      <w:start w:val="1"/>
+      <w:numFmt w:val="bullet"/>
+      <w:lvlText w:val=""/>
+      <w:lvlJc w:val="left"/>
+      <w:pPr>
+        <w:ind w:left="5040" w:hanging="360"/>
+      </w:pPr>
+      <w:rPr>
+        <w:rFonts w:ascii="Symbol" w:hAnsi="Symbol" w:hint="default"/>
+      </w:rPr>
+    </w:lvl>
+    <w:lvl w:ilvl="7" w:tplc="04090003" w:tentative="1">
+      <w:start w:val="1"/>
+      <w:numFmt w:val="bullet"/>
+      <w:lvlText w:val="o"/>
+      <w:lvlJc w:val="left"/>
+      <w:pPr>
+        <w:ind w:left="5760" w:hanging="360"/>
+      </w:pPr>
+      <w:rPr>
+        <w:rFonts w:ascii="Courier New" w:hAnsi="Courier New" w:cs="Courier New" w:hint="default"/>
+      </w:rPr>
+    </w:lvl>
+    <w:lvl w:ilvl="8" w:tplc="04090005" w:tentative="1">
+      <w:start w:val="1"/>
+      <w:numFmt w:val="bullet"/>
+      <w:lvlText w:val=""/>
+      <w:lvlJc w:val="left"/>
+      <w:pPr>
+        <w:ind w:left="6480" w:hanging="360"/>
+      </w:pPr>
+      <w:rPr>
+        <w:rFonts w:ascii="Wingdings" w:hAnsi="Wingdings" w:hint="default"/>
+      </w:rPr>
+    </w:lvl>
+  </w:abstractNum>
+  <w:abstractNum w:abstractNumId="5" w15:restartNumberingAfterBreak="0">
     <w:nsid w:val="4B8906CC"/>
     <w:multiLevelType w:val="hybridMultilevel"/>
     <w:tmpl w:val="DFFC6858"/>
@@ -2338,8 +6313,1129 @@
       </w:rPr>
     </w:lvl>
   </w:abstractNum>
+  <w:abstractNum w:abstractNumId="6" w15:restartNumberingAfterBreak="0">
+    <w:nsid w:val="4FB47298"/>
+    <w:multiLevelType w:val="hybridMultilevel"/>
+    <w:tmpl w:val="E8B06D14"/>
+    <w:lvl w:ilvl="0" w:tplc="04090001">
+      <w:start w:val="1"/>
+      <w:numFmt w:val="bullet"/>
+      <w:lvlText w:val=""/>
+      <w:lvlJc w:val="left"/>
+      <w:pPr>
+        <w:ind w:left="720" w:hanging="360"/>
+      </w:pPr>
+      <w:rPr>
+        <w:rFonts w:ascii="Symbol" w:hAnsi="Symbol" w:hint="default"/>
+      </w:rPr>
+    </w:lvl>
+    <w:lvl w:ilvl="1" w:tplc="04090003" w:tentative="1">
+      <w:start w:val="1"/>
+      <w:numFmt w:val="bullet"/>
+      <w:lvlText w:val="o"/>
+      <w:lvlJc w:val="left"/>
+      <w:pPr>
+        <w:ind w:left="1440" w:hanging="360"/>
+      </w:pPr>
+      <w:rPr>
+        <w:rFonts w:ascii="Courier New" w:hAnsi="Courier New" w:cs="Courier New" w:hint="default"/>
+      </w:rPr>
+    </w:lvl>
+    <w:lvl w:ilvl="2" w:tplc="04090005" w:tentative="1">
+      <w:start w:val="1"/>
+      <w:numFmt w:val="bullet"/>
+      <w:lvlText w:val=""/>
+      <w:lvlJc w:val="left"/>
+      <w:pPr>
+        <w:ind w:left="2160" w:hanging="360"/>
+      </w:pPr>
+      <w:rPr>
+        <w:rFonts w:ascii="Wingdings" w:hAnsi="Wingdings" w:hint="default"/>
+      </w:rPr>
+    </w:lvl>
+    <w:lvl w:ilvl="3" w:tplc="04090001" w:tentative="1">
+      <w:start w:val="1"/>
+      <w:numFmt w:val="bullet"/>
+      <w:lvlText w:val=""/>
+      <w:lvlJc w:val="left"/>
+      <w:pPr>
+        <w:ind w:left="2880" w:hanging="360"/>
+      </w:pPr>
+      <w:rPr>
+        <w:rFonts w:ascii="Symbol" w:hAnsi="Symbol" w:hint="default"/>
+      </w:rPr>
+    </w:lvl>
+    <w:lvl w:ilvl="4" w:tplc="04090003" w:tentative="1">
+      <w:start w:val="1"/>
+      <w:numFmt w:val="bullet"/>
+      <w:lvlText w:val="o"/>
+      <w:lvlJc w:val="left"/>
+      <w:pPr>
+        <w:ind w:left="3600" w:hanging="360"/>
+      </w:pPr>
+      <w:rPr>
+        <w:rFonts w:ascii="Courier New" w:hAnsi="Courier New" w:cs="Courier New" w:hint="default"/>
+      </w:rPr>
+    </w:lvl>
+    <w:lvl w:ilvl="5" w:tplc="04090005" w:tentative="1">
+      <w:start w:val="1"/>
+      <w:numFmt w:val="bullet"/>
+      <w:lvlText w:val=""/>
+      <w:lvlJc w:val="left"/>
+      <w:pPr>
+        <w:ind w:left="4320" w:hanging="360"/>
+      </w:pPr>
+      <w:rPr>
+        <w:rFonts w:ascii="Wingdings" w:hAnsi="Wingdings" w:hint="default"/>
+      </w:rPr>
+    </w:lvl>
+    <w:lvl w:ilvl="6" w:tplc="04090001" w:tentative="1">
+      <w:start w:val="1"/>
+      <w:numFmt w:val="bullet"/>
+      <w:lvlText w:val=""/>
+      <w:lvlJc w:val="left"/>
+      <w:pPr>
+        <w:ind w:left="5040" w:hanging="360"/>
+      </w:pPr>
+      <w:rPr>
+        <w:rFonts w:ascii="Symbol" w:hAnsi="Symbol" w:hint="default"/>
+      </w:rPr>
+    </w:lvl>
+    <w:lvl w:ilvl="7" w:tplc="04090003" w:tentative="1">
+      <w:start w:val="1"/>
+      <w:numFmt w:val="bullet"/>
+      <w:lvlText w:val="o"/>
+      <w:lvlJc w:val="left"/>
+      <w:pPr>
+        <w:ind w:left="5760" w:hanging="360"/>
+      </w:pPr>
+      <w:rPr>
+        <w:rFonts w:ascii="Courier New" w:hAnsi="Courier New" w:cs="Courier New" w:hint="default"/>
+      </w:rPr>
+    </w:lvl>
+    <w:lvl w:ilvl="8" w:tplc="04090005" w:tentative="1">
+      <w:start w:val="1"/>
+      <w:numFmt w:val="bullet"/>
+      <w:lvlText w:val=""/>
+      <w:lvlJc w:val="left"/>
+      <w:pPr>
+        <w:ind w:left="6480" w:hanging="360"/>
+      </w:pPr>
+      <w:rPr>
+        <w:rFonts w:ascii="Wingdings" w:hAnsi="Wingdings" w:hint="default"/>
+      </w:rPr>
+    </w:lvl>
+  </w:abstractNum>
+  <w:abstractNum w:abstractNumId="7" w15:restartNumberingAfterBreak="0">
+    <w:nsid w:val="5ED96AAC"/>
+    <w:multiLevelType w:val="hybridMultilevel"/>
+    <w:tmpl w:val="3142FE1A"/>
+    <w:lvl w:ilvl="0" w:tplc="04090001">
+      <w:start w:val="1"/>
+      <w:numFmt w:val="bullet"/>
+      <w:lvlText w:val=""/>
+      <w:lvlJc w:val="left"/>
+      <w:pPr>
+        <w:ind w:left="720" w:hanging="360"/>
+      </w:pPr>
+      <w:rPr>
+        <w:rFonts w:ascii="Symbol" w:hAnsi="Symbol" w:hint="default"/>
+      </w:rPr>
+    </w:lvl>
+    <w:lvl w:ilvl="1" w:tplc="04090003" w:tentative="1">
+      <w:start w:val="1"/>
+      <w:numFmt w:val="bullet"/>
+      <w:lvlText w:val="o"/>
+      <w:lvlJc w:val="left"/>
+      <w:pPr>
+        <w:ind w:left="1440" w:hanging="360"/>
+      </w:pPr>
+      <w:rPr>
+        <w:rFonts w:ascii="Courier New" w:hAnsi="Courier New" w:cs="Courier New" w:hint="default"/>
+      </w:rPr>
+    </w:lvl>
+    <w:lvl w:ilvl="2" w:tplc="04090005" w:tentative="1">
+      <w:start w:val="1"/>
+      <w:numFmt w:val="bullet"/>
+      <w:lvlText w:val=""/>
+      <w:lvlJc w:val="left"/>
+      <w:pPr>
+        <w:ind w:left="2160" w:hanging="360"/>
+      </w:pPr>
+      <w:rPr>
+        <w:rFonts w:ascii="Wingdings" w:hAnsi="Wingdings" w:hint="default"/>
+      </w:rPr>
+    </w:lvl>
+    <w:lvl w:ilvl="3" w:tplc="04090001" w:tentative="1">
+      <w:start w:val="1"/>
+      <w:numFmt w:val="bullet"/>
+      <w:lvlText w:val=""/>
+      <w:lvlJc w:val="left"/>
+      <w:pPr>
+        <w:ind w:left="2880" w:hanging="360"/>
+      </w:pPr>
+      <w:rPr>
+        <w:rFonts w:ascii="Symbol" w:hAnsi="Symbol" w:hint="default"/>
+      </w:rPr>
+    </w:lvl>
+    <w:lvl w:ilvl="4" w:tplc="04090003" w:tentative="1">
+      <w:start w:val="1"/>
+      <w:numFmt w:val="bullet"/>
+      <w:lvlText w:val="o"/>
+      <w:lvlJc w:val="left"/>
+      <w:pPr>
+        <w:ind w:left="3600" w:hanging="360"/>
+      </w:pPr>
+      <w:rPr>
+        <w:rFonts w:ascii="Courier New" w:hAnsi="Courier New" w:cs="Courier New" w:hint="default"/>
+      </w:rPr>
+    </w:lvl>
+    <w:lvl w:ilvl="5" w:tplc="04090005" w:tentative="1">
+      <w:start w:val="1"/>
+      <w:numFmt w:val="bullet"/>
+      <w:lvlText w:val=""/>
+      <w:lvlJc w:val="left"/>
+      <w:pPr>
+        <w:ind w:left="4320" w:hanging="360"/>
+      </w:pPr>
+      <w:rPr>
+        <w:rFonts w:ascii="Wingdings" w:hAnsi="Wingdings" w:hint="default"/>
+      </w:rPr>
+    </w:lvl>
+    <w:lvl w:ilvl="6" w:tplc="04090001" w:tentative="1">
+      <w:start w:val="1"/>
+      <w:numFmt w:val="bullet"/>
+      <w:lvlText w:val=""/>
+      <w:lvlJc w:val="left"/>
+      <w:pPr>
+        <w:ind w:left="5040" w:hanging="360"/>
+      </w:pPr>
+      <w:rPr>
+        <w:rFonts w:ascii="Symbol" w:hAnsi="Symbol" w:hint="default"/>
+      </w:rPr>
+    </w:lvl>
+    <w:lvl w:ilvl="7" w:tplc="04090003" w:tentative="1">
+      <w:start w:val="1"/>
+      <w:numFmt w:val="bullet"/>
+      <w:lvlText w:val="o"/>
+      <w:lvlJc w:val="left"/>
+      <w:pPr>
+        <w:ind w:left="5760" w:hanging="360"/>
+      </w:pPr>
+      <w:rPr>
+        <w:rFonts w:ascii="Courier New" w:hAnsi="Courier New" w:cs="Courier New" w:hint="default"/>
+      </w:rPr>
+    </w:lvl>
+    <w:lvl w:ilvl="8" w:tplc="04090005" w:tentative="1">
+      <w:start w:val="1"/>
+      <w:numFmt w:val="bullet"/>
+      <w:lvlText w:val=""/>
+      <w:lvlJc w:val="left"/>
+      <w:pPr>
+        <w:ind w:left="6480" w:hanging="360"/>
+      </w:pPr>
+      <w:rPr>
+        <w:rFonts w:ascii="Wingdings" w:hAnsi="Wingdings" w:hint="default"/>
+      </w:rPr>
+    </w:lvl>
+  </w:abstractNum>
+  <w:abstractNum w:abstractNumId="8" w15:restartNumberingAfterBreak="0">
+    <w:nsid w:val="66BF06C1"/>
+    <w:multiLevelType w:val="hybridMultilevel"/>
+    <w:tmpl w:val="81367ADE"/>
+    <w:lvl w:ilvl="0" w:tplc="0409000F">
+      <w:start w:val="1"/>
+      <w:numFmt w:val="decimal"/>
+      <w:lvlText w:val="%1."/>
+      <w:lvlJc w:val="left"/>
+      <w:pPr>
+        <w:ind w:left="720" w:hanging="360"/>
+      </w:pPr>
+    </w:lvl>
+    <w:lvl w:ilvl="1" w:tplc="04090019" w:tentative="1">
+      <w:start w:val="1"/>
+      <w:numFmt w:val="lowerLetter"/>
+      <w:lvlText w:val="%2."/>
+      <w:lvlJc w:val="left"/>
+      <w:pPr>
+        <w:ind w:left="1440" w:hanging="360"/>
+      </w:pPr>
+    </w:lvl>
+    <w:lvl w:ilvl="2" w:tplc="0409001B" w:tentative="1">
+      <w:start w:val="1"/>
+      <w:numFmt w:val="lowerRoman"/>
+      <w:lvlText w:val="%3."/>
+      <w:lvlJc w:val="right"/>
+      <w:pPr>
+        <w:ind w:left="2160" w:hanging="180"/>
+      </w:pPr>
+    </w:lvl>
+    <w:lvl w:ilvl="3" w:tplc="0409000F" w:tentative="1">
+      <w:start w:val="1"/>
+      <w:numFmt w:val="decimal"/>
+      <w:lvlText w:val="%4."/>
+      <w:lvlJc w:val="left"/>
+      <w:pPr>
+        <w:ind w:left="2880" w:hanging="360"/>
+      </w:pPr>
+    </w:lvl>
+    <w:lvl w:ilvl="4" w:tplc="04090019" w:tentative="1">
+      <w:start w:val="1"/>
+      <w:numFmt w:val="lowerLetter"/>
+      <w:lvlText w:val="%5."/>
+      <w:lvlJc w:val="left"/>
+      <w:pPr>
+        <w:ind w:left="3600" w:hanging="360"/>
+      </w:pPr>
+    </w:lvl>
+    <w:lvl w:ilvl="5" w:tplc="0409001B" w:tentative="1">
+      <w:start w:val="1"/>
+      <w:numFmt w:val="lowerRoman"/>
+      <w:lvlText w:val="%6."/>
+      <w:lvlJc w:val="right"/>
+      <w:pPr>
+        <w:ind w:left="4320" w:hanging="180"/>
+      </w:pPr>
+    </w:lvl>
+    <w:lvl w:ilvl="6" w:tplc="0409000F" w:tentative="1">
+      <w:start w:val="1"/>
+      <w:numFmt w:val="decimal"/>
+      <w:lvlText w:val="%7."/>
+      <w:lvlJc w:val="left"/>
+      <w:pPr>
+        <w:ind w:left="5040" w:hanging="360"/>
+      </w:pPr>
+    </w:lvl>
+    <w:lvl w:ilvl="7" w:tplc="04090019" w:tentative="1">
+      <w:start w:val="1"/>
+      <w:numFmt w:val="lowerLetter"/>
+      <w:lvlText w:val="%8."/>
+      <w:lvlJc w:val="left"/>
+      <w:pPr>
+        <w:ind w:left="5760" w:hanging="360"/>
+      </w:pPr>
+    </w:lvl>
+    <w:lvl w:ilvl="8" w:tplc="0409001B" w:tentative="1">
+      <w:start w:val="1"/>
+      <w:numFmt w:val="lowerRoman"/>
+      <w:lvlText w:val="%9."/>
+      <w:lvlJc w:val="right"/>
+      <w:pPr>
+        <w:ind w:left="6480" w:hanging="180"/>
+      </w:pPr>
+    </w:lvl>
+  </w:abstractNum>
+  <w:abstractNum w:abstractNumId="9" w15:restartNumberingAfterBreak="0">
+    <w:nsid w:val="67057AF3"/>
+    <w:multiLevelType w:val="hybridMultilevel"/>
+    <w:tmpl w:val="16FAD83C"/>
+    <w:lvl w:ilvl="0" w:tplc="04090001">
+      <w:start w:val="1"/>
+      <w:numFmt w:val="bullet"/>
+      <w:lvlText w:val=""/>
+      <w:lvlJc w:val="left"/>
+      <w:pPr>
+        <w:ind w:left="720" w:hanging="360"/>
+      </w:pPr>
+      <w:rPr>
+        <w:rFonts w:ascii="Symbol" w:hAnsi="Symbol" w:hint="default"/>
+      </w:rPr>
+    </w:lvl>
+    <w:lvl w:ilvl="1" w:tplc="04090003" w:tentative="1">
+      <w:start w:val="1"/>
+      <w:numFmt w:val="bullet"/>
+      <w:lvlText w:val="o"/>
+      <w:lvlJc w:val="left"/>
+      <w:pPr>
+        <w:ind w:left="1440" w:hanging="360"/>
+      </w:pPr>
+      <w:rPr>
+        <w:rFonts w:ascii="Courier New" w:hAnsi="Courier New" w:cs="Courier New" w:hint="default"/>
+      </w:rPr>
+    </w:lvl>
+    <w:lvl w:ilvl="2" w:tplc="04090005" w:tentative="1">
+      <w:start w:val="1"/>
+      <w:numFmt w:val="bullet"/>
+      <w:lvlText w:val=""/>
+      <w:lvlJc w:val="left"/>
+      <w:pPr>
+        <w:ind w:left="2160" w:hanging="360"/>
+      </w:pPr>
+      <w:rPr>
+        <w:rFonts w:ascii="Wingdings" w:hAnsi="Wingdings" w:hint="default"/>
+      </w:rPr>
+    </w:lvl>
+    <w:lvl w:ilvl="3" w:tplc="04090001" w:tentative="1">
+      <w:start w:val="1"/>
+      <w:numFmt w:val="bullet"/>
+      <w:lvlText w:val=""/>
+      <w:lvlJc w:val="left"/>
+      <w:pPr>
+        <w:ind w:left="2880" w:hanging="360"/>
+      </w:pPr>
+      <w:rPr>
+        <w:rFonts w:ascii="Symbol" w:hAnsi="Symbol" w:hint="default"/>
+      </w:rPr>
+    </w:lvl>
+    <w:lvl w:ilvl="4" w:tplc="04090003" w:tentative="1">
+      <w:start w:val="1"/>
+      <w:numFmt w:val="bullet"/>
+      <w:lvlText w:val="o"/>
+      <w:lvlJc w:val="left"/>
+      <w:pPr>
+        <w:ind w:left="3600" w:hanging="360"/>
+      </w:pPr>
+      <w:rPr>
+        <w:rFonts w:ascii="Courier New" w:hAnsi="Courier New" w:cs="Courier New" w:hint="default"/>
+      </w:rPr>
+    </w:lvl>
+    <w:lvl w:ilvl="5" w:tplc="04090005" w:tentative="1">
+      <w:start w:val="1"/>
+      <w:numFmt w:val="bullet"/>
+      <w:lvlText w:val=""/>
+      <w:lvlJc w:val="left"/>
+      <w:pPr>
+        <w:ind w:left="4320" w:hanging="360"/>
+      </w:pPr>
+      <w:rPr>
+        <w:rFonts w:ascii="Wingdings" w:hAnsi="Wingdings" w:hint="default"/>
+      </w:rPr>
+    </w:lvl>
+    <w:lvl w:ilvl="6" w:tplc="04090001" w:tentative="1">
+      <w:start w:val="1"/>
+      <w:numFmt w:val="bullet"/>
+      <w:lvlText w:val=""/>
+      <w:lvlJc w:val="left"/>
+      <w:pPr>
+        <w:ind w:left="5040" w:hanging="360"/>
+      </w:pPr>
+      <w:rPr>
+        <w:rFonts w:ascii="Symbol" w:hAnsi="Symbol" w:hint="default"/>
+      </w:rPr>
+    </w:lvl>
+    <w:lvl w:ilvl="7" w:tplc="04090003" w:tentative="1">
+      <w:start w:val="1"/>
+      <w:numFmt w:val="bullet"/>
+      <w:lvlText w:val="o"/>
+      <w:lvlJc w:val="left"/>
+      <w:pPr>
+        <w:ind w:left="5760" w:hanging="360"/>
+      </w:pPr>
+      <w:rPr>
+        <w:rFonts w:ascii="Courier New" w:hAnsi="Courier New" w:cs="Courier New" w:hint="default"/>
+      </w:rPr>
+    </w:lvl>
+    <w:lvl w:ilvl="8" w:tplc="04090005" w:tentative="1">
+      <w:start w:val="1"/>
+      <w:numFmt w:val="bullet"/>
+      <w:lvlText w:val=""/>
+      <w:lvlJc w:val="left"/>
+      <w:pPr>
+        <w:ind w:left="6480" w:hanging="360"/>
+      </w:pPr>
+      <w:rPr>
+        <w:rFonts w:ascii="Wingdings" w:hAnsi="Wingdings" w:hint="default"/>
+      </w:rPr>
+    </w:lvl>
+  </w:abstractNum>
+  <w:abstractNum w:abstractNumId="10" w15:restartNumberingAfterBreak="0">
+    <w:nsid w:val="6C456F44"/>
+    <w:multiLevelType w:val="hybridMultilevel"/>
+    <w:tmpl w:val="AB5C7DCE"/>
+    <w:lvl w:ilvl="0" w:tplc="0409000F">
+      <w:start w:val="1"/>
+      <w:numFmt w:val="decimal"/>
+      <w:lvlText w:val="%1."/>
+      <w:lvlJc w:val="left"/>
+      <w:pPr>
+        <w:ind w:left="1440" w:hanging="360"/>
+      </w:pPr>
+    </w:lvl>
+    <w:lvl w:ilvl="1" w:tplc="04090019" w:tentative="1">
+      <w:start w:val="1"/>
+      <w:numFmt w:val="lowerLetter"/>
+      <w:lvlText w:val="%2."/>
+      <w:lvlJc w:val="left"/>
+      <w:pPr>
+        <w:ind w:left="2160" w:hanging="360"/>
+      </w:pPr>
+    </w:lvl>
+    <w:lvl w:ilvl="2" w:tplc="0409001B" w:tentative="1">
+      <w:start w:val="1"/>
+      <w:numFmt w:val="lowerRoman"/>
+      <w:lvlText w:val="%3."/>
+      <w:lvlJc w:val="right"/>
+      <w:pPr>
+        <w:ind w:left="2880" w:hanging="180"/>
+      </w:pPr>
+    </w:lvl>
+    <w:lvl w:ilvl="3" w:tplc="0409000F" w:tentative="1">
+      <w:start w:val="1"/>
+      <w:numFmt w:val="decimal"/>
+      <w:lvlText w:val="%4."/>
+      <w:lvlJc w:val="left"/>
+      <w:pPr>
+        <w:ind w:left="3600" w:hanging="360"/>
+      </w:pPr>
+    </w:lvl>
+    <w:lvl w:ilvl="4" w:tplc="04090019" w:tentative="1">
+      <w:start w:val="1"/>
+      <w:numFmt w:val="lowerLetter"/>
+      <w:lvlText w:val="%5."/>
+      <w:lvlJc w:val="left"/>
+      <w:pPr>
+        <w:ind w:left="4320" w:hanging="360"/>
+      </w:pPr>
+    </w:lvl>
+    <w:lvl w:ilvl="5" w:tplc="0409001B" w:tentative="1">
+      <w:start w:val="1"/>
+      <w:numFmt w:val="lowerRoman"/>
+      <w:lvlText w:val="%6."/>
+      <w:lvlJc w:val="right"/>
+      <w:pPr>
+        <w:ind w:left="5040" w:hanging="180"/>
+      </w:pPr>
+    </w:lvl>
+    <w:lvl w:ilvl="6" w:tplc="0409000F" w:tentative="1">
+      <w:start w:val="1"/>
+      <w:numFmt w:val="decimal"/>
+      <w:lvlText w:val="%7."/>
+      <w:lvlJc w:val="left"/>
+      <w:pPr>
+        <w:ind w:left="5760" w:hanging="360"/>
+      </w:pPr>
+    </w:lvl>
+    <w:lvl w:ilvl="7" w:tplc="04090019" w:tentative="1">
+      <w:start w:val="1"/>
+      <w:numFmt w:val="lowerLetter"/>
+      <w:lvlText w:val="%8."/>
+      <w:lvlJc w:val="left"/>
+      <w:pPr>
+        <w:ind w:left="6480" w:hanging="360"/>
+      </w:pPr>
+    </w:lvl>
+    <w:lvl w:ilvl="8" w:tplc="0409001B" w:tentative="1">
+      <w:start w:val="1"/>
+      <w:numFmt w:val="lowerRoman"/>
+      <w:lvlText w:val="%9."/>
+      <w:lvlJc w:val="right"/>
+      <w:pPr>
+        <w:ind w:left="7200" w:hanging="180"/>
+      </w:pPr>
+    </w:lvl>
+  </w:abstractNum>
+  <w:abstractNum w:abstractNumId="11" w15:restartNumberingAfterBreak="0">
+    <w:nsid w:val="6D0C34C1"/>
+    <w:multiLevelType w:val="hybridMultilevel"/>
+    <w:tmpl w:val="1F4AA3EA"/>
+    <w:lvl w:ilvl="0" w:tplc="04090001">
+      <w:start w:val="1"/>
+      <w:numFmt w:val="bullet"/>
+      <w:lvlText w:val=""/>
+      <w:lvlJc w:val="left"/>
+      <w:pPr>
+        <w:ind w:left="720" w:hanging="360"/>
+      </w:pPr>
+      <w:rPr>
+        <w:rFonts w:ascii="Symbol" w:hAnsi="Symbol" w:hint="default"/>
+      </w:rPr>
+    </w:lvl>
+    <w:lvl w:ilvl="1" w:tplc="04090003" w:tentative="1">
+      <w:start w:val="1"/>
+      <w:numFmt w:val="bullet"/>
+      <w:lvlText w:val="o"/>
+      <w:lvlJc w:val="left"/>
+      <w:pPr>
+        <w:ind w:left="1440" w:hanging="360"/>
+      </w:pPr>
+      <w:rPr>
+        <w:rFonts w:ascii="Courier New" w:hAnsi="Courier New" w:cs="Courier New" w:hint="default"/>
+      </w:rPr>
+    </w:lvl>
+    <w:lvl w:ilvl="2" w:tplc="04090005" w:tentative="1">
+      <w:start w:val="1"/>
+      <w:numFmt w:val="bullet"/>
+      <w:lvlText w:val=""/>
+      <w:lvlJc w:val="left"/>
+      <w:pPr>
+        <w:ind w:left="2160" w:hanging="360"/>
+      </w:pPr>
+      <w:rPr>
+        <w:rFonts w:ascii="Wingdings" w:hAnsi="Wingdings" w:hint="default"/>
+      </w:rPr>
+    </w:lvl>
+    <w:lvl w:ilvl="3" w:tplc="04090001" w:tentative="1">
+      <w:start w:val="1"/>
+      <w:numFmt w:val="bullet"/>
+      <w:lvlText w:val=""/>
+      <w:lvlJc w:val="left"/>
+      <w:pPr>
+        <w:ind w:left="2880" w:hanging="360"/>
+      </w:pPr>
+      <w:rPr>
+        <w:rFonts w:ascii="Symbol" w:hAnsi="Symbol" w:hint="default"/>
+      </w:rPr>
+    </w:lvl>
+    <w:lvl w:ilvl="4" w:tplc="04090003" w:tentative="1">
+      <w:start w:val="1"/>
+      <w:numFmt w:val="bullet"/>
+      <w:lvlText w:val="o"/>
+      <w:lvlJc w:val="left"/>
+      <w:pPr>
+        <w:ind w:left="3600" w:hanging="360"/>
+      </w:pPr>
+      <w:rPr>
+        <w:rFonts w:ascii="Courier New" w:hAnsi="Courier New" w:cs="Courier New" w:hint="default"/>
+      </w:rPr>
+    </w:lvl>
+    <w:lvl w:ilvl="5" w:tplc="04090005" w:tentative="1">
+      <w:start w:val="1"/>
+      <w:numFmt w:val="bullet"/>
+      <w:lvlText w:val=""/>
+      <w:lvlJc w:val="left"/>
+      <w:pPr>
+        <w:ind w:left="4320" w:hanging="360"/>
+      </w:pPr>
+      <w:rPr>
+        <w:rFonts w:ascii="Wingdings" w:hAnsi="Wingdings" w:hint="default"/>
+      </w:rPr>
+    </w:lvl>
+    <w:lvl w:ilvl="6" w:tplc="04090001" w:tentative="1">
+      <w:start w:val="1"/>
+      <w:numFmt w:val="bullet"/>
+      <w:lvlText w:val=""/>
+      <w:lvlJc w:val="left"/>
+      <w:pPr>
+        <w:ind w:left="5040" w:hanging="360"/>
+      </w:pPr>
+      <w:rPr>
+        <w:rFonts w:ascii="Symbol" w:hAnsi="Symbol" w:hint="default"/>
+      </w:rPr>
+    </w:lvl>
+    <w:lvl w:ilvl="7" w:tplc="04090003" w:tentative="1">
+      <w:start w:val="1"/>
+      <w:numFmt w:val="bullet"/>
+      <w:lvlText w:val="o"/>
+      <w:lvlJc w:val="left"/>
+      <w:pPr>
+        <w:ind w:left="5760" w:hanging="360"/>
+      </w:pPr>
+      <w:rPr>
+        <w:rFonts w:ascii="Courier New" w:hAnsi="Courier New" w:cs="Courier New" w:hint="default"/>
+      </w:rPr>
+    </w:lvl>
+    <w:lvl w:ilvl="8" w:tplc="04090005" w:tentative="1">
+      <w:start w:val="1"/>
+      <w:numFmt w:val="bullet"/>
+      <w:lvlText w:val=""/>
+      <w:lvlJc w:val="left"/>
+      <w:pPr>
+        <w:ind w:left="6480" w:hanging="360"/>
+      </w:pPr>
+      <w:rPr>
+        <w:rFonts w:ascii="Wingdings" w:hAnsi="Wingdings" w:hint="default"/>
+      </w:rPr>
+    </w:lvl>
+  </w:abstractNum>
+  <w:abstractNum w:abstractNumId="12" w15:restartNumberingAfterBreak="0">
+    <w:nsid w:val="6EB90CF7"/>
+    <w:multiLevelType w:val="hybridMultilevel"/>
+    <w:tmpl w:val="3508EC3C"/>
+    <w:lvl w:ilvl="0" w:tplc="04090001">
+      <w:start w:val="1"/>
+      <w:numFmt w:val="bullet"/>
+      <w:lvlText w:val=""/>
+      <w:lvlJc w:val="left"/>
+      <w:pPr>
+        <w:ind w:left="720" w:hanging="360"/>
+      </w:pPr>
+      <w:rPr>
+        <w:rFonts w:ascii="Symbol" w:hAnsi="Symbol" w:hint="default"/>
+      </w:rPr>
+    </w:lvl>
+    <w:lvl w:ilvl="1" w:tplc="04090003" w:tentative="1">
+      <w:start w:val="1"/>
+      <w:numFmt w:val="bullet"/>
+      <w:lvlText w:val="o"/>
+      <w:lvlJc w:val="left"/>
+      <w:pPr>
+        <w:ind w:left="1440" w:hanging="360"/>
+      </w:pPr>
+      <w:rPr>
+        <w:rFonts w:ascii="Courier New" w:hAnsi="Courier New" w:cs="Courier New" w:hint="default"/>
+      </w:rPr>
+    </w:lvl>
+    <w:lvl w:ilvl="2" w:tplc="04090005" w:tentative="1">
+      <w:start w:val="1"/>
+      <w:numFmt w:val="bullet"/>
+      <w:lvlText w:val=""/>
+      <w:lvlJc w:val="left"/>
+      <w:pPr>
+        <w:ind w:left="2160" w:hanging="360"/>
+      </w:pPr>
+      <w:rPr>
+        <w:rFonts w:ascii="Wingdings" w:hAnsi="Wingdings" w:hint="default"/>
+      </w:rPr>
+    </w:lvl>
+    <w:lvl w:ilvl="3" w:tplc="04090001" w:tentative="1">
+      <w:start w:val="1"/>
+      <w:numFmt w:val="bullet"/>
+      <w:lvlText w:val=""/>
+      <w:lvlJc w:val="left"/>
+      <w:pPr>
+        <w:ind w:left="2880" w:hanging="360"/>
+      </w:pPr>
+      <w:rPr>
+        <w:rFonts w:ascii="Symbol" w:hAnsi="Symbol" w:hint="default"/>
+      </w:rPr>
+    </w:lvl>
+    <w:lvl w:ilvl="4" w:tplc="04090003" w:tentative="1">
+      <w:start w:val="1"/>
+      <w:numFmt w:val="bullet"/>
+      <w:lvlText w:val="o"/>
+      <w:lvlJc w:val="left"/>
+      <w:pPr>
+        <w:ind w:left="3600" w:hanging="360"/>
+      </w:pPr>
+      <w:rPr>
+        <w:rFonts w:ascii="Courier New" w:hAnsi="Courier New" w:cs="Courier New" w:hint="default"/>
+      </w:rPr>
+    </w:lvl>
+    <w:lvl w:ilvl="5" w:tplc="04090005" w:tentative="1">
+      <w:start w:val="1"/>
+      <w:numFmt w:val="bullet"/>
+      <w:lvlText w:val=""/>
+      <w:lvlJc w:val="left"/>
+      <w:pPr>
+        <w:ind w:left="4320" w:hanging="360"/>
+      </w:pPr>
+      <w:rPr>
+        <w:rFonts w:ascii="Wingdings" w:hAnsi="Wingdings" w:hint="default"/>
+      </w:rPr>
+    </w:lvl>
+    <w:lvl w:ilvl="6" w:tplc="04090001" w:tentative="1">
+      <w:start w:val="1"/>
+      <w:numFmt w:val="bullet"/>
+      <w:lvlText w:val=""/>
+      <w:lvlJc w:val="left"/>
+      <w:pPr>
+        <w:ind w:left="5040" w:hanging="360"/>
+      </w:pPr>
+      <w:rPr>
+        <w:rFonts w:ascii="Symbol" w:hAnsi="Symbol" w:hint="default"/>
+      </w:rPr>
+    </w:lvl>
+    <w:lvl w:ilvl="7" w:tplc="04090003" w:tentative="1">
+      <w:start w:val="1"/>
+      <w:numFmt w:val="bullet"/>
+      <w:lvlText w:val="o"/>
+      <w:lvlJc w:val="left"/>
+      <w:pPr>
+        <w:ind w:left="5760" w:hanging="360"/>
+      </w:pPr>
+      <w:rPr>
+        <w:rFonts w:ascii="Courier New" w:hAnsi="Courier New" w:cs="Courier New" w:hint="default"/>
+      </w:rPr>
+    </w:lvl>
+    <w:lvl w:ilvl="8" w:tplc="04090005" w:tentative="1">
+      <w:start w:val="1"/>
+      <w:numFmt w:val="bullet"/>
+      <w:lvlText w:val=""/>
+      <w:lvlJc w:val="left"/>
+      <w:pPr>
+        <w:ind w:left="6480" w:hanging="360"/>
+      </w:pPr>
+      <w:rPr>
+        <w:rFonts w:ascii="Wingdings" w:hAnsi="Wingdings" w:hint="default"/>
+      </w:rPr>
+    </w:lvl>
+  </w:abstractNum>
+  <w:abstractNum w:abstractNumId="13" w15:restartNumberingAfterBreak="0">
+    <w:nsid w:val="72A16988"/>
+    <w:multiLevelType w:val="hybridMultilevel"/>
+    <w:tmpl w:val="9EF4A8E0"/>
+    <w:lvl w:ilvl="0" w:tplc="04090001">
+      <w:start w:val="1"/>
+      <w:numFmt w:val="bullet"/>
+      <w:lvlText w:val=""/>
+      <w:lvlJc w:val="left"/>
+      <w:pPr>
+        <w:ind w:left="720" w:hanging="360"/>
+      </w:pPr>
+      <w:rPr>
+        <w:rFonts w:ascii="Symbol" w:hAnsi="Symbol" w:hint="default"/>
+      </w:rPr>
+    </w:lvl>
+    <w:lvl w:ilvl="1" w:tplc="04090003" w:tentative="1">
+      <w:start w:val="1"/>
+      <w:numFmt w:val="bullet"/>
+      <w:lvlText w:val="o"/>
+      <w:lvlJc w:val="left"/>
+      <w:pPr>
+        <w:ind w:left="1440" w:hanging="360"/>
+      </w:pPr>
+      <w:rPr>
+        <w:rFonts w:ascii="Courier New" w:hAnsi="Courier New" w:cs="Courier New" w:hint="default"/>
+      </w:rPr>
+    </w:lvl>
+    <w:lvl w:ilvl="2" w:tplc="04090005" w:tentative="1">
+      <w:start w:val="1"/>
+      <w:numFmt w:val="bullet"/>
+      <w:lvlText w:val=""/>
+      <w:lvlJc w:val="left"/>
+      <w:pPr>
+        <w:ind w:left="2160" w:hanging="360"/>
+      </w:pPr>
+      <w:rPr>
+        <w:rFonts w:ascii="Wingdings" w:hAnsi="Wingdings" w:hint="default"/>
+      </w:rPr>
+    </w:lvl>
+    <w:lvl w:ilvl="3" w:tplc="04090001" w:tentative="1">
+      <w:start w:val="1"/>
+      <w:numFmt w:val="bullet"/>
+      <w:lvlText w:val=""/>
+      <w:lvlJc w:val="left"/>
+      <w:pPr>
+        <w:ind w:left="2880" w:hanging="360"/>
+      </w:pPr>
+      <w:rPr>
+        <w:rFonts w:ascii="Symbol" w:hAnsi="Symbol" w:hint="default"/>
+      </w:rPr>
+    </w:lvl>
+    <w:lvl w:ilvl="4" w:tplc="04090003" w:tentative="1">
+      <w:start w:val="1"/>
+      <w:numFmt w:val="bullet"/>
+      <w:lvlText w:val="o"/>
+      <w:lvlJc w:val="left"/>
+      <w:pPr>
+        <w:ind w:left="3600" w:hanging="360"/>
+      </w:pPr>
+      <w:rPr>
+        <w:rFonts w:ascii="Courier New" w:hAnsi="Courier New" w:cs="Courier New" w:hint="default"/>
+      </w:rPr>
+    </w:lvl>
+    <w:lvl w:ilvl="5" w:tplc="04090005" w:tentative="1">
+      <w:start w:val="1"/>
+      <w:numFmt w:val="bullet"/>
+      <w:lvlText w:val=""/>
+      <w:lvlJc w:val="left"/>
+      <w:pPr>
+        <w:ind w:left="4320" w:hanging="360"/>
+      </w:pPr>
+      <w:rPr>
+        <w:rFonts w:ascii="Wingdings" w:hAnsi="Wingdings" w:hint="default"/>
+      </w:rPr>
+    </w:lvl>
+    <w:lvl w:ilvl="6" w:tplc="04090001" w:tentative="1">
+      <w:start w:val="1"/>
+      <w:numFmt w:val="bullet"/>
+      <w:lvlText w:val=""/>
+      <w:lvlJc w:val="left"/>
+      <w:pPr>
+        <w:ind w:left="5040" w:hanging="360"/>
+      </w:pPr>
+      <w:rPr>
+        <w:rFonts w:ascii="Symbol" w:hAnsi="Symbol" w:hint="default"/>
+      </w:rPr>
+    </w:lvl>
+    <w:lvl w:ilvl="7" w:tplc="04090003" w:tentative="1">
+      <w:start w:val="1"/>
+      <w:numFmt w:val="bullet"/>
+      <w:lvlText w:val="o"/>
+      <w:lvlJc w:val="left"/>
+      <w:pPr>
+        <w:ind w:left="5760" w:hanging="360"/>
+      </w:pPr>
+      <w:rPr>
+        <w:rFonts w:ascii="Courier New" w:hAnsi="Courier New" w:cs="Courier New" w:hint="default"/>
+      </w:rPr>
+    </w:lvl>
+    <w:lvl w:ilvl="8" w:tplc="04090005" w:tentative="1">
+      <w:start w:val="1"/>
+      <w:numFmt w:val="bullet"/>
+      <w:lvlText w:val=""/>
+      <w:lvlJc w:val="left"/>
+      <w:pPr>
+        <w:ind w:left="6480" w:hanging="360"/>
+      </w:pPr>
+      <w:rPr>
+        <w:rFonts w:ascii="Wingdings" w:hAnsi="Wingdings" w:hint="default"/>
+      </w:rPr>
+    </w:lvl>
+  </w:abstractNum>
+  <w:abstractNum w:abstractNumId="14" w15:restartNumberingAfterBreak="0">
+    <w:nsid w:val="72D52E1E"/>
+    <w:multiLevelType w:val="hybridMultilevel"/>
+    <w:tmpl w:val="BCD6ED8C"/>
+    <w:lvl w:ilvl="0" w:tplc="04090001">
+      <w:start w:val="1"/>
+      <w:numFmt w:val="bullet"/>
+      <w:lvlText w:val=""/>
+      <w:lvlJc w:val="left"/>
+      <w:pPr>
+        <w:ind w:left="720" w:hanging="360"/>
+      </w:pPr>
+      <w:rPr>
+        <w:rFonts w:ascii="Symbol" w:hAnsi="Symbol" w:hint="default"/>
+      </w:rPr>
+    </w:lvl>
+    <w:lvl w:ilvl="1" w:tplc="04090003" w:tentative="1">
+      <w:start w:val="1"/>
+      <w:numFmt w:val="bullet"/>
+      <w:lvlText w:val="o"/>
+      <w:lvlJc w:val="left"/>
+      <w:pPr>
+        <w:ind w:left="1440" w:hanging="360"/>
+      </w:pPr>
+      <w:rPr>
+        <w:rFonts w:ascii="Courier New" w:hAnsi="Courier New" w:cs="Courier New" w:hint="default"/>
+      </w:rPr>
+    </w:lvl>
+    <w:lvl w:ilvl="2" w:tplc="04090005" w:tentative="1">
+      <w:start w:val="1"/>
+      <w:numFmt w:val="bullet"/>
+      <w:lvlText w:val=""/>
+      <w:lvlJc w:val="left"/>
+      <w:pPr>
+        <w:ind w:left="2160" w:hanging="360"/>
+      </w:pPr>
+      <w:rPr>
+        <w:rFonts w:ascii="Wingdings" w:hAnsi="Wingdings" w:hint="default"/>
+      </w:rPr>
+    </w:lvl>
+    <w:lvl w:ilvl="3" w:tplc="04090001" w:tentative="1">
+      <w:start w:val="1"/>
+      <w:numFmt w:val="bullet"/>
+      <w:lvlText w:val=""/>
+      <w:lvlJc w:val="left"/>
+      <w:pPr>
+        <w:ind w:left="2880" w:hanging="360"/>
+      </w:pPr>
+      <w:rPr>
+        <w:rFonts w:ascii="Symbol" w:hAnsi="Symbol" w:hint="default"/>
+      </w:rPr>
+    </w:lvl>
+    <w:lvl w:ilvl="4" w:tplc="04090003" w:tentative="1">
+      <w:start w:val="1"/>
+      <w:numFmt w:val="bullet"/>
+      <w:lvlText w:val="o"/>
+      <w:lvlJc w:val="left"/>
+      <w:pPr>
+        <w:ind w:left="3600" w:hanging="360"/>
+      </w:pPr>
+      <w:rPr>
+        <w:rFonts w:ascii="Courier New" w:hAnsi="Courier New" w:cs="Courier New" w:hint="default"/>
+      </w:rPr>
+    </w:lvl>
+    <w:lvl w:ilvl="5" w:tplc="04090005" w:tentative="1">
+      <w:start w:val="1"/>
+      <w:numFmt w:val="bullet"/>
+      <w:lvlText w:val=""/>
+      <w:lvlJc w:val="left"/>
+      <w:pPr>
+        <w:ind w:left="4320" w:hanging="360"/>
+      </w:pPr>
+      <w:rPr>
+        <w:rFonts w:ascii="Wingdings" w:hAnsi="Wingdings" w:hint="default"/>
+      </w:rPr>
+    </w:lvl>
+    <w:lvl w:ilvl="6" w:tplc="04090001" w:tentative="1">
+      <w:start w:val="1"/>
+      <w:numFmt w:val="bullet"/>
+      <w:lvlText w:val=""/>
+      <w:lvlJc w:val="left"/>
+      <w:pPr>
+        <w:ind w:left="5040" w:hanging="360"/>
+      </w:pPr>
+      <w:rPr>
+        <w:rFonts w:ascii="Symbol" w:hAnsi="Symbol" w:hint="default"/>
+      </w:rPr>
+    </w:lvl>
+    <w:lvl w:ilvl="7" w:tplc="04090003" w:tentative="1">
+      <w:start w:val="1"/>
+      <w:numFmt w:val="bullet"/>
+      <w:lvlText w:val="o"/>
+      <w:lvlJc w:val="left"/>
+      <w:pPr>
+        <w:ind w:left="5760" w:hanging="360"/>
+      </w:pPr>
+      <w:rPr>
+        <w:rFonts w:ascii="Courier New" w:hAnsi="Courier New" w:cs="Courier New" w:hint="default"/>
+      </w:rPr>
+    </w:lvl>
+    <w:lvl w:ilvl="8" w:tplc="04090005" w:tentative="1">
+      <w:start w:val="1"/>
+      <w:numFmt w:val="bullet"/>
+      <w:lvlText w:val=""/>
+      <w:lvlJc w:val="left"/>
+      <w:pPr>
+        <w:ind w:left="6480" w:hanging="360"/>
+      </w:pPr>
+      <w:rPr>
+        <w:rFonts w:ascii="Wingdings" w:hAnsi="Wingdings" w:hint="default"/>
+      </w:rPr>
+    </w:lvl>
+  </w:abstractNum>
+  <w:abstractNum w:abstractNumId="15" w15:restartNumberingAfterBreak="0">
+    <w:nsid w:val="7BB75D13"/>
+    <w:multiLevelType w:val="hybridMultilevel"/>
+    <w:tmpl w:val="DA322D4C"/>
+    <w:lvl w:ilvl="0" w:tplc="04090001">
+      <w:start w:val="1"/>
+      <w:numFmt w:val="bullet"/>
+      <w:lvlText w:val=""/>
+      <w:lvlJc w:val="left"/>
+      <w:pPr>
+        <w:ind w:left="720" w:hanging="360"/>
+      </w:pPr>
+      <w:rPr>
+        <w:rFonts w:ascii="Symbol" w:hAnsi="Symbol" w:hint="default"/>
+      </w:rPr>
+    </w:lvl>
+    <w:lvl w:ilvl="1" w:tplc="04090003" w:tentative="1">
+      <w:start w:val="1"/>
+      <w:numFmt w:val="bullet"/>
+      <w:lvlText w:val="o"/>
+      <w:lvlJc w:val="left"/>
+      <w:pPr>
+        <w:ind w:left="1440" w:hanging="360"/>
+      </w:pPr>
+      <w:rPr>
+        <w:rFonts w:ascii="Courier New" w:hAnsi="Courier New" w:cs="Courier New" w:hint="default"/>
+      </w:rPr>
+    </w:lvl>
+    <w:lvl w:ilvl="2" w:tplc="04090005" w:tentative="1">
+      <w:start w:val="1"/>
+      <w:numFmt w:val="bullet"/>
+      <w:lvlText w:val=""/>
+      <w:lvlJc w:val="left"/>
+      <w:pPr>
+        <w:ind w:left="2160" w:hanging="360"/>
+      </w:pPr>
+      <w:rPr>
+        <w:rFonts w:ascii="Wingdings" w:hAnsi="Wingdings" w:hint="default"/>
+      </w:rPr>
+    </w:lvl>
+    <w:lvl w:ilvl="3" w:tplc="04090001" w:tentative="1">
+      <w:start w:val="1"/>
+      <w:numFmt w:val="bullet"/>
+      <w:lvlText w:val=""/>
+      <w:lvlJc w:val="left"/>
+      <w:pPr>
+        <w:ind w:left="2880" w:hanging="360"/>
+      </w:pPr>
+      <w:rPr>
+        <w:rFonts w:ascii="Symbol" w:hAnsi="Symbol" w:hint="default"/>
+      </w:rPr>
+    </w:lvl>
+    <w:lvl w:ilvl="4" w:tplc="04090003" w:tentative="1">
+      <w:start w:val="1"/>
+      <w:numFmt w:val="bullet"/>
+      <w:lvlText w:val="o"/>
+      <w:lvlJc w:val="left"/>
+      <w:pPr>
+        <w:ind w:left="3600" w:hanging="360"/>
+      </w:pPr>
+      <w:rPr>
+        <w:rFonts w:ascii="Courier New" w:hAnsi="Courier New" w:cs="Courier New" w:hint="default"/>
+      </w:rPr>
+    </w:lvl>
+    <w:lvl w:ilvl="5" w:tplc="04090005" w:tentative="1">
+      <w:start w:val="1"/>
+      <w:numFmt w:val="bullet"/>
+      <w:lvlText w:val=""/>
+      <w:lvlJc w:val="left"/>
+      <w:pPr>
+        <w:ind w:left="4320" w:hanging="360"/>
+      </w:pPr>
+      <w:rPr>
+        <w:rFonts w:ascii="Wingdings" w:hAnsi="Wingdings" w:hint="default"/>
+      </w:rPr>
+    </w:lvl>
+    <w:lvl w:ilvl="6" w:tplc="04090001" w:tentative="1">
+      <w:start w:val="1"/>
+      <w:numFmt w:val="bullet"/>
+      <w:lvlText w:val=""/>
+      <w:lvlJc w:val="left"/>
+      <w:pPr>
+        <w:ind w:left="5040" w:hanging="360"/>
+      </w:pPr>
+      <w:rPr>
+        <w:rFonts w:ascii="Symbol" w:hAnsi="Symbol" w:hint="default"/>
+      </w:rPr>
+    </w:lvl>
+    <w:lvl w:ilvl="7" w:tplc="04090003" w:tentative="1">
+      <w:start w:val="1"/>
+      <w:numFmt w:val="bullet"/>
+      <w:lvlText w:val="o"/>
+      <w:lvlJc w:val="left"/>
+      <w:pPr>
+        <w:ind w:left="5760" w:hanging="360"/>
+      </w:pPr>
+      <w:rPr>
+        <w:rFonts w:ascii="Courier New" w:hAnsi="Courier New" w:cs="Courier New" w:hint="default"/>
+      </w:rPr>
+    </w:lvl>
+    <w:lvl w:ilvl="8" w:tplc="04090005" w:tentative="1">
+      <w:start w:val="1"/>
+      <w:numFmt w:val="bullet"/>
+      <w:lvlText w:val=""/>
+      <w:lvlJc w:val="left"/>
+      <w:pPr>
+        <w:ind w:left="6480" w:hanging="360"/>
+      </w:pPr>
+      <w:rPr>
+        <w:rFonts w:ascii="Wingdings" w:hAnsi="Wingdings" w:hint="default"/>
+      </w:rPr>
+    </w:lvl>
+  </w:abstractNum>
   <w:num w:numId="1">
+    <w:abstractNumId w:val="5"/>
+  </w:num>
+  <w:num w:numId="2">
+    <w:abstractNumId w:val="8"/>
+  </w:num>
+  <w:num w:numId="3">
+    <w:abstractNumId w:val="13"/>
+  </w:num>
+  <w:num w:numId="4">
+    <w:abstractNumId w:val="3"/>
+  </w:num>
+  <w:num w:numId="5">
+    <w:abstractNumId w:val="10"/>
+  </w:num>
+  <w:num w:numId="6">
+    <w:abstractNumId w:val="9"/>
+  </w:num>
+  <w:num w:numId="7">
+    <w:abstractNumId w:val="14"/>
+  </w:num>
+  <w:num w:numId="8">
+    <w:abstractNumId w:val="11"/>
+  </w:num>
+  <w:num w:numId="9">
     <w:abstractNumId w:val="0"/>
+  </w:num>
+  <w:num w:numId="10">
+    <w:abstractNumId w:val="2"/>
+  </w:num>
+  <w:num w:numId="11">
+    <w:abstractNumId w:val="1"/>
+  </w:num>
+  <w:num w:numId="12">
+    <w:abstractNumId w:val="7"/>
+  </w:num>
+  <w:num w:numId="13">
+    <w:abstractNumId w:val="6"/>
+  </w:num>
+  <w:num w:numId="14">
+    <w:abstractNumId w:val="4"/>
+  </w:num>
+  <w:num w:numId="15">
+    <w:abstractNumId w:val="12"/>
+  </w:num>
+  <w:num w:numId="16">
+    <w:abstractNumId w:val="15"/>
   </w:num>
 </w:numbering>
 </file>
@@ -2786,6 +7882,28 @@
       <w:szCs w:val="26"/>
     </w:rPr>
   </w:style>
+  <w:style w:type="paragraph" w:styleId="Heading3">
+    <w:name w:val="heading 3"/>
+    <w:basedOn w:val="Normal"/>
+    <w:next w:val="Normal"/>
+    <w:link w:val="Heading3Char"/>
+    <w:uiPriority w:val="9"/>
+    <w:unhideWhenUsed/>
+    <w:qFormat/>
+    <w:rsid w:val="00D0513E"/>
+    <w:pPr>
+      <w:keepNext/>
+      <w:keepLines/>
+      <w:spacing w:before="40" w:after="0"/>
+      <w:outlineLvl w:val="2"/>
+    </w:pPr>
+    <w:rPr>
+      <w:rFonts w:asciiTheme="majorHAnsi" w:eastAsiaTheme="majorEastAsia" w:hAnsiTheme="majorHAnsi" w:cstheme="majorBidi"/>
+      <w:color w:val="1F3763" w:themeColor="accent1" w:themeShade="7F"/>
+      <w:sz w:val="24"/>
+      <w:szCs w:val="24"/>
+    </w:rPr>
+  </w:style>
   <w:style w:type="character" w:default="1" w:styleId="DefaultParagraphFont">
     <w:name w:val="Default Paragraph Font"/>
     <w:uiPriority w:val="1"/>
@@ -2951,6 +8069,32 @@
     <w:pPr>
       <w:spacing w:after="100"/>
       <w:ind w:left="220"/>
+    </w:pPr>
+  </w:style>
+  <w:style w:type="character" w:customStyle="1" w:styleId="Heading3Char">
+    <w:name w:val="Heading 3 Char"/>
+    <w:basedOn w:val="DefaultParagraphFont"/>
+    <w:link w:val="Heading3"/>
+    <w:uiPriority w:val="9"/>
+    <w:rsid w:val="00D0513E"/>
+    <w:rPr>
+      <w:rFonts w:asciiTheme="majorHAnsi" w:eastAsiaTheme="majorEastAsia" w:hAnsiTheme="majorHAnsi" w:cstheme="majorBidi"/>
+      <w:color w:val="1F3763" w:themeColor="accent1" w:themeShade="7F"/>
+      <w:sz w:val="24"/>
+      <w:szCs w:val="24"/>
+    </w:rPr>
+  </w:style>
+  <w:style w:type="paragraph" w:styleId="TOC3">
+    <w:name w:val="toc 3"/>
+    <w:basedOn w:val="Normal"/>
+    <w:next w:val="Normal"/>
+    <w:autoRedefine/>
+    <w:uiPriority w:val="39"/>
+    <w:unhideWhenUsed/>
+    <w:rsid w:val="001B18A5"/>
+    <w:pPr>
+      <w:spacing w:after="100"/>
+      <w:ind w:left="440"/>
     </w:pPr>
   </w:style>
 </w:styles>

--- a/docs/Domian Understanding.docx
+++ b/docs/Domian Understanding.docx
@@ -247,6 +247,7 @@
                                         <w:szCs w:val="24"/>
                                       </w:rPr>
                                     </w:pPr>
+                                    <w:proofErr w:type="gramStart"/>
                                     <w:r>
                                       <w:rPr>
                                         <w:caps/>
@@ -254,7 +255,17 @@
                                         <w:sz w:val="24"/>
                                         <w:szCs w:val="24"/>
                                       </w:rPr>
-                                      <w:t>Slavova,Katerina K.S.</w:t>
+                                      <w:t>Slavova,Katerina</w:t>
+                                    </w:r>
+                                    <w:proofErr w:type="gramEnd"/>
+                                    <w:r>
+                                      <w:rPr>
+                                        <w:caps/>
+                                        <w:color w:val="5B9BD5" w:themeColor="accent5"/>
+                                        <w:sz w:val="24"/>
+                                        <w:szCs w:val="24"/>
+                                      </w:rPr>
+                                      <w:t xml:space="preserve"> K.S.</w:t>
                                     </w:r>
                                   </w:p>
                                 </w:sdtContent>
@@ -3192,7 +3203,35 @@
           <w:sz w:val="36"/>
           <w:szCs w:val="36"/>
         </w:rPr>
-        <w:t>How BERT processes the input?</w:t>
+        <w:t xml:space="preserve">How </w:t>
+      </w:r>
+      <w:r>
+        <w:rPr>
+          <w:sz w:val="36"/>
+          <w:szCs w:val="36"/>
+        </w:rPr>
+        <w:t xml:space="preserve">does </w:t>
+      </w:r>
+      <w:r>
+        <w:rPr>
+          <w:sz w:val="36"/>
+          <w:szCs w:val="36"/>
+        </w:rPr>
+        <w:t xml:space="preserve">BERT </w:t>
+      </w:r>
+      <w:r>
+        <w:rPr>
+          <w:sz w:val="36"/>
+          <w:szCs w:val="36"/>
+        </w:rPr>
+        <w:t>process</w:t>
+      </w:r>
+      <w:r>
+        <w:rPr>
+          <w:sz w:val="36"/>
+          <w:szCs w:val="36"/>
+        </w:rPr>
+        <w:t xml:space="preserve"> the input?</w:t>
       </w:r>
       <w:bookmarkEnd w:id="14"/>
     </w:p>
@@ -4332,12 +4371,21 @@
         </w:rPr>
         <w:t xml:space="preserve">a </w:t>
       </w:r>
-      <w:r>
-        <w:rPr>
-          <w:sz w:val="28"/>
-          <w:szCs w:val="28"/>
-        </w:rPr>
-        <w:t>Social Media Listening tool that</w:t>
+      <w:proofErr w:type="gramStart"/>
+      <w:r>
+        <w:rPr>
+          <w:sz w:val="28"/>
+          <w:szCs w:val="28"/>
+        </w:rPr>
+        <w:t>Social Media</w:t>
+      </w:r>
+      <w:proofErr w:type="gramEnd"/>
+      <w:r>
+        <w:rPr>
+          <w:sz w:val="28"/>
+          <w:szCs w:val="28"/>
+        </w:rPr>
+        <w:t xml:space="preserve"> Listening tool that</w:t>
       </w:r>
       <w:r>
         <w:rPr>
@@ -5253,7 +5301,23 @@
           <w:i/>
           <w:iCs/>
         </w:rPr>
-        <w:t>How the Red Cross Uses Social Media for Disaster Response and Engaging Donors</w:t>
+        <w:t xml:space="preserve">How the Red Cross Uses </w:t>
+      </w:r>
+      <w:proofErr w:type="gramStart"/>
+      <w:r>
+        <w:rPr>
+          <w:i/>
+          <w:iCs/>
+        </w:rPr>
+        <w:t>Social Media</w:t>
+      </w:r>
+      <w:proofErr w:type="gramEnd"/>
+      <w:r>
+        <w:rPr>
+          <w:i/>
+          <w:iCs/>
+        </w:rPr>
+        <w:t xml:space="preserve"> for Disaster Response and Engaging Donors</w:t>
       </w:r>
       <w:r>
         <w:t xml:space="preserve">. (2015, April 21). Medium. </w:t>

--- a/docs/Domian Understanding.docx
+++ b/docs/Domian Understanding.docx
@@ -401,6 +401,7 @@
                                   <w:szCs w:val="24"/>
                                 </w:rPr>
                               </w:pPr>
+                              <w:proofErr w:type="gramStart"/>
                               <w:r>
                                 <w:rPr>
                                   <w:caps/>
@@ -408,7 +409,17 @@
                                   <w:sz w:val="24"/>
                                   <w:szCs w:val="24"/>
                                 </w:rPr>
-                                <w:t>Slavova,Katerina K.S.</w:t>
+                                <w:t>Slavova,Katerina</w:t>
+                              </w:r>
+                              <w:proofErr w:type="gramEnd"/>
+                              <w:r>
+                                <w:rPr>
+                                  <w:caps/>
+                                  <w:color w:val="5B9BD5" w:themeColor="accent5"/>
+                                  <w:sz w:val="24"/>
+                                  <w:szCs w:val="24"/>
+                                </w:rPr>
+                                <w:t xml:space="preserve"> K.S.</w:t>
                               </w:r>
                             </w:p>
                           </w:sdtContent>
@@ -658,7 +669,7 @@
               <w:r>
                 <w:fldChar w:fldCharType="separate"/>
               </w:r>
-              <w:hyperlink w:anchor="_Toc215832366" w:history="1">
+              <w:hyperlink w:anchor="_Toc216749814" w:history="1">
                 <w:r>
                   <w:rPr>
                     <w:rStyle w:val="Hyperlink"/>
@@ -685,7 +696,7 @@
                     <w:noProof/>
                     <w:webHidden/>
                   </w:rPr>
-                  <w:instrText xml:space="preserve"> PAGEREF _Toc215832366 \h </w:instrText>
+                  <w:instrText xml:space="preserve"> PAGEREF _Toc216749814 \h </w:instrText>
                 </w:r>
                 <w:r>
                   <w:rPr>
@@ -727,7 +738,7 @@
                   <w:noProof/>
                 </w:rPr>
               </w:pPr>
-              <w:hyperlink w:anchor="_Toc215832367" w:history="1">
+              <w:hyperlink w:anchor="_Toc216749815" w:history="1">
                 <w:r>
                   <w:rPr>
                     <w:rStyle w:val="Hyperlink"/>
@@ -754,7 +765,7 @@
                     <w:noProof/>
                     <w:webHidden/>
                   </w:rPr>
-                  <w:instrText xml:space="preserve"> PAGEREF _Toc215832367 \h </w:instrText>
+                  <w:instrText xml:space="preserve"> PAGEREF _Toc216749815 \h </w:instrText>
                 </w:r>
                 <w:r>
                   <w:rPr>
@@ -796,7 +807,7 @@
                   <w:noProof/>
                 </w:rPr>
               </w:pPr>
-              <w:hyperlink w:anchor="_Toc215832368" w:history="1">
+              <w:hyperlink w:anchor="_Toc216749816" w:history="1">
                 <w:r>
                   <w:rPr>
                     <w:rStyle w:val="Hyperlink"/>
@@ -823,7 +834,7 @@
                     <w:noProof/>
                     <w:webHidden/>
                   </w:rPr>
-                  <w:instrText xml:space="preserve"> PAGEREF _Toc215832368 \h </w:instrText>
+                  <w:instrText xml:space="preserve"> PAGEREF _Toc216749816 \h </w:instrText>
                 </w:r>
                 <w:r>
                   <w:rPr>
@@ -865,7 +876,7 @@
                   <w:noProof/>
                 </w:rPr>
               </w:pPr>
-              <w:hyperlink w:anchor="_Toc215832369" w:history="1">
+              <w:hyperlink w:anchor="_Toc216749817" w:history="1">
                 <w:r>
                   <w:rPr>
                     <w:rStyle w:val="Hyperlink"/>
@@ -892,7 +903,7 @@
                     <w:noProof/>
                     <w:webHidden/>
                   </w:rPr>
-                  <w:instrText xml:space="preserve"> PAGEREF _Toc215832369 \h </w:instrText>
+                  <w:instrText xml:space="preserve"> PAGEREF _Toc216749817 \h </w:instrText>
                 </w:r>
                 <w:r>
                   <w:rPr>
@@ -934,7 +945,7 @@
                   <w:noProof/>
                 </w:rPr>
               </w:pPr>
-              <w:hyperlink w:anchor="_Toc215832370" w:history="1">
+              <w:hyperlink w:anchor="_Toc216749818" w:history="1">
                 <w:r>
                   <w:rPr>
                     <w:rStyle w:val="Hyperlink"/>
@@ -961,7 +972,7 @@
                     <w:noProof/>
                     <w:webHidden/>
                   </w:rPr>
-                  <w:instrText xml:space="preserve"> PAGEREF _Toc215832370 \h </w:instrText>
+                  <w:instrText xml:space="preserve"> PAGEREF _Toc216749818 \h </w:instrText>
                 </w:r>
                 <w:r>
                   <w:rPr>
@@ -1003,7 +1014,7 @@
                   <w:noProof/>
                 </w:rPr>
               </w:pPr>
-              <w:hyperlink w:anchor="_Toc215832371" w:history="1">
+              <w:hyperlink w:anchor="_Toc216749819" w:history="1">
                 <w:r>
                   <w:rPr>
                     <w:rStyle w:val="Hyperlink"/>
@@ -1030,7 +1041,7 @@
                     <w:noProof/>
                     <w:webHidden/>
                   </w:rPr>
-                  <w:instrText xml:space="preserve"> PAGEREF _Toc215832371 \h </w:instrText>
+                  <w:instrText xml:space="preserve"> PAGEREF _Toc216749819 \h </w:instrText>
                 </w:r>
                 <w:r>
                   <w:rPr>
@@ -1072,7 +1083,7 @@
                   <w:noProof/>
                 </w:rPr>
               </w:pPr>
-              <w:hyperlink w:anchor="_Toc215832372" w:history="1">
+              <w:hyperlink w:anchor="_Toc216749820" w:history="1">
                 <w:r>
                   <w:rPr>
                     <w:rStyle w:val="Hyperlink"/>
@@ -1099,7 +1110,7 @@
                     <w:noProof/>
                     <w:webHidden/>
                   </w:rPr>
-                  <w:instrText xml:space="preserve"> PAGEREF _Toc215832372 \h </w:instrText>
+                  <w:instrText xml:space="preserve"> PAGEREF _Toc216749820 \h </w:instrText>
                 </w:r>
                 <w:r>
                   <w:rPr>
@@ -1141,7 +1152,7 @@
                   <w:noProof/>
                 </w:rPr>
               </w:pPr>
-              <w:hyperlink w:anchor="_Toc215832373" w:history="1">
+              <w:hyperlink w:anchor="_Toc216749821" w:history="1">
                 <w:r>
                   <w:rPr>
                     <w:rStyle w:val="Hyperlink"/>
@@ -1168,7 +1179,7 @@
                     <w:noProof/>
                     <w:webHidden/>
                   </w:rPr>
-                  <w:instrText xml:space="preserve"> PAGEREF _Toc215832373 \h </w:instrText>
+                  <w:instrText xml:space="preserve"> PAGEREF _Toc216749821 \h </w:instrText>
                 </w:r>
                 <w:r>
                   <w:rPr>
@@ -1210,7 +1221,7 @@
                   <w:noProof/>
                 </w:rPr>
               </w:pPr>
-              <w:hyperlink w:anchor="_Toc215832374" w:history="1">
+              <w:hyperlink w:anchor="_Toc216749822" w:history="1">
                 <w:r>
                   <w:rPr>
                     <w:rStyle w:val="Hyperlink"/>
@@ -1237,7 +1248,7 @@
                     <w:noProof/>
                     <w:webHidden/>
                   </w:rPr>
-                  <w:instrText xml:space="preserve"> PAGEREF _Toc215832374 \h </w:instrText>
+                  <w:instrText xml:space="preserve"> PAGEREF _Toc216749822 \h </w:instrText>
                 </w:r>
                 <w:r>
                   <w:rPr>
@@ -1279,7 +1290,7 @@
                   <w:noProof/>
                 </w:rPr>
               </w:pPr>
-              <w:hyperlink w:anchor="_Toc215832375" w:history="1">
+              <w:hyperlink w:anchor="_Toc216749823" w:history="1">
                 <w:r>
                   <w:rPr>
                     <w:rStyle w:val="Hyperlink"/>
@@ -1306,7 +1317,7 @@
                     <w:noProof/>
                     <w:webHidden/>
                   </w:rPr>
-                  <w:instrText xml:space="preserve"> PAGEREF _Toc215832375 \h </w:instrText>
+                  <w:instrText xml:space="preserve"> PAGEREF _Toc216749823 \h </w:instrText>
                 </w:r>
                 <w:r>
                   <w:rPr>
@@ -1348,7 +1359,7 @@
                   <w:noProof/>
                 </w:rPr>
               </w:pPr>
-              <w:hyperlink w:anchor="_Toc215832376" w:history="1">
+              <w:hyperlink w:anchor="_Toc216749824" w:history="1">
                 <w:r>
                   <w:rPr>
                     <w:rStyle w:val="Hyperlink"/>
@@ -1375,7 +1386,7 @@
                     <w:noProof/>
                     <w:webHidden/>
                   </w:rPr>
-                  <w:instrText xml:space="preserve"> PAGEREF _Toc215832376 \h </w:instrText>
+                  <w:instrText xml:space="preserve"> PAGEREF _Toc216749824 \h </w:instrText>
                 </w:r>
                 <w:r>
                   <w:rPr>
@@ -1417,13 +1428,13 @@
                   <w:noProof/>
                 </w:rPr>
               </w:pPr>
-              <w:hyperlink w:anchor="_Toc215832377" w:history="1">
+              <w:hyperlink w:anchor="_Toc216749825" w:history="1">
                 <w:r>
                   <w:rPr>
                     <w:rStyle w:val="Hyperlink"/>
                     <w:noProof/>
                   </w:rPr>
-                  <w:t>BERT</w:t>
+                  <w:t>Natural Language Processing</w:t>
                 </w:r>
                 <w:r>
                   <w:rPr>
@@ -1444,7 +1455,7 @@
                     <w:noProof/>
                     <w:webHidden/>
                   </w:rPr>
-                  <w:instrText xml:space="preserve"> PAGEREF _Toc215832377 \h </w:instrText>
+                  <w:instrText xml:space="preserve"> PAGEREF _Toc216749825 \h </w:instrText>
                 </w:r>
                 <w:r>
                   <w:rPr>
@@ -1486,13 +1497,13 @@
                   <w:noProof/>
                 </w:rPr>
               </w:pPr>
-              <w:hyperlink w:anchor="_Toc215832378" w:history="1">
+              <w:hyperlink w:anchor="_Toc216749826" w:history="1">
                 <w:r>
                   <w:rPr>
                     <w:rStyle w:val="Hyperlink"/>
                     <w:noProof/>
                   </w:rPr>
-                  <w:t>What is BERT?</w:t>
+                  <w:t>What is NLP?</w:t>
                 </w:r>
                 <w:r>
                   <w:rPr>
@@ -1513,7 +1524,7 @@
                     <w:noProof/>
                     <w:webHidden/>
                   </w:rPr>
-                  <w:instrText xml:space="preserve"> PAGEREF _Toc215832378 \h </w:instrText>
+                  <w:instrText xml:space="preserve"> PAGEREF _Toc216749826 \h </w:instrText>
                 </w:r>
                 <w:r>
                   <w:rPr>
@@ -1555,13 +1566,13 @@
                   <w:noProof/>
                 </w:rPr>
               </w:pPr>
-              <w:hyperlink w:anchor="_Toc215832379" w:history="1">
+              <w:hyperlink w:anchor="_Toc216749827" w:history="1">
                 <w:r>
                   <w:rPr>
                     <w:rStyle w:val="Hyperlink"/>
                     <w:noProof/>
                   </w:rPr>
-                  <w:t>BERT-based models</w:t>
+                  <w:t>Key concepts of NLP</w:t>
                 </w:r>
                 <w:r>
                   <w:rPr>
@@ -1582,7 +1593,7 @@
                     <w:noProof/>
                     <w:webHidden/>
                   </w:rPr>
-                  <w:instrText xml:space="preserve"> PAGEREF _Toc215832379 \h </w:instrText>
+                  <w:instrText xml:space="preserve"> PAGEREF _Toc216749827 \h </w:instrText>
                 </w:r>
                 <w:r>
                   <w:rPr>
@@ -1624,13 +1635,13 @@
                   <w:noProof/>
                 </w:rPr>
               </w:pPr>
-              <w:hyperlink w:anchor="_Toc215832380" w:history="1">
+              <w:hyperlink w:anchor="_Toc216749828" w:history="1">
                 <w:r>
                   <w:rPr>
                     <w:rStyle w:val="Hyperlink"/>
                     <w:noProof/>
                   </w:rPr>
-                  <w:t>How BERT processes the input?</w:t>
+                  <w:t>How does NLP work?</w:t>
                 </w:r>
                 <w:r>
                   <w:rPr>
@@ -1651,7 +1662,7 @@
                     <w:noProof/>
                     <w:webHidden/>
                   </w:rPr>
-                  <w:instrText xml:space="preserve"> PAGEREF _Toc215832380 \h </w:instrText>
+                  <w:instrText xml:space="preserve"> PAGEREF _Toc216749828 \h </w:instrText>
                 </w:r>
                 <w:r>
                   <w:rPr>
@@ -1671,7 +1682,352 @@
                     <w:noProof/>
                     <w:webHidden/>
                   </w:rPr>
-                  <w:t>4</w:t>
+                  <w:t>5</w:t>
+                </w:r>
+                <w:r>
+                  <w:rPr>
+                    <w:noProof/>
+                    <w:webHidden/>
+                  </w:rPr>
+                  <w:fldChar w:fldCharType="end"/>
+                </w:r>
+              </w:hyperlink>
+            </w:p>
+            <w:p>
+              <w:pPr>
+                <w:pStyle w:val="TOC2"/>
+                <w:tabs>
+                  <w:tab w:val="right" w:leader="dot" w:pos="9350"/>
+                </w:tabs>
+                <w:rPr>
+                  <w:rFonts w:eastAsiaTheme="minorEastAsia"/>
+                  <w:noProof/>
+                </w:rPr>
+              </w:pPr>
+              <w:hyperlink w:anchor="_Toc216749829" w:history="1">
+                <w:r>
+                  <w:rPr>
+                    <w:rStyle w:val="Hyperlink"/>
+                    <w:noProof/>
+                  </w:rPr>
+                  <w:t>Understanding the difference between Human Language Processing and NLP</w:t>
+                </w:r>
+                <w:r>
+                  <w:rPr>
+                    <w:noProof/>
+                    <w:webHidden/>
+                  </w:rPr>
+                  <w:tab/>
+                </w:r>
+                <w:r>
+                  <w:rPr>
+                    <w:noProof/>
+                    <w:webHidden/>
+                  </w:rPr>
+                  <w:fldChar w:fldCharType="begin"/>
+                </w:r>
+                <w:r>
+                  <w:rPr>
+                    <w:noProof/>
+                    <w:webHidden/>
+                  </w:rPr>
+                  <w:instrText xml:space="preserve"> PAGEREF _Toc216749829 \h </w:instrText>
+                </w:r>
+                <w:r>
+                  <w:rPr>
+                    <w:noProof/>
+                    <w:webHidden/>
+                  </w:rPr>
+                </w:r>
+                <w:r>
+                  <w:rPr>
+                    <w:noProof/>
+                    <w:webHidden/>
+                  </w:rPr>
+                  <w:fldChar w:fldCharType="separate"/>
+                </w:r>
+                <w:r>
+                  <w:rPr>
+                    <w:noProof/>
+                    <w:webHidden/>
+                  </w:rPr>
+                  <w:t>7</w:t>
+                </w:r>
+                <w:r>
+                  <w:rPr>
+                    <w:noProof/>
+                    <w:webHidden/>
+                  </w:rPr>
+                  <w:fldChar w:fldCharType="end"/>
+                </w:r>
+              </w:hyperlink>
+            </w:p>
+            <w:p>
+              <w:pPr>
+                <w:pStyle w:val="TOC1"/>
+                <w:tabs>
+                  <w:tab w:val="right" w:leader="dot" w:pos="9350"/>
+                </w:tabs>
+                <w:rPr>
+                  <w:rFonts w:eastAsiaTheme="minorEastAsia"/>
+                  <w:noProof/>
+                </w:rPr>
+              </w:pPr>
+              <w:hyperlink w:anchor="_Toc216749830" w:history="1">
+                <w:r>
+                  <w:rPr>
+                    <w:rStyle w:val="Hyperlink"/>
+                    <w:noProof/>
+                  </w:rPr>
+                  <w:t>BERT</w:t>
+                </w:r>
+                <w:r>
+                  <w:rPr>
+                    <w:noProof/>
+                    <w:webHidden/>
+                  </w:rPr>
+                  <w:tab/>
+                </w:r>
+                <w:r>
+                  <w:rPr>
+                    <w:noProof/>
+                    <w:webHidden/>
+                  </w:rPr>
+                  <w:fldChar w:fldCharType="begin"/>
+                </w:r>
+                <w:r>
+                  <w:rPr>
+                    <w:noProof/>
+                    <w:webHidden/>
+                  </w:rPr>
+                  <w:instrText xml:space="preserve"> PAGEREF _Toc216749830 \h </w:instrText>
+                </w:r>
+                <w:r>
+                  <w:rPr>
+                    <w:noProof/>
+                    <w:webHidden/>
+                  </w:rPr>
+                </w:r>
+                <w:r>
+                  <w:rPr>
+                    <w:noProof/>
+                    <w:webHidden/>
+                  </w:rPr>
+                  <w:fldChar w:fldCharType="separate"/>
+                </w:r>
+                <w:r>
+                  <w:rPr>
+                    <w:noProof/>
+                    <w:webHidden/>
+                  </w:rPr>
+                  <w:t>7</w:t>
+                </w:r>
+                <w:r>
+                  <w:rPr>
+                    <w:noProof/>
+                    <w:webHidden/>
+                  </w:rPr>
+                  <w:fldChar w:fldCharType="end"/>
+                </w:r>
+              </w:hyperlink>
+            </w:p>
+            <w:p>
+              <w:pPr>
+                <w:pStyle w:val="TOC2"/>
+                <w:tabs>
+                  <w:tab w:val="right" w:leader="dot" w:pos="9350"/>
+                </w:tabs>
+                <w:rPr>
+                  <w:rFonts w:eastAsiaTheme="minorEastAsia"/>
+                  <w:noProof/>
+                </w:rPr>
+              </w:pPr>
+              <w:hyperlink w:anchor="_Toc216749831" w:history="1">
+                <w:r>
+                  <w:rPr>
+                    <w:rStyle w:val="Hyperlink"/>
+                    <w:noProof/>
+                  </w:rPr>
+                  <w:t>What is BERT?</w:t>
+                </w:r>
+                <w:r>
+                  <w:rPr>
+                    <w:noProof/>
+                    <w:webHidden/>
+                  </w:rPr>
+                  <w:tab/>
+                </w:r>
+                <w:r>
+                  <w:rPr>
+                    <w:noProof/>
+                    <w:webHidden/>
+                  </w:rPr>
+                  <w:fldChar w:fldCharType="begin"/>
+                </w:r>
+                <w:r>
+                  <w:rPr>
+                    <w:noProof/>
+                    <w:webHidden/>
+                  </w:rPr>
+                  <w:instrText xml:space="preserve"> PAGEREF _Toc216749831 \h </w:instrText>
+                </w:r>
+                <w:r>
+                  <w:rPr>
+                    <w:noProof/>
+                    <w:webHidden/>
+                  </w:rPr>
+                </w:r>
+                <w:r>
+                  <w:rPr>
+                    <w:noProof/>
+                    <w:webHidden/>
+                  </w:rPr>
+                  <w:fldChar w:fldCharType="separate"/>
+                </w:r>
+                <w:r>
+                  <w:rPr>
+                    <w:noProof/>
+                    <w:webHidden/>
+                  </w:rPr>
+                  <w:t>7</w:t>
+                </w:r>
+                <w:r>
+                  <w:rPr>
+                    <w:noProof/>
+                    <w:webHidden/>
+                  </w:rPr>
+                  <w:fldChar w:fldCharType="end"/>
+                </w:r>
+              </w:hyperlink>
+            </w:p>
+            <w:p>
+              <w:pPr>
+                <w:pStyle w:val="TOC2"/>
+                <w:tabs>
+                  <w:tab w:val="right" w:leader="dot" w:pos="9350"/>
+                </w:tabs>
+                <w:rPr>
+                  <w:rFonts w:eastAsiaTheme="minorEastAsia"/>
+                  <w:noProof/>
+                </w:rPr>
+              </w:pPr>
+              <w:hyperlink w:anchor="_Toc216749832" w:history="1">
+                <w:r>
+                  <w:rPr>
+                    <w:rStyle w:val="Hyperlink"/>
+                    <w:noProof/>
+                  </w:rPr>
+                  <w:t>BERT-based models</w:t>
+                </w:r>
+                <w:r>
+                  <w:rPr>
+                    <w:noProof/>
+                    <w:webHidden/>
+                  </w:rPr>
+                  <w:tab/>
+                </w:r>
+                <w:r>
+                  <w:rPr>
+                    <w:noProof/>
+                    <w:webHidden/>
+                  </w:rPr>
+                  <w:fldChar w:fldCharType="begin"/>
+                </w:r>
+                <w:r>
+                  <w:rPr>
+                    <w:noProof/>
+                    <w:webHidden/>
+                  </w:rPr>
+                  <w:instrText xml:space="preserve"> PAGEREF _Toc216749832 \h </w:instrText>
+                </w:r>
+                <w:r>
+                  <w:rPr>
+                    <w:noProof/>
+                    <w:webHidden/>
+                  </w:rPr>
+                </w:r>
+                <w:r>
+                  <w:rPr>
+                    <w:noProof/>
+                    <w:webHidden/>
+                  </w:rPr>
+                  <w:fldChar w:fldCharType="separate"/>
+                </w:r>
+                <w:r>
+                  <w:rPr>
+                    <w:noProof/>
+                    <w:webHidden/>
+                  </w:rPr>
+                  <w:t>7</w:t>
+                </w:r>
+                <w:r>
+                  <w:rPr>
+                    <w:noProof/>
+                    <w:webHidden/>
+                  </w:rPr>
+                  <w:fldChar w:fldCharType="end"/>
+                </w:r>
+              </w:hyperlink>
+            </w:p>
+            <w:p>
+              <w:pPr>
+                <w:pStyle w:val="TOC2"/>
+                <w:tabs>
+                  <w:tab w:val="right" w:leader="dot" w:pos="9350"/>
+                </w:tabs>
+                <w:rPr>
+                  <w:rFonts w:eastAsiaTheme="minorEastAsia"/>
+                  <w:noProof/>
+                </w:rPr>
+              </w:pPr>
+              <w:hyperlink w:anchor="_Toc216749833" w:history="1">
+                <w:r>
+                  <w:rPr>
+                    <w:rStyle w:val="Hyperlink"/>
+                    <w:noProof/>
+                  </w:rPr>
+                  <w:t>How does BERT process the input?</w:t>
+                </w:r>
+                <w:r>
+                  <w:rPr>
+                    <w:noProof/>
+                    <w:webHidden/>
+                  </w:rPr>
+                  <w:tab/>
+                </w:r>
+                <w:r>
+                  <w:rPr>
+                    <w:noProof/>
+                    <w:webHidden/>
+                  </w:rPr>
+                  <w:fldChar w:fldCharType="begin"/>
+                </w:r>
+                <w:r>
+                  <w:rPr>
+                    <w:noProof/>
+                    <w:webHidden/>
+                  </w:rPr>
+                  <w:instrText xml:space="preserve"> PAGEREF _Toc216749833 \h </w:instrText>
+                </w:r>
+                <w:r>
+                  <w:rPr>
+                    <w:noProof/>
+                    <w:webHidden/>
+                  </w:rPr>
+                </w:r>
+                <w:r>
+                  <w:rPr>
+                    <w:noProof/>
+                    <w:webHidden/>
+                  </w:rPr>
+                  <w:fldChar w:fldCharType="separate"/>
+                </w:r>
+                <w:r>
+                  <w:rPr>
+                    <w:noProof/>
+                    <w:webHidden/>
+                  </w:rPr>
+                  <w:t>8</w:t>
                 </w:r>
                 <w:r>
                   <w:rPr>
@@ -1693,7 +2049,7 @@
                   <w:noProof/>
                 </w:rPr>
               </w:pPr>
-              <w:hyperlink w:anchor="_Toc215832381" w:history="1">
+              <w:hyperlink w:anchor="_Toc216749834" w:history="1">
                 <w:r>
                   <w:rPr>
                     <w:rStyle w:val="Hyperlink"/>
@@ -1720,7 +2076,7 @@
                     <w:noProof/>
                     <w:webHidden/>
                   </w:rPr>
-                  <w:instrText xml:space="preserve"> PAGEREF _Toc215832381 \h </w:instrText>
+                  <w:instrText xml:space="preserve"> PAGEREF _Toc216749834 \h </w:instrText>
                 </w:r>
                 <w:r>
                   <w:rPr>
@@ -1740,7 +2096,7 @@
                     <w:noProof/>
                     <w:webHidden/>
                   </w:rPr>
-                  <w:t>4</w:t>
+                  <w:t>8</w:t>
                 </w:r>
                 <w:r>
                   <w:rPr>
@@ -1762,7 +2118,7 @@
                   <w:noProof/>
                 </w:rPr>
               </w:pPr>
-              <w:hyperlink w:anchor="_Toc215832382" w:history="1">
+              <w:hyperlink w:anchor="_Toc216749835" w:history="1">
                 <w:r>
                   <w:rPr>
                     <w:rStyle w:val="Hyperlink"/>
@@ -1789,7 +2145,7 @@
                     <w:noProof/>
                     <w:webHidden/>
                   </w:rPr>
-                  <w:instrText xml:space="preserve"> PAGEREF _Toc215832382 \h </w:instrText>
+                  <w:instrText xml:space="preserve"> PAGEREF _Toc216749835 \h </w:instrText>
                 </w:r>
                 <w:r>
                   <w:rPr>
@@ -1809,7 +2165,7 @@
                     <w:noProof/>
                     <w:webHidden/>
                   </w:rPr>
-                  <w:t>5</w:t>
+                  <w:t>8</w:t>
                 </w:r>
                 <w:r>
                   <w:rPr>
@@ -1831,7 +2187,7 @@
                   <w:noProof/>
                 </w:rPr>
               </w:pPr>
-              <w:hyperlink w:anchor="_Toc215832383" w:history="1">
+              <w:hyperlink w:anchor="_Toc216749836" w:history="1">
                 <w:r>
                   <w:rPr>
                     <w:rStyle w:val="Hyperlink"/>
@@ -1858,7 +2214,7 @@
                     <w:noProof/>
                     <w:webHidden/>
                   </w:rPr>
-                  <w:instrText xml:space="preserve"> PAGEREF _Toc215832383 \h </w:instrText>
+                  <w:instrText xml:space="preserve"> PAGEREF _Toc216749836 \h </w:instrText>
                 </w:r>
                 <w:r>
                   <w:rPr>
@@ -1878,7 +2234,7 @@
                     <w:noProof/>
                     <w:webHidden/>
                   </w:rPr>
-                  <w:t>5</w:t>
+                  <w:t>9</w:t>
                 </w:r>
                 <w:r>
                   <w:rPr>
@@ -1900,7 +2256,7 @@
                   <w:noProof/>
                 </w:rPr>
               </w:pPr>
-              <w:hyperlink w:anchor="_Toc215832384" w:history="1">
+              <w:hyperlink w:anchor="_Toc216749837" w:history="1">
                 <w:r>
                   <w:rPr>
                     <w:rStyle w:val="Hyperlink"/>
@@ -1927,7 +2283,7 @@
                     <w:noProof/>
                     <w:webHidden/>
                   </w:rPr>
-                  <w:instrText xml:space="preserve"> PAGEREF _Toc215832384 \h </w:instrText>
+                  <w:instrText xml:space="preserve"> PAGEREF _Toc216749837 \h </w:instrText>
                 </w:r>
                 <w:r>
                   <w:rPr>
@@ -1947,7 +2303,7 @@
                     <w:noProof/>
                     <w:webHidden/>
                   </w:rPr>
-                  <w:t>6</w:t>
+                  <w:t>9</w:t>
                 </w:r>
                 <w:r>
                   <w:rPr>
@@ -1969,7 +2325,7 @@
                   <w:noProof/>
                 </w:rPr>
               </w:pPr>
-              <w:hyperlink w:anchor="_Toc215832385" w:history="1">
+              <w:hyperlink w:anchor="_Toc216749838" w:history="1">
                 <w:r>
                   <w:rPr>
                     <w:rStyle w:val="Hyperlink"/>
@@ -1996,7 +2352,7 @@
                     <w:noProof/>
                     <w:webHidden/>
                   </w:rPr>
-                  <w:instrText xml:space="preserve"> PAGEREF _Toc215832385 \h </w:instrText>
+                  <w:instrText xml:space="preserve"> PAGEREF _Toc216749838 \h </w:instrText>
                 </w:r>
                 <w:r>
                   <w:rPr>
@@ -2016,7 +2372,7 @@
                     <w:noProof/>
                     <w:webHidden/>
                   </w:rPr>
-                  <w:t>7</w:t>
+                  <w:t>10</w:t>
                 </w:r>
                 <w:r>
                   <w:rPr>
@@ -2038,7 +2394,7 @@
                   <w:noProof/>
                 </w:rPr>
               </w:pPr>
-              <w:hyperlink w:anchor="_Toc215832386" w:history="1">
+              <w:hyperlink w:anchor="_Toc216749839" w:history="1">
                 <w:r>
                   <w:rPr>
                     <w:rStyle w:val="Hyperlink"/>
@@ -2065,7 +2421,7 @@
                     <w:noProof/>
                     <w:webHidden/>
                   </w:rPr>
-                  <w:instrText xml:space="preserve"> PAGEREF _Toc215832386 \h </w:instrText>
+                  <w:instrText xml:space="preserve"> PAGEREF _Toc216749839 \h </w:instrText>
                 </w:r>
                 <w:r>
                   <w:rPr>
@@ -2085,7 +2441,7 @@
                     <w:noProof/>
                     <w:webHidden/>
                   </w:rPr>
-                  <w:t>8</w:t>
+                  <w:t>11</w:t>
                 </w:r>
                 <w:r>
                   <w:rPr>
@@ -2107,7 +2463,7 @@
                   <w:noProof/>
                 </w:rPr>
               </w:pPr>
-              <w:hyperlink w:anchor="_Toc215832387" w:history="1">
+              <w:hyperlink w:anchor="_Toc216749840" w:history="1">
                 <w:r>
                   <w:rPr>
                     <w:rStyle w:val="Hyperlink"/>
@@ -2134,7 +2490,7 @@
                     <w:noProof/>
                     <w:webHidden/>
                   </w:rPr>
-                  <w:instrText xml:space="preserve"> PAGEREF _Toc215832387 \h </w:instrText>
+                  <w:instrText xml:space="preserve"> PAGEREF _Toc216749840 \h </w:instrText>
                 </w:r>
                 <w:r>
                   <w:rPr>
@@ -2154,7 +2510,7 @@
                     <w:noProof/>
                     <w:webHidden/>
                   </w:rPr>
-                  <w:t>8</w:t>
+                  <w:t>11</w:t>
                 </w:r>
                 <w:r>
                   <w:rPr>
@@ -2176,7 +2532,7 @@
                   <w:noProof/>
                 </w:rPr>
               </w:pPr>
-              <w:hyperlink w:anchor="_Toc215832388" w:history="1">
+              <w:hyperlink w:anchor="_Toc216749841" w:history="1">
                 <w:r>
                   <w:rPr>
                     <w:rStyle w:val="Hyperlink"/>
@@ -2203,7 +2559,7 @@
                     <w:noProof/>
                     <w:webHidden/>
                   </w:rPr>
-                  <w:instrText xml:space="preserve"> PAGEREF _Toc215832388 \h </w:instrText>
+                  <w:instrText xml:space="preserve"> PAGEREF _Toc216749841 \h </w:instrText>
                 </w:r>
                 <w:r>
                   <w:rPr>
@@ -2223,7 +2579,7 @@
                     <w:noProof/>
                     <w:webHidden/>
                   </w:rPr>
-                  <w:t>8</w:t>
+                  <w:t>12</w:t>
                 </w:r>
                 <w:r>
                   <w:rPr>
@@ -2245,7 +2601,7 @@
                   <w:noProof/>
                 </w:rPr>
               </w:pPr>
-              <w:hyperlink w:anchor="_Toc215832389" w:history="1">
+              <w:hyperlink w:anchor="_Toc216749842" w:history="1">
                 <w:r>
                   <w:rPr>
                     <w:rStyle w:val="Hyperlink"/>
@@ -2272,7 +2628,7 @@
                     <w:noProof/>
                     <w:webHidden/>
                   </w:rPr>
-                  <w:instrText xml:space="preserve"> PAGEREF _Toc215832389 \h </w:instrText>
+                  <w:instrText xml:space="preserve"> PAGEREF _Toc216749842 \h </w:instrText>
                 </w:r>
                 <w:r>
                   <w:rPr>
@@ -2292,7 +2648,7 @@
                     <w:noProof/>
                     <w:webHidden/>
                   </w:rPr>
-                  <w:t>8</w:t>
+                  <w:t>12</w:t>
                 </w:r>
                 <w:r>
                   <w:rPr>
@@ -2314,7 +2670,7 @@
                   <w:noProof/>
                 </w:rPr>
               </w:pPr>
-              <w:hyperlink w:anchor="_Toc215832390" w:history="1">
+              <w:hyperlink w:anchor="_Toc216749843" w:history="1">
                 <w:r>
                   <w:rPr>
                     <w:rStyle w:val="Hyperlink"/>
@@ -2341,7 +2697,7 @@
                     <w:noProof/>
                     <w:webHidden/>
                   </w:rPr>
-                  <w:instrText xml:space="preserve"> PAGEREF _Toc215832390 \h </w:instrText>
+                  <w:instrText xml:space="preserve"> PAGEREF _Toc216749843 \h </w:instrText>
                 </w:r>
                 <w:r>
                   <w:rPr>
@@ -2361,7 +2717,7 @@
                     <w:noProof/>
                     <w:webHidden/>
                   </w:rPr>
-                  <w:t>10</w:t>
+                  <w:t>14</w:t>
                 </w:r>
                 <w:r>
                   <w:rPr>
@@ -2383,7 +2739,7 @@
                   <w:noProof/>
                 </w:rPr>
               </w:pPr>
-              <w:hyperlink w:anchor="_Toc215832391" w:history="1">
+              <w:hyperlink w:anchor="_Toc216749844" w:history="1">
                 <w:r>
                   <w:rPr>
                     <w:rStyle w:val="Hyperlink"/>
@@ -2410,7 +2766,7 @@
                     <w:noProof/>
                     <w:webHidden/>
                   </w:rPr>
-                  <w:instrText xml:space="preserve"> PAGEREF _Toc215832391 \h </w:instrText>
+                  <w:instrText xml:space="preserve"> PAGEREF _Toc216749844 \h </w:instrText>
                 </w:r>
                 <w:r>
                   <w:rPr>
@@ -2430,7 +2786,7 @@
                     <w:noProof/>
                     <w:webHidden/>
                   </w:rPr>
-                  <w:t>11</w:t>
+                  <w:t>15</w:t>
                 </w:r>
                 <w:r>
                   <w:rPr>
@@ -2453,9 +2809,6 @@
             </w:p>
           </w:sdtContent>
         </w:sdt>
-        <w:p/>
-        <w:p/>
-        <w:p/>
       </w:sdtContent>
     </w:sdt>
     <w:p>
@@ -2466,7 +2819,7 @@
           <w:szCs w:val="40"/>
         </w:rPr>
       </w:pPr>
-      <w:bookmarkStart w:id="0" w:name="_Toc215832366"/>
+      <w:bookmarkStart w:id="0" w:name="_Toc216749814"/>
       <w:r>
         <w:rPr>
           <w:sz w:val="40"/>
@@ -2500,7 +2853,7 @@
           <w:szCs w:val="40"/>
         </w:rPr>
       </w:pPr>
-      <w:bookmarkStart w:id="1" w:name="_Toc215832367"/>
+      <w:bookmarkStart w:id="1" w:name="_Toc216749815"/>
       <w:r>
         <w:rPr>
           <w:sz w:val="40"/>
@@ -2518,7 +2871,7 @@
           <w:szCs w:val="36"/>
         </w:rPr>
       </w:pPr>
-      <w:bookmarkStart w:id="2" w:name="_Toc215832368"/>
+      <w:bookmarkStart w:id="2" w:name="_Toc216749816"/>
       <w:r>
         <w:rPr>
           <w:sz w:val="36"/>
@@ -2593,7 +2946,7 @@
           <w:szCs w:val="36"/>
         </w:rPr>
       </w:pPr>
-      <w:bookmarkStart w:id="3" w:name="_Toc215832369"/>
+      <w:bookmarkStart w:id="3" w:name="_Toc216749817"/>
       <w:r>
         <w:rPr>
           <w:sz w:val="36"/>
@@ -2729,7 +3082,7 @@
           <w:szCs w:val="40"/>
         </w:rPr>
       </w:pPr>
-      <w:bookmarkStart w:id="4" w:name="_Toc215832370"/>
+      <w:bookmarkStart w:id="4" w:name="_Toc216749818"/>
       <w:r>
         <w:rPr>
           <w:sz w:val="40"/>
@@ -2748,7 +3101,7 @@
           <w:szCs w:val="36"/>
         </w:rPr>
       </w:pPr>
-      <w:bookmarkStart w:id="5" w:name="_Toc215832371"/>
+      <w:bookmarkStart w:id="5" w:name="_Toc216749819"/>
       <w:r>
         <w:rPr>
           <w:sz w:val="36"/>
@@ -2788,7 +3141,7 @@
           <w:szCs w:val="36"/>
         </w:rPr>
       </w:pPr>
-      <w:bookmarkStart w:id="6" w:name="_Toc215832372"/>
+      <w:bookmarkStart w:id="6" w:name="_Toc216749820"/>
       <w:r>
         <w:rPr>
           <w:sz w:val="36"/>
@@ -2835,7 +3188,7 @@
           <w:szCs w:val="36"/>
         </w:rPr>
       </w:pPr>
-      <w:bookmarkStart w:id="7" w:name="_Toc215832373"/>
+      <w:bookmarkStart w:id="7" w:name="_Toc216749821"/>
       <w:r>
         <w:rPr>
           <w:sz w:val="36"/>
@@ -2868,7 +3221,7 @@
           <w:szCs w:val="36"/>
         </w:rPr>
       </w:pPr>
-      <w:bookmarkStart w:id="8" w:name="_Toc215832374"/>
+      <w:bookmarkStart w:id="8" w:name="_Toc216749822"/>
       <w:r>
         <w:rPr>
           <w:sz w:val="36"/>
@@ -2901,7 +3254,7 @@
           <w:szCs w:val="36"/>
         </w:rPr>
       </w:pPr>
-      <w:bookmarkStart w:id="9" w:name="_Toc215832375"/>
+      <w:bookmarkStart w:id="9" w:name="_Toc216749823"/>
       <w:r>
         <w:rPr>
           <w:sz w:val="36"/>
@@ -2934,7 +3287,7 @@
           <w:szCs w:val="36"/>
         </w:rPr>
       </w:pPr>
-      <w:bookmarkStart w:id="10" w:name="_Toc215832376"/>
+      <w:bookmarkStart w:id="10" w:name="_Toc216749824"/>
       <w:r>
         <w:rPr>
           <w:sz w:val="36"/>
@@ -2988,14 +3341,28 @@
           <w:szCs w:val="40"/>
         </w:rPr>
       </w:pPr>
-      <w:bookmarkStart w:id="11" w:name="_Toc215832377"/>
+      <w:bookmarkStart w:id="11" w:name="_Toc216749825"/>
       <w:r>
         <w:rPr>
           <w:sz w:val="40"/>
           <w:szCs w:val="40"/>
         </w:rPr>
         <w:lastRenderedPageBreak/>
-        <w:t>BERT</w:t>
+        <w:t xml:space="preserve">Natural Language </w:t>
+      </w:r>
+      <w:r>
+        <w:rPr>
+          <w:sz w:val="40"/>
+          <w:szCs w:val="40"/>
+        </w:rPr>
+        <w:t>P</w:t>
+      </w:r>
+      <w:r>
+        <w:rPr>
+          <w:sz w:val="40"/>
+          <w:szCs w:val="40"/>
+        </w:rPr>
+        <w:t>rocessing</w:t>
       </w:r>
       <w:bookmarkEnd w:id="11"/>
     </w:p>
@@ -3007,13 +3374,13 @@
           <w:szCs w:val="36"/>
         </w:rPr>
       </w:pPr>
-      <w:bookmarkStart w:id="12" w:name="_Toc215832378"/>
+      <w:bookmarkStart w:id="12" w:name="_Toc216749826"/>
       <w:r>
         <w:rPr>
           <w:sz w:val="36"/>
           <w:szCs w:val="36"/>
         </w:rPr>
-        <w:t>What is BERT?</w:t>
+        <w:t>What is NLP?</w:t>
       </w:r>
       <w:bookmarkEnd w:id="12"/>
     </w:p>
@@ -3029,67 +3396,151 @@
           <w:sz w:val="28"/>
           <w:szCs w:val="28"/>
         </w:rPr>
-        <w:t xml:space="preserve">BERT is a transformer-based model that uses a stack of encoders to learn the relationships between the words in a sentence. Instead of reading the text from left to right, it goes through the whole text and forms a contextual understanding. </w:t>
-      </w:r>
-    </w:p>
-    <w:p>
-      <w:pPr>
-        <w:pStyle w:val="Heading2"/>
-        <w:rPr>
-          <w:sz w:val="36"/>
-          <w:szCs w:val="36"/>
-        </w:rPr>
-      </w:pPr>
-      <w:bookmarkStart w:id="13" w:name="_Toc215832379"/>
-      <w:r>
-        <w:rPr>
-          <w:sz w:val="36"/>
-          <w:szCs w:val="36"/>
-        </w:rPr>
-        <w:t>BERT-based models</w:t>
-      </w:r>
-      <w:bookmarkEnd w:id="13"/>
+        <w:t xml:space="preserve">Natural language processing is a field of AI that uses machine learning techniques to enable computers to understand and communicate with human language. </w:t>
+      </w:r>
+      <w:r>
+        <w:rPr>
+          <w:sz w:val="28"/>
+          <w:szCs w:val="28"/>
+        </w:rPr>
+        <w:t xml:space="preserve">Its importance comes from the fact that it bridges </w:t>
+      </w:r>
+      <w:r>
+        <w:rPr>
+          <w:sz w:val="28"/>
+          <w:szCs w:val="28"/>
+        </w:rPr>
+        <w:t xml:space="preserve">human communication and machine understanding – it allows systems to extract meaning from unstructured language data and perform complex tasks. </w:t>
+      </w:r>
+    </w:p>
+    <w:p>
+      <w:pPr>
+        <w:rPr>
+          <w:sz w:val="28"/>
+          <w:szCs w:val="28"/>
+        </w:rPr>
+      </w:pPr>
+      <w:r>
+        <w:rPr>
+          <w:sz w:val="28"/>
+          <w:szCs w:val="28"/>
+        </w:rPr>
+        <w:t>NLP’s origins trace back to 1950, when Alan Turing created the Turing test to answer the question of whether machines can think</w:t>
+      </w:r>
+      <w:r>
+        <w:rPr>
+          <w:sz w:val="28"/>
+          <w:szCs w:val="28"/>
+        </w:rPr>
+        <w:t xml:space="preserve"> and assess how well they can understand and process text. The Turing test involves an evaluator, a human and a computer. The evaluator has to communicate with both the computer and the other person, and tell which one is which. If he cannot reliably distinguish the two, the test is passed.  </w:t>
+      </w:r>
+    </w:p>
+    <w:p>
+      <w:pPr>
+        <w:rPr>
+          <w:sz w:val="28"/>
+          <w:szCs w:val="28"/>
+        </w:rPr>
+      </w:pPr>
+      <w:r>
+        <w:rPr>
+          <w:sz w:val="28"/>
+          <w:szCs w:val="28"/>
+        </w:rPr>
+        <w:t>Nowadays, NLP contributes to automation and provides a personalized experience through chatbots, virtual assistants and recommendation systems. It is used to improve accessibility by creating speech recognition systems and translation tools, which</w:t>
+      </w:r>
+      <w:r>
+        <w:rPr>
+          <w:sz w:val="28"/>
+          <w:szCs w:val="28"/>
+        </w:rPr>
+        <w:t xml:space="preserve"> </w:t>
+      </w:r>
+      <w:r>
+        <w:rPr>
+          <w:sz w:val="28"/>
+          <w:szCs w:val="28"/>
+        </w:rPr>
+        <w:t>make</w:t>
+      </w:r>
+      <w:r>
+        <w:rPr>
+          <w:sz w:val="28"/>
+          <w:szCs w:val="28"/>
+        </w:rPr>
+        <w:t xml:space="preserve"> information easily accessible for more people regardless </w:t>
+      </w:r>
+      <w:r>
+        <w:rPr>
+          <w:sz w:val="28"/>
+          <w:szCs w:val="28"/>
+        </w:rPr>
+        <w:t xml:space="preserve">of </w:t>
+      </w:r>
+      <w:r>
+        <w:rPr>
+          <w:sz w:val="28"/>
+          <w:szCs w:val="28"/>
+        </w:rPr>
+        <w:t xml:space="preserve">disabilities or language barriers. </w:t>
+      </w:r>
+    </w:p>
+    <w:p>
+      <w:pPr>
+        <w:rPr>
+          <w:sz w:val="28"/>
+          <w:szCs w:val="28"/>
+        </w:rPr>
+      </w:pPr>
+      <w:r>
+        <w:rPr>
+          <w:sz w:val="28"/>
+          <w:szCs w:val="28"/>
+        </w:rPr>
+        <w:t>Benefits:</w:t>
+      </w:r>
     </w:p>
     <w:p>
       <w:pPr>
         <w:pStyle w:val="ListParagraph"/>
         <w:numPr>
           <w:ilvl w:val="0"/>
-          <w:numId w:val="11"/>
+          <w:numId w:val="18"/>
         </w:numPr>
+        <w:rPr>
+          <w:sz w:val="28"/>
+          <w:szCs w:val="28"/>
+        </w:rPr>
+      </w:pPr>
+      <w:r>
         <w:rPr>
           <w:b/>
           <w:bCs/>
           <w:sz w:val="28"/>
           <w:szCs w:val="28"/>
         </w:rPr>
-      </w:pPr>
-      <w:proofErr w:type="spellStart"/>
-      <w:r>
-        <w:rPr>
-          <w:b/>
-          <w:bCs/>
-          <w:sz w:val="28"/>
-          <w:szCs w:val="28"/>
-        </w:rPr>
-        <w:t>DistilBERT</w:t>
-      </w:r>
-      <w:proofErr w:type="spellEnd"/>
-      <w:r>
-        <w:rPr>
-          <w:b/>
-          <w:bCs/>
-          <w:sz w:val="28"/>
-          <w:szCs w:val="28"/>
-        </w:rPr>
-        <w:t xml:space="preserve"> – </w:t>
-      </w:r>
-      <w:r>
-        <w:rPr>
-          <w:sz w:val="28"/>
-          <w:szCs w:val="28"/>
-        </w:rPr>
-        <w:t>trained through knowledge distillation (machine learning technique that transfers knowledge from a complex “teacher” model to a smaller “student” model); smaller and faster</w:t>
+        <w:t xml:space="preserve">Automation – </w:t>
+      </w:r>
+      <w:r>
+        <w:rPr>
+          <w:sz w:val="28"/>
+          <w:szCs w:val="28"/>
+        </w:rPr>
+        <w:t>NLP helps automate tasks such as customer service</w:t>
+      </w:r>
+      <w:r>
+        <w:rPr>
+          <w:sz w:val="28"/>
+          <w:szCs w:val="28"/>
+        </w:rPr>
+        <w:t>, content generation and data analysis, reducing the need of manual intervention</w:t>
+      </w:r>
+      <w:r>
+        <w:rPr>
+          <w:sz w:val="28"/>
+          <w:szCs w:val="28"/>
+        </w:rPr>
+        <w:t xml:space="preserve"> </w:t>
       </w:r>
     </w:p>
     <w:p>
@@ -3097,39 +3548,28 @@
         <w:pStyle w:val="ListParagraph"/>
         <w:numPr>
           <w:ilvl w:val="0"/>
-          <w:numId w:val="11"/>
+          <w:numId w:val="18"/>
         </w:numPr>
+        <w:rPr>
+          <w:sz w:val="28"/>
+          <w:szCs w:val="28"/>
+        </w:rPr>
+      </w:pPr>
+      <w:r>
         <w:rPr>
           <w:b/>
           <w:bCs/>
           <w:sz w:val="28"/>
           <w:szCs w:val="28"/>
         </w:rPr>
-      </w:pPr>
-      <w:r>
-        <w:rPr>
-          <w:b/>
-          <w:bCs/>
-          <w:sz w:val="28"/>
-          <w:szCs w:val="28"/>
-        </w:rPr>
-        <w:t>ALBERT</w:t>
-      </w:r>
-      <w:r>
-        <w:rPr>
-          <w:b/>
-          <w:bCs/>
-          <w:sz w:val="28"/>
-          <w:szCs w:val="28"/>
-        </w:rPr>
-        <w:t xml:space="preserve"> – </w:t>
-      </w:r>
-      <w:r>
-        <w:rPr>
-          <w:sz w:val="28"/>
-          <w:szCs w:val="28"/>
-        </w:rPr>
-        <w:t>uses 2 parameter-reduction techniques to address problems related to memory limitations, longer training time and unexpected model degradation in BERT</w:t>
+        <w:t xml:space="preserve">Accessibility – </w:t>
+      </w:r>
+      <w:r>
+        <w:rPr>
+          <w:sz w:val="28"/>
+          <w:szCs w:val="28"/>
+        </w:rPr>
+        <w:t xml:space="preserve">voice assistants and speech recognition systems make interactions more inclusive </w:t>
       </w:r>
     </w:p>
     <w:p>
@@ -3137,16 +3577,42 @@
         <w:pStyle w:val="ListParagraph"/>
         <w:numPr>
           <w:ilvl w:val="0"/>
-          <w:numId w:val="11"/>
+          <w:numId w:val="18"/>
         </w:numPr>
+        <w:rPr>
+          <w:sz w:val="28"/>
+          <w:szCs w:val="28"/>
+        </w:rPr>
+      </w:pPr>
+      <w:r>
         <w:rPr>
           <w:b/>
           <w:bCs/>
           <w:sz w:val="28"/>
           <w:szCs w:val="28"/>
         </w:rPr>
-      </w:pPr>
-      <w:proofErr w:type="spellStart"/>
+        <w:t xml:space="preserve">Personalization – </w:t>
+      </w:r>
+      <w:r>
+        <w:rPr>
+          <w:sz w:val="28"/>
+          <w:szCs w:val="28"/>
+        </w:rPr>
+        <w:t xml:space="preserve">analyses user behavior and preferences to improve user experience  </w:t>
+      </w:r>
+    </w:p>
+    <w:p>
+      <w:pPr>
+        <w:pStyle w:val="ListParagraph"/>
+        <w:numPr>
+          <w:ilvl w:val="0"/>
+          <w:numId w:val="18"/>
+        </w:numPr>
+        <w:rPr>
+          <w:sz w:val="28"/>
+          <w:szCs w:val="28"/>
+        </w:rPr>
+      </w:pPr>
       <w:r>
         <w:rPr>
           <w:b/>
@@ -3154,9 +3620,8 @@
           <w:sz w:val="28"/>
           <w:szCs w:val="28"/>
         </w:rPr>
-        <w:t>ROBERTa</w:t>
-      </w:r>
-      <w:proofErr w:type="spellEnd"/>
+        <w:t xml:space="preserve">Multilingual support </w:t>
+      </w:r>
       <w:r>
         <w:rPr>
           <w:b/>
@@ -3164,29 +3629,23 @@
           <w:sz w:val="28"/>
           <w:szCs w:val="28"/>
         </w:rPr>
-        <w:t xml:space="preserve"> – </w:t>
-      </w:r>
-      <w:r>
-        <w:rPr>
-          <w:sz w:val="28"/>
-          <w:szCs w:val="28"/>
-        </w:rPr>
-        <w:t>uses dynamic masking and longer training to improve the performance</w:t>
-      </w:r>
-    </w:p>
-    <w:p>
-      <w:pPr>
-        <w:rPr>
-          <w:sz w:val="28"/>
-          <w:szCs w:val="28"/>
-        </w:rPr>
-      </w:pPr>
-      <w:r>
-        <w:rPr>
-          <w:sz w:val="28"/>
-          <w:szCs w:val="28"/>
-        </w:rPr>
-        <w:t>All models retain the transformer structure but are focused on improving the model’s efficiency.</w:t>
+        <w:t>–</w:t>
+      </w:r>
+      <w:r>
+        <w:rPr>
+          <w:b/>
+          <w:bCs/>
+          <w:sz w:val="28"/>
+          <w:szCs w:val="28"/>
+        </w:rPr>
+        <w:t xml:space="preserve"> </w:t>
+      </w:r>
+      <w:r>
+        <w:rPr>
+          <w:sz w:val="28"/>
+          <w:szCs w:val="28"/>
+        </w:rPr>
+        <w:t>makes more content accessible to global audience</w:t>
       </w:r>
     </w:p>
     <w:p>
@@ -3197,126 +3656,128 @@
           <w:szCs w:val="36"/>
         </w:rPr>
       </w:pPr>
-      <w:bookmarkStart w:id="14" w:name="_Toc215832380"/>
+      <w:bookmarkStart w:id="13" w:name="_Toc216749827"/>
       <w:r>
         <w:rPr>
           <w:sz w:val="36"/>
           <w:szCs w:val="36"/>
         </w:rPr>
-        <w:t xml:space="preserve">How </w:t>
-      </w:r>
-      <w:r>
-        <w:rPr>
-          <w:sz w:val="36"/>
-          <w:szCs w:val="36"/>
-        </w:rPr>
-        <w:t xml:space="preserve">does </w:t>
-      </w:r>
-      <w:r>
-        <w:rPr>
-          <w:sz w:val="36"/>
-          <w:szCs w:val="36"/>
-        </w:rPr>
-        <w:t xml:space="preserve">BERT </w:t>
-      </w:r>
-      <w:r>
-        <w:rPr>
-          <w:sz w:val="36"/>
-          <w:szCs w:val="36"/>
-        </w:rPr>
-        <w:t>process</w:t>
-      </w:r>
-      <w:r>
-        <w:rPr>
-          <w:sz w:val="36"/>
-          <w:szCs w:val="36"/>
-        </w:rPr>
-        <w:t xml:space="preserve"> the input?</w:t>
-      </w:r>
-      <w:bookmarkEnd w:id="14"/>
-    </w:p>
-    <w:p>
-      <w:pPr>
-        <w:rPr>
-          <w:sz w:val="28"/>
-          <w:szCs w:val="28"/>
-        </w:rPr>
-      </w:pPr>
-      <w:r>
-        <w:rPr>
-          <w:sz w:val="28"/>
-          <w:szCs w:val="28"/>
-        </w:rPr>
-        <w:t>The model cannot work with raw text. It relies on a structured and tokenized input to be able to understand and analyze the given text.</w:t>
-      </w:r>
-    </w:p>
-    <w:p>
-      <w:pPr>
-        <w:pStyle w:val="Heading3"/>
-        <w:rPr>
-          <w:sz w:val="32"/>
-          <w:szCs w:val="32"/>
-        </w:rPr>
-      </w:pPr>
-      <w:bookmarkStart w:id="15" w:name="_Toc215832381"/>
-      <w:r>
-        <w:rPr>
-          <w:sz w:val="32"/>
-          <w:szCs w:val="32"/>
+        <w:t>Key concepts of NLP</w:t>
+      </w:r>
+      <w:bookmarkEnd w:id="13"/>
+    </w:p>
+    <w:p/>
+    <w:p>
+      <w:pPr>
+        <w:pStyle w:val="ListParagraph"/>
+        <w:numPr>
+          <w:ilvl w:val="0"/>
+          <w:numId w:val="17"/>
+        </w:numPr>
+        <w:rPr>
+          <w:sz w:val="28"/>
+          <w:szCs w:val="28"/>
+        </w:rPr>
+      </w:pPr>
+      <w:r>
+        <w:rPr>
+          <w:b/>
+          <w:bCs/>
+          <w:sz w:val="28"/>
+          <w:szCs w:val="28"/>
         </w:rPr>
         <w:t>Tokenization</w:t>
       </w:r>
-      <w:bookmarkEnd w:id="15"/>
-    </w:p>
-    <w:p>
-      <w:pPr>
-        <w:rPr>
-          <w:sz w:val="28"/>
-          <w:szCs w:val="28"/>
-        </w:rPr>
-      </w:pPr>
-      <w:r>
-        <w:rPr>
-          <w:sz w:val="28"/>
-          <w:szCs w:val="28"/>
-        </w:rPr>
-        <w:t>The first step in this process is called “</w:t>
-      </w:r>
-      <w:proofErr w:type="spellStart"/>
-      <w:r>
-        <w:rPr>
-          <w:sz w:val="28"/>
-          <w:szCs w:val="28"/>
-        </w:rPr>
-        <w:t>WordPiece</w:t>
-      </w:r>
-      <w:proofErr w:type="spellEnd"/>
-      <w:r>
-        <w:rPr>
-          <w:sz w:val="28"/>
-          <w:szCs w:val="28"/>
-        </w:rPr>
-        <w:t xml:space="preserve">” tokenization – breaks the text into sub-word units to limit the vocabulary size and handle rare or unseen words. </w:t>
-      </w:r>
+      <w:r>
+        <w:rPr>
+          <w:sz w:val="28"/>
+          <w:szCs w:val="28"/>
+        </w:rPr>
+        <w:t xml:space="preserve"> – converts unstructured text data into manageable pieces (words, phrases or sentences) that can be analyzed</w:t>
+      </w:r>
+    </w:p>
+    <w:p>
+      <w:pPr>
+        <w:pStyle w:val="ListParagraph"/>
+        <w:numPr>
+          <w:ilvl w:val="0"/>
+          <w:numId w:val="17"/>
+        </w:numPr>
+        <w:rPr>
+          <w:sz w:val="28"/>
+          <w:szCs w:val="28"/>
+        </w:rPr>
+      </w:pPr>
+      <w:r>
+        <w:rPr>
+          <w:b/>
+          <w:bCs/>
+          <w:sz w:val="28"/>
+          <w:szCs w:val="28"/>
+        </w:rPr>
+        <w:lastRenderedPageBreak/>
+        <w:t>Stop Word Removal</w:t>
+      </w:r>
+      <w:r>
+        <w:rPr>
+          <w:sz w:val="28"/>
+          <w:szCs w:val="28"/>
+        </w:rPr>
+        <w:t xml:space="preserve"> – stop words are frequently used words that usually do not carry weight in text analysis – “the”, “and”, “is”. By removing those words, the </w:t>
+      </w:r>
+      <w:r>
+        <w:rPr>
+          <w:sz w:val="28"/>
+          <w:szCs w:val="28"/>
+        </w:rPr>
+        <w:t>model</w:t>
+      </w:r>
+      <w:r>
+        <w:rPr>
+          <w:sz w:val="28"/>
+          <w:szCs w:val="28"/>
+        </w:rPr>
+        <w:t xml:space="preserve"> focuses on the more important ones</w:t>
+      </w:r>
+      <w:r>
+        <w:rPr>
+          <w:sz w:val="28"/>
+          <w:szCs w:val="28"/>
+        </w:rPr>
+        <w:t>, which improves its performance.</w:t>
+      </w:r>
+    </w:p>
+    <w:p>
+      <w:pPr>
+        <w:pStyle w:val="ListParagraph"/>
+        <w:numPr>
+          <w:ilvl w:val="0"/>
+          <w:numId w:val="17"/>
+        </w:numPr>
+        <w:rPr>
+          <w:b/>
+          <w:bCs/>
+          <w:sz w:val="28"/>
+          <w:szCs w:val="28"/>
+        </w:rPr>
+      </w:pPr>
       <w:r>
         <w:rPr>
           <w:noProof/>
-          <w:sz w:val="28"/>
-          <w:szCs w:val="28"/>
         </w:rPr>
         <w:drawing>
-          <wp:anchor distT="0" distB="0" distL="114300" distR="114300" simplePos="0" relativeHeight="251667456" behindDoc="0" locked="0" layoutInCell="1" allowOverlap="1" wp14:anchorId="21EB3A98" wp14:editId="7AEE33A0">
+          <wp:anchor distT="0" distB="0" distL="114300" distR="114300" simplePos="0" relativeHeight="251669504" behindDoc="0" locked="0" layoutInCell="1" allowOverlap="1" wp14:anchorId="5F60B3CC" wp14:editId="497AC6C5">
             <wp:simplePos x="0" y="0"/>
             <wp:positionH relativeFrom="column">
-              <wp:posOffset>0</wp:posOffset>
+              <wp:posOffset>667385</wp:posOffset>
             </wp:positionH>
             <wp:positionV relativeFrom="paragraph">
-              <wp:posOffset>467995</wp:posOffset>
+              <wp:posOffset>1055177</wp:posOffset>
             </wp:positionV>
-            <wp:extent cx="5943600" cy="554355"/>
-            <wp:effectExtent l="0" t="0" r="0" b="0"/>
+            <wp:extent cx="4794250" cy="2661285"/>
+            <wp:effectExtent l="0" t="0" r="6350" b="5715"/>
             <wp:wrapTopAndBottom/>
-            <wp:docPr id="7" name="Picture 7"/>
+            <wp:docPr id="10" name="Picture 10"/>
             <wp:cNvGraphicFramePr>
               <a:graphicFrameLocks xmlns:a="http://schemas.openxmlformats.org/drawingml/2006/main" noChangeAspect="1"/>
             </wp:cNvGraphicFramePr>
@@ -3345,6 +3806,817 @@
                   <pic:spPr bwMode="auto">
                     <a:xfrm>
                       <a:off x="0" y="0"/>
+                      <a:ext cx="4794250" cy="2661285"/>
+                    </a:xfrm>
+                    <a:prstGeom prst="rect">
+                      <a:avLst/>
+                    </a:prstGeom>
+                    <a:noFill/>
+                  </pic:spPr>
+                </pic:pic>
+              </a:graphicData>
+            </a:graphic>
+          </wp:anchor>
+        </w:drawing>
+      </w:r>
+      <w:r>
+        <w:rPr>
+          <w:b/>
+          <w:bCs/>
+          <w:sz w:val="28"/>
+          <w:szCs w:val="28"/>
+        </w:rPr>
+        <w:t>Stemming or Lemmatization</w:t>
+      </w:r>
+      <w:r>
+        <w:rPr>
+          <w:b/>
+          <w:bCs/>
+          <w:sz w:val="28"/>
+          <w:szCs w:val="28"/>
+        </w:rPr>
+        <w:t xml:space="preserve"> – </w:t>
+      </w:r>
+      <w:r>
+        <w:rPr>
+          <w:sz w:val="28"/>
+          <w:szCs w:val="28"/>
+        </w:rPr>
+        <w:t xml:space="preserve">both techniques are used to reduce words to their base forms. Stemming removes suffixes from words to identify their root form, while lemmatization reduces the word into a linguistically valid form. </w:t>
+      </w:r>
+    </w:p>
+    <w:p>
+      <w:pPr>
+        <w:pStyle w:val="Heading2"/>
+        <w:rPr>
+          <w:sz w:val="36"/>
+          <w:szCs w:val="36"/>
+        </w:rPr>
+      </w:pPr>
+      <w:bookmarkStart w:id="14" w:name="_Toc216749828"/>
+      <w:r>
+        <w:rPr>
+          <w:sz w:val="36"/>
+          <w:szCs w:val="36"/>
+        </w:rPr>
+        <w:t>How does NLP work?</w:t>
+      </w:r>
+      <w:bookmarkEnd w:id="14"/>
+    </w:p>
+    <w:p>
+      <w:r>
+        <w:rPr>
+          <w:noProof/>
+        </w:rPr>
+        <mc:AlternateContent>
+          <mc:Choice Requires="wps">
+            <w:drawing>
+              <wp:inline distT="0" distB="0" distL="0" distR="0" wp14:anchorId="7ECE56E2" wp14:editId="127C59BA">
+                <wp:extent cx="302260" cy="302260"/>
+                <wp:effectExtent l="0" t="0" r="0" b="0"/>
+                <wp:docPr id="11" name="Rectangle 11" descr="How NLP works?"/>
+                <wp:cNvGraphicFramePr>
+                  <a:graphicFrameLocks xmlns:a="http://schemas.openxmlformats.org/drawingml/2006/main" noChangeAspect="1"/>
+                </wp:cNvGraphicFramePr>
+                <a:graphic xmlns:a="http://schemas.openxmlformats.org/drawingml/2006/main">
+                  <a:graphicData uri="http://schemas.microsoft.com/office/word/2010/wordprocessingShape">
+                    <wps:wsp>
+                      <wps:cNvSpPr>
+                        <a:spLocks noChangeAspect="1" noChangeArrowheads="1"/>
+                      </wps:cNvSpPr>
+                      <wps:spPr bwMode="auto">
+                        <a:xfrm>
+                          <a:off x="0" y="0"/>
+                          <a:ext cx="302260" cy="302260"/>
+                        </a:xfrm>
+                        <a:prstGeom prst="rect">
+                          <a:avLst/>
+                        </a:prstGeom>
+                        <a:noFill/>
+                        <a:ln>
+                          <a:noFill/>
+                        </a:ln>
+                        <a:extLst>
+                          <a:ext uri="{909E8E84-426E-40DD-AFC4-6F175D3DCCD1}">
+                            <a14:hiddenFill xmlns:a14="http://schemas.microsoft.com/office/drawing/2010/main">
+                              <a:solidFill>
+                                <a:srgbClr val="FFFFFF"/>
+                              </a:solidFill>
+                            </a14:hiddenFill>
+                          </a:ext>
+                          <a:ext uri="{91240B29-F687-4F45-9708-019B960494DF}">
+                            <a14:hiddenLine xmlns:a14="http://schemas.microsoft.com/office/drawing/2010/main" w="9525">
+                              <a:solidFill>
+                                <a:srgbClr val="000000"/>
+                              </a:solidFill>
+                              <a:miter lim="800000"/>
+                              <a:headEnd/>
+                              <a:tailEnd/>
+                            </a14:hiddenLine>
+                          </a:ext>
+                        </a:extLst>
+                      </wps:spPr>
+                      <wps:bodyPr rot="0" vert="horz" wrap="square" lIns="91440" tIns="45720" rIns="91440" bIns="45720" anchor="t" anchorCtr="0" upright="1">
+                        <a:noAutofit/>
+                      </wps:bodyPr>
+                    </wps:wsp>
+                  </a:graphicData>
+                </a:graphic>
+              </wp:inline>
+            </w:drawing>
+          </mc:Choice>
+          <mc:Fallback>
+            <w:pict>
+              <v:rect w14:anchorId="03F094EF" id="Rectangle 11" o:spid="_x0000_s1026" alt="How NLP works?" style="width:23.8pt;height:23.8pt;visibility:visible;mso-wrap-style:square;mso-left-percent:-10001;mso-top-percent:-10001;mso-position-horizontal:absolute;mso-position-horizontal-relative:char;mso-position-vertical:absolute;mso-position-vertical-relative:line;mso-left-percent:-10001;mso-top-percent:-10001;v-text-anchor:top" o:gfxdata="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" filled="f" stroked="f">
+                <o:lock v:ext="edit" aspectratio="t"/>
+                <w10:anchorlock/>
+              </v:rect>
+            </w:pict>
+          </mc:Fallback>
+        </mc:AlternateContent>
+      </w:r>
+    </w:p>
+    <w:p>
+      <w:pPr>
+        <w:rPr>
+          <w:b/>
+          <w:bCs/>
+          <w:sz w:val="28"/>
+          <w:szCs w:val="28"/>
+        </w:rPr>
+      </w:pPr>
+    </w:p>
+    <w:p/>
+    <w:p>
+      <w:pPr>
+        <w:rPr>
+          <w:sz w:val="40"/>
+          <w:szCs w:val="40"/>
+        </w:rPr>
+      </w:pPr>
+    </w:p>
+    <w:p>
+      <w:pPr>
+        <w:rPr>
+          <w:sz w:val="40"/>
+          <w:szCs w:val="40"/>
+        </w:rPr>
+      </w:pPr>
+      <w:r>
+        <w:rPr>
+          <w:noProof/>
+        </w:rPr>
+        <w:lastRenderedPageBreak/>
+        <w:drawing>
+          <wp:anchor distT="0" distB="0" distL="114300" distR="114300" simplePos="0" relativeHeight="251670528" behindDoc="0" locked="0" layoutInCell="1" allowOverlap="1" wp14:anchorId="36130AC7" wp14:editId="7A399B94">
+            <wp:simplePos x="0" y="0"/>
+            <wp:positionH relativeFrom="margin">
+              <wp:posOffset>830574</wp:posOffset>
+            </wp:positionH>
+            <wp:positionV relativeFrom="paragraph">
+              <wp:posOffset>87316</wp:posOffset>
+            </wp:positionV>
+            <wp:extent cx="4182110" cy="4182110"/>
+            <wp:effectExtent l="0" t="0" r="8890" b="8890"/>
+            <wp:wrapTopAndBottom/>
+            <wp:docPr id="12" name="Picture 12"/>
+            <wp:cNvGraphicFramePr>
+              <a:graphicFrameLocks xmlns:a="http://schemas.openxmlformats.org/drawingml/2006/main" noChangeAspect="1"/>
+            </wp:cNvGraphicFramePr>
+            <a:graphic xmlns:a="http://schemas.openxmlformats.org/drawingml/2006/main">
+              <a:graphicData uri="http://schemas.openxmlformats.org/drawingml/2006/picture">
+                <pic:pic xmlns:pic="http://schemas.openxmlformats.org/drawingml/2006/picture">
+                  <pic:nvPicPr>
+                    <pic:cNvPr id="0" name="Picture 3"/>
+                    <pic:cNvPicPr>
+                      <a:picLocks noChangeAspect="1" noChangeArrowheads="1"/>
+                    </pic:cNvPicPr>
+                  </pic:nvPicPr>
+                  <pic:blipFill>
+                    <a:blip r:embed="rId9" cstate="print">
+                      <a:extLst>
+                        <a:ext uri="{28A0092B-C50C-407E-A947-70E740481C1C}">
+                          <a14:useLocalDpi xmlns:a14="http://schemas.microsoft.com/office/drawing/2010/main" val="0"/>
+                        </a:ext>
+                      </a:extLst>
+                    </a:blip>
+                    <a:srcRect/>
+                    <a:stretch>
+                      <a:fillRect/>
+                    </a:stretch>
+                  </pic:blipFill>
+                  <pic:spPr bwMode="auto">
+                    <a:xfrm>
+                      <a:off x="0" y="0"/>
+                      <a:ext cx="4182110" cy="4182110"/>
+                    </a:xfrm>
+                    <a:prstGeom prst="rect">
+                      <a:avLst/>
+                    </a:prstGeom>
+                    <a:noFill/>
+                  </pic:spPr>
+                </pic:pic>
+              </a:graphicData>
+            </a:graphic>
+          </wp:anchor>
+        </w:drawing>
+      </w:r>
+    </w:p>
+    <w:p>
+      <w:pPr>
+        <w:rPr>
+          <w:sz w:val="28"/>
+          <w:szCs w:val="28"/>
+        </w:rPr>
+      </w:pPr>
+      <w:r>
+        <w:rPr>
+          <w:sz w:val="28"/>
+          <w:szCs w:val="28"/>
+        </w:rPr>
+        <w:t>The first step in an NLP task is input preprocessing, where the text is cleaned and structured for analysis, often through tokenization, stop word removal and stemming/lemmatization. This step helps reduce complexity. The next step is the feature extraction – key characteristics are being identified. This step transforms the raw data into a numerical format suitable for machine learning models. Techniques used for feature extraction are Bag or Words</w:t>
+      </w:r>
+      <w:r>
+        <w:rPr>
+          <w:sz w:val="28"/>
+          <w:szCs w:val="28"/>
+        </w:rPr>
+        <w:t xml:space="preserve"> (represents text as a collection of words, each word is represented by its frequency)</w:t>
+      </w:r>
+      <w:r>
+        <w:rPr>
+          <w:sz w:val="28"/>
+          <w:szCs w:val="28"/>
+        </w:rPr>
+        <w:t xml:space="preserve">, </w:t>
+      </w:r>
+      <w:r>
+        <w:rPr>
+          <w:sz w:val="28"/>
+          <w:szCs w:val="28"/>
+        </w:rPr>
+        <w:t>Term Frequency – Inverse Document Frequency</w:t>
+      </w:r>
+      <w:r>
+        <w:rPr>
+          <w:sz w:val="28"/>
+          <w:szCs w:val="28"/>
+        </w:rPr>
+        <w:t xml:space="preserve"> </w:t>
+      </w:r>
+      <w:r>
+        <w:rPr>
+          <w:sz w:val="28"/>
+          <w:szCs w:val="28"/>
+        </w:rPr>
+        <w:t>(helps identify key words) and Word embeddings</w:t>
+      </w:r>
+      <w:r>
+        <w:rPr>
+          <w:sz w:val="28"/>
+          <w:szCs w:val="28"/>
+        </w:rPr>
+        <w:t xml:space="preserve"> </w:t>
+      </w:r>
+      <w:r>
+        <w:rPr>
+          <w:sz w:val="28"/>
+          <w:szCs w:val="28"/>
+        </w:rPr>
+        <w:t xml:space="preserve">(used to capture the meaning of words by mapping them into high-dimensional vectors). The third step in the pipeline is modeling. Based on the complexity of the task, there are 3 different types of models – rule-based, machine learning and deep-learning models. The rule-based ones </w:t>
+      </w:r>
+      <w:r>
+        <w:rPr>
+          <w:sz w:val="28"/>
+          <w:szCs w:val="28"/>
+        </w:rPr>
+        <w:t xml:space="preserve">are </w:t>
+      </w:r>
+      <w:r>
+        <w:rPr>
+          <w:sz w:val="28"/>
+          <w:szCs w:val="28"/>
+        </w:rPr>
+        <w:t>the simplest – they rely in pre-defined rules to make decisions. The machine learning</w:t>
+      </w:r>
+      <w:r>
+        <w:rPr>
+          <w:sz w:val="28"/>
+          <w:szCs w:val="28"/>
+        </w:rPr>
+        <w:t xml:space="preserve"> models</w:t>
+      </w:r>
+      <w:r>
+        <w:rPr>
+          <w:sz w:val="28"/>
+          <w:szCs w:val="28"/>
+        </w:rPr>
+        <w:t xml:space="preserve"> </w:t>
+      </w:r>
+      <w:r>
+        <w:rPr>
+          <w:sz w:val="28"/>
+          <w:szCs w:val="28"/>
+        </w:rPr>
+        <w:t xml:space="preserve">identify patterns and make predictions. The most complex ones, such as BERT and GPT, consider the whole context and allow a more accurate text understanding. After the model </w:t>
+      </w:r>
+      <w:r>
+        <w:rPr>
+          <w:sz w:val="28"/>
+          <w:szCs w:val="28"/>
+        </w:rPr>
+        <w:lastRenderedPageBreak/>
+        <w:t>made its prediction, it converts it back to a human-readable text, which might involve generating responses, translating text or summarizing information.</w:t>
+      </w:r>
+    </w:p>
+    <w:p>
+      <w:pPr>
+        <w:pStyle w:val="Heading2"/>
+        <w:rPr>
+          <w:sz w:val="36"/>
+          <w:szCs w:val="36"/>
+        </w:rPr>
+      </w:pPr>
+      <w:bookmarkStart w:id="15" w:name="_Toc216749829"/>
+      <w:r>
+        <w:rPr>
+          <w:sz w:val="36"/>
+          <w:szCs w:val="36"/>
+        </w:rPr>
+        <w:t>Understanding the difference between Human Language Processing and NLP</w:t>
+      </w:r>
+      <w:bookmarkEnd w:id="15"/>
+    </w:p>
+    <w:p>
+      <w:pPr>
+        <w:rPr>
+          <w:sz w:val="28"/>
+          <w:szCs w:val="28"/>
+        </w:rPr>
+      </w:pPr>
+      <w:r>
+        <w:rPr>
+          <w:sz w:val="28"/>
+          <w:szCs w:val="28"/>
+        </w:rPr>
+        <w:t xml:space="preserve">In research about the difference between the HLP and NLP, </w:t>
+      </w:r>
+      <w:r>
+        <w:rPr>
+          <w:sz w:val="28"/>
+          <w:szCs w:val="28"/>
+        </w:rPr>
+        <w:t xml:space="preserve">several experiments </w:t>
+      </w:r>
+      <w:r>
+        <w:rPr>
+          <w:sz w:val="28"/>
+          <w:szCs w:val="28"/>
+        </w:rPr>
+        <w:t xml:space="preserve">were conducted with </w:t>
+      </w:r>
+      <w:r>
+        <w:rPr>
+          <w:sz w:val="28"/>
+          <w:szCs w:val="28"/>
+        </w:rPr>
+        <w:t xml:space="preserve">the chatting robot </w:t>
+      </w:r>
+      <w:proofErr w:type="spellStart"/>
+      <w:r>
+        <w:rPr>
+          <w:sz w:val="28"/>
+          <w:szCs w:val="28"/>
+        </w:rPr>
+        <w:t>Replika</w:t>
+      </w:r>
+      <w:proofErr w:type="spellEnd"/>
+      <w:r>
+        <w:rPr>
+          <w:sz w:val="28"/>
+          <w:szCs w:val="28"/>
+        </w:rPr>
+        <w:t xml:space="preserve"> – users can customize their own AI friend and form an emotional connection.  First, the authors tested the bot’s answering time -each time it responded directly to the question in less than 5 seconds. Next, they tested the contextual understanding by asking questions with pronouns – the bot managed to accurately reply each time. </w:t>
+      </w:r>
+      <w:r>
+        <w:rPr>
+          <w:sz w:val="28"/>
+          <w:szCs w:val="28"/>
+        </w:rPr>
+        <w:t xml:space="preserve">In the next experiment, the chatbot was given questions with typos to check whether it would ask the user to determine what he was trying to say. </w:t>
+      </w:r>
+      <w:proofErr w:type="spellStart"/>
+      <w:r>
+        <w:rPr>
+          <w:sz w:val="28"/>
+          <w:szCs w:val="28"/>
+        </w:rPr>
+        <w:t>Replika</w:t>
+      </w:r>
+      <w:proofErr w:type="spellEnd"/>
+      <w:r>
+        <w:rPr>
+          <w:sz w:val="28"/>
+          <w:szCs w:val="28"/>
+        </w:rPr>
+        <w:t xml:space="preserve"> did not ask for clarity and therefore did not provide a proper answer, which shows that the bot lacks the ability to repair misspelled words. Overall, these experiments show tha</w:t>
+      </w:r>
+      <w:r>
+        <w:rPr>
+          <w:sz w:val="28"/>
+          <w:szCs w:val="28"/>
+        </w:rPr>
+        <w:t xml:space="preserve">t </w:t>
+      </w:r>
+      <w:proofErr w:type="spellStart"/>
+      <w:r>
+        <w:rPr>
+          <w:sz w:val="28"/>
+          <w:szCs w:val="28"/>
+        </w:rPr>
+        <w:t>Replika</w:t>
+      </w:r>
+      <w:proofErr w:type="spellEnd"/>
+      <w:r>
+        <w:rPr>
+          <w:sz w:val="28"/>
+          <w:szCs w:val="28"/>
+        </w:rPr>
+        <w:t xml:space="preserve"> can imitate human-like conversations by providing quick and context-based answers. However, the third experiment shows that its understanding is less flexible than HLP, because it does not reliably repair typos or ask clarifying questions.</w:t>
+      </w:r>
+      <w:r>
+        <w:rPr>
+          <w:sz w:val="28"/>
+          <w:szCs w:val="28"/>
+        </w:rPr>
+        <w:t xml:space="preserve"> In conclusion, the experiments are an example of how noise and clarification behavior differ between human and machine language processing.</w:t>
+      </w:r>
+    </w:p>
+    <w:p>
+      <w:pPr>
+        <w:pStyle w:val="Heading1"/>
+        <w:rPr>
+          <w:sz w:val="40"/>
+          <w:szCs w:val="40"/>
+        </w:rPr>
+      </w:pPr>
+      <w:bookmarkStart w:id="16" w:name="_Toc216749830"/>
+      <w:r>
+        <w:rPr>
+          <w:sz w:val="40"/>
+          <w:szCs w:val="40"/>
+        </w:rPr>
+        <w:t>BERT</w:t>
+      </w:r>
+      <w:bookmarkEnd w:id="16"/>
+    </w:p>
+    <w:p>
+      <w:pPr>
+        <w:pStyle w:val="Heading2"/>
+        <w:rPr>
+          <w:sz w:val="36"/>
+          <w:szCs w:val="36"/>
+        </w:rPr>
+      </w:pPr>
+      <w:bookmarkStart w:id="17" w:name="_Toc216749831"/>
+      <w:r>
+        <w:rPr>
+          <w:sz w:val="36"/>
+          <w:szCs w:val="36"/>
+        </w:rPr>
+        <w:t>What is BERT?</w:t>
+      </w:r>
+      <w:bookmarkEnd w:id="17"/>
+    </w:p>
+    <w:p>
+      <w:pPr>
+        <w:rPr>
+          <w:sz w:val="28"/>
+          <w:szCs w:val="28"/>
+        </w:rPr>
+      </w:pPr>
+      <w:r>
+        <w:rPr>
+          <w:sz w:val="28"/>
+          <w:szCs w:val="28"/>
+        </w:rPr>
+        <w:t xml:space="preserve">BERT is a transformer-based model that uses a stack of encoders to learn the relationships between the words in a sentence. Instead of reading the text from left to right, it goes through the whole text and forms a contextual understanding. </w:t>
+      </w:r>
+    </w:p>
+    <w:p>
+      <w:pPr>
+        <w:pStyle w:val="Heading2"/>
+        <w:rPr>
+          <w:sz w:val="36"/>
+          <w:szCs w:val="36"/>
+        </w:rPr>
+      </w:pPr>
+      <w:bookmarkStart w:id="18" w:name="_Toc216749832"/>
+      <w:r>
+        <w:rPr>
+          <w:sz w:val="36"/>
+          <w:szCs w:val="36"/>
+        </w:rPr>
+        <w:t>BERT-based models</w:t>
+      </w:r>
+      <w:bookmarkEnd w:id="18"/>
+    </w:p>
+    <w:p>
+      <w:pPr>
+        <w:pStyle w:val="ListParagraph"/>
+        <w:numPr>
+          <w:ilvl w:val="0"/>
+          <w:numId w:val="11"/>
+        </w:numPr>
+        <w:rPr>
+          <w:b/>
+          <w:bCs/>
+          <w:sz w:val="28"/>
+          <w:szCs w:val="28"/>
+        </w:rPr>
+      </w:pPr>
+      <w:proofErr w:type="spellStart"/>
+      <w:r>
+        <w:rPr>
+          <w:b/>
+          <w:bCs/>
+          <w:sz w:val="28"/>
+          <w:szCs w:val="28"/>
+        </w:rPr>
+        <w:t>DistilBERT</w:t>
+      </w:r>
+      <w:proofErr w:type="spellEnd"/>
+      <w:r>
+        <w:rPr>
+          <w:b/>
+          <w:bCs/>
+          <w:sz w:val="28"/>
+          <w:szCs w:val="28"/>
+        </w:rPr>
+        <w:t xml:space="preserve"> – </w:t>
+      </w:r>
+      <w:r>
+        <w:rPr>
+          <w:sz w:val="28"/>
+          <w:szCs w:val="28"/>
+        </w:rPr>
+        <w:t>trained through knowledge distillation (machine learning technique that transfers knowledge from a complex “teacher” model to a smaller “student” model); smaller and faster</w:t>
+      </w:r>
+    </w:p>
+    <w:p>
+      <w:pPr>
+        <w:pStyle w:val="ListParagraph"/>
+        <w:numPr>
+          <w:ilvl w:val="0"/>
+          <w:numId w:val="11"/>
+        </w:numPr>
+        <w:rPr>
+          <w:b/>
+          <w:bCs/>
+          <w:sz w:val="28"/>
+          <w:szCs w:val="28"/>
+        </w:rPr>
+      </w:pPr>
+      <w:r>
+        <w:rPr>
+          <w:b/>
+          <w:bCs/>
+          <w:sz w:val="28"/>
+          <w:szCs w:val="28"/>
+        </w:rPr>
+        <w:t>ALBERT</w:t>
+      </w:r>
+      <w:r>
+        <w:rPr>
+          <w:b/>
+          <w:bCs/>
+          <w:sz w:val="28"/>
+          <w:szCs w:val="28"/>
+        </w:rPr>
+        <w:t xml:space="preserve"> – </w:t>
+      </w:r>
+      <w:r>
+        <w:rPr>
+          <w:sz w:val="28"/>
+          <w:szCs w:val="28"/>
+        </w:rPr>
+        <w:t>uses 2 parameter-reduction techniques to address problems related to memory limitations, longer training time and unexpected model degradation in BERT</w:t>
+      </w:r>
+    </w:p>
+    <w:p>
+      <w:pPr>
+        <w:pStyle w:val="ListParagraph"/>
+        <w:numPr>
+          <w:ilvl w:val="0"/>
+          <w:numId w:val="11"/>
+        </w:numPr>
+        <w:rPr>
+          <w:b/>
+          <w:bCs/>
+          <w:sz w:val="28"/>
+          <w:szCs w:val="28"/>
+        </w:rPr>
+      </w:pPr>
+      <w:proofErr w:type="spellStart"/>
+      <w:r>
+        <w:rPr>
+          <w:b/>
+          <w:bCs/>
+          <w:sz w:val="28"/>
+          <w:szCs w:val="28"/>
+        </w:rPr>
+        <w:lastRenderedPageBreak/>
+        <w:t>ROBERTa</w:t>
+      </w:r>
+      <w:proofErr w:type="spellEnd"/>
+      <w:r>
+        <w:rPr>
+          <w:b/>
+          <w:bCs/>
+          <w:sz w:val="28"/>
+          <w:szCs w:val="28"/>
+        </w:rPr>
+        <w:t xml:space="preserve"> – </w:t>
+      </w:r>
+      <w:r>
+        <w:rPr>
+          <w:sz w:val="28"/>
+          <w:szCs w:val="28"/>
+        </w:rPr>
+        <w:t>uses dynamic masking and longer training to improve the performance</w:t>
+      </w:r>
+    </w:p>
+    <w:p>
+      <w:pPr>
+        <w:rPr>
+          <w:sz w:val="28"/>
+          <w:szCs w:val="28"/>
+        </w:rPr>
+      </w:pPr>
+      <w:r>
+        <w:rPr>
+          <w:sz w:val="28"/>
+          <w:szCs w:val="28"/>
+        </w:rPr>
+        <w:t>All models retain the transformer structure but are focused on improving the model’s efficiency.</w:t>
+      </w:r>
+    </w:p>
+    <w:p>
+      <w:pPr>
+        <w:pStyle w:val="Heading2"/>
+        <w:rPr>
+          <w:sz w:val="36"/>
+          <w:szCs w:val="36"/>
+        </w:rPr>
+      </w:pPr>
+      <w:bookmarkStart w:id="19" w:name="_Toc216749833"/>
+      <w:r>
+        <w:rPr>
+          <w:sz w:val="36"/>
+          <w:szCs w:val="36"/>
+        </w:rPr>
+        <w:t xml:space="preserve">How </w:t>
+      </w:r>
+      <w:r>
+        <w:rPr>
+          <w:sz w:val="36"/>
+          <w:szCs w:val="36"/>
+        </w:rPr>
+        <w:t xml:space="preserve">does </w:t>
+      </w:r>
+      <w:r>
+        <w:rPr>
+          <w:sz w:val="36"/>
+          <w:szCs w:val="36"/>
+        </w:rPr>
+        <w:t xml:space="preserve">BERT </w:t>
+      </w:r>
+      <w:r>
+        <w:rPr>
+          <w:sz w:val="36"/>
+          <w:szCs w:val="36"/>
+        </w:rPr>
+        <w:t>process</w:t>
+      </w:r>
+      <w:r>
+        <w:rPr>
+          <w:sz w:val="36"/>
+          <w:szCs w:val="36"/>
+        </w:rPr>
+        <w:t xml:space="preserve"> the input?</w:t>
+      </w:r>
+      <w:bookmarkEnd w:id="19"/>
+    </w:p>
+    <w:p>
+      <w:pPr>
+        <w:rPr>
+          <w:sz w:val="28"/>
+          <w:szCs w:val="28"/>
+        </w:rPr>
+      </w:pPr>
+      <w:r>
+        <w:rPr>
+          <w:sz w:val="28"/>
+          <w:szCs w:val="28"/>
+        </w:rPr>
+        <w:t>The model cannot work with raw text. It relies on a structured and tokenized input to be able to understand and analyze the given text.</w:t>
+      </w:r>
+    </w:p>
+    <w:p>
+      <w:pPr>
+        <w:pStyle w:val="Heading3"/>
+        <w:rPr>
+          <w:sz w:val="32"/>
+          <w:szCs w:val="32"/>
+        </w:rPr>
+      </w:pPr>
+      <w:bookmarkStart w:id="20" w:name="_Toc216749834"/>
+      <w:r>
+        <w:rPr>
+          <w:sz w:val="32"/>
+          <w:szCs w:val="32"/>
+        </w:rPr>
+        <w:t>Tokenization</w:t>
+      </w:r>
+      <w:bookmarkEnd w:id="20"/>
+    </w:p>
+    <w:p>
+      <w:pPr>
+        <w:rPr>
+          <w:sz w:val="28"/>
+          <w:szCs w:val="28"/>
+        </w:rPr>
+      </w:pPr>
+      <w:r>
+        <w:rPr>
+          <w:sz w:val="28"/>
+          <w:szCs w:val="28"/>
+        </w:rPr>
+        <w:t>The first step in this process is called “</w:t>
+      </w:r>
+      <w:proofErr w:type="spellStart"/>
+      <w:r>
+        <w:rPr>
+          <w:sz w:val="28"/>
+          <w:szCs w:val="28"/>
+        </w:rPr>
+        <w:t>WordPiece</w:t>
+      </w:r>
+      <w:proofErr w:type="spellEnd"/>
+      <w:r>
+        <w:rPr>
+          <w:sz w:val="28"/>
+          <w:szCs w:val="28"/>
+        </w:rPr>
+        <w:t xml:space="preserve">” tokenization – breaks the text into sub-word units to limit the vocabulary size and handle rare or unseen words. </w:t>
+      </w:r>
+      <w:r>
+        <w:rPr>
+          <w:noProof/>
+          <w:sz w:val="28"/>
+          <w:szCs w:val="28"/>
+        </w:rPr>
+        <w:drawing>
+          <wp:anchor distT="0" distB="0" distL="114300" distR="114300" simplePos="0" relativeHeight="251667456" behindDoc="0" locked="0" layoutInCell="1" allowOverlap="1" wp14:anchorId="21EB3A98" wp14:editId="7AEE33A0">
+            <wp:simplePos x="0" y="0"/>
+            <wp:positionH relativeFrom="column">
+              <wp:posOffset>0</wp:posOffset>
+            </wp:positionH>
+            <wp:positionV relativeFrom="paragraph">
+              <wp:posOffset>467995</wp:posOffset>
+            </wp:positionV>
+            <wp:extent cx="5943600" cy="554355"/>
+            <wp:effectExtent l="0" t="0" r="0" b="0"/>
+            <wp:wrapTopAndBottom/>
+            <wp:docPr id="7" name="Picture 7"/>
+            <wp:cNvGraphicFramePr>
+              <a:graphicFrameLocks xmlns:a="http://schemas.openxmlformats.org/drawingml/2006/main" noChangeAspect="1"/>
+            </wp:cNvGraphicFramePr>
+            <a:graphic xmlns:a="http://schemas.openxmlformats.org/drawingml/2006/main">
+              <a:graphicData uri="http://schemas.openxmlformats.org/drawingml/2006/picture">
+                <pic:pic xmlns:pic="http://schemas.openxmlformats.org/drawingml/2006/picture">
+                  <pic:nvPicPr>
+                    <pic:cNvPr id="0" name="Picture 2"/>
+                    <pic:cNvPicPr>
+                      <a:picLocks noChangeAspect="1" noChangeArrowheads="1"/>
+                    </pic:cNvPicPr>
+                  </pic:nvPicPr>
+                  <pic:blipFill>
+                    <a:blip r:embed="rId10">
+                      <a:extLst>
+                        <a:ext uri="{28A0092B-C50C-407E-A947-70E740481C1C}">
+                          <a14:useLocalDpi xmlns:a14="http://schemas.microsoft.com/office/drawing/2010/main" val="0"/>
+                        </a:ext>
+                      </a:extLst>
+                    </a:blip>
+                    <a:srcRect/>
+                    <a:stretch>
+                      <a:fillRect/>
+                    </a:stretch>
+                  </pic:blipFill>
+                  <pic:spPr bwMode="auto">
+                    <a:xfrm>
+                      <a:off x="0" y="0"/>
                       <a:ext cx="5943600" cy="554355"/>
                     </a:xfrm>
                     <a:prstGeom prst="rect">
@@ -3432,16 +4704,15 @@
           <w:szCs w:val="32"/>
         </w:rPr>
       </w:pPr>
-      <w:bookmarkStart w:id="16" w:name="_Toc215832382"/>
+      <w:bookmarkStart w:id="21" w:name="_Toc216749835"/>
       <w:r>
         <w:rPr>
           <w:sz w:val="32"/>
           <w:szCs w:val="32"/>
         </w:rPr>
-        <w:lastRenderedPageBreak/>
         <w:t>Embeddings</w:t>
       </w:r>
-      <w:bookmarkEnd w:id="16"/>
+      <w:bookmarkEnd w:id="21"/>
       <w:r>
         <w:rPr>
           <w:sz w:val="32"/>
@@ -3487,7 +4758,7 @@
                     </pic:cNvPicPr>
                   </pic:nvPicPr>
                   <pic:blipFill>
-                    <a:blip r:embed="rId9">
+                    <a:blip r:embed="rId11">
                       <a:extLst>
                         <a:ext uri="{28A0092B-C50C-407E-A947-70E740481C1C}">
                           <a14:useLocalDpi xmlns:a14="http://schemas.microsoft.com/office/drawing/2010/main" val="0"/>
@@ -3539,7 +4810,7 @@
           <w:szCs w:val="32"/>
         </w:rPr>
       </w:pPr>
-      <w:bookmarkStart w:id="17" w:name="_Toc215832383"/>
+      <w:bookmarkStart w:id="22" w:name="_Toc216749836"/>
       <w:r>
         <w:rPr>
           <w:sz w:val="32"/>
@@ -3547,7 +4818,7 @@
         </w:rPr>
         <w:t>Training</w:t>
       </w:r>
-      <w:bookmarkEnd w:id="17"/>
+      <w:bookmarkEnd w:id="22"/>
     </w:p>
     <w:p>
       <w:pPr>
@@ -3665,12 +4936,11 @@
           <w:szCs w:val="40"/>
         </w:rPr>
       </w:pPr>
-      <w:bookmarkStart w:id="18" w:name="_Toc215832384"/>
+      <w:bookmarkStart w:id="23" w:name="_Toc216749837"/>
       <w:r>
         <w:rPr>
           <w:noProof/>
         </w:rPr>
-        <w:lastRenderedPageBreak/>
         <w:drawing>
           <wp:anchor distT="0" distB="0" distL="114300" distR="114300" simplePos="0" relativeHeight="251663360" behindDoc="0" locked="0" layoutInCell="1" allowOverlap="1" wp14:anchorId="753E6F19" wp14:editId="5E42FC53">
             <wp:simplePos x="0" y="0"/>
@@ -3697,7 +4967,7 @@
                     </pic:cNvPicPr>
                   </pic:nvPicPr>
                   <pic:blipFill>
-                    <a:blip r:embed="rId10">
+                    <a:blip r:embed="rId12">
                       <a:extLst>
                         <a:ext uri="{28A0092B-C50C-407E-A947-70E740481C1C}">
                           <a14:useLocalDpi xmlns:a14="http://schemas.microsoft.com/office/drawing/2010/main" val="0"/>
@@ -3735,7 +5005,7 @@
         </w:rPr>
         <w:t>Red Cross</w:t>
       </w:r>
-      <w:bookmarkEnd w:id="18"/>
+      <w:bookmarkEnd w:id="23"/>
     </w:p>
     <w:p/>
     <w:p>
@@ -3842,6 +5112,7 @@
           <w:sz w:val="28"/>
           <w:szCs w:val="28"/>
         </w:rPr>
+        <w:lastRenderedPageBreak/>
         <w:t xml:space="preserve">Nowadays, the Red Cross provides several methods for people to contact them </w:t>
       </w:r>
       <w:r>
@@ -3948,15 +5219,7 @@
           <w:sz w:val="28"/>
           <w:szCs w:val="28"/>
         </w:rPr>
-        <w:t xml:space="preserve"> to analyze and interpret social media content and emphasizes the need for an AI </w:t>
-      </w:r>
-      <w:r>
-        <w:rPr>
-          <w:sz w:val="28"/>
-          <w:szCs w:val="28"/>
-        </w:rPr>
-        <w:lastRenderedPageBreak/>
-        <w:t xml:space="preserve">solution that can classify messages, allowing staff to focus their time and effort on the crucial cases. </w:t>
+        <w:t xml:space="preserve"> to analyze and interpret social media content and emphasizes the need for an AI solution that can classify messages, allowing staff to focus their time and effort on the crucial cases. </w:t>
       </w:r>
     </w:p>
     <w:p>
@@ -3967,7 +5230,7 @@
           <w:szCs w:val="40"/>
         </w:rPr>
       </w:pPr>
-      <w:bookmarkStart w:id="19" w:name="_Toc215832385"/>
+      <w:bookmarkStart w:id="24" w:name="_Toc216749838"/>
       <w:r>
         <w:rPr>
           <w:noProof/>
@@ -3998,7 +5261,7 @@
                     </pic:cNvPicPr>
                   </pic:nvPicPr>
                   <pic:blipFill>
-                    <a:blip r:embed="rId11">
+                    <a:blip r:embed="rId13">
                       <a:extLst>
                         <a:ext uri="{28A0092B-C50C-407E-A947-70E740481C1C}">
                           <a14:useLocalDpi xmlns:a14="http://schemas.microsoft.com/office/drawing/2010/main" val="0"/>
@@ -4036,7 +5299,7 @@
         </w:rPr>
         <w:t>Doctors Without Borders</w:t>
       </w:r>
-      <w:bookmarkEnd w:id="19"/>
+      <w:bookmarkEnd w:id="24"/>
     </w:p>
     <w:p/>
     <w:p>
@@ -4088,7 +5351,15 @@
           <w:sz w:val="28"/>
           <w:szCs w:val="28"/>
         </w:rPr>
-        <w:t>, independent medical humanitarian organization. MSF provides medical help to individuals affected by conflicts, disasters, epidemics or exclusion from healthcare. Currently, their team consists of more than 67,000 professionals from the medical, logistics, administration, communication and skilled trades fields</w:t>
+        <w:t xml:space="preserve">, independent medical humanitarian organization. MSF provides medical help to individuals affected by conflicts, disasters, epidemics or exclusion from healthcare. Currently, their team consists of more than 67,000 professionals </w:t>
+      </w:r>
+      <w:r>
+        <w:rPr>
+          <w:sz w:val="28"/>
+          <w:szCs w:val="28"/>
+        </w:rPr>
+        <w:lastRenderedPageBreak/>
+        <w:t>from the medical, logistics, administration, communication and skilled trades fields</w:t>
       </w:r>
       <w:r>
         <w:rPr>
@@ -4142,12 +5413,11 @@
           <w:szCs w:val="40"/>
         </w:rPr>
       </w:pPr>
-      <w:bookmarkStart w:id="20" w:name="_Toc215832386"/>
+      <w:bookmarkStart w:id="25" w:name="_Toc216749839"/>
       <w:r>
         <w:rPr>
           <w:noProof/>
         </w:rPr>
-        <w:lastRenderedPageBreak/>
         <w:drawing>
           <wp:anchor distT="0" distB="0" distL="114300" distR="114300" simplePos="0" relativeHeight="251664384" behindDoc="0" locked="0" layoutInCell="1" allowOverlap="1" wp14:anchorId="1ACE94BD" wp14:editId="0461A31B">
             <wp:simplePos x="0" y="0"/>
@@ -4174,7 +5444,7 @@
                     </pic:cNvPicPr>
                   </pic:nvPicPr>
                   <pic:blipFill>
-                    <a:blip r:embed="rId12">
+                    <a:blip r:embed="rId14">
                       <a:extLst>
                         <a:ext uri="{28A0092B-C50C-407E-A947-70E740481C1C}">
                           <a14:useLocalDpi xmlns:a14="http://schemas.microsoft.com/office/drawing/2010/main" val="0"/>
@@ -4215,7 +5485,7 @@
         </w:rPr>
         <w:t>Similar Tools</w:t>
       </w:r>
-      <w:bookmarkEnd w:id="20"/>
+      <w:bookmarkEnd w:id="25"/>
     </w:p>
     <w:p>
       <w:pPr>
@@ -4225,7 +5495,7 @@
           <w:szCs w:val="36"/>
         </w:rPr>
       </w:pPr>
-      <w:bookmarkStart w:id="21" w:name="_Toc215832387"/>
+      <w:bookmarkStart w:id="26" w:name="_Toc216749840"/>
       <w:r>
         <w:rPr>
           <w:sz w:val="36"/>
@@ -4233,7 +5503,7 @@
         </w:rPr>
         <w:t>Artificial Intelligence for Digital Response</w:t>
       </w:r>
-      <w:bookmarkEnd w:id="21"/>
+      <w:bookmarkEnd w:id="26"/>
     </w:p>
     <w:p/>
     <w:p>
@@ -4267,12 +5537,13 @@
           <w:szCs w:val="36"/>
         </w:rPr>
       </w:pPr>
-      <w:bookmarkStart w:id="22" w:name="_Toc215832388"/>
+      <w:bookmarkStart w:id="27" w:name="_Toc216749841"/>
       <w:r>
         <w:rPr>
           <w:sz w:val="36"/>
           <w:szCs w:val="36"/>
         </w:rPr>
+        <w:lastRenderedPageBreak/>
         <w:t xml:space="preserve">Red Cross </w:t>
       </w:r>
       <w:r>
@@ -4282,7 +5553,7 @@
         </w:rPr>
         <w:t>510</w:t>
       </w:r>
-      <w:bookmarkEnd w:id="22"/>
+      <w:bookmarkEnd w:id="27"/>
     </w:p>
     <w:p>
       <w:r>
@@ -4315,7 +5586,7 @@
                     </pic:cNvPicPr>
                   </pic:nvPicPr>
                   <pic:blipFill>
-                    <a:blip r:embed="rId13" cstate="print">
+                    <a:blip r:embed="rId15" cstate="print">
                       <a:extLst>
                         <a:ext uri="{28A0092B-C50C-407E-A947-70E740481C1C}">
                           <a14:useLocalDpi xmlns:a14="http://schemas.microsoft.com/office/drawing/2010/main" val="0"/>
@@ -4414,7 +5685,7 @@
           <w:szCs w:val="40"/>
         </w:rPr>
       </w:pPr>
-      <w:bookmarkStart w:id="23" w:name="_Toc215832389"/>
+      <w:bookmarkStart w:id="28" w:name="_Toc216749842"/>
       <w:r>
         <w:rPr>
           <w:sz w:val="40"/>
@@ -4443,7 +5714,7 @@
         </w:rPr>
         <w:t>Crisis Response</w:t>
       </w:r>
-      <w:bookmarkEnd w:id="23"/>
+      <w:bookmarkEnd w:id="28"/>
     </w:p>
     <w:p>
       <w:pPr>
@@ -4485,15 +5756,7 @@
           <w:sz w:val="28"/>
           <w:szCs w:val="28"/>
         </w:rPr>
-        <w:t xml:space="preserve">due to their complexity, they are often </w:t>
-      </w:r>
-      <w:r>
-        <w:rPr>
-          <w:sz w:val="28"/>
-          <w:szCs w:val="28"/>
-        </w:rPr>
-        <w:lastRenderedPageBreak/>
-        <w:t xml:space="preserve">referred to as black boxes. </w:t>
+        <w:t xml:space="preserve">due to their complexity, they are often referred to as black boxes. </w:t>
       </w:r>
       <w:proofErr w:type="spellStart"/>
       <w:r>
@@ -4567,6 +5830,7 @@
         <w:rPr>
           <w:noProof/>
         </w:rPr>
+        <w:lastRenderedPageBreak/>
         <w:drawing>
           <wp:anchor distT="0" distB="0" distL="114300" distR="114300" simplePos="0" relativeHeight="251666432" behindDoc="0" locked="0" layoutInCell="1" allowOverlap="1" wp14:anchorId="1FB1DDCC" wp14:editId="6DEA8387">
             <wp:simplePos x="0" y="0"/>
@@ -4593,7 +5857,7 @@
                     </pic:cNvPicPr>
                   </pic:nvPicPr>
                   <pic:blipFill>
-                    <a:blip r:embed="rId14">
+                    <a:blip r:embed="rId16">
                       <a:extLst>
                         <a:ext uri="{28A0092B-C50C-407E-A947-70E740481C1C}">
                           <a14:useLocalDpi xmlns:a14="http://schemas.microsoft.com/office/drawing/2010/main" val="0"/>
@@ -4701,7 +5965,6 @@
           <w:sz w:val="28"/>
           <w:szCs w:val="28"/>
         </w:rPr>
-        <w:lastRenderedPageBreak/>
         <w:t>Attention Visuali</w:t>
       </w:r>
       <w:r>
@@ -4885,6 +6148,7 @@
           <w:sz w:val="28"/>
           <w:szCs w:val="28"/>
         </w:rPr>
+        <w:lastRenderedPageBreak/>
         <w:t xml:space="preserve">Manual Review – </w:t>
       </w:r>
       <w:r>
@@ -4910,7 +6174,7 @@
           <w:szCs w:val="40"/>
         </w:rPr>
       </w:pPr>
-      <w:bookmarkStart w:id="24" w:name="_Toc215832390"/>
+      <w:bookmarkStart w:id="29" w:name="_Toc216749843"/>
       <w:r>
         <w:rPr>
           <w:sz w:val="40"/>
@@ -4933,7 +6197,7 @@
         </w:rPr>
         <w:t>DistilBERT</w:t>
       </w:r>
-      <w:bookmarkEnd w:id="24"/>
+      <w:bookmarkEnd w:id="29"/>
       <w:proofErr w:type="spellEnd"/>
       <w:r>
         <w:rPr>
@@ -5108,13 +6372,113 @@
     </w:p>
     <w:p>
       <w:pPr>
+        <w:rPr>
+          <w:b/>
+          <w:bCs/>
+          <w:sz w:val="28"/>
+          <w:szCs w:val="28"/>
+        </w:rPr>
+      </w:pPr>
+    </w:p>
+    <w:p>
+      <w:pPr>
+        <w:rPr>
+          <w:b/>
+          <w:bCs/>
+          <w:sz w:val="28"/>
+          <w:szCs w:val="28"/>
+        </w:rPr>
+      </w:pPr>
+    </w:p>
+    <w:p>
+      <w:pPr>
+        <w:rPr>
+          <w:b/>
+          <w:bCs/>
+          <w:sz w:val="28"/>
+          <w:szCs w:val="28"/>
+        </w:rPr>
+      </w:pPr>
+    </w:p>
+    <w:p>
+      <w:pPr>
+        <w:rPr>
+          <w:b/>
+          <w:bCs/>
+          <w:sz w:val="28"/>
+          <w:szCs w:val="28"/>
+        </w:rPr>
+      </w:pPr>
+    </w:p>
+    <w:p>
+      <w:pPr>
+        <w:rPr>
+          <w:b/>
+          <w:bCs/>
+          <w:sz w:val="28"/>
+          <w:szCs w:val="28"/>
+        </w:rPr>
+      </w:pPr>
+    </w:p>
+    <w:p>
+      <w:pPr>
+        <w:rPr>
+          <w:b/>
+          <w:bCs/>
+          <w:sz w:val="28"/>
+          <w:szCs w:val="28"/>
+        </w:rPr>
+      </w:pPr>
+    </w:p>
+    <w:p>
+      <w:pPr>
+        <w:rPr>
+          <w:b/>
+          <w:bCs/>
+          <w:sz w:val="28"/>
+          <w:szCs w:val="28"/>
+        </w:rPr>
+      </w:pPr>
+    </w:p>
+    <w:p>
+      <w:pPr>
+        <w:rPr>
+          <w:b/>
+          <w:bCs/>
+          <w:sz w:val="28"/>
+          <w:szCs w:val="28"/>
+        </w:rPr>
+      </w:pPr>
+    </w:p>
+    <w:p>
+      <w:pPr>
+        <w:rPr>
+          <w:b/>
+          <w:bCs/>
+          <w:sz w:val="28"/>
+          <w:szCs w:val="28"/>
+        </w:rPr>
+      </w:pPr>
+    </w:p>
+    <w:p>
+      <w:pPr>
+        <w:rPr>
+          <w:b/>
+          <w:bCs/>
+          <w:sz w:val="28"/>
+          <w:szCs w:val="28"/>
+        </w:rPr>
+      </w:pPr>
+    </w:p>
+    <w:p>
+      <w:pPr>
         <w:pStyle w:val="Heading1"/>
         <w:rPr>
           <w:sz w:val="40"/>
           <w:szCs w:val="40"/>
         </w:rPr>
       </w:pPr>
-      <w:bookmarkStart w:id="25" w:name="_Toc215832391"/>
+      <w:bookmarkStart w:id="30" w:name="_Toc216749844"/>
       <w:r>
         <w:rPr>
           <w:sz w:val="40"/>
@@ -5123,7 +6487,7 @@
         <w:lastRenderedPageBreak/>
         <w:t>Resources</w:t>
       </w:r>
-      <w:bookmarkEnd w:id="25"/>
+      <w:bookmarkEnd w:id="30"/>
       <w:r>
         <w:rPr>
           <w:sz w:val="40"/>
@@ -5160,7 +6524,7 @@
       <w:r>
         <w:t xml:space="preserve">. </w:t>
       </w:r>
-      <w:hyperlink r:id="rId15" w:history="1">
+      <w:hyperlink r:id="rId17" w:history="1">
         <w:r>
           <w:rPr>
             <w:rStyle w:val="Hyperlink"/>
@@ -5186,7 +6550,7 @@
       <w:r>
         <w:t xml:space="preserve">. (n.d.). IFRC. </w:t>
       </w:r>
-      <w:hyperlink r:id="rId16" w:history="1">
+      <w:hyperlink r:id="rId18" w:history="1">
         <w:r>
           <w:rPr>
             <w:rStyle w:val="Hyperlink"/>
@@ -5212,7 +6576,7 @@
       <w:r>
         <w:t xml:space="preserve">. (2025, November 16). Wikipedia. </w:t>
       </w:r>
-      <w:hyperlink r:id="rId17" w:history="1">
+      <w:hyperlink r:id="rId19" w:history="1">
         <w:r>
           <w:rPr>
             <w:rStyle w:val="Hyperlink"/>
@@ -5238,7 +6602,7 @@
       <w:r>
         <w:t xml:space="preserve">. (n.d.). The Netherlands Red Cross - 510. </w:t>
       </w:r>
-      <w:hyperlink r:id="rId18" w:history="1">
+      <w:hyperlink r:id="rId20" w:history="1">
         <w:r>
           <w:rPr>
             <w:rStyle w:val="Hyperlink"/>
@@ -5280,7 +6644,7 @@
       <w:r>
         <w:t xml:space="preserve">. </w:t>
       </w:r>
-      <w:hyperlink r:id="rId19" w:history="1">
+      <w:hyperlink r:id="rId21" w:history="1">
         <w:r>
           <w:rPr>
             <w:rStyle w:val="Hyperlink"/>
@@ -5322,7 +6686,7 @@
       <w:r>
         <w:t xml:space="preserve">. (2015, April 21). Medium. </w:t>
       </w:r>
-      <w:hyperlink r:id="rId20" w:history="1">
+      <w:hyperlink r:id="rId22" w:history="1">
         <w:r>
           <w:rPr>
             <w:rStyle w:val="Hyperlink"/>
@@ -5356,7 +6720,7 @@
       <w:r>
         <w:t xml:space="preserve"> / Doctors Without Borders. </w:t>
       </w:r>
-      <w:hyperlink r:id="rId21" w:history="1">
+      <w:hyperlink r:id="rId23" w:history="1">
         <w:r>
           <w:rPr>
             <w:rStyle w:val="Hyperlink"/>
@@ -5420,7 +6784,7 @@
         </w:rPr>
         <w:t xml:space="preserve">. </w:t>
       </w:r>
-      <w:hyperlink r:id="rId22" w:history="1">
+      <w:hyperlink r:id="rId24" w:history="1">
         <w:r>
           <w:rPr>
             <w:rStyle w:val="Hyperlink"/>
@@ -5516,7 +6880,7 @@
         </w:rPr>
         <w:t xml:space="preserve">. </w:t>
       </w:r>
-      <w:hyperlink r:id="rId23" w:anchor="S7" w:history="1">
+      <w:hyperlink r:id="rId25" w:anchor="S7" w:history="1">
         <w:r>
           <w:rPr>
             <w:rStyle w:val="Hyperlink"/>
@@ -5586,7 +6950,7 @@
         </w:rPr>
         <w:t xml:space="preserve">. </w:t>
       </w:r>
-      <w:hyperlink r:id="rId24" w:history="1">
+      <w:hyperlink r:id="rId26" w:history="1">
         <w:r>
           <w:rPr>
             <w:rStyle w:val="Hyperlink"/>
@@ -5636,7 +7000,7 @@
         </w:rPr>
         <w:t xml:space="preserve">. </w:t>
       </w:r>
-      <w:hyperlink r:id="rId25" w:history="1">
+      <w:hyperlink r:id="rId27" w:history="1">
         <w:r>
           <w:rPr>
             <w:rStyle w:val="Hyperlink"/>
@@ -5694,7 +7058,7 @@
         </w:rPr>
         <w:t xml:space="preserve">. </w:t>
       </w:r>
-      <w:hyperlink r:id="rId26" w:history="1">
+      <w:hyperlink r:id="rId28" w:history="1">
         <w:r>
           <w:rPr>
             <w:rStyle w:val="Hyperlink"/>
@@ -5716,17 +7080,101 @@
           <w:szCs w:val="24"/>
         </w:rPr>
       </w:pPr>
-    </w:p>
-    <w:p>
-      <w:pPr>
-        <w:spacing w:after="0" w:line="480" w:lineRule="auto"/>
-        <w:ind w:hanging="720"/>
+      <w:proofErr w:type="spellStart"/>
+      <w:r>
         <w:rPr>
           <w:rFonts w:ascii="Times New Roman" w:eastAsia="Times New Roman" w:hAnsi="Times New Roman" w:cs="Times New Roman"/>
           <w:sz w:val="24"/>
           <w:szCs w:val="24"/>
         </w:rPr>
-      </w:pPr>
+        <w:t>Yashaswini</w:t>
+      </w:r>
+      <w:proofErr w:type="spellEnd"/>
+      <w:r>
+        <w:rPr>
+          <w:rFonts w:ascii="Times New Roman" w:eastAsia="Times New Roman" w:hAnsi="Times New Roman" w:cs="Times New Roman"/>
+          <w:sz w:val="24"/>
+          <w:szCs w:val="24"/>
+        </w:rPr>
+        <w:t xml:space="preserve">, S. P. Y. (2025, August 22). Natural Language Processing. </w:t>
+      </w:r>
+      <w:r>
+        <w:rPr>
+          <w:rFonts w:ascii="Times New Roman" w:eastAsia="Times New Roman" w:hAnsi="Times New Roman" w:cs="Times New Roman"/>
+          <w:i/>
+          <w:iCs/>
+          <w:sz w:val="24"/>
+          <w:szCs w:val="24"/>
+        </w:rPr>
+        <w:t>Think201</w:t>
+      </w:r>
+      <w:r>
+        <w:rPr>
+          <w:rFonts w:ascii="Times New Roman" w:eastAsia="Times New Roman" w:hAnsi="Times New Roman" w:cs="Times New Roman"/>
+          <w:sz w:val="24"/>
+          <w:szCs w:val="24"/>
+        </w:rPr>
+        <w:t xml:space="preserve">. </w:t>
+      </w:r>
+      <w:hyperlink r:id="rId29" w:history="1">
+        <w:r>
+          <w:rPr>
+            <w:rStyle w:val="Hyperlink"/>
+            <w:rFonts w:ascii="Times New Roman" w:eastAsia="Times New Roman" w:hAnsi="Times New Roman" w:cs="Times New Roman"/>
+            <w:sz w:val="24"/>
+            <w:szCs w:val="24"/>
+          </w:rPr>
+          <w:t>https://think201.com/blog/natural-language-processing/</w:t>
+        </w:r>
+      </w:hyperlink>
+    </w:p>
+    <w:p>
+      <w:pPr>
+        <w:spacing w:after="0" w:line="480" w:lineRule="auto"/>
+        <w:ind w:hanging="720"/>
+        <w:rPr>
+          <w:rFonts w:ascii="Times New Roman" w:eastAsia="Times New Roman" w:hAnsi="Times New Roman" w:cs="Times New Roman"/>
+          <w:sz w:val="24"/>
+          <w:szCs w:val="24"/>
+        </w:rPr>
+      </w:pPr>
+      <w:r>
+        <w:rPr>
+          <w:rFonts w:ascii="Times New Roman" w:eastAsia="Times New Roman" w:hAnsi="Times New Roman" w:cs="Times New Roman"/>
+          <w:sz w:val="24"/>
+          <w:szCs w:val="24"/>
+        </w:rPr>
+        <w:t xml:space="preserve">Wang, Y. W., Yue, S. Y., &amp; Zhong, Y. Z. (n.d.). Understanding Differences Between Human Language Processing and Natural Language Processing by the Synchronized Model. In </w:t>
+      </w:r>
+      <w:r>
+        <w:rPr>
+          <w:rFonts w:ascii="Times New Roman" w:eastAsia="Times New Roman" w:hAnsi="Times New Roman" w:cs="Times New Roman"/>
+          <w:i/>
+          <w:iCs/>
+          <w:sz w:val="24"/>
+          <w:szCs w:val="24"/>
+        </w:rPr>
+        <w:t>Atlantis Press</w:t>
+      </w:r>
+      <w:r>
+        <w:rPr>
+          <w:rFonts w:ascii="Times New Roman" w:eastAsia="Times New Roman" w:hAnsi="Times New Roman" w:cs="Times New Roman"/>
+          <w:sz w:val="24"/>
+          <w:szCs w:val="24"/>
+        </w:rPr>
+        <w:t xml:space="preserve">. </w:t>
+      </w:r>
+      <w:hyperlink r:id="rId30" w:history="1">
+        <w:r>
+          <w:rPr>
+            <w:rStyle w:val="Hyperlink"/>
+            <w:rFonts w:ascii="Times New Roman" w:eastAsia="Times New Roman" w:hAnsi="Times New Roman" w:cs="Times New Roman"/>
+            <w:sz w:val="24"/>
+            <w:szCs w:val="24"/>
+          </w:rPr>
+          <w:t>https://share.google/8BtYYqNAzbzI38C3p</w:t>
+        </w:r>
+      </w:hyperlink>
     </w:p>
     <w:p>
       <w:pPr>
@@ -5754,6 +7202,232 @@
 <file path=word/numbering.xml><?xml version="1.0" encoding="utf-8"?>
 <w:numbering xmlns:wpc="http://schemas.microsoft.com/office/word/2010/wordprocessingCanvas" xmlns:cx="http://schemas.microsoft.com/office/drawing/2014/chartex" xmlns:cx1="http://schemas.microsoft.com/office/drawing/2015/9/8/chartex" xmlns:cx2="http://schemas.microsoft.com/office/drawing/2015/10/21/chartex" xmlns:cx3="http://schemas.microsoft.com/office/drawing/2016/5/9/chartex" xmlns:cx4="http://schemas.microsoft.com/office/drawing/2016/5/10/chartex" xmlns:cx5="http://schemas.microsoft.com/office/drawing/2016/5/11/chartex" xmlns:cx6="http://schemas.microsoft.com/office/drawing/2016/5/12/chartex" xmlns:cx7="http://schemas.microsoft.com/office/drawing/2016/5/13/chartex" xmlns:cx8="http://schemas.microsoft.com/office/drawing/2016/5/14/chartex" xmlns:mc="http://schemas.openxmlformats.org/markup-compatibility/2006" xmlns:aink="http://schemas.microsoft.com/office/drawing/2016/ink" xmlns:am3d="http://schemas.microsoft.com/office/drawing/2017/model3d" xmlns:o="urn:schemas-microsoft-com:office:office" xmlns:r="http://schemas.openxmlformats.org/officeDocument/2006/relationships" xmlns:m="http://schemas.openxmlformats.org/officeDocument/2006/math" xmlns:v="urn:schemas-microsoft-com:vml" xmlns:wp14="http://schemas.microsoft.com/office/word/2010/wordprocessingDrawing" xmlns:wp="http://schemas.openxmlformats.org/drawingml/2006/wordprocessingDrawing" xmlns:w10="urn:schemas-microsoft-com:office:word" xmlns:w="http://schemas.openxmlformats.org/wordprocessingml/2006/main" xmlns:w14="http://schemas.microsoft.com/office/word/2010/wordml" xmlns:w15="http://schemas.microsoft.com/office/word/2012/wordml" xmlns:w16cex="http://schemas.microsoft.com/office/word/2018/wordml/cex" xmlns:w16cid="http://schemas.microsoft.com/office/word/2016/wordml/cid" xmlns:w16="http://schemas.microsoft.com/office/word/2018/wordml" xmlns:w16sdtdh="http://schemas.microsoft.com/office/word/2020/wordml/sdtdatahash" xmlns:w16se="http://schemas.microsoft.com/office/word/2015/wordml/symex" xmlns:wpg="http://schemas.microsoft.com/office/word/2010/wordprocessingGroup" xmlns:wpi="http://schemas.microsoft.com/office/word/2010/wordprocessingInk" xmlns:wne="http://schemas.microsoft.com/office/word/2006/wordml" xmlns:wps="http://schemas.microsoft.com/office/word/2010/wordprocessingShape" mc:Ignorable="w14 w15 w16se w16cid w16 w16cex w16sdtdh wp14">
   <w:abstractNum w:abstractNumId="0" w15:restartNumberingAfterBreak="0">
+    <w:nsid w:val="1A666E99"/>
+    <w:multiLevelType w:val="hybridMultilevel"/>
+    <w:tmpl w:val="886AB986"/>
+    <w:lvl w:ilvl="0" w:tplc="04090001">
+      <w:start w:val="1"/>
+      <w:numFmt w:val="bullet"/>
+      <w:lvlText w:val=""/>
+      <w:lvlJc w:val="left"/>
+      <w:pPr>
+        <w:ind w:left="720" w:hanging="360"/>
+      </w:pPr>
+      <w:rPr>
+        <w:rFonts w:ascii="Symbol" w:hAnsi="Symbol" w:hint="default"/>
+      </w:rPr>
+    </w:lvl>
+    <w:lvl w:ilvl="1" w:tplc="04090003" w:tentative="1">
+      <w:start w:val="1"/>
+      <w:numFmt w:val="bullet"/>
+      <w:lvlText w:val="o"/>
+      <w:lvlJc w:val="left"/>
+      <w:pPr>
+        <w:ind w:left="1440" w:hanging="360"/>
+      </w:pPr>
+      <w:rPr>
+        <w:rFonts w:ascii="Courier New" w:hAnsi="Courier New" w:cs="Courier New" w:hint="default"/>
+      </w:rPr>
+    </w:lvl>
+    <w:lvl w:ilvl="2" w:tplc="04090005" w:tentative="1">
+      <w:start w:val="1"/>
+      <w:numFmt w:val="bullet"/>
+      <w:lvlText w:val=""/>
+      <w:lvlJc w:val="left"/>
+      <w:pPr>
+        <w:ind w:left="2160" w:hanging="360"/>
+      </w:pPr>
+      <w:rPr>
+        <w:rFonts w:ascii="Wingdings" w:hAnsi="Wingdings" w:hint="default"/>
+      </w:rPr>
+    </w:lvl>
+    <w:lvl w:ilvl="3" w:tplc="04090001" w:tentative="1">
+      <w:start w:val="1"/>
+      <w:numFmt w:val="bullet"/>
+      <w:lvlText w:val=""/>
+      <w:lvlJc w:val="left"/>
+      <w:pPr>
+        <w:ind w:left="2880" w:hanging="360"/>
+      </w:pPr>
+      <w:rPr>
+        <w:rFonts w:ascii="Symbol" w:hAnsi="Symbol" w:hint="default"/>
+      </w:rPr>
+    </w:lvl>
+    <w:lvl w:ilvl="4" w:tplc="04090003" w:tentative="1">
+      <w:start w:val="1"/>
+      <w:numFmt w:val="bullet"/>
+      <w:lvlText w:val="o"/>
+      <w:lvlJc w:val="left"/>
+      <w:pPr>
+        <w:ind w:left="3600" w:hanging="360"/>
+      </w:pPr>
+      <w:rPr>
+        <w:rFonts w:ascii="Courier New" w:hAnsi="Courier New" w:cs="Courier New" w:hint="default"/>
+      </w:rPr>
+    </w:lvl>
+    <w:lvl w:ilvl="5" w:tplc="04090005" w:tentative="1">
+      <w:start w:val="1"/>
+      <w:numFmt w:val="bullet"/>
+      <w:lvlText w:val=""/>
+      <w:lvlJc w:val="left"/>
+      <w:pPr>
+        <w:ind w:left="4320" w:hanging="360"/>
+      </w:pPr>
+      <w:rPr>
+        <w:rFonts w:ascii="Wingdings" w:hAnsi="Wingdings" w:hint="default"/>
+      </w:rPr>
+    </w:lvl>
+    <w:lvl w:ilvl="6" w:tplc="04090001" w:tentative="1">
+      <w:start w:val="1"/>
+      <w:numFmt w:val="bullet"/>
+      <w:lvlText w:val=""/>
+      <w:lvlJc w:val="left"/>
+      <w:pPr>
+        <w:ind w:left="5040" w:hanging="360"/>
+      </w:pPr>
+      <w:rPr>
+        <w:rFonts w:ascii="Symbol" w:hAnsi="Symbol" w:hint="default"/>
+      </w:rPr>
+    </w:lvl>
+    <w:lvl w:ilvl="7" w:tplc="04090003" w:tentative="1">
+      <w:start w:val="1"/>
+      <w:numFmt w:val="bullet"/>
+      <w:lvlText w:val="o"/>
+      <w:lvlJc w:val="left"/>
+      <w:pPr>
+        <w:ind w:left="5760" w:hanging="360"/>
+      </w:pPr>
+      <w:rPr>
+        <w:rFonts w:ascii="Courier New" w:hAnsi="Courier New" w:cs="Courier New" w:hint="default"/>
+      </w:rPr>
+    </w:lvl>
+    <w:lvl w:ilvl="8" w:tplc="04090005" w:tentative="1">
+      <w:start w:val="1"/>
+      <w:numFmt w:val="bullet"/>
+      <w:lvlText w:val=""/>
+      <w:lvlJc w:val="left"/>
+      <w:pPr>
+        <w:ind w:left="6480" w:hanging="360"/>
+      </w:pPr>
+      <w:rPr>
+        <w:rFonts w:ascii="Wingdings" w:hAnsi="Wingdings" w:hint="default"/>
+      </w:rPr>
+    </w:lvl>
+  </w:abstractNum>
+  <w:abstractNum w:abstractNumId="1" w15:restartNumberingAfterBreak="0">
+    <w:nsid w:val="1C4B29D8"/>
+    <w:multiLevelType w:val="hybridMultilevel"/>
+    <w:tmpl w:val="F970F90C"/>
+    <w:lvl w:ilvl="0" w:tplc="04090001">
+      <w:start w:val="1"/>
+      <w:numFmt w:val="bullet"/>
+      <w:lvlText w:val=""/>
+      <w:lvlJc w:val="left"/>
+      <w:pPr>
+        <w:ind w:left="720" w:hanging="360"/>
+      </w:pPr>
+      <w:rPr>
+        <w:rFonts w:ascii="Symbol" w:hAnsi="Symbol" w:hint="default"/>
+      </w:rPr>
+    </w:lvl>
+    <w:lvl w:ilvl="1" w:tplc="04090003" w:tentative="1">
+      <w:start w:val="1"/>
+      <w:numFmt w:val="bullet"/>
+      <w:lvlText w:val="o"/>
+      <w:lvlJc w:val="left"/>
+      <w:pPr>
+        <w:ind w:left="1440" w:hanging="360"/>
+      </w:pPr>
+      <w:rPr>
+        <w:rFonts w:ascii="Courier New" w:hAnsi="Courier New" w:cs="Courier New" w:hint="default"/>
+      </w:rPr>
+    </w:lvl>
+    <w:lvl w:ilvl="2" w:tplc="04090005" w:tentative="1">
+      <w:start w:val="1"/>
+      <w:numFmt w:val="bullet"/>
+      <w:lvlText w:val=""/>
+      <w:lvlJc w:val="left"/>
+      <w:pPr>
+        <w:ind w:left="2160" w:hanging="360"/>
+      </w:pPr>
+      <w:rPr>
+        <w:rFonts w:ascii="Wingdings" w:hAnsi="Wingdings" w:hint="default"/>
+      </w:rPr>
+    </w:lvl>
+    <w:lvl w:ilvl="3" w:tplc="04090001" w:tentative="1">
+      <w:start w:val="1"/>
+      <w:numFmt w:val="bullet"/>
+      <w:lvlText w:val=""/>
+      <w:lvlJc w:val="left"/>
+      <w:pPr>
+        <w:ind w:left="2880" w:hanging="360"/>
+      </w:pPr>
+      <w:rPr>
+        <w:rFonts w:ascii="Symbol" w:hAnsi="Symbol" w:hint="default"/>
+      </w:rPr>
+    </w:lvl>
+    <w:lvl w:ilvl="4" w:tplc="04090003" w:tentative="1">
+      <w:start w:val="1"/>
+      <w:numFmt w:val="bullet"/>
+      <w:lvlText w:val="o"/>
+      <w:lvlJc w:val="left"/>
+      <w:pPr>
+        <w:ind w:left="3600" w:hanging="360"/>
+      </w:pPr>
+      <w:rPr>
+        <w:rFonts w:ascii="Courier New" w:hAnsi="Courier New" w:cs="Courier New" w:hint="default"/>
+      </w:rPr>
+    </w:lvl>
+    <w:lvl w:ilvl="5" w:tplc="04090005" w:tentative="1">
+      <w:start w:val="1"/>
+      <w:numFmt w:val="bullet"/>
+      <w:lvlText w:val=""/>
+      <w:lvlJc w:val="left"/>
+      <w:pPr>
+        <w:ind w:left="4320" w:hanging="360"/>
+      </w:pPr>
+      <w:rPr>
+        <w:rFonts w:ascii="Wingdings" w:hAnsi="Wingdings" w:hint="default"/>
+      </w:rPr>
+    </w:lvl>
+    <w:lvl w:ilvl="6" w:tplc="04090001" w:tentative="1">
+      <w:start w:val="1"/>
+      <w:numFmt w:val="bullet"/>
+      <w:lvlText w:val=""/>
+      <w:lvlJc w:val="left"/>
+      <w:pPr>
+        <w:ind w:left="5040" w:hanging="360"/>
+      </w:pPr>
+      <w:rPr>
+        <w:rFonts w:ascii="Symbol" w:hAnsi="Symbol" w:hint="default"/>
+      </w:rPr>
+    </w:lvl>
+    <w:lvl w:ilvl="7" w:tplc="04090003" w:tentative="1">
+      <w:start w:val="1"/>
+      <w:numFmt w:val="bullet"/>
+      <w:lvlText w:val="o"/>
+      <w:lvlJc w:val="left"/>
+      <w:pPr>
+        <w:ind w:left="5760" w:hanging="360"/>
+      </w:pPr>
+      <w:rPr>
+        <w:rFonts w:ascii="Courier New" w:hAnsi="Courier New" w:cs="Courier New" w:hint="default"/>
+      </w:rPr>
+    </w:lvl>
+    <w:lvl w:ilvl="8" w:tplc="04090005" w:tentative="1">
+      <w:start w:val="1"/>
+      <w:numFmt w:val="bullet"/>
+      <w:lvlText w:val=""/>
+      <w:lvlJc w:val="left"/>
+      <w:pPr>
+        <w:ind w:left="6480" w:hanging="360"/>
+      </w:pPr>
+      <w:rPr>
+        <w:rFonts w:ascii="Wingdings" w:hAnsi="Wingdings" w:hint="default"/>
+      </w:rPr>
+    </w:lvl>
+  </w:abstractNum>
+  <w:abstractNum w:abstractNumId="2" w15:restartNumberingAfterBreak="0">
     <w:nsid w:val="2FA20839"/>
     <w:multiLevelType w:val="multilevel"/>
     <w:tmpl w:val="04090021"/>
@@ -5866,7 +7540,7 @@
       </w:rPr>
     </w:lvl>
   </w:abstractNum>
-  <w:abstractNum w:abstractNumId="1" w15:restartNumberingAfterBreak="0">
+  <w:abstractNum w:abstractNumId="3" w15:restartNumberingAfterBreak="0">
     <w:nsid w:val="35BD46BC"/>
     <w:multiLevelType w:val="hybridMultilevel"/>
     <w:tmpl w:val="AA0C330C"/>
@@ -5979,7 +7653,7 @@
       </w:rPr>
     </w:lvl>
   </w:abstractNum>
-  <w:abstractNum w:abstractNumId="2" w15:restartNumberingAfterBreak="0">
+  <w:abstractNum w:abstractNumId="4" w15:restartNumberingAfterBreak="0">
     <w:nsid w:val="386831BD"/>
     <w:multiLevelType w:val="hybridMultilevel"/>
     <w:tmpl w:val="D358804C"/>
@@ -6065,7 +7739,7 @@
       </w:pPr>
     </w:lvl>
   </w:abstractNum>
-  <w:abstractNum w:abstractNumId="3" w15:restartNumberingAfterBreak="0">
+  <w:abstractNum w:abstractNumId="5" w15:restartNumberingAfterBreak="0">
     <w:nsid w:val="39E67A20"/>
     <w:multiLevelType w:val="hybridMultilevel"/>
     <w:tmpl w:val="E82C6424"/>
@@ -6151,7 +7825,7 @@
       </w:pPr>
     </w:lvl>
   </w:abstractNum>
-  <w:abstractNum w:abstractNumId="4" w15:restartNumberingAfterBreak="0">
+  <w:abstractNum w:abstractNumId="6" w15:restartNumberingAfterBreak="0">
     <w:nsid w:val="436708F3"/>
     <w:multiLevelType w:val="hybridMultilevel"/>
     <w:tmpl w:val="2604D006"/>
@@ -6264,7 +7938,7 @@
       </w:rPr>
     </w:lvl>
   </w:abstractNum>
-  <w:abstractNum w:abstractNumId="5" w15:restartNumberingAfterBreak="0">
+  <w:abstractNum w:abstractNumId="7" w15:restartNumberingAfterBreak="0">
     <w:nsid w:val="4B8906CC"/>
     <w:multiLevelType w:val="hybridMultilevel"/>
     <w:tmpl w:val="DFFC6858"/>
@@ -6377,7 +8051,7 @@
       </w:rPr>
     </w:lvl>
   </w:abstractNum>
-  <w:abstractNum w:abstractNumId="6" w15:restartNumberingAfterBreak="0">
+  <w:abstractNum w:abstractNumId="8" w15:restartNumberingAfterBreak="0">
     <w:nsid w:val="4FB47298"/>
     <w:multiLevelType w:val="hybridMultilevel"/>
     <w:tmpl w:val="E8B06D14"/>
@@ -6490,7 +8164,7 @@
       </w:rPr>
     </w:lvl>
   </w:abstractNum>
-  <w:abstractNum w:abstractNumId="7" w15:restartNumberingAfterBreak="0">
+  <w:abstractNum w:abstractNumId="9" w15:restartNumberingAfterBreak="0">
     <w:nsid w:val="5ED96AAC"/>
     <w:multiLevelType w:val="hybridMultilevel"/>
     <w:tmpl w:val="3142FE1A"/>
@@ -6603,7 +8277,7 @@
       </w:rPr>
     </w:lvl>
   </w:abstractNum>
-  <w:abstractNum w:abstractNumId="8" w15:restartNumberingAfterBreak="0">
+  <w:abstractNum w:abstractNumId="10" w15:restartNumberingAfterBreak="0">
     <w:nsid w:val="66BF06C1"/>
     <w:multiLevelType w:val="hybridMultilevel"/>
     <w:tmpl w:val="81367ADE"/>
@@ -6689,7 +8363,7 @@
       </w:pPr>
     </w:lvl>
   </w:abstractNum>
-  <w:abstractNum w:abstractNumId="9" w15:restartNumberingAfterBreak="0">
+  <w:abstractNum w:abstractNumId="11" w15:restartNumberingAfterBreak="0">
     <w:nsid w:val="67057AF3"/>
     <w:multiLevelType w:val="hybridMultilevel"/>
     <w:tmpl w:val="16FAD83C"/>
@@ -6802,7 +8476,7 @@
       </w:rPr>
     </w:lvl>
   </w:abstractNum>
-  <w:abstractNum w:abstractNumId="10" w15:restartNumberingAfterBreak="0">
+  <w:abstractNum w:abstractNumId="12" w15:restartNumberingAfterBreak="0">
     <w:nsid w:val="6C456F44"/>
     <w:multiLevelType w:val="hybridMultilevel"/>
     <w:tmpl w:val="AB5C7DCE"/>
@@ -6888,7 +8562,7 @@
       </w:pPr>
     </w:lvl>
   </w:abstractNum>
-  <w:abstractNum w:abstractNumId="11" w15:restartNumberingAfterBreak="0">
+  <w:abstractNum w:abstractNumId="13" w15:restartNumberingAfterBreak="0">
     <w:nsid w:val="6D0C34C1"/>
     <w:multiLevelType w:val="hybridMultilevel"/>
     <w:tmpl w:val="1F4AA3EA"/>
@@ -7001,7 +8675,7 @@
       </w:rPr>
     </w:lvl>
   </w:abstractNum>
-  <w:abstractNum w:abstractNumId="12" w15:restartNumberingAfterBreak="0">
+  <w:abstractNum w:abstractNumId="14" w15:restartNumberingAfterBreak="0">
     <w:nsid w:val="6EB90CF7"/>
     <w:multiLevelType w:val="hybridMultilevel"/>
     <w:tmpl w:val="3508EC3C"/>
@@ -7114,7 +8788,7 @@
       </w:rPr>
     </w:lvl>
   </w:abstractNum>
-  <w:abstractNum w:abstractNumId="13" w15:restartNumberingAfterBreak="0">
+  <w:abstractNum w:abstractNumId="15" w15:restartNumberingAfterBreak="0">
     <w:nsid w:val="72A16988"/>
     <w:multiLevelType w:val="hybridMultilevel"/>
     <w:tmpl w:val="9EF4A8E0"/>
@@ -7227,7 +8901,7 @@
       </w:rPr>
     </w:lvl>
   </w:abstractNum>
-  <w:abstractNum w:abstractNumId="14" w15:restartNumberingAfterBreak="0">
+  <w:abstractNum w:abstractNumId="16" w15:restartNumberingAfterBreak="0">
     <w:nsid w:val="72D52E1E"/>
     <w:multiLevelType w:val="hybridMultilevel"/>
     <w:tmpl w:val="BCD6ED8C"/>
@@ -7340,7 +9014,7 @@
       </w:rPr>
     </w:lvl>
   </w:abstractNum>
-  <w:abstractNum w:abstractNumId="15" w15:restartNumberingAfterBreak="0">
+  <w:abstractNum w:abstractNumId="17" w15:restartNumberingAfterBreak="0">
     <w:nsid w:val="7BB75D13"/>
     <w:multiLevelType w:val="hybridMultilevel"/>
     <w:tmpl w:val="DA322D4C"/>
@@ -7454,52 +9128,58 @@
     </w:lvl>
   </w:abstractNum>
   <w:num w:numId="1">
+    <w:abstractNumId w:val="7"/>
+  </w:num>
+  <w:num w:numId="2">
+    <w:abstractNumId w:val="10"/>
+  </w:num>
+  <w:num w:numId="3">
+    <w:abstractNumId w:val="15"/>
+  </w:num>
+  <w:num w:numId="4">
     <w:abstractNumId w:val="5"/>
   </w:num>
-  <w:num w:numId="2">
+  <w:num w:numId="5">
+    <w:abstractNumId w:val="12"/>
+  </w:num>
+  <w:num w:numId="6">
+    <w:abstractNumId w:val="11"/>
+  </w:num>
+  <w:num w:numId="7">
+    <w:abstractNumId w:val="16"/>
+  </w:num>
+  <w:num w:numId="8">
+    <w:abstractNumId w:val="13"/>
+  </w:num>
+  <w:num w:numId="9">
+    <w:abstractNumId w:val="2"/>
+  </w:num>
+  <w:num w:numId="10">
+    <w:abstractNumId w:val="4"/>
+  </w:num>
+  <w:num w:numId="11">
+    <w:abstractNumId w:val="3"/>
+  </w:num>
+  <w:num w:numId="12">
+    <w:abstractNumId w:val="9"/>
+  </w:num>
+  <w:num w:numId="13">
     <w:abstractNumId w:val="8"/>
   </w:num>
-  <w:num w:numId="3">
-    <w:abstractNumId w:val="13"/>
+  <w:num w:numId="14">
+    <w:abstractNumId w:val="6"/>
   </w:num>
-  <w:num w:numId="4">
-    <w:abstractNumId w:val="3"/>
-  </w:num>
-  <w:num w:numId="5">
-    <w:abstractNumId w:val="10"/>
-  </w:num>
-  <w:num w:numId="6">
-    <w:abstractNumId w:val="9"/>
-  </w:num>
-  <w:num w:numId="7">
+  <w:num w:numId="15">
     <w:abstractNumId w:val="14"/>
   </w:num>
-  <w:num w:numId="8">
-    <w:abstractNumId w:val="11"/>
+  <w:num w:numId="16">
+    <w:abstractNumId w:val="17"/>
   </w:num>
-  <w:num w:numId="9">
-    <w:abstractNumId w:val="0"/>
-  </w:num>
-  <w:num w:numId="10">
-    <w:abstractNumId w:val="2"/>
-  </w:num>
-  <w:num w:numId="11">
+  <w:num w:numId="17">
     <w:abstractNumId w:val="1"/>
   </w:num>
-  <w:num w:numId="12">
-    <w:abstractNumId w:val="7"/>
-  </w:num>
-  <w:num w:numId="13">
-    <w:abstractNumId w:val="6"/>
-  </w:num>
-  <w:num w:numId="14">
-    <w:abstractNumId w:val="4"/>
-  </w:num>
-  <w:num w:numId="15">
-    <w:abstractNumId w:val="12"/>
-  </w:num>
-  <w:num w:numId="16">
-    <w:abstractNumId w:val="15"/>
+  <w:num w:numId="18">
+    <w:abstractNumId w:val="0"/>
   </w:num>
 </w:numbering>
 </file>

--- a/docs/Domian Understanding.docx
+++ b/docs/Domian Understanding.docx
@@ -4260,15 +4260,13 @@
           <w:szCs w:val="40"/>
         </w:rPr>
       </w:pPr>
-      <w:bookmarkStart w:id="16" w:name="_Toc216749830"/>
       <w:r>
         <w:rPr>
           <w:sz w:val="40"/>
           <w:szCs w:val="40"/>
         </w:rPr>
-        <w:t>BERT</w:t>
-      </w:r>
-      <w:bookmarkEnd w:id="16"/>
+        <w:t>Data privacy challenges in LLMs</w:t>
+      </w:r>
     </w:p>
     <w:p>
       <w:pPr>
@@ -4278,30 +4276,62 @@
           <w:szCs w:val="36"/>
         </w:rPr>
       </w:pPr>
-      <w:bookmarkStart w:id="17" w:name="_Toc216749831"/>
       <w:r>
         <w:rPr>
           <w:sz w:val="36"/>
           <w:szCs w:val="36"/>
         </w:rPr>
-        <w:t>What is BERT?</w:t>
-      </w:r>
-      <w:bookmarkEnd w:id="17"/>
-    </w:p>
-    <w:p>
-      <w:pPr>
-        <w:rPr>
-          <w:sz w:val="28"/>
-          <w:szCs w:val="28"/>
-        </w:rPr>
-      </w:pPr>
-      <w:r>
-        <w:rPr>
-          <w:sz w:val="28"/>
-          <w:szCs w:val="28"/>
-        </w:rPr>
-        <w:t xml:space="preserve">BERT is a transformer-based model that uses a stack of encoders to learn the relationships between the words in a sentence. Instead of reading the text from left to right, it goes through the whole text and forms a contextual understanding. </w:t>
-      </w:r>
+        <w:t>Shadow AI</w:t>
+      </w:r>
+    </w:p>
+    <w:p>
+      <w:pPr>
+        <w:rPr>
+          <w:sz w:val="28"/>
+          <w:szCs w:val="28"/>
+        </w:rPr>
+      </w:pPr>
+      <w:r>
+        <w:rPr>
+          <w:sz w:val="28"/>
+          <w:szCs w:val="28"/>
+        </w:rPr>
+        <w:t xml:space="preserve">Shadow IT </w:t>
+      </w:r>
+      <w:r>
+        <w:rPr>
+          <w:sz w:val="28"/>
+          <w:szCs w:val="28"/>
+        </w:rPr>
+        <w:t xml:space="preserve">refers to any tools, apps and services used by the employees of a company, without them being approved by the organization’s IT department. </w:t>
+      </w:r>
+    </w:p>
+    <w:p/>
+    <w:p>
+      <w:pPr>
+        <w:rPr>
+          <w:sz w:val="28"/>
+          <w:szCs w:val="28"/>
+        </w:rPr>
+      </w:pPr>
+    </w:p>
+    <w:p>
+      <w:pPr>
+        <w:pStyle w:val="Heading1"/>
+        <w:rPr>
+          <w:sz w:val="40"/>
+          <w:szCs w:val="40"/>
+        </w:rPr>
+      </w:pPr>
+      <w:bookmarkStart w:id="16" w:name="_Toc216749830"/>
+      <w:r>
+        <w:rPr>
+          <w:sz w:val="40"/>
+          <w:szCs w:val="40"/>
+        </w:rPr>
+        <w:t>BERT</w:t>
+      </w:r>
+      <w:bookmarkEnd w:id="16"/>
     </w:p>
     <w:p>
       <w:pPr>
@@ -4311,12 +4341,46 @@
           <w:szCs w:val="36"/>
         </w:rPr>
       </w:pPr>
-      <w:bookmarkStart w:id="18" w:name="_Toc216749832"/>
+      <w:bookmarkStart w:id="17" w:name="_Toc216749831"/>
       <w:r>
         <w:rPr>
           <w:sz w:val="36"/>
           <w:szCs w:val="36"/>
         </w:rPr>
+        <w:t>What is BERT?</w:t>
+      </w:r>
+      <w:bookmarkEnd w:id="17"/>
+    </w:p>
+    <w:p>
+      <w:pPr>
+        <w:rPr>
+          <w:sz w:val="28"/>
+          <w:szCs w:val="28"/>
+        </w:rPr>
+      </w:pPr>
+      <w:r>
+        <w:rPr>
+          <w:sz w:val="28"/>
+          <w:szCs w:val="28"/>
+        </w:rPr>
+        <w:t xml:space="preserve">BERT is a transformer-based model that uses a stack of encoders to learn the relationships between the words in a sentence. Instead of reading the text from left to right, it goes through the whole text and forms a contextual understanding. </w:t>
+      </w:r>
+    </w:p>
+    <w:p>
+      <w:pPr>
+        <w:pStyle w:val="Heading2"/>
+        <w:rPr>
+          <w:sz w:val="36"/>
+          <w:szCs w:val="36"/>
+        </w:rPr>
+      </w:pPr>
+      <w:bookmarkStart w:id="18" w:name="_Toc216749832"/>
+      <w:r>
+        <w:rPr>
+          <w:sz w:val="36"/>
+          <w:szCs w:val="36"/>
+        </w:rPr>
+        <w:lastRenderedPageBreak/>
         <w:t>BERT-based models</w:t>
       </w:r>
       <w:bookmarkEnd w:id="18"/>
@@ -4425,7 +4489,6 @@
           <w:sz w:val="28"/>
           <w:szCs w:val="28"/>
         </w:rPr>
-        <w:lastRenderedPageBreak/>
         <w:t>ROBERTa</w:t>
       </w:r>
       <w:proofErr w:type="spellEnd"/>
@@ -4710,6 +4773,7 @@
           <w:sz w:val="32"/>
           <w:szCs w:val="32"/>
         </w:rPr>
+        <w:lastRenderedPageBreak/>
         <w:t>Embeddings</w:t>
       </w:r>
       <w:bookmarkEnd w:id="21"/>
@@ -4941,6 +5005,7 @@
         <w:rPr>
           <w:noProof/>
         </w:rPr>
+        <w:lastRenderedPageBreak/>
         <w:drawing>
           <wp:anchor distT="0" distB="0" distL="114300" distR="114300" simplePos="0" relativeHeight="251663360" behindDoc="0" locked="0" layoutInCell="1" allowOverlap="1" wp14:anchorId="753E6F19" wp14:editId="5E42FC53">
             <wp:simplePos x="0" y="0"/>
@@ -5112,114 +5177,121 @@
           <w:sz w:val="28"/>
           <w:szCs w:val="28"/>
         </w:rPr>
+        <w:t xml:space="preserve">Nowadays, the Red Cross provides several methods for people to contact them </w:t>
+      </w:r>
+      <w:r>
+        <w:rPr>
+          <w:sz w:val="28"/>
+          <w:szCs w:val="28"/>
+        </w:rPr>
+        <w:t>–</w:t>
+      </w:r>
+      <w:r>
+        <w:rPr>
+          <w:sz w:val="28"/>
+          <w:szCs w:val="28"/>
+        </w:rPr>
+        <w:t xml:space="preserve"> </w:t>
+      </w:r>
+      <w:r>
+        <w:rPr>
+          <w:sz w:val="28"/>
+          <w:szCs w:val="28"/>
+        </w:rPr>
+        <w:t>website contact forms, telephone hotlines and emails (all differ for each country). On 20</w:t>
+      </w:r>
+      <w:r>
+        <w:rPr>
+          <w:sz w:val="28"/>
+          <w:szCs w:val="28"/>
+          <w:vertAlign w:val="superscript"/>
+        </w:rPr>
+        <w:t>th</w:t>
+      </w:r>
+      <w:r>
+        <w:rPr>
+          <w:sz w:val="28"/>
+          <w:szCs w:val="28"/>
+        </w:rPr>
+        <w:t xml:space="preserve"> April 2025, the American Red Cross opened a new Digital Operations Center, which aims to help the organization use social media to </w:t>
+      </w:r>
+      <w:r>
+        <w:rPr>
+          <w:sz w:val="28"/>
+          <w:szCs w:val="28"/>
+        </w:rPr>
+        <w:t>solve various humanitarian issues. The employees working for the center monitor an average of 5</w:t>
+      </w:r>
+      <w:r>
+        <w:rPr>
+          <w:sz w:val="28"/>
+          <w:szCs w:val="28"/>
+        </w:rPr>
+        <w:t>,</w:t>
+      </w:r>
+      <w:r>
+        <w:rPr>
+          <w:sz w:val="28"/>
+          <w:szCs w:val="28"/>
+        </w:rPr>
+        <w:t xml:space="preserve">000 to </w:t>
+      </w:r>
+      <w:r>
+        <w:rPr>
+          <w:sz w:val="28"/>
+          <w:szCs w:val="28"/>
+        </w:rPr>
+        <w:t>7,</w:t>
+      </w:r>
+      <w:r>
+        <w:rPr>
+          <w:sz w:val="28"/>
+          <w:szCs w:val="28"/>
+        </w:rPr>
+        <w:t xml:space="preserve">000 posts </w:t>
+      </w:r>
+      <w:r>
+        <w:rPr>
+          <w:sz w:val="28"/>
+          <w:szCs w:val="28"/>
+        </w:rPr>
+        <w:t>plus additional ones not related to the organization.</w:t>
+      </w:r>
+      <w:r>
+        <w:rPr>
+          <w:sz w:val="28"/>
+          <w:szCs w:val="28"/>
+        </w:rPr>
+        <w:t xml:space="preserve"> In an interview, the Junior Director of Social Engagement states that their internal team is focused on 4 main tasks – social listening, finding people who need help or information, replying and providing help, storytelling and building long-term relationships. This illustrates how much manual effort is </w:t>
+      </w:r>
+      <w:r>
+        <w:rPr>
+          <w:sz w:val="28"/>
+          <w:szCs w:val="28"/>
+        </w:rPr>
+        <w:t>required right</w:t>
+      </w:r>
+      <w:r>
+        <w:rPr>
+          <w:sz w:val="28"/>
+          <w:szCs w:val="28"/>
+        </w:rPr>
+        <w:t xml:space="preserve"> now</w:t>
+      </w:r>
+      <w:r>
+        <w:rPr>
+          <w:sz w:val="28"/>
+          <w:szCs w:val="28"/>
+        </w:rPr>
+        <w:t xml:space="preserve"> to analyze and interpret social media content and emphasizes the need for an AI </w:t>
+      </w:r>
+      <w:r>
+        <w:rPr>
+          <w:sz w:val="28"/>
+          <w:szCs w:val="28"/>
+        </w:rPr>
         <w:lastRenderedPageBreak/>
-        <w:t xml:space="preserve">Nowadays, the Red Cross provides several methods for people to contact them </w:t>
-      </w:r>
-      <w:r>
-        <w:rPr>
-          <w:sz w:val="28"/>
-          <w:szCs w:val="28"/>
-        </w:rPr>
-        <w:t>–</w:t>
-      </w:r>
-      <w:r>
-        <w:rPr>
-          <w:sz w:val="28"/>
-          <w:szCs w:val="28"/>
-        </w:rPr>
-        <w:t xml:space="preserve"> </w:t>
-      </w:r>
-      <w:r>
-        <w:rPr>
-          <w:sz w:val="28"/>
-          <w:szCs w:val="28"/>
-        </w:rPr>
-        <w:t>website contact forms, telephone hotlines and emails (all differ for each country). On 20</w:t>
-      </w:r>
-      <w:r>
-        <w:rPr>
-          <w:sz w:val="28"/>
-          <w:szCs w:val="28"/>
-          <w:vertAlign w:val="superscript"/>
-        </w:rPr>
-        <w:t>th</w:t>
-      </w:r>
-      <w:r>
-        <w:rPr>
-          <w:sz w:val="28"/>
-          <w:szCs w:val="28"/>
-        </w:rPr>
-        <w:t xml:space="preserve"> April 2025, the American Red Cross opened a new Digital Operations Center, which aims to help the organization use social media to </w:t>
-      </w:r>
-      <w:r>
-        <w:rPr>
-          <w:sz w:val="28"/>
-          <w:szCs w:val="28"/>
-        </w:rPr>
-        <w:t>solve various humanitarian issues. The employees working for the center monitor an average of 5</w:t>
-      </w:r>
-      <w:r>
-        <w:rPr>
-          <w:sz w:val="28"/>
-          <w:szCs w:val="28"/>
-        </w:rPr>
-        <w:t>,</w:t>
-      </w:r>
-      <w:r>
-        <w:rPr>
-          <w:sz w:val="28"/>
-          <w:szCs w:val="28"/>
-        </w:rPr>
-        <w:t xml:space="preserve">000 to </w:t>
-      </w:r>
-      <w:r>
-        <w:rPr>
-          <w:sz w:val="28"/>
-          <w:szCs w:val="28"/>
-        </w:rPr>
-        <w:t>7,</w:t>
-      </w:r>
-      <w:r>
-        <w:rPr>
-          <w:sz w:val="28"/>
-          <w:szCs w:val="28"/>
-        </w:rPr>
-        <w:t xml:space="preserve">000 posts </w:t>
-      </w:r>
-      <w:r>
-        <w:rPr>
-          <w:sz w:val="28"/>
-          <w:szCs w:val="28"/>
-        </w:rPr>
-        <w:t>plus additional ones not related to the organization.</w:t>
-      </w:r>
-      <w:r>
-        <w:rPr>
-          <w:sz w:val="28"/>
-          <w:szCs w:val="28"/>
-        </w:rPr>
-        <w:t xml:space="preserve"> In an interview, the Junior Director of Social Engagement states that their internal team is focused on 4 main tasks – social listening, finding people who need help or information, replying and providing help, storytelling and building long-term relationships. This illustrates how much manual effort is </w:t>
-      </w:r>
-      <w:r>
-        <w:rPr>
-          <w:sz w:val="28"/>
-          <w:szCs w:val="28"/>
-        </w:rPr>
-        <w:t>required right</w:t>
-      </w:r>
-      <w:r>
-        <w:rPr>
-          <w:sz w:val="28"/>
-          <w:szCs w:val="28"/>
-        </w:rPr>
-        <w:t xml:space="preserve"> now</w:t>
-      </w:r>
-      <w:r>
-        <w:rPr>
-          <w:sz w:val="28"/>
-          <w:szCs w:val="28"/>
-        </w:rPr>
-        <w:t xml:space="preserve"> to analyze and interpret social media content and emphasizes the need for an AI solution that can classify messages, allowing staff to focus their time and effort on the crucial cases. </w:t>
+        <w:t xml:space="preserve">solution that can classify messages, allowing staff to focus their time and effort on the crucial cases. </w:t>
       </w:r>
     </w:p>
     <w:p>
@@ -5351,15 +5423,7 @@
           <w:sz w:val="28"/>
           <w:szCs w:val="28"/>
         </w:rPr>
-        <w:t xml:space="preserve">, independent medical humanitarian organization. MSF provides medical help to individuals affected by conflicts, disasters, epidemics or exclusion from healthcare. Currently, their team consists of more than 67,000 professionals </w:t>
-      </w:r>
-      <w:r>
-        <w:rPr>
-          <w:sz w:val="28"/>
-          <w:szCs w:val="28"/>
-        </w:rPr>
-        <w:lastRenderedPageBreak/>
-        <w:t>from the medical, logistics, administration, communication and skilled trades fields</w:t>
+        <w:t>, independent medical humanitarian organization. MSF provides medical help to individuals affected by conflicts, disasters, epidemics or exclusion from healthcare. Currently, their team consists of more than 67,000 professionals from the medical, logistics, administration, communication and skilled trades fields</w:t>
       </w:r>
       <w:r>
         <w:rPr>
@@ -5418,6 +5482,7 @@
         <w:rPr>
           <w:noProof/>
         </w:rPr>
+        <w:lastRenderedPageBreak/>
         <w:drawing>
           <wp:anchor distT="0" distB="0" distL="114300" distR="114300" simplePos="0" relativeHeight="251664384" behindDoc="0" locked="0" layoutInCell="1" allowOverlap="1" wp14:anchorId="1ACE94BD" wp14:editId="0461A31B">
             <wp:simplePos x="0" y="0"/>
@@ -5543,7 +5608,6 @@
           <w:sz w:val="36"/>
           <w:szCs w:val="36"/>
         </w:rPr>
-        <w:lastRenderedPageBreak/>
         <w:t xml:space="preserve">Red Cross </w:t>
       </w:r>
       <w:r>
@@ -5756,7 +5820,15 @@
           <w:sz w:val="28"/>
           <w:szCs w:val="28"/>
         </w:rPr>
-        <w:t xml:space="preserve">due to their complexity, they are often referred to as black boxes. </w:t>
+        <w:t xml:space="preserve">due to their complexity, they are often </w:t>
+      </w:r>
+      <w:r>
+        <w:rPr>
+          <w:sz w:val="28"/>
+          <w:szCs w:val="28"/>
+        </w:rPr>
+        <w:lastRenderedPageBreak/>
+        <w:t xml:space="preserve">referred to as black boxes. </w:t>
       </w:r>
       <w:proofErr w:type="spellStart"/>
       <w:r>
@@ -5830,7 +5902,6 @@
         <w:rPr>
           <w:noProof/>
         </w:rPr>
-        <w:lastRenderedPageBreak/>
         <w:drawing>
           <wp:anchor distT="0" distB="0" distL="114300" distR="114300" simplePos="0" relativeHeight="251666432" behindDoc="0" locked="0" layoutInCell="1" allowOverlap="1" wp14:anchorId="1FB1DDCC" wp14:editId="6DEA8387">
             <wp:simplePos x="0" y="0"/>
@@ -5965,6 +6036,7 @@
           <w:sz w:val="28"/>
           <w:szCs w:val="28"/>
         </w:rPr>
+        <w:lastRenderedPageBreak/>
         <w:t>Attention Visuali</w:t>
       </w:r>
       <w:r>
@@ -6148,7 +6220,6 @@
           <w:sz w:val="28"/>
           <w:szCs w:val="28"/>
         </w:rPr>
-        <w:lastRenderedPageBreak/>
         <w:t xml:space="preserve">Manual Review – </w:t>
       </w:r>
       <w:r>
@@ -6484,7 +6555,6 @@
           <w:sz w:val="40"/>
           <w:szCs w:val="40"/>
         </w:rPr>
-        <w:lastRenderedPageBreak/>
         <w:t>Resources</w:t>
       </w:r>
       <w:bookmarkEnd w:id="30"/>
@@ -6707,6 +6777,7 @@
           <w:i/>
           <w:iCs/>
         </w:rPr>
+        <w:lastRenderedPageBreak/>
         <w:t>MSF URGENT MEDICAL RESPONSE</w:t>
       </w:r>
       <w:r>
@@ -6909,7 +6980,6 @@
           <w:sz w:val="24"/>
           <w:szCs w:val="24"/>
         </w:rPr>
-        <w:lastRenderedPageBreak/>
         <w:t xml:space="preserve">Chatterjee, A. C. (2025, October 9). </w:t>
       </w:r>
       <w:proofErr w:type="spellStart"/>

--- a/docs/Domian Understanding.docx
+++ b/docs/Domian Understanding.docx
@@ -247,7 +247,6 @@
                                         <w:szCs w:val="24"/>
                                       </w:rPr>
                                     </w:pPr>
-                                    <w:proofErr w:type="gramStart"/>
                                     <w:r>
                                       <w:rPr>
                                         <w:caps/>
@@ -255,17 +254,7 @@
                                         <w:sz w:val="24"/>
                                         <w:szCs w:val="24"/>
                                       </w:rPr>
-                                      <w:t>Slavova,Katerina</w:t>
-                                    </w:r>
-                                    <w:proofErr w:type="gramEnd"/>
-                                    <w:r>
-                                      <w:rPr>
-                                        <w:caps/>
-                                        <w:color w:val="5B9BD5" w:themeColor="accent5"/>
-                                        <w:sz w:val="24"/>
-                                        <w:szCs w:val="24"/>
-                                      </w:rPr>
-                                      <w:t xml:space="preserve"> K.S.</w:t>
+                                      <w:t>Slavova,Katerina K.S.</w:t>
                                     </w:r>
                                   </w:p>
                                 </w:sdtContent>
@@ -401,7 +390,6 @@
                                   <w:szCs w:val="24"/>
                                 </w:rPr>
                               </w:pPr>
-                              <w:proofErr w:type="gramStart"/>
                               <w:r>
                                 <w:rPr>
                                   <w:caps/>
@@ -409,17 +397,7 @@
                                   <w:sz w:val="24"/>
                                   <w:szCs w:val="24"/>
                                 </w:rPr>
-                                <w:t>Slavova,Katerina</w:t>
-                              </w:r>
-                              <w:proofErr w:type="gramEnd"/>
-                              <w:r>
-                                <w:rPr>
-                                  <w:caps/>
-                                  <w:color w:val="5B9BD5" w:themeColor="accent5"/>
-                                  <w:sz w:val="24"/>
-                                  <w:szCs w:val="24"/>
-                                </w:rPr>
-                                <w:t xml:space="preserve"> K.S.</w:t>
+                                <w:t>Slavova,Katerina K.S.</w:t>
                               </w:r>
                             </w:p>
                           </w:sdtContent>
@@ -658,6 +636,10 @@
                 <w:rPr>
                   <w:rFonts w:eastAsiaTheme="minorEastAsia"/>
                   <w:noProof/>
+                  <w:kern w:val="2"/>
+                  <w:sz w:val="24"/>
+                  <w:szCs w:val="24"/>
+                  <w14:ligatures w14:val="standardContextual"/>
                 </w:rPr>
               </w:pPr>
               <w:r>
@@ -669,7 +651,7 @@
               <w:r>
                 <w:fldChar w:fldCharType="separate"/>
               </w:r>
-              <w:hyperlink w:anchor="_Toc216749814" w:history="1">
+              <w:hyperlink w:anchor="_Toc218623278" w:history="1">
                 <w:r>
                   <w:rPr>
                     <w:rStyle w:val="Hyperlink"/>
@@ -696,7 +678,7 @@
                     <w:noProof/>
                     <w:webHidden/>
                   </w:rPr>
-                  <w:instrText xml:space="preserve"> PAGEREF _Toc216749814 \h </w:instrText>
+                  <w:instrText xml:space="preserve"> PAGEREF _Toc218623278 \h </w:instrText>
                 </w:r>
                 <w:r>
                   <w:rPr>
@@ -736,9 +718,13 @@
                 <w:rPr>
                   <w:rFonts w:eastAsiaTheme="minorEastAsia"/>
                   <w:noProof/>
+                  <w:kern w:val="2"/>
+                  <w:sz w:val="24"/>
+                  <w:szCs w:val="24"/>
+                  <w14:ligatures w14:val="standardContextual"/>
                 </w:rPr>
               </w:pPr>
-              <w:hyperlink w:anchor="_Toc216749815" w:history="1">
+              <w:hyperlink w:anchor="_Toc218623279" w:history="1">
                 <w:r>
                   <w:rPr>
                     <w:rStyle w:val="Hyperlink"/>
@@ -765,7 +751,7 @@
                     <w:noProof/>
                     <w:webHidden/>
                   </w:rPr>
-                  <w:instrText xml:space="preserve"> PAGEREF _Toc216749815 \h </w:instrText>
+                  <w:instrText xml:space="preserve"> PAGEREF _Toc218623279 \h </w:instrText>
                 </w:r>
                 <w:r>
                   <w:rPr>
@@ -805,9 +791,13 @@
                 <w:rPr>
                   <w:rFonts w:eastAsiaTheme="minorEastAsia"/>
                   <w:noProof/>
+                  <w:kern w:val="2"/>
+                  <w:sz w:val="24"/>
+                  <w:szCs w:val="24"/>
+                  <w14:ligatures w14:val="standardContextual"/>
                 </w:rPr>
               </w:pPr>
-              <w:hyperlink w:anchor="_Toc216749816" w:history="1">
+              <w:hyperlink w:anchor="_Toc218623280" w:history="1">
                 <w:r>
                   <w:rPr>
                     <w:rStyle w:val="Hyperlink"/>
@@ -834,7 +824,7 @@
                     <w:noProof/>
                     <w:webHidden/>
                   </w:rPr>
-                  <w:instrText xml:space="preserve"> PAGEREF _Toc216749816 \h </w:instrText>
+                  <w:instrText xml:space="preserve"> PAGEREF _Toc218623280 \h </w:instrText>
                 </w:r>
                 <w:r>
                   <w:rPr>
@@ -874,9 +864,13 @@
                 <w:rPr>
                   <w:rFonts w:eastAsiaTheme="minorEastAsia"/>
                   <w:noProof/>
+                  <w:kern w:val="2"/>
+                  <w:sz w:val="24"/>
+                  <w:szCs w:val="24"/>
+                  <w14:ligatures w14:val="standardContextual"/>
                 </w:rPr>
               </w:pPr>
-              <w:hyperlink w:anchor="_Toc216749817" w:history="1">
+              <w:hyperlink w:anchor="_Toc218623281" w:history="1">
                 <w:r>
                   <w:rPr>
                     <w:rStyle w:val="Hyperlink"/>
@@ -903,7 +897,7 @@
                     <w:noProof/>
                     <w:webHidden/>
                   </w:rPr>
-                  <w:instrText xml:space="preserve"> PAGEREF _Toc216749817 \h </w:instrText>
+                  <w:instrText xml:space="preserve"> PAGEREF _Toc218623281 \h </w:instrText>
                 </w:r>
                 <w:r>
                   <w:rPr>
@@ -943,9 +937,13 @@
                 <w:rPr>
                   <w:rFonts w:eastAsiaTheme="minorEastAsia"/>
                   <w:noProof/>
+                  <w:kern w:val="2"/>
+                  <w:sz w:val="24"/>
+                  <w:szCs w:val="24"/>
+                  <w14:ligatures w14:val="standardContextual"/>
                 </w:rPr>
               </w:pPr>
-              <w:hyperlink w:anchor="_Toc216749818" w:history="1">
+              <w:hyperlink w:anchor="_Toc218623282" w:history="1">
                 <w:r>
                   <w:rPr>
                     <w:rStyle w:val="Hyperlink"/>
@@ -972,7 +970,7 @@
                     <w:noProof/>
                     <w:webHidden/>
                   </w:rPr>
-                  <w:instrText xml:space="preserve"> PAGEREF _Toc216749818 \h </w:instrText>
+                  <w:instrText xml:space="preserve"> PAGEREF _Toc218623282 \h </w:instrText>
                 </w:r>
                 <w:r>
                   <w:rPr>
@@ -1012,9 +1010,13 @@
                 <w:rPr>
                   <w:rFonts w:eastAsiaTheme="minorEastAsia"/>
                   <w:noProof/>
+                  <w:kern w:val="2"/>
+                  <w:sz w:val="24"/>
+                  <w:szCs w:val="24"/>
+                  <w14:ligatures w14:val="standardContextual"/>
                 </w:rPr>
               </w:pPr>
-              <w:hyperlink w:anchor="_Toc216749819" w:history="1">
+              <w:hyperlink w:anchor="_Toc218623283" w:history="1">
                 <w:r>
                   <w:rPr>
                     <w:rStyle w:val="Hyperlink"/>
@@ -1041,7 +1043,7 @@
                     <w:noProof/>
                     <w:webHidden/>
                   </w:rPr>
-                  <w:instrText xml:space="preserve"> PAGEREF _Toc216749819 \h </w:instrText>
+                  <w:instrText xml:space="preserve"> PAGEREF _Toc218623283 \h </w:instrText>
                 </w:r>
                 <w:r>
                   <w:rPr>
@@ -1081,9 +1083,13 @@
                 <w:rPr>
                   <w:rFonts w:eastAsiaTheme="minorEastAsia"/>
                   <w:noProof/>
+                  <w:kern w:val="2"/>
+                  <w:sz w:val="24"/>
+                  <w:szCs w:val="24"/>
+                  <w14:ligatures w14:val="standardContextual"/>
                 </w:rPr>
               </w:pPr>
-              <w:hyperlink w:anchor="_Toc216749820" w:history="1">
+              <w:hyperlink w:anchor="_Toc218623284" w:history="1">
                 <w:r>
                   <w:rPr>
                     <w:rStyle w:val="Hyperlink"/>
@@ -1110,7 +1116,7 @@
                     <w:noProof/>
                     <w:webHidden/>
                   </w:rPr>
-                  <w:instrText xml:space="preserve"> PAGEREF _Toc216749820 \h </w:instrText>
+                  <w:instrText xml:space="preserve"> PAGEREF _Toc218623284 \h </w:instrText>
                 </w:r>
                 <w:r>
                   <w:rPr>
@@ -1150,9 +1156,13 @@
                 <w:rPr>
                   <w:rFonts w:eastAsiaTheme="minorEastAsia"/>
                   <w:noProof/>
+                  <w:kern w:val="2"/>
+                  <w:sz w:val="24"/>
+                  <w:szCs w:val="24"/>
+                  <w14:ligatures w14:val="standardContextual"/>
                 </w:rPr>
               </w:pPr>
-              <w:hyperlink w:anchor="_Toc216749821" w:history="1">
+              <w:hyperlink w:anchor="_Toc218623285" w:history="1">
                 <w:r>
                   <w:rPr>
                     <w:rStyle w:val="Hyperlink"/>
@@ -1179,7 +1189,7 @@
                     <w:noProof/>
                     <w:webHidden/>
                   </w:rPr>
-                  <w:instrText xml:space="preserve"> PAGEREF _Toc216749821 \h </w:instrText>
+                  <w:instrText xml:space="preserve"> PAGEREF _Toc218623285 \h </w:instrText>
                 </w:r>
                 <w:r>
                   <w:rPr>
@@ -1219,9 +1229,13 @@
                 <w:rPr>
                   <w:rFonts w:eastAsiaTheme="minorEastAsia"/>
                   <w:noProof/>
+                  <w:kern w:val="2"/>
+                  <w:sz w:val="24"/>
+                  <w:szCs w:val="24"/>
+                  <w14:ligatures w14:val="standardContextual"/>
                 </w:rPr>
               </w:pPr>
-              <w:hyperlink w:anchor="_Toc216749822" w:history="1">
+              <w:hyperlink w:anchor="_Toc218623286" w:history="1">
                 <w:r>
                   <w:rPr>
                     <w:rStyle w:val="Hyperlink"/>
@@ -1248,7 +1262,7 @@
                     <w:noProof/>
                     <w:webHidden/>
                   </w:rPr>
-                  <w:instrText xml:space="preserve"> PAGEREF _Toc216749822 \h </w:instrText>
+                  <w:instrText xml:space="preserve"> PAGEREF _Toc218623286 \h </w:instrText>
                 </w:r>
                 <w:r>
                   <w:rPr>
@@ -1288,9 +1302,13 @@
                 <w:rPr>
                   <w:rFonts w:eastAsiaTheme="minorEastAsia"/>
                   <w:noProof/>
+                  <w:kern w:val="2"/>
+                  <w:sz w:val="24"/>
+                  <w:szCs w:val="24"/>
+                  <w14:ligatures w14:val="standardContextual"/>
                 </w:rPr>
               </w:pPr>
-              <w:hyperlink w:anchor="_Toc216749823" w:history="1">
+              <w:hyperlink w:anchor="_Toc218623287" w:history="1">
                 <w:r>
                   <w:rPr>
                     <w:rStyle w:val="Hyperlink"/>
@@ -1317,7 +1335,7 @@
                     <w:noProof/>
                     <w:webHidden/>
                   </w:rPr>
-                  <w:instrText xml:space="preserve"> PAGEREF _Toc216749823 \h </w:instrText>
+                  <w:instrText xml:space="preserve"> PAGEREF _Toc218623287 \h </w:instrText>
                 </w:r>
                 <w:r>
                   <w:rPr>
@@ -1357,9 +1375,13 @@
                 <w:rPr>
                   <w:rFonts w:eastAsiaTheme="minorEastAsia"/>
                   <w:noProof/>
+                  <w:kern w:val="2"/>
+                  <w:sz w:val="24"/>
+                  <w:szCs w:val="24"/>
+                  <w14:ligatures w14:val="standardContextual"/>
                 </w:rPr>
               </w:pPr>
-              <w:hyperlink w:anchor="_Toc216749824" w:history="1">
+              <w:hyperlink w:anchor="_Toc218623288" w:history="1">
                 <w:r>
                   <w:rPr>
                     <w:rStyle w:val="Hyperlink"/>
@@ -1386,7 +1408,7 @@
                     <w:noProof/>
                     <w:webHidden/>
                   </w:rPr>
-                  <w:instrText xml:space="preserve"> PAGEREF _Toc216749824 \h </w:instrText>
+                  <w:instrText xml:space="preserve"> PAGEREF _Toc218623288 \h </w:instrText>
                 </w:r>
                 <w:r>
                   <w:rPr>
@@ -1426,9 +1448,13 @@
                 <w:rPr>
                   <w:rFonts w:eastAsiaTheme="minorEastAsia"/>
                   <w:noProof/>
+                  <w:kern w:val="2"/>
+                  <w:sz w:val="24"/>
+                  <w:szCs w:val="24"/>
+                  <w14:ligatures w14:val="standardContextual"/>
                 </w:rPr>
               </w:pPr>
-              <w:hyperlink w:anchor="_Toc216749825" w:history="1">
+              <w:hyperlink w:anchor="_Toc218623289" w:history="1">
                 <w:r>
                   <w:rPr>
                     <w:rStyle w:val="Hyperlink"/>
@@ -1455,7 +1481,7 @@
                     <w:noProof/>
                     <w:webHidden/>
                   </w:rPr>
-                  <w:instrText xml:space="preserve"> PAGEREF _Toc216749825 \h </w:instrText>
+                  <w:instrText xml:space="preserve"> PAGEREF _Toc218623289 \h </w:instrText>
                 </w:r>
                 <w:r>
                   <w:rPr>
@@ -1495,9 +1521,13 @@
                 <w:rPr>
                   <w:rFonts w:eastAsiaTheme="minorEastAsia"/>
                   <w:noProof/>
+                  <w:kern w:val="2"/>
+                  <w:sz w:val="24"/>
+                  <w:szCs w:val="24"/>
+                  <w14:ligatures w14:val="standardContextual"/>
                 </w:rPr>
               </w:pPr>
-              <w:hyperlink w:anchor="_Toc216749826" w:history="1">
+              <w:hyperlink w:anchor="_Toc218623290" w:history="1">
                 <w:r>
                   <w:rPr>
                     <w:rStyle w:val="Hyperlink"/>
@@ -1524,7 +1554,7 @@
                     <w:noProof/>
                     <w:webHidden/>
                   </w:rPr>
-                  <w:instrText xml:space="preserve"> PAGEREF _Toc216749826 \h </w:instrText>
+                  <w:instrText xml:space="preserve"> PAGEREF _Toc218623290 \h </w:instrText>
                 </w:r>
                 <w:r>
                   <w:rPr>
@@ -1564,9 +1594,13 @@
                 <w:rPr>
                   <w:rFonts w:eastAsiaTheme="minorEastAsia"/>
                   <w:noProof/>
+                  <w:kern w:val="2"/>
+                  <w:sz w:val="24"/>
+                  <w:szCs w:val="24"/>
+                  <w14:ligatures w14:val="standardContextual"/>
                 </w:rPr>
               </w:pPr>
-              <w:hyperlink w:anchor="_Toc216749827" w:history="1">
+              <w:hyperlink w:anchor="_Toc218623291" w:history="1">
                 <w:r>
                   <w:rPr>
                     <w:rStyle w:val="Hyperlink"/>
@@ -1593,7 +1627,7 @@
                     <w:noProof/>
                     <w:webHidden/>
                   </w:rPr>
-                  <w:instrText xml:space="preserve"> PAGEREF _Toc216749827 \h </w:instrText>
+                  <w:instrText xml:space="preserve"> PAGEREF _Toc218623291 \h </w:instrText>
                 </w:r>
                 <w:r>
                   <w:rPr>
@@ -1633,9 +1667,13 @@
                 <w:rPr>
                   <w:rFonts w:eastAsiaTheme="minorEastAsia"/>
                   <w:noProof/>
+                  <w:kern w:val="2"/>
+                  <w:sz w:val="24"/>
+                  <w:szCs w:val="24"/>
+                  <w14:ligatures w14:val="standardContextual"/>
                 </w:rPr>
               </w:pPr>
-              <w:hyperlink w:anchor="_Toc216749828" w:history="1">
+              <w:hyperlink w:anchor="_Toc218623292" w:history="1">
                 <w:r>
                   <w:rPr>
                     <w:rStyle w:val="Hyperlink"/>
@@ -1662,7 +1700,7 @@
                     <w:noProof/>
                     <w:webHidden/>
                   </w:rPr>
-                  <w:instrText xml:space="preserve"> PAGEREF _Toc216749828 \h </w:instrText>
+                  <w:instrText xml:space="preserve"> PAGEREF _Toc218623292 \h </w:instrText>
                 </w:r>
                 <w:r>
                   <w:rPr>
@@ -1702,9 +1740,13 @@
                 <w:rPr>
                   <w:rFonts w:eastAsiaTheme="minorEastAsia"/>
                   <w:noProof/>
+                  <w:kern w:val="2"/>
+                  <w:sz w:val="24"/>
+                  <w:szCs w:val="24"/>
+                  <w14:ligatures w14:val="standardContextual"/>
                 </w:rPr>
               </w:pPr>
-              <w:hyperlink w:anchor="_Toc216749829" w:history="1">
+              <w:hyperlink w:anchor="_Toc218623293" w:history="1">
                 <w:r>
                   <w:rPr>
                     <w:rStyle w:val="Hyperlink"/>
@@ -1731,7 +1773,7 @@
                     <w:noProof/>
                     <w:webHidden/>
                   </w:rPr>
-                  <w:instrText xml:space="preserve"> PAGEREF _Toc216749829 \h </w:instrText>
+                  <w:instrText xml:space="preserve"> PAGEREF _Toc218623293 \h </w:instrText>
                 </w:r>
                 <w:r>
                   <w:rPr>
@@ -1771,15 +1813,19 @@
                 <w:rPr>
                   <w:rFonts w:eastAsiaTheme="minorEastAsia"/>
                   <w:noProof/>
+                  <w:kern w:val="2"/>
+                  <w:sz w:val="24"/>
+                  <w:szCs w:val="24"/>
+                  <w14:ligatures w14:val="standardContextual"/>
                 </w:rPr>
               </w:pPr>
-              <w:hyperlink w:anchor="_Toc216749830" w:history="1">
+              <w:hyperlink w:anchor="_Toc218623294" w:history="1">
                 <w:r>
                   <w:rPr>
                     <w:rStyle w:val="Hyperlink"/>
                     <w:noProof/>
                   </w:rPr>
-                  <w:t>BERT</w:t>
+                  <w:t>Data privacy challenge in LLM</w:t>
                 </w:r>
                 <w:r>
                   <w:rPr>
@@ -1800,7 +1846,7 @@
                     <w:noProof/>
                     <w:webHidden/>
                   </w:rPr>
-                  <w:instrText xml:space="preserve"> PAGEREF _Toc216749830 \h </w:instrText>
+                  <w:instrText xml:space="preserve"> PAGEREF _Toc218623294 \h </w:instrText>
                 </w:r>
                 <w:r>
                   <w:rPr>
@@ -1840,15 +1886,19 @@
                 <w:rPr>
                   <w:rFonts w:eastAsiaTheme="minorEastAsia"/>
                   <w:noProof/>
+                  <w:kern w:val="2"/>
+                  <w:sz w:val="24"/>
+                  <w:szCs w:val="24"/>
+                  <w14:ligatures w14:val="standardContextual"/>
                 </w:rPr>
               </w:pPr>
-              <w:hyperlink w:anchor="_Toc216749831" w:history="1">
+              <w:hyperlink w:anchor="_Toc218623295" w:history="1">
                 <w:r>
                   <w:rPr>
                     <w:rStyle w:val="Hyperlink"/>
                     <w:noProof/>
                   </w:rPr>
-                  <w:t>What is BERT?</w:t>
+                  <w:t>Shadow AI</w:t>
                 </w:r>
                 <w:r>
                   <w:rPr>
@@ -1869,7 +1919,7 @@
                     <w:noProof/>
                     <w:webHidden/>
                   </w:rPr>
-                  <w:instrText xml:space="preserve"> PAGEREF _Toc216749831 \h </w:instrText>
+                  <w:instrText xml:space="preserve"> PAGEREF _Toc218623295 \h </w:instrText>
                 </w:r>
                 <w:r>
                   <w:rPr>
@@ -1909,15 +1959,19 @@
                 <w:rPr>
                   <w:rFonts w:eastAsiaTheme="minorEastAsia"/>
                   <w:noProof/>
+                  <w:kern w:val="2"/>
+                  <w:sz w:val="24"/>
+                  <w:szCs w:val="24"/>
+                  <w14:ligatures w14:val="standardContextual"/>
                 </w:rPr>
               </w:pPr>
-              <w:hyperlink w:anchor="_Toc216749832" w:history="1">
+              <w:hyperlink w:anchor="_Toc218623296" w:history="1">
                 <w:r>
                   <w:rPr>
                     <w:rStyle w:val="Hyperlink"/>
                     <w:noProof/>
                   </w:rPr>
-                  <w:t>BERT-based models</w:t>
+                  <w:t>Why are companies hungry for data?</w:t>
                 </w:r>
                 <w:r>
                   <w:rPr>
@@ -1938,7 +1992,7 @@
                     <w:noProof/>
                     <w:webHidden/>
                   </w:rPr>
-                  <w:instrText xml:space="preserve"> PAGEREF _Toc216749832 \h </w:instrText>
+                  <w:instrText xml:space="preserve"> PAGEREF _Toc218623296 \h </w:instrText>
                 </w:r>
                 <w:r>
                   <w:rPr>
@@ -1958,7 +2012,80 @@
                     <w:noProof/>
                     <w:webHidden/>
                   </w:rPr>
-                  <w:t>7</w:t>
+                  <w:t>8</w:t>
+                </w:r>
+                <w:r>
+                  <w:rPr>
+                    <w:noProof/>
+                    <w:webHidden/>
+                  </w:rPr>
+                  <w:fldChar w:fldCharType="end"/>
+                </w:r>
+              </w:hyperlink>
+            </w:p>
+            <w:p>
+              <w:pPr>
+                <w:pStyle w:val="TOC3"/>
+                <w:tabs>
+                  <w:tab w:val="right" w:leader="dot" w:pos="9350"/>
+                </w:tabs>
+                <w:rPr>
+                  <w:rFonts w:eastAsiaTheme="minorEastAsia"/>
+                  <w:noProof/>
+                  <w:kern w:val="2"/>
+                  <w:sz w:val="24"/>
+                  <w:szCs w:val="24"/>
+                  <w14:ligatures w14:val="standardContextual"/>
+                </w:rPr>
+              </w:pPr>
+              <w:hyperlink w:anchor="_Toc218623297" w:history="1">
+                <w:r>
+                  <w:rPr>
+                    <w:rStyle w:val="Hyperlink"/>
+                    <w:noProof/>
+                  </w:rPr>
+                  <w:t>Where does the data come from?</w:t>
+                </w:r>
+                <w:r>
+                  <w:rPr>
+                    <w:noProof/>
+                    <w:webHidden/>
+                  </w:rPr>
+                  <w:tab/>
+                </w:r>
+                <w:r>
+                  <w:rPr>
+                    <w:noProof/>
+                    <w:webHidden/>
+                  </w:rPr>
+                  <w:fldChar w:fldCharType="begin"/>
+                </w:r>
+                <w:r>
+                  <w:rPr>
+                    <w:noProof/>
+                    <w:webHidden/>
+                  </w:rPr>
+                  <w:instrText xml:space="preserve"> PAGEREF _Toc218623297 \h </w:instrText>
+                </w:r>
+                <w:r>
+                  <w:rPr>
+                    <w:noProof/>
+                    <w:webHidden/>
+                  </w:rPr>
+                </w:r>
+                <w:r>
+                  <w:rPr>
+                    <w:noProof/>
+                    <w:webHidden/>
+                  </w:rPr>
+                  <w:fldChar w:fldCharType="separate"/>
+                </w:r>
+                <w:r>
+                  <w:rPr>
+                    <w:noProof/>
+                    <w:webHidden/>
+                  </w:rPr>
+                  <w:t>9</w:t>
                 </w:r>
                 <w:r>
                   <w:rPr>
@@ -1978,14 +2105,310 @@
                 <w:rPr>
                   <w:rFonts w:eastAsiaTheme="minorEastAsia"/>
                   <w:noProof/>
+                  <w:kern w:val="2"/>
+                  <w:sz w:val="24"/>
+                  <w:szCs w:val="24"/>
+                  <w14:ligatures w14:val="standardContextual"/>
                 </w:rPr>
               </w:pPr>
-              <w:hyperlink w:anchor="_Toc216749833" w:history="1">
+              <w:hyperlink w:anchor="_Toc218623298" w:history="1">
                 <w:r>
                   <w:rPr>
                     <w:rStyle w:val="Hyperlink"/>
                     <w:noProof/>
                   </w:rPr>
+                  <w:t>OWASP</w:t>
+                </w:r>
+                <w:r>
+                  <w:rPr>
+                    <w:noProof/>
+                    <w:webHidden/>
+                  </w:rPr>
+                  <w:tab/>
+                </w:r>
+                <w:r>
+                  <w:rPr>
+                    <w:noProof/>
+                    <w:webHidden/>
+                  </w:rPr>
+                  <w:fldChar w:fldCharType="begin"/>
+                </w:r>
+                <w:r>
+                  <w:rPr>
+                    <w:noProof/>
+                    <w:webHidden/>
+                  </w:rPr>
+                  <w:instrText xml:space="preserve"> PAGEREF _Toc218623298 \h </w:instrText>
+                </w:r>
+                <w:r>
+                  <w:rPr>
+                    <w:noProof/>
+                    <w:webHidden/>
+                  </w:rPr>
+                </w:r>
+                <w:r>
+                  <w:rPr>
+                    <w:noProof/>
+                    <w:webHidden/>
+                  </w:rPr>
+                  <w:fldChar w:fldCharType="separate"/>
+                </w:r>
+                <w:r>
+                  <w:rPr>
+                    <w:noProof/>
+                    <w:webHidden/>
+                  </w:rPr>
+                  <w:t>10</w:t>
+                </w:r>
+                <w:r>
+                  <w:rPr>
+                    <w:noProof/>
+                    <w:webHidden/>
+                  </w:rPr>
+                  <w:fldChar w:fldCharType="end"/>
+                </w:r>
+              </w:hyperlink>
+            </w:p>
+            <w:p>
+              <w:pPr>
+                <w:pStyle w:val="TOC1"/>
+                <w:tabs>
+                  <w:tab w:val="right" w:leader="dot" w:pos="9350"/>
+                </w:tabs>
+                <w:rPr>
+                  <w:rFonts w:eastAsiaTheme="minorEastAsia"/>
+                  <w:noProof/>
+                  <w:kern w:val="2"/>
+                  <w:sz w:val="24"/>
+                  <w:szCs w:val="24"/>
+                  <w14:ligatures w14:val="standardContextual"/>
+                </w:rPr>
+              </w:pPr>
+              <w:hyperlink w:anchor="_Toc218623299" w:history="1">
+                <w:r>
+                  <w:rPr>
+                    <w:rStyle w:val="Hyperlink"/>
+                    <w:noProof/>
+                  </w:rPr>
+                  <w:t>BERT</w:t>
+                </w:r>
+                <w:r>
+                  <w:rPr>
+                    <w:noProof/>
+                    <w:webHidden/>
+                  </w:rPr>
+                  <w:tab/>
+                </w:r>
+                <w:r>
+                  <w:rPr>
+                    <w:noProof/>
+                    <w:webHidden/>
+                  </w:rPr>
+                  <w:fldChar w:fldCharType="begin"/>
+                </w:r>
+                <w:r>
+                  <w:rPr>
+                    <w:noProof/>
+                    <w:webHidden/>
+                  </w:rPr>
+                  <w:instrText xml:space="preserve"> PAGEREF _Toc218623299 \h </w:instrText>
+                </w:r>
+                <w:r>
+                  <w:rPr>
+                    <w:noProof/>
+                    <w:webHidden/>
+                  </w:rPr>
+                </w:r>
+                <w:r>
+                  <w:rPr>
+                    <w:noProof/>
+                    <w:webHidden/>
+                  </w:rPr>
+                  <w:fldChar w:fldCharType="separate"/>
+                </w:r>
+                <w:r>
+                  <w:rPr>
+                    <w:noProof/>
+                    <w:webHidden/>
+                  </w:rPr>
+                  <w:t>11</w:t>
+                </w:r>
+                <w:r>
+                  <w:rPr>
+                    <w:noProof/>
+                    <w:webHidden/>
+                  </w:rPr>
+                  <w:fldChar w:fldCharType="end"/>
+                </w:r>
+              </w:hyperlink>
+            </w:p>
+            <w:p>
+              <w:pPr>
+                <w:pStyle w:val="TOC2"/>
+                <w:tabs>
+                  <w:tab w:val="right" w:leader="dot" w:pos="9350"/>
+                </w:tabs>
+                <w:rPr>
+                  <w:rFonts w:eastAsiaTheme="minorEastAsia"/>
+                  <w:noProof/>
+                  <w:kern w:val="2"/>
+                  <w:sz w:val="24"/>
+                  <w:szCs w:val="24"/>
+                  <w14:ligatures w14:val="standardContextual"/>
+                </w:rPr>
+              </w:pPr>
+              <w:hyperlink w:anchor="_Toc218623300" w:history="1">
+                <w:r>
+                  <w:rPr>
+                    <w:rStyle w:val="Hyperlink"/>
+                    <w:noProof/>
+                  </w:rPr>
+                  <w:t>What is BERT?</w:t>
+                </w:r>
+                <w:r>
+                  <w:rPr>
+                    <w:noProof/>
+                    <w:webHidden/>
+                  </w:rPr>
+                  <w:tab/>
+                </w:r>
+                <w:r>
+                  <w:rPr>
+                    <w:noProof/>
+                    <w:webHidden/>
+                  </w:rPr>
+                  <w:fldChar w:fldCharType="begin"/>
+                </w:r>
+                <w:r>
+                  <w:rPr>
+                    <w:noProof/>
+                    <w:webHidden/>
+                  </w:rPr>
+                  <w:instrText xml:space="preserve"> PAGEREF _Toc218623300 \h </w:instrText>
+                </w:r>
+                <w:r>
+                  <w:rPr>
+                    <w:noProof/>
+                    <w:webHidden/>
+                  </w:rPr>
+                </w:r>
+                <w:r>
+                  <w:rPr>
+                    <w:noProof/>
+                    <w:webHidden/>
+                  </w:rPr>
+                  <w:fldChar w:fldCharType="separate"/>
+                </w:r>
+                <w:r>
+                  <w:rPr>
+                    <w:noProof/>
+                    <w:webHidden/>
+                  </w:rPr>
+                  <w:t>11</w:t>
+                </w:r>
+                <w:r>
+                  <w:rPr>
+                    <w:noProof/>
+                    <w:webHidden/>
+                  </w:rPr>
+                  <w:fldChar w:fldCharType="end"/>
+                </w:r>
+              </w:hyperlink>
+            </w:p>
+            <w:p>
+              <w:pPr>
+                <w:pStyle w:val="TOC2"/>
+                <w:tabs>
+                  <w:tab w:val="right" w:leader="dot" w:pos="9350"/>
+                </w:tabs>
+                <w:rPr>
+                  <w:rFonts w:eastAsiaTheme="minorEastAsia"/>
+                  <w:noProof/>
+                  <w:kern w:val="2"/>
+                  <w:sz w:val="24"/>
+                  <w:szCs w:val="24"/>
+                  <w14:ligatures w14:val="standardContextual"/>
+                </w:rPr>
+              </w:pPr>
+              <w:hyperlink w:anchor="_Toc218623301" w:history="1">
+                <w:r>
+                  <w:rPr>
+                    <w:rStyle w:val="Hyperlink"/>
+                    <w:noProof/>
+                  </w:rPr>
+                  <w:t>BERT-based models</w:t>
+                </w:r>
+                <w:r>
+                  <w:rPr>
+                    <w:noProof/>
+                    <w:webHidden/>
+                  </w:rPr>
+                  <w:tab/>
+                </w:r>
+                <w:r>
+                  <w:rPr>
+                    <w:noProof/>
+                    <w:webHidden/>
+                  </w:rPr>
+                  <w:fldChar w:fldCharType="begin"/>
+                </w:r>
+                <w:r>
+                  <w:rPr>
+                    <w:noProof/>
+                    <w:webHidden/>
+                  </w:rPr>
+                  <w:instrText xml:space="preserve"> PAGEREF _Toc218623301 \h </w:instrText>
+                </w:r>
+                <w:r>
+                  <w:rPr>
+                    <w:noProof/>
+                    <w:webHidden/>
+                  </w:rPr>
+                </w:r>
+                <w:r>
+                  <w:rPr>
+                    <w:noProof/>
+                    <w:webHidden/>
+                  </w:rPr>
+                  <w:fldChar w:fldCharType="separate"/>
+                </w:r>
+                <w:r>
+                  <w:rPr>
+                    <w:noProof/>
+                    <w:webHidden/>
+                  </w:rPr>
+                  <w:t>11</w:t>
+                </w:r>
+                <w:r>
+                  <w:rPr>
+                    <w:noProof/>
+                    <w:webHidden/>
+                  </w:rPr>
+                  <w:fldChar w:fldCharType="end"/>
+                </w:r>
+              </w:hyperlink>
+            </w:p>
+            <w:p>
+              <w:pPr>
+                <w:pStyle w:val="TOC2"/>
+                <w:tabs>
+                  <w:tab w:val="right" w:leader="dot" w:pos="9350"/>
+                </w:tabs>
+                <w:rPr>
+                  <w:rFonts w:eastAsiaTheme="minorEastAsia"/>
+                  <w:noProof/>
+                  <w:kern w:val="2"/>
+                  <w:sz w:val="24"/>
+                  <w:szCs w:val="24"/>
+                  <w14:ligatures w14:val="standardContextual"/>
+                </w:rPr>
+              </w:pPr>
+              <w:hyperlink w:anchor="_Toc218623302" w:history="1">
+                <w:r>
+                  <w:rPr>
+                    <w:rStyle w:val="Hyperlink"/>
+                    <w:noProof/>
+                  </w:rPr>
                   <w:t>How does BERT process the input?</w:t>
                 </w:r>
                 <w:r>
@@ -2007,7 +2430,7 @@
                     <w:noProof/>
                     <w:webHidden/>
                   </w:rPr>
-                  <w:instrText xml:space="preserve"> PAGEREF _Toc216749833 \h </w:instrText>
+                  <w:instrText xml:space="preserve"> PAGEREF _Toc218623302 \h </w:instrText>
                 </w:r>
                 <w:r>
                   <w:rPr>
@@ -2027,7 +2450,7 @@
                     <w:noProof/>
                     <w:webHidden/>
                   </w:rPr>
-                  <w:t>8</w:t>
+                  <w:t>11</w:t>
                 </w:r>
                 <w:r>
                   <w:rPr>
@@ -2047,9 +2470,13 @@
                 <w:rPr>
                   <w:rFonts w:eastAsiaTheme="minorEastAsia"/>
                   <w:noProof/>
+                  <w:kern w:val="2"/>
+                  <w:sz w:val="24"/>
+                  <w:szCs w:val="24"/>
+                  <w14:ligatures w14:val="standardContextual"/>
                 </w:rPr>
               </w:pPr>
-              <w:hyperlink w:anchor="_Toc216749834" w:history="1">
+              <w:hyperlink w:anchor="_Toc218623303" w:history="1">
                 <w:r>
                   <w:rPr>
                     <w:rStyle w:val="Hyperlink"/>
@@ -2076,7 +2503,7 @@
                     <w:noProof/>
                     <w:webHidden/>
                   </w:rPr>
-                  <w:instrText xml:space="preserve"> PAGEREF _Toc216749834 \h </w:instrText>
+                  <w:instrText xml:space="preserve"> PAGEREF _Toc218623303 \h </w:instrText>
                 </w:r>
                 <w:r>
                   <w:rPr>
@@ -2096,7 +2523,7 @@
                     <w:noProof/>
                     <w:webHidden/>
                   </w:rPr>
-                  <w:t>8</w:t>
+                  <w:t>12</w:t>
                 </w:r>
                 <w:r>
                   <w:rPr>
@@ -2116,9 +2543,13 @@
                 <w:rPr>
                   <w:rFonts w:eastAsiaTheme="minorEastAsia"/>
                   <w:noProof/>
+                  <w:kern w:val="2"/>
+                  <w:sz w:val="24"/>
+                  <w:szCs w:val="24"/>
+                  <w14:ligatures w14:val="standardContextual"/>
                 </w:rPr>
               </w:pPr>
-              <w:hyperlink w:anchor="_Toc216749835" w:history="1">
+              <w:hyperlink w:anchor="_Toc218623304" w:history="1">
                 <w:r>
                   <w:rPr>
                     <w:rStyle w:val="Hyperlink"/>
@@ -2145,7 +2576,7 @@
                     <w:noProof/>
                     <w:webHidden/>
                   </w:rPr>
-                  <w:instrText xml:space="preserve"> PAGEREF _Toc216749835 \h </w:instrText>
+                  <w:instrText xml:space="preserve"> PAGEREF _Toc218623304 \h </w:instrText>
                 </w:r>
                 <w:r>
                   <w:rPr>
@@ -2165,7 +2596,7 @@
                     <w:noProof/>
                     <w:webHidden/>
                   </w:rPr>
-                  <w:t>8</w:t>
+                  <w:t>12</w:t>
                 </w:r>
                 <w:r>
                   <w:rPr>
@@ -2185,9 +2616,13 @@
                 <w:rPr>
                   <w:rFonts w:eastAsiaTheme="minorEastAsia"/>
                   <w:noProof/>
+                  <w:kern w:val="2"/>
+                  <w:sz w:val="24"/>
+                  <w:szCs w:val="24"/>
+                  <w14:ligatures w14:val="standardContextual"/>
                 </w:rPr>
               </w:pPr>
-              <w:hyperlink w:anchor="_Toc216749836" w:history="1">
+              <w:hyperlink w:anchor="_Toc218623305" w:history="1">
                 <w:r>
                   <w:rPr>
                     <w:rStyle w:val="Hyperlink"/>
@@ -2214,7 +2649,7 @@
                     <w:noProof/>
                     <w:webHidden/>
                   </w:rPr>
-                  <w:instrText xml:space="preserve"> PAGEREF _Toc216749836 \h </w:instrText>
+                  <w:instrText xml:space="preserve"> PAGEREF _Toc218623305 \h </w:instrText>
                 </w:r>
                 <w:r>
                   <w:rPr>
@@ -2234,7 +2669,7 @@
                     <w:noProof/>
                     <w:webHidden/>
                   </w:rPr>
-                  <w:t>9</w:t>
+                  <w:t>12</w:t>
                 </w:r>
                 <w:r>
                   <w:rPr>
@@ -2254,9 +2689,13 @@
                 <w:rPr>
                   <w:rFonts w:eastAsiaTheme="minorEastAsia"/>
                   <w:noProof/>
+                  <w:kern w:val="2"/>
+                  <w:sz w:val="24"/>
+                  <w:szCs w:val="24"/>
+                  <w14:ligatures w14:val="standardContextual"/>
                 </w:rPr>
               </w:pPr>
-              <w:hyperlink w:anchor="_Toc216749837" w:history="1">
+              <w:hyperlink w:anchor="_Toc218623306" w:history="1">
                 <w:r>
                   <w:rPr>
                     <w:rStyle w:val="Hyperlink"/>
@@ -2283,7 +2722,7 @@
                     <w:noProof/>
                     <w:webHidden/>
                   </w:rPr>
-                  <w:instrText xml:space="preserve"> PAGEREF _Toc216749837 \h </w:instrText>
+                  <w:instrText xml:space="preserve"> PAGEREF _Toc218623306 \h </w:instrText>
                 </w:r>
                 <w:r>
                   <w:rPr>
@@ -2303,7 +2742,7 @@
                     <w:noProof/>
                     <w:webHidden/>
                   </w:rPr>
-                  <w:t>9</w:t>
+                  <w:t>13</w:t>
                 </w:r>
                 <w:r>
                   <w:rPr>
@@ -2323,9 +2762,13 @@
                 <w:rPr>
                   <w:rFonts w:eastAsiaTheme="minorEastAsia"/>
                   <w:noProof/>
+                  <w:kern w:val="2"/>
+                  <w:sz w:val="24"/>
+                  <w:szCs w:val="24"/>
+                  <w14:ligatures w14:val="standardContextual"/>
                 </w:rPr>
               </w:pPr>
-              <w:hyperlink w:anchor="_Toc216749838" w:history="1">
+              <w:hyperlink w:anchor="_Toc218623307" w:history="1">
                 <w:r>
                   <w:rPr>
                     <w:rStyle w:val="Hyperlink"/>
@@ -2352,7 +2795,7 @@
                     <w:noProof/>
                     <w:webHidden/>
                   </w:rPr>
-                  <w:instrText xml:space="preserve"> PAGEREF _Toc216749838 \h </w:instrText>
+                  <w:instrText xml:space="preserve"> PAGEREF _Toc218623307 \h </w:instrText>
                 </w:r>
                 <w:r>
                   <w:rPr>
@@ -2372,7 +2815,7 @@
                     <w:noProof/>
                     <w:webHidden/>
                   </w:rPr>
-                  <w:t>10</w:t>
+                  <w:t>14</w:t>
                 </w:r>
                 <w:r>
                   <w:rPr>
@@ -2392,9 +2835,13 @@
                 <w:rPr>
                   <w:rFonts w:eastAsiaTheme="minorEastAsia"/>
                   <w:noProof/>
+                  <w:kern w:val="2"/>
+                  <w:sz w:val="24"/>
+                  <w:szCs w:val="24"/>
+                  <w14:ligatures w14:val="standardContextual"/>
                 </w:rPr>
               </w:pPr>
-              <w:hyperlink w:anchor="_Toc216749839" w:history="1">
+              <w:hyperlink w:anchor="_Toc218623308" w:history="1">
                 <w:r>
                   <w:rPr>
                     <w:rStyle w:val="Hyperlink"/>
@@ -2421,7 +2868,7 @@
                     <w:noProof/>
                     <w:webHidden/>
                   </w:rPr>
-                  <w:instrText xml:space="preserve"> PAGEREF _Toc216749839 \h </w:instrText>
+                  <w:instrText xml:space="preserve"> PAGEREF _Toc218623308 \h </w:instrText>
                 </w:r>
                 <w:r>
                   <w:rPr>
@@ -2441,7 +2888,7 @@
                     <w:noProof/>
                     <w:webHidden/>
                   </w:rPr>
-                  <w:t>11</w:t>
+                  <w:t>15</w:t>
                 </w:r>
                 <w:r>
                   <w:rPr>
@@ -2461,9 +2908,13 @@
                 <w:rPr>
                   <w:rFonts w:eastAsiaTheme="minorEastAsia"/>
                   <w:noProof/>
+                  <w:kern w:val="2"/>
+                  <w:sz w:val="24"/>
+                  <w:szCs w:val="24"/>
+                  <w14:ligatures w14:val="standardContextual"/>
                 </w:rPr>
               </w:pPr>
-              <w:hyperlink w:anchor="_Toc216749840" w:history="1">
+              <w:hyperlink w:anchor="_Toc218623309" w:history="1">
                 <w:r>
                   <w:rPr>
                     <w:rStyle w:val="Hyperlink"/>
@@ -2490,7 +2941,7 @@
                     <w:noProof/>
                     <w:webHidden/>
                   </w:rPr>
-                  <w:instrText xml:space="preserve"> PAGEREF _Toc216749840 \h </w:instrText>
+                  <w:instrText xml:space="preserve"> PAGEREF _Toc218623309 \h </w:instrText>
                 </w:r>
                 <w:r>
                   <w:rPr>
@@ -2510,7 +2961,7 @@
                     <w:noProof/>
                     <w:webHidden/>
                   </w:rPr>
-                  <w:t>11</w:t>
+                  <w:t>15</w:t>
                 </w:r>
                 <w:r>
                   <w:rPr>
@@ -2530,9 +2981,13 @@
                 <w:rPr>
                   <w:rFonts w:eastAsiaTheme="minorEastAsia"/>
                   <w:noProof/>
+                  <w:kern w:val="2"/>
+                  <w:sz w:val="24"/>
+                  <w:szCs w:val="24"/>
+                  <w14:ligatures w14:val="standardContextual"/>
                 </w:rPr>
               </w:pPr>
-              <w:hyperlink w:anchor="_Toc216749841" w:history="1">
+              <w:hyperlink w:anchor="_Toc218623310" w:history="1">
                 <w:r>
                   <w:rPr>
                     <w:rStyle w:val="Hyperlink"/>
@@ -2559,7 +3014,7 @@
                     <w:noProof/>
                     <w:webHidden/>
                   </w:rPr>
-                  <w:instrText xml:space="preserve"> PAGEREF _Toc216749841 \h </w:instrText>
+                  <w:instrText xml:space="preserve"> PAGEREF _Toc218623310 \h </w:instrText>
                 </w:r>
                 <w:r>
                   <w:rPr>
@@ -2579,7 +3034,7 @@
                     <w:noProof/>
                     <w:webHidden/>
                   </w:rPr>
-                  <w:t>12</w:t>
+                  <w:t>15</w:t>
                 </w:r>
                 <w:r>
                   <w:rPr>
@@ -2599,9 +3054,13 @@
                 <w:rPr>
                   <w:rFonts w:eastAsiaTheme="minorEastAsia"/>
                   <w:noProof/>
+                  <w:kern w:val="2"/>
+                  <w:sz w:val="24"/>
+                  <w:szCs w:val="24"/>
+                  <w14:ligatures w14:val="standardContextual"/>
                 </w:rPr>
               </w:pPr>
-              <w:hyperlink w:anchor="_Toc216749842" w:history="1">
+              <w:hyperlink w:anchor="_Toc218623311" w:history="1">
                 <w:r>
                   <w:rPr>
                     <w:rStyle w:val="Hyperlink"/>
@@ -2628,7 +3087,7 @@
                     <w:noProof/>
                     <w:webHidden/>
                   </w:rPr>
-                  <w:instrText xml:space="preserve"> PAGEREF _Toc216749842 \h </w:instrText>
+                  <w:instrText xml:space="preserve"> PAGEREF _Toc218623311 \h </w:instrText>
                 </w:r>
                 <w:r>
                   <w:rPr>
@@ -2648,7 +3107,7 @@
                     <w:noProof/>
                     <w:webHidden/>
                   </w:rPr>
-                  <w:t>12</w:t>
+                  <w:t>15</w:t>
                 </w:r>
                 <w:r>
                   <w:rPr>
@@ -2668,9 +3127,13 @@
                 <w:rPr>
                   <w:rFonts w:eastAsiaTheme="minorEastAsia"/>
                   <w:noProof/>
+                  <w:kern w:val="2"/>
+                  <w:sz w:val="24"/>
+                  <w:szCs w:val="24"/>
+                  <w14:ligatures w14:val="standardContextual"/>
                 </w:rPr>
               </w:pPr>
-              <w:hyperlink w:anchor="_Toc216749843" w:history="1">
+              <w:hyperlink w:anchor="_Toc218623312" w:history="1">
                 <w:r>
                   <w:rPr>
                     <w:rStyle w:val="Hyperlink"/>
@@ -2697,7 +3160,7 @@
                     <w:noProof/>
                     <w:webHidden/>
                   </w:rPr>
-                  <w:instrText xml:space="preserve"> PAGEREF _Toc216749843 \h </w:instrText>
+                  <w:instrText xml:space="preserve"> PAGEREF _Toc218623312 \h </w:instrText>
                 </w:r>
                 <w:r>
                   <w:rPr>
@@ -2717,7 +3180,7 @@
                     <w:noProof/>
                     <w:webHidden/>
                   </w:rPr>
-                  <w:t>14</w:t>
+                  <w:t>17</w:t>
                 </w:r>
                 <w:r>
                   <w:rPr>
@@ -2737,9 +3200,13 @@
                 <w:rPr>
                   <w:rFonts w:eastAsiaTheme="minorEastAsia"/>
                   <w:noProof/>
+                  <w:kern w:val="2"/>
+                  <w:sz w:val="24"/>
+                  <w:szCs w:val="24"/>
+                  <w14:ligatures w14:val="standardContextual"/>
                 </w:rPr>
               </w:pPr>
-              <w:hyperlink w:anchor="_Toc216749844" w:history="1">
+              <w:hyperlink w:anchor="_Toc218623313" w:history="1">
                 <w:r>
                   <w:rPr>
                     <w:rStyle w:val="Hyperlink"/>
@@ -2766,7 +3233,7 @@
                     <w:noProof/>
                     <w:webHidden/>
                   </w:rPr>
-                  <w:instrText xml:space="preserve"> PAGEREF _Toc216749844 \h </w:instrText>
+                  <w:instrText xml:space="preserve"> PAGEREF _Toc218623313 \h </w:instrText>
                 </w:r>
                 <w:r>
                   <w:rPr>
@@ -2786,7 +3253,7 @@
                     <w:noProof/>
                     <w:webHidden/>
                   </w:rPr>
-                  <w:t>15</w:t>
+                  <w:t>18</w:t>
                 </w:r>
                 <w:r>
                   <w:rPr>
@@ -2811,6 +3278,7 @@
         </w:sdt>
       </w:sdtContent>
     </w:sdt>
+    <w:bookmarkStart w:id="0" w:name="_Toc218623278" w:displacedByCustomXml="prev"/>
     <w:p>
       <w:pPr>
         <w:pStyle w:val="Heading1"/>
@@ -2819,12 +3287,121 @@
           <w:szCs w:val="40"/>
         </w:rPr>
       </w:pPr>
-      <w:bookmarkStart w:id="0" w:name="_Toc216749814"/>
-      <w:r>
+    </w:p>
+    <w:p>
+      <w:pPr>
+        <w:pStyle w:val="Heading1"/>
         <w:rPr>
           <w:sz w:val="40"/>
           <w:szCs w:val="40"/>
         </w:rPr>
+      </w:pPr>
+    </w:p>
+    <w:p>
+      <w:pPr>
+        <w:pStyle w:val="Heading1"/>
+        <w:rPr>
+          <w:sz w:val="40"/>
+          <w:szCs w:val="40"/>
+        </w:rPr>
+      </w:pPr>
+    </w:p>
+    <w:p>
+      <w:pPr>
+        <w:pStyle w:val="Heading1"/>
+        <w:rPr>
+          <w:sz w:val="40"/>
+          <w:szCs w:val="40"/>
+        </w:rPr>
+      </w:pPr>
+    </w:p>
+    <w:p>
+      <w:pPr>
+        <w:pStyle w:val="Heading1"/>
+        <w:rPr>
+          <w:sz w:val="40"/>
+          <w:szCs w:val="40"/>
+        </w:rPr>
+      </w:pPr>
+    </w:p>
+    <w:p>
+      <w:pPr>
+        <w:pStyle w:val="Heading1"/>
+        <w:rPr>
+          <w:sz w:val="40"/>
+          <w:szCs w:val="40"/>
+        </w:rPr>
+      </w:pPr>
+    </w:p>
+    <w:p>
+      <w:pPr>
+        <w:pStyle w:val="Heading1"/>
+        <w:rPr>
+          <w:sz w:val="40"/>
+          <w:szCs w:val="40"/>
+        </w:rPr>
+      </w:pPr>
+    </w:p>
+    <w:p>
+      <w:pPr>
+        <w:pStyle w:val="Heading1"/>
+        <w:rPr>
+          <w:sz w:val="40"/>
+          <w:szCs w:val="40"/>
+        </w:rPr>
+      </w:pPr>
+    </w:p>
+    <w:p>
+      <w:pPr>
+        <w:pStyle w:val="Heading1"/>
+        <w:rPr>
+          <w:sz w:val="40"/>
+          <w:szCs w:val="40"/>
+        </w:rPr>
+      </w:pPr>
+    </w:p>
+    <w:p>
+      <w:pPr>
+        <w:pStyle w:val="Heading1"/>
+        <w:rPr>
+          <w:sz w:val="40"/>
+          <w:szCs w:val="40"/>
+        </w:rPr>
+      </w:pPr>
+    </w:p>
+    <w:p>
+      <w:pPr>
+        <w:pStyle w:val="Heading1"/>
+        <w:rPr>
+          <w:sz w:val="40"/>
+          <w:szCs w:val="40"/>
+        </w:rPr>
+      </w:pPr>
+    </w:p>
+    <w:p>
+      <w:pPr>
+        <w:pStyle w:val="Heading1"/>
+        <w:rPr>
+          <w:sz w:val="40"/>
+          <w:szCs w:val="40"/>
+        </w:rPr>
+      </w:pPr>
+    </w:p>
+    <w:p/>
+    <w:p/>
+    <w:p>
+      <w:pPr>
+        <w:pStyle w:val="Heading1"/>
+        <w:rPr>
+          <w:sz w:val="40"/>
+          <w:szCs w:val="40"/>
+        </w:rPr>
+      </w:pPr>
+      <w:r>
+        <w:rPr>
+          <w:sz w:val="40"/>
+          <w:szCs w:val="40"/>
+        </w:rPr>
         <w:lastRenderedPageBreak/>
         <w:t>Introduction</w:t>
       </w:r>
@@ -2853,7 +3430,7 @@
           <w:szCs w:val="40"/>
         </w:rPr>
       </w:pPr>
-      <w:bookmarkStart w:id="1" w:name="_Toc216749815"/>
+      <w:bookmarkStart w:id="1" w:name="_Toc218623279"/>
       <w:r>
         <w:rPr>
           <w:sz w:val="40"/>
@@ -2871,7 +3448,7 @@
           <w:szCs w:val="36"/>
         </w:rPr>
       </w:pPr>
-      <w:bookmarkStart w:id="2" w:name="_Toc216749816"/>
+      <w:bookmarkStart w:id="2" w:name="_Toc218623280"/>
       <w:r>
         <w:rPr>
           <w:sz w:val="36"/>
@@ -2946,7 +3523,7 @@
           <w:szCs w:val="36"/>
         </w:rPr>
       </w:pPr>
-      <w:bookmarkStart w:id="3" w:name="_Toc216749817"/>
+      <w:bookmarkStart w:id="3" w:name="_Toc218623281"/>
       <w:r>
         <w:rPr>
           <w:sz w:val="36"/>
@@ -3008,23 +3585,7 @@
           <w:sz w:val="28"/>
           <w:szCs w:val="28"/>
         </w:rPr>
-        <w:t xml:space="preserve">How do traditional machine learning models compare to pre-trained transformer models in terms of performance and </w:t>
-      </w:r>
-      <w:proofErr w:type="spellStart"/>
-      <w:r>
-        <w:rPr>
-          <w:sz w:val="28"/>
-          <w:szCs w:val="28"/>
-        </w:rPr>
-        <w:t>explainability</w:t>
-      </w:r>
-      <w:proofErr w:type="spellEnd"/>
-      <w:r>
-        <w:rPr>
-          <w:sz w:val="28"/>
-          <w:szCs w:val="28"/>
-        </w:rPr>
-        <w:t>?</w:t>
+        <w:t>How do traditional machine learning models compare to pre-trained transformer models in terms of performance and explainability?</w:t>
       </w:r>
     </w:p>
     <w:p>
@@ -3082,7 +3643,7 @@
           <w:szCs w:val="40"/>
         </w:rPr>
       </w:pPr>
-      <w:bookmarkStart w:id="4" w:name="_Toc216749818"/>
+      <w:bookmarkStart w:id="4" w:name="_Toc218623282"/>
       <w:r>
         <w:rPr>
           <w:sz w:val="40"/>
@@ -3101,7 +3662,7 @@
           <w:szCs w:val="36"/>
         </w:rPr>
       </w:pPr>
-      <w:bookmarkStart w:id="5" w:name="_Toc216749819"/>
+      <w:bookmarkStart w:id="5" w:name="_Toc218623283"/>
       <w:r>
         <w:rPr>
           <w:sz w:val="36"/>
@@ -3141,158 +3702,167 @@
           <w:szCs w:val="36"/>
         </w:rPr>
       </w:pPr>
-      <w:bookmarkStart w:id="6" w:name="_Toc216749820"/>
-      <w:r>
+      <w:bookmarkStart w:id="6" w:name="_Toc218623284"/>
+    </w:p>
+    <w:p>
+      <w:pPr>
+        <w:pStyle w:val="Heading2"/>
         <w:rPr>
           <w:sz w:val="36"/>
           <w:szCs w:val="36"/>
         </w:rPr>
-        <w:t>Exploratory data analysis</w:t>
-      </w:r>
-      <w:bookmarkEnd w:id="6"/>
+      </w:pPr>
       <w:r>
         <w:rPr>
           <w:sz w:val="36"/>
           <w:szCs w:val="36"/>
         </w:rPr>
-        <w:t xml:space="preserve"> </w:t>
-      </w:r>
-    </w:p>
-    <w:p>
-      <w:pPr>
-        <w:rPr>
-          <w:sz w:val="28"/>
-          <w:szCs w:val="28"/>
-        </w:rPr>
-      </w:pPr>
-      <w:r>
-        <w:rPr>
-          <w:sz w:val="28"/>
-          <w:szCs w:val="28"/>
-        </w:rPr>
-        <w:t xml:space="preserve">EDA is </w:t>
-      </w:r>
-      <w:r>
-        <w:rPr>
-          <w:sz w:val="28"/>
-          <w:szCs w:val="28"/>
-        </w:rPr>
-        <w:t>performed to understand the structure of the dataset and the characteristics of the disaster messages. The goal is to assess the data quality and give a clear explanation for the modeling choices.</w:t>
-      </w:r>
-    </w:p>
-    <w:p>
-      <w:pPr>
-        <w:pStyle w:val="Heading2"/>
+        <w:t>Exploratory data analysis</w:t>
+      </w:r>
+      <w:bookmarkEnd w:id="6"/>
+      <w:r>
         <w:rPr>
           <w:sz w:val="36"/>
           <w:szCs w:val="36"/>
         </w:rPr>
-      </w:pPr>
-      <w:bookmarkStart w:id="7" w:name="_Toc216749821"/>
-      <w:r>
+        <w:t xml:space="preserve"> </w:t>
+      </w:r>
+    </w:p>
+    <w:p>
+      <w:pPr>
+        <w:rPr>
+          <w:sz w:val="28"/>
+          <w:szCs w:val="28"/>
+        </w:rPr>
+      </w:pPr>
+      <w:r>
+        <w:rPr>
+          <w:sz w:val="28"/>
+          <w:szCs w:val="28"/>
+        </w:rPr>
+        <w:t xml:space="preserve">EDA is </w:t>
+      </w:r>
+      <w:r>
+        <w:rPr>
+          <w:sz w:val="28"/>
+          <w:szCs w:val="28"/>
+        </w:rPr>
+        <w:t>performed to understand the structure of the dataset and the characteristics of the disaster messages. The goal is to assess the data quality and give a clear explanation for the modeling choices.</w:t>
+      </w:r>
+    </w:p>
+    <w:p>
+      <w:pPr>
+        <w:pStyle w:val="Heading2"/>
         <w:rPr>
           <w:sz w:val="36"/>
           <w:szCs w:val="36"/>
         </w:rPr>
-        <w:t>Data quality check</w:t>
-      </w:r>
-      <w:bookmarkEnd w:id="7"/>
-    </w:p>
-    <w:p>
-      <w:pPr>
-        <w:rPr>
-          <w:sz w:val="28"/>
-          <w:szCs w:val="28"/>
-        </w:rPr>
-      </w:pPr>
-      <w:r>
-        <w:rPr>
-          <w:sz w:val="28"/>
-          <w:szCs w:val="28"/>
-        </w:rPr>
-        <w:t>Data quality check is performed to identify issues like missing values, duplicates, etc. and define a clear cleaning strategy to ensure the models are trained on a reliable dataset.</w:t>
-      </w:r>
-    </w:p>
-    <w:p>
-      <w:pPr>
-        <w:pStyle w:val="Heading2"/>
+      </w:pPr>
+      <w:bookmarkStart w:id="7" w:name="_Toc218623285"/>
+      <w:r>
         <w:rPr>
           <w:sz w:val="36"/>
           <w:szCs w:val="36"/>
         </w:rPr>
-      </w:pPr>
-      <w:bookmarkStart w:id="8" w:name="_Toc216749822"/>
-      <w:r>
+        <w:t>Data quality check</w:t>
+      </w:r>
+      <w:bookmarkEnd w:id="7"/>
+    </w:p>
+    <w:p>
+      <w:pPr>
+        <w:rPr>
+          <w:sz w:val="28"/>
+          <w:szCs w:val="28"/>
+        </w:rPr>
+      </w:pPr>
+      <w:r>
+        <w:rPr>
+          <w:sz w:val="28"/>
+          <w:szCs w:val="28"/>
+        </w:rPr>
+        <w:t>Data quality check is performed to identify issues like missing values, duplicates, etc. and define a clear cleaning strategy to ensure the models are trained on a reliable dataset.</w:t>
+      </w:r>
+    </w:p>
+    <w:p>
+      <w:pPr>
+        <w:pStyle w:val="Heading2"/>
         <w:rPr>
           <w:sz w:val="36"/>
           <w:szCs w:val="36"/>
         </w:rPr>
-        <w:t>Data analytics</w:t>
-      </w:r>
-      <w:bookmarkEnd w:id="8"/>
-    </w:p>
-    <w:p>
-      <w:pPr>
-        <w:rPr>
-          <w:sz w:val="28"/>
-          <w:szCs w:val="28"/>
-        </w:rPr>
-      </w:pPr>
-      <w:r>
-        <w:rPr>
-          <w:sz w:val="28"/>
-          <w:szCs w:val="28"/>
-        </w:rPr>
-        <w:t>This phase consists of building the planned models using appropriate preprocessing techniques and applying XAI techniques to analyze the predictions.</w:t>
-      </w:r>
-    </w:p>
-    <w:p>
-      <w:pPr>
-        <w:pStyle w:val="Heading2"/>
+      </w:pPr>
+      <w:bookmarkStart w:id="8" w:name="_Toc218623286"/>
+      <w:r>
         <w:rPr>
           <w:sz w:val="36"/>
           <w:szCs w:val="36"/>
         </w:rPr>
-      </w:pPr>
-      <w:bookmarkStart w:id="9" w:name="_Toc216749823"/>
-      <w:r>
+        <w:t>Data analytics</w:t>
+      </w:r>
+      <w:bookmarkEnd w:id="8"/>
+    </w:p>
+    <w:p>
+      <w:pPr>
+        <w:rPr>
+          <w:sz w:val="28"/>
+          <w:szCs w:val="28"/>
+        </w:rPr>
+      </w:pPr>
+      <w:r>
+        <w:rPr>
+          <w:sz w:val="28"/>
+          <w:szCs w:val="28"/>
+        </w:rPr>
+        <w:t>This phase consists of building the planned models using appropriate preprocessing techniques and applying XAI techniques to analyze the predictions.</w:t>
+      </w:r>
+    </w:p>
+    <w:p>
+      <w:pPr>
+        <w:pStyle w:val="Heading2"/>
         <w:rPr>
           <w:sz w:val="36"/>
           <w:szCs w:val="36"/>
         </w:rPr>
-        <w:t>Model validation</w:t>
-      </w:r>
-      <w:bookmarkEnd w:id="9"/>
-    </w:p>
-    <w:p>
-      <w:pPr>
-        <w:rPr>
-          <w:sz w:val="28"/>
-          <w:szCs w:val="28"/>
-        </w:rPr>
-      </w:pPr>
-      <w:r>
-        <w:rPr>
-          <w:sz w:val="28"/>
-          <w:szCs w:val="28"/>
-        </w:rPr>
-        <w:t xml:space="preserve">In the model validation phase, the data is split into subsets that preserve the different categories in each split. Each model is later fine-tuned using k-cross validation. The main goal of this phase is to select the best configuration for each model. </w:t>
-      </w:r>
-    </w:p>
-    <w:p>
-      <w:pPr>
-        <w:pStyle w:val="Heading2"/>
+      </w:pPr>
+      <w:bookmarkStart w:id="9" w:name="_Toc218623287"/>
+      <w:r>
         <w:rPr>
           <w:sz w:val="36"/>
           <w:szCs w:val="36"/>
         </w:rPr>
-      </w:pPr>
-      <w:bookmarkStart w:id="10" w:name="_Toc216749824"/>
-      <w:r>
+        <w:t>Model validation</w:t>
+      </w:r>
+      <w:bookmarkEnd w:id="9"/>
+    </w:p>
+    <w:p>
+      <w:pPr>
+        <w:rPr>
+          <w:sz w:val="28"/>
+          <w:szCs w:val="28"/>
+        </w:rPr>
+      </w:pPr>
+      <w:r>
+        <w:rPr>
+          <w:sz w:val="28"/>
+          <w:szCs w:val="28"/>
+        </w:rPr>
+        <w:t xml:space="preserve">In the model validation phase, the data is split into subsets that preserve the different categories in each split. Each model is later fine-tuned using k-cross validation. The main goal of this phase is to select the best configuration for each model. </w:t>
+      </w:r>
+    </w:p>
+    <w:p>
+      <w:pPr>
+        <w:pStyle w:val="Heading2"/>
         <w:rPr>
           <w:sz w:val="36"/>
           <w:szCs w:val="36"/>
         </w:rPr>
+      </w:pPr>
+      <w:bookmarkStart w:id="10" w:name="_Toc218623288"/>
+      <w:r>
+        <w:rPr>
+          <w:sz w:val="36"/>
+          <w:szCs w:val="36"/>
+        </w:rPr>
         <w:t>Model evaluation</w:t>
       </w:r>
       <w:bookmarkEnd w:id="10"/>
@@ -3341,7 +3911,7 @@
           <w:szCs w:val="40"/>
         </w:rPr>
       </w:pPr>
-      <w:bookmarkStart w:id="11" w:name="_Toc216749825"/>
+      <w:bookmarkStart w:id="11" w:name="_Toc218623289"/>
       <w:r>
         <w:rPr>
           <w:sz w:val="40"/>
@@ -3374,7 +3944,7 @@
           <w:szCs w:val="36"/>
         </w:rPr>
       </w:pPr>
-      <w:bookmarkStart w:id="12" w:name="_Toc216749826"/>
+      <w:bookmarkStart w:id="12" w:name="_Toc218623290"/>
       <w:r>
         <w:rPr>
           <w:sz w:val="36"/>
@@ -3656,7 +4226,7 @@
           <w:szCs w:val="36"/>
         </w:rPr>
       </w:pPr>
-      <w:bookmarkStart w:id="13" w:name="_Toc216749827"/>
+      <w:bookmarkStart w:id="13" w:name="_Toc218623291"/>
       <w:r>
         <w:rPr>
           <w:sz w:val="36"/>
@@ -3853,7 +4423,7 @@
           <w:szCs w:val="36"/>
         </w:rPr>
       </w:pPr>
-      <w:bookmarkStart w:id="14" w:name="_Toc216749828"/>
+      <w:bookmarkStart w:id="14" w:name="_Toc218623292"/>
       <w:r>
         <w:rPr>
           <w:sz w:val="36"/>
@@ -3925,7 +4495,7 @@
               </wp:inline>
             </w:drawing>
           </mc:Choice>
-          <mc:Fallback>
+          <mc:Fallback xmlns:w16sdtfl="http://schemas.microsoft.com/office/word/2024/wordml/sdtformatlock" xmlns:w16du="http://schemas.microsoft.com/office/word/2023/wordml/word16du" xmlns:oel="http://schemas.microsoft.com/office/2019/extlst">
             <w:pict>
               <v:rect w14:anchorId="03F094EF" id="Rectangle 11" o:spid="_x0000_s1026" alt="How NLP works?" style="width:23.8pt;height:23.8pt;visibility:visible;mso-wrap-style:square;mso-left-percent:-10001;mso-top-percent:-10001;mso-position-horizontal:absolute;mso-position-horizontal-relative:char;mso-position-vertical:absolute;mso-position-vertical-relative:line;mso-left-percent:-10001;mso-top-percent:-10001;v-text-anchor:top" o:gfxdata="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" filled="f" stroked="f">
                 <o:lock v:ext="edit" aspectratio="t"/>
@@ -3968,7 +4538,7 @@
         </w:rPr>
         <w:lastRenderedPageBreak/>
         <w:drawing>
-          <wp:anchor distT="0" distB="0" distL="114300" distR="114300" simplePos="0" relativeHeight="251670528" behindDoc="0" locked="0" layoutInCell="1" allowOverlap="1" wp14:anchorId="36130AC7" wp14:editId="7A399B94">
+          <wp:anchor distT="0" distB="0" distL="114300" distR="114300" simplePos="0" relativeHeight="251670528" behindDoc="0" locked="0" layoutInCell="1" allowOverlap="1" wp14:anchorId="36130AC7" wp14:editId="303B45D6">
             <wp:simplePos x="0" y="0"/>
             <wp:positionH relativeFrom="margin">
               <wp:posOffset>830574</wp:posOffset>
@@ -4137,7 +4707,7 @@
           <w:szCs w:val="36"/>
         </w:rPr>
       </w:pPr>
-      <w:bookmarkStart w:id="15" w:name="_Toc216749829"/>
+      <w:bookmarkStart w:id="15" w:name="_Toc218623293"/>
       <w:r>
         <w:rPr>
           <w:sz w:val="36"/>
@@ -4260,13 +4830,15 @@
           <w:szCs w:val="40"/>
         </w:rPr>
       </w:pPr>
+      <w:bookmarkStart w:id="16" w:name="_Toc218623294"/>
       <w:r>
         <w:rPr>
           <w:sz w:val="40"/>
           <w:szCs w:val="40"/>
         </w:rPr>
-        <w:t>Data privacy challenges in LLMs</w:t>
-      </w:r>
+        <w:t>Data privacy challenge in LLM</w:t>
+      </w:r>
+      <w:bookmarkEnd w:id="16"/>
     </w:p>
     <w:p>
       <w:pPr>
@@ -4276,6 +4848,7 @@
           <w:szCs w:val="36"/>
         </w:rPr>
       </w:pPr>
+      <w:bookmarkStart w:id="17" w:name="_Toc218623295"/>
       <w:r>
         <w:rPr>
           <w:sz w:val="36"/>
@@ -4283,37 +4856,903 @@
         </w:rPr>
         <w:t>Shadow AI</w:t>
       </w:r>
-    </w:p>
-    <w:p>
-      <w:pPr>
-        <w:rPr>
-          <w:sz w:val="28"/>
-          <w:szCs w:val="28"/>
-        </w:rPr>
-      </w:pPr>
-      <w:r>
-        <w:rPr>
-          <w:sz w:val="28"/>
-          <w:szCs w:val="28"/>
-        </w:rPr>
-        <w:t xml:space="preserve">Shadow IT </w:t>
-      </w:r>
-      <w:r>
-        <w:rPr>
-          <w:sz w:val="28"/>
-          <w:szCs w:val="28"/>
-        </w:rPr>
-        <w:t xml:space="preserve">refers to any tools, apps and services used by the employees of a company, without them being approved by the organization’s IT department. </w:t>
+      <w:bookmarkEnd w:id="17"/>
+    </w:p>
+    <w:p>
+      <w:pPr>
+        <w:rPr>
+          <w:sz w:val="28"/>
+          <w:szCs w:val="28"/>
+        </w:rPr>
+      </w:pPr>
+      <w:r>
+        <w:rPr>
+          <w:sz w:val="28"/>
+          <w:szCs w:val="28"/>
+        </w:rPr>
+        <w:t>Shadow AI refers to any tools, apps and services used by the employees of a company, without them being approved by the organization’s IT department.</w:t>
+      </w:r>
+      <w:r>
+        <w:rPr>
+          <w:sz w:val="28"/>
+          <w:szCs w:val="28"/>
+        </w:rPr>
+        <w:t xml:space="preserve"> This happens when employees feel like the current tools they use are slow or limited. </w:t>
+      </w:r>
+      <w:r>
+        <w:rPr>
+          <w:sz w:val="28"/>
+          <w:szCs w:val="28"/>
+        </w:rPr>
+        <w:t xml:space="preserve">Shadow AI is a newer version of Shadow IT, which appears when employees adopt artificial intelligence tools such as ChatGPT, Claude and Gemini without approval. </w:t>
+      </w:r>
+      <w:r>
+        <w:rPr>
+          <w:sz w:val="28"/>
+          <w:szCs w:val="28"/>
+        </w:rPr>
+        <w:t xml:space="preserve">Usually, this happens with the </w:t>
+      </w:r>
+      <w:r>
+        <w:rPr>
+          <w:sz w:val="28"/>
+          <w:szCs w:val="28"/>
+        </w:rPr>
+        <w:t>intention of getting work done faster, rather than with</w:t>
+      </w:r>
+      <w:r>
+        <w:rPr>
+          <w:sz w:val="28"/>
+          <w:szCs w:val="28"/>
+        </w:rPr>
+        <w:t xml:space="preserve"> bad intentions.</w:t>
+      </w:r>
+      <w:r>
+        <w:rPr>
+          <w:sz w:val="28"/>
+          <w:szCs w:val="28"/>
+        </w:rPr>
+        <w:t xml:space="preserve"> </w:t>
+      </w:r>
+    </w:p>
+    <w:p>
+      <w:pPr>
+        <w:rPr>
+          <w:sz w:val="28"/>
+          <w:szCs w:val="28"/>
+        </w:rPr>
+      </w:pPr>
+      <w:r>
+        <w:rPr>
+          <w:sz w:val="28"/>
+          <w:szCs w:val="28"/>
+        </w:rPr>
+        <w:t xml:space="preserve">Examples of Shadow AI could differ from using artificial intelligence to summarize </w:t>
+      </w:r>
+      <w:r>
+        <w:rPr>
+          <w:sz w:val="28"/>
+          <w:szCs w:val="28"/>
+        </w:rPr>
+        <w:t>clients' contracts</w:t>
+      </w:r>
+      <w:r>
+        <w:rPr>
+          <w:sz w:val="28"/>
+          <w:szCs w:val="28"/>
+        </w:rPr>
+        <w:t xml:space="preserve"> to using it for marketing purposes, such as generating campaign posters</w:t>
+      </w:r>
+      <w:r>
+        <w:rPr>
+          <w:sz w:val="28"/>
+          <w:szCs w:val="28"/>
+        </w:rPr>
+        <w:t xml:space="preserve">. </w:t>
+      </w:r>
+      <w:r>
+        <w:rPr>
+          <w:sz w:val="28"/>
+          <w:szCs w:val="28"/>
+        </w:rPr>
+        <w:t xml:space="preserve">There are many registered accidents involving big companies such as </w:t>
+      </w:r>
+      <w:r>
+        <w:rPr>
+          <w:sz w:val="28"/>
+          <w:szCs w:val="28"/>
+        </w:rPr>
+        <w:lastRenderedPageBreak/>
+        <w:t>Samsung, Apple and Amazon. Most of those accidents appeared in 2023 after the official release of ChatGPT on 30</w:t>
+      </w:r>
+      <w:r>
+        <w:rPr>
+          <w:sz w:val="28"/>
+          <w:szCs w:val="28"/>
+          <w:vertAlign w:val="superscript"/>
+        </w:rPr>
+        <w:t>th</w:t>
+      </w:r>
+      <w:r>
+        <w:rPr>
+          <w:sz w:val="28"/>
+          <w:szCs w:val="28"/>
+        </w:rPr>
+        <w:t xml:space="preserve"> November 2022:</w:t>
+      </w:r>
+    </w:p>
+    <w:p>
+      <w:pPr>
+        <w:pStyle w:val="ListParagraph"/>
+        <w:numPr>
+          <w:ilvl w:val="0"/>
+          <w:numId w:val="19"/>
+        </w:numPr>
+        <w:rPr>
+          <w:b/>
+          <w:bCs/>
+          <w:sz w:val="28"/>
+          <w:szCs w:val="28"/>
+        </w:rPr>
+      </w:pPr>
+      <w:r>
+        <w:rPr>
+          <w:b/>
+          <w:bCs/>
+          <w:sz w:val="28"/>
+          <w:szCs w:val="28"/>
+        </w:rPr>
+        <w:t>Samsung</w:t>
+      </w:r>
+      <w:r>
+        <w:rPr>
+          <w:b/>
+          <w:bCs/>
+          <w:sz w:val="28"/>
+          <w:szCs w:val="28"/>
+        </w:rPr>
+        <w:t xml:space="preserve">: </w:t>
+      </w:r>
+      <w:r>
+        <w:rPr>
+          <w:sz w:val="28"/>
+          <w:szCs w:val="28"/>
+        </w:rPr>
+        <w:t xml:space="preserve">Samsung’s employees reportedly leaked sensitive data 3 separate times – </w:t>
+      </w:r>
+      <w:r>
+        <w:rPr>
+          <w:sz w:val="28"/>
+          <w:szCs w:val="28"/>
+        </w:rPr>
+        <w:t>once</w:t>
+      </w:r>
+      <w:r>
+        <w:rPr>
+          <w:sz w:val="28"/>
+          <w:szCs w:val="28"/>
+        </w:rPr>
+        <w:t xml:space="preserve"> with the source code </w:t>
+      </w:r>
+      <w:r>
+        <w:rPr>
+          <w:sz w:val="28"/>
+          <w:szCs w:val="28"/>
+        </w:rPr>
+        <w:t>related to the company's database download program, another with a code for detecting defective equipment and the last one with the company’s meeting notes. The problem came from the fact that the model uses the inputs for training and improving by incorporating the data into its knowledge. This information could be exposed by other users by asking the correct questions. Later, for ente</w:t>
+      </w:r>
+      <w:r>
+        <w:rPr>
+          <w:sz w:val="28"/>
+          <w:szCs w:val="28"/>
+        </w:rPr>
+        <w:t xml:space="preserve">rprise users, the ability to exclude inputs from the training data was introduced. </w:t>
+      </w:r>
+    </w:p>
+    <w:p>
+      <w:pPr>
+        <w:pStyle w:val="ListParagraph"/>
+        <w:numPr>
+          <w:ilvl w:val="0"/>
+          <w:numId w:val="19"/>
+        </w:numPr>
+        <w:rPr>
+          <w:b/>
+          <w:bCs/>
+          <w:sz w:val="28"/>
+          <w:szCs w:val="28"/>
+        </w:rPr>
+      </w:pPr>
+      <w:r>
+        <w:rPr>
+          <w:b/>
+          <w:bCs/>
+          <w:sz w:val="28"/>
+          <w:szCs w:val="28"/>
+        </w:rPr>
+        <w:t>Apple:</w:t>
+      </w:r>
+      <w:r>
+        <w:rPr>
+          <w:sz w:val="28"/>
+          <w:szCs w:val="28"/>
+        </w:rPr>
+        <w:t xml:space="preserve"> In 2023, Apple restricted the use of external AI tools due to concerns related to the exposure of confidential data. The company also advised its employees not to use GitHub’s Copilot.</w:t>
+      </w:r>
+    </w:p>
+    <w:p>
+      <w:pPr>
+        <w:pStyle w:val="ListParagraph"/>
+        <w:numPr>
+          <w:ilvl w:val="0"/>
+          <w:numId w:val="19"/>
+        </w:numPr>
+        <w:rPr>
+          <w:b/>
+          <w:bCs/>
+          <w:sz w:val="28"/>
+          <w:szCs w:val="28"/>
+        </w:rPr>
+      </w:pPr>
+      <w:r>
+        <w:rPr>
+          <w:b/>
+          <w:bCs/>
+          <w:sz w:val="28"/>
+          <w:szCs w:val="28"/>
+        </w:rPr>
+        <w:t xml:space="preserve">Amazon: </w:t>
+      </w:r>
+      <w:r>
+        <w:rPr>
+          <w:sz w:val="28"/>
+          <w:szCs w:val="28"/>
+        </w:rPr>
+        <w:t xml:space="preserve">In 2023, an Amazon lawyer warned the company’s employees not input any confidential data into ChatGPT, as it might be used for training purposes. The lawyer explained that </w:t>
+      </w:r>
+      <w:r>
+        <w:rPr>
+          <w:sz w:val="28"/>
+          <w:szCs w:val="28"/>
+        </w:rPr>
+        <w:t xml:space="preserve">after testing the bot, there were a lot of answers that closely matched the existing materials from inside the company. </w:t>
       </w:r>
     </w:p>
     <w:p/>
     <w:p>
       <w:pPr>
-        <w:rPr>
-          <w:sz w:val="28"/>
-          <w:szCs w:val="28"/>
-        </w:rPr>
-      </w:pPr>
+        <w:pStyle w:val="Heading2"/>
+        <w:rPr>
+          <w:sz w:val="36"/>
+          <w:szCs w:val="36"/>
+        </w:rPr>
+      </w:pPr>
+      <w:bookmarkStart w:id="18" w:name="_Toc218623296"/>
+      <w:r>
+        <w:rPr>
+          <w:sz w:val="36"/>
+          <w:szCs w:val="36"/>
+        </w:rPr>
+        <w:t xml:space="preserve">Why are </w:t>
+      </w:r>
+      <w:r>
+        <w:rPr>
+          <w:sz w:val="36"/>
+          <w:szCs w:val="36"/>
+        </w:rPr>
+        <w:t>companies</w:t>
+      </w:r>
+      <w:r>
+        <w:rPr>
+          <w:sz w:val="36"/>
+          <w:szCs w:val="36"/>
+        </w:rPr>
+        <w:t xml:space="preserve"> hungry for data?</w:t>
+      </w:r>
+      <w:bookmarkEnd w:id="18"/>
+    </w:p>
+    <w:p>
+      <w:pPr>
+        <w:rPr>
+          <w:sz w:val="28"/>
+          <w:szCs w:val="28"/>
+        </w:rPr>
+      </w:pPr>
+      <w:r>
+        <w:rPr>
+          <w:sz w:val="28"/>
+          <w:szCs w:val="28"/>
+        </w:rPr>
+        <w:t xml:space="preserve">Large language models are being trained on an enormous amount of text data, which often leads to ethical dilemmas  - </w:t>
+      </w:r>
+      <w:r>
+        <w:rPr>
+          <w:sz w:val="28"/>
+          <w:szCs w:val="28"/>
+        </w:rPr>
+        <w:t>what data is used and under what permission</w:t>
+      </w:r>
+      <w:r>
+        <w:rPr>
+          <w:sz w:val="28"/>
+          <w:szCs w:val="28"/>
+        </w:rPr>
+        <w:t xml:space="preserve">. In 2023, Google faced a lawsuit for </w:t>
+      </w:r>
+      <w:r>
+        <w:rPr>
+          <w:sz w:val="28"/>
+          <w:szCs w:val="28"/>
+        </w:rPr>
+        <w:t>scraping data from millions of users without their consent. Back in 2022, OpenAI, GitHub and Microsoft were accused of using copyrighted code without authorization for their GitHub Copilot.</w:t>
+      </w:r>
+    </w:p>
+    <w:p>
+      <w:pPr>
+        <w:rPr>
+          <w:sz w:val="28"/>
+          <w:szCs w:val="28"/>
+        </w:rPr>
+      </w:pPr>
+      <w:r>
+        <w:rPr>
+          <w:sz w:val="28"/>
+          <w:szCs w:val="28"/>
+        </w:rPr>
+        <w:t>Another example is Sam Altman’s eyeball-scanning project, where people would scan their iris to get a biometric-derived personal ID. The company encouraged</w:t>
+      </w:r>
+      <w:r>
+        <w:rPr>
+          <w:sz w:val="28"/>
+          <w:szCs w:val="28"/>
+        </w:rPr>
+        <w:t xml:space="preserve"> using the system to sign up with rewards, usually in crypto. This is a perfect example of a non-text type of data hunger, because companies want to collect biometric identifiers, which are usually hard to fake, permanent and hard to reverse once collected. The Bavarian authorities got involved to check if the </w:t>
+      </w:r>
+      <w:r>
+        <w:rPr>
+          <w:sz w:val="28"/>
+          <w:szCs w:val="28"/>
+        </w:rPr>
+        <w:lastRenderedPageBreak/>
+        <w:t>project was compatible with the privacy regulations for data collection</w:t>
+      </w:r>
+      <w:r>
+        <w:rPr>
+          <w:sz w:val="28"/>
+          <w:szCs w:val="28"/>
+        </w:rPr>
+        <w:t>, storage and the right of erasure.</w:t>
+      </w:r>
+    </w:p>
+    <w:p>
+      <w:pPr>
+        <w:rPr>
+          <w:sz w:val="28"/>
+          <w:szCs w:val="28"/>
+        </w:rPr>
+      </w:pPr>
+      <w:r>
+        <w:rPr>
+          <w:sz w:val="28"/>
+          <w:szCs w:val="28"/>
+        </w:rPr>
+        <w:t>Overall, the more experience an AI model has, the smarter it becomes – more diverse training data means better performance.</w:t>
+      </w:r>
+      <w:r>
+        <w:rPr>
+          <w:sz w:val="28"/>
+          <w:szCs w:val="28"/>
+        </w:rPr>
+        <w:t xml:space="preserve"> For example, a chatbot creates high-quality responses when trained on high-quality datasets, which are not always easily accessible or available online. </w:t>
+      </w:r>
+    </w:p>
+    <w:p>
+      <w:pPr>
+        <w:pStyle w:val="Heading3"/>
+        <w:rPr>
+          <w:sz w:val="32"/>
+          <w:szCs w:val="32"/>
+        </w:rPr>
+      </w:pPr>
+      <w:bookmarkStart w:id="19" w:name="_Toc218623297"/>
+      <w:r>
+        <w:rPr>
+          <w:noProof/>
+          <w:sz w:val="32"/>
+          <w:szCs w:val="32"/>
+        </w:rPr>
+        <w:drawing>
+          <wp:anchor distT="0" distB="0" distL="114300" distR="114300" simplePos="0" relativeHeight="251671552" behindDoc="0" locked="0" layoutInCell="1" allowOverlap="1" wp14:anchorId="3559B63A" wp14:editId="778748DD">
+            <wp:simplePos x="0" y="0"/>
+            <wp:positionH relativeFrom="column">
+              <wp:posOffset>189865</wp:posOffset>
+            </wp:positionH>
+            <wp:positionV relativeFrom="paragraph">
+              <wp:posOffset>354799</wp:posOffset>
+            </wp:positionV>
+            <wp:extent cx="5943600" cy="3962400"/>
+            <wp:effectExtent l="0" t="0" r="0" b="0"/>
+            <wp:wrapTopAndBottom/>
+            <wp:docPr id="513857917" name="Picture 4"/>
+            <wp:cNvGraphicFramePr>
+              <a:graphicFrameLocks xmlns:a="http://schemas.openxmlformats.org/drawingml/2006/main" noChangeAspect="1"/>
+            </wp:cNvGraphicFramePr>
+            <a:graphic xmlns:a="http://schemas.openxmlformats.org/drawingml/2006/main">
+              <a:graphicData uri="http://schemas.openxmlformats.org/drawingml/2006/picture">
+                <pic:pic xmlns:pic="http://schemas.openxmlformats.org/drawingml/2006/picture">
+                  <pic:nvPicPr>
+                    <pic:cNvPr id="0" name="Picture 1"/>
+                    <pic:cNvPicPr>
+                      <a:picLocks noChangeAspect="1" noChangeArrowheads="1"/>
+                    </pic:cNvPicPr>
+                  </pic:nvPicPr>
+                  <pic:blipFill>
+                    <a:blip r:embed="rId10">
+                      <a:extLst>
+                        <a:ext uri="{28A0092B-C50C-407E-A947-70E740481C1C}">
+                          <a14:useLocalDpi xmlns:a14="http://schemas.microsoft.com/office/drawing/2010/main" val="0"/>
+                        </a:ext>
+                      </a:extLst>
+                    </a:blip>
+                    <a:srcRect/>
+                    <a:stretch>
+                      <a:fillRect/>
+                    </a:stretch>
+                  </pic:blipFill>
+                  <pic:spPr bwMode="auto">
+                    <a:xfrm>
+                      <a:off x="0" y="0"/>
+                      <a:ext cx="5943600" cy="3962400"/>
+                    </a:xfrm>
+                    <a:prstGeom prst="rect">
+                      <a:avLst/>
+                    </a:prstGeom>
+                    <a:noFill/>
+                    <a:ln>
+                      <a:noFill/>
+                    </a:ln>
+                  </pic:spPr>
+                </pic:pic>
+              </a:graphicData>
+            </a:graphic>
+          </wp:anchor>
+        </w:drawing>
+      </w:r>
+      <w:r>
+        <w:rPr>
+          <w:sz w:val="32"/>
+          <w:szCs w:val="32"/>
+        </w:rPr>
+        <w:t>Where does the data come from?</w:t>
+      </w:r>
+      <w:bookmarkEnd w:id="19"/>
+    </w:p>
+    <w:p/>
+    <w:p>
+      <w:pPr>
+        <w:rPr>
+          <w:sz w:val="28"/>
+          <w:szCs w:val="28"/>
+        </w:rPr>
+      </w:pPr>
+      <w:r>
+        <w:rPr>
+          <w:sz w:val="28"/>
+          <w:szCs w:val="28"/>
+        </w:rPr>
+        <w:t>The most commonly used type of training data is the publicly available one, usually accessed with minimal costs.</w:t>
+      </w:r>
+      <w:r>
+        <w:rPr>
+          <w:sz w:val="28"/>
+          <w:szCs w:val="28"/>
+        </w:rPr>
+        <w:t xml:space="preserve"> For example, companies such as Apple, Nvidia, Meta and Anthropic used movie and TV dialogue subtitle files to train LLMs on more natural and human-like dialogues, which cover emotions and include diverse topics and vocabulary. However, some firms use copyrighted examples such as analyses and news articles, which could be a problem as publishers often </w:t>
+      </w:r>
+      <w:r>
+        <w:rPr>
+          <w:sz w:val="28"/>
+          <w:szCs w:val="28"/>
+        </w:rPr>
+        <w:t>argue that their content is used without permission or compensation.</w:t>
+      </w:r>
+    </w:p>
+    <w:p>
+      <w:pPr>
+        <w:rPr>
+          <w:sz w:val="28"/>
+          <w:szCs w:val="28"/>
+        </w:rPr>
+      </w:pPr>
+      <w:r>
+        <w:rPr>
+          <w:sz w:val="28"/>
+          <w:szCs w:val="28"/>
+        </w:rPr>
+        <w:lastRenderedPageBreak/>
+        <w:t>For example, The New York Times sued OpenAI for allegedly misusing tons of articles without authorization. However, News Corp – owner of The Wall Street Journal and, at some point, The New York Times, made a deal with OpenAI to share its content for training purposes.</w:t>
+      </w:r>
+    </w:p>
+    <w:p>
+      <w:pPr>
+        <w:pStyle w:val="Heading2"/>
+        <w:rPr>
+          <w:sz w:val="36"/>
+          <w:szCs w:val="36"/>
+        </w:rPr>
+      </w:pPr>
+      <w:bookmarkStart w:id="20" w:name="_Toc218623298"/>
+      <w:r>
+        <w:rPr>
+          <w:sz w:val="36"/>
+          <w:szCs w:val="36"/>
+        </w:rPr>
+        <w:t>OWASP</w:t>
+      </w:r>
+      <w:bookmarkEnd w:id="20"/>
+    </w:p>
+    <w:p>
+      <w:pPr>
+        <w:rPr>
+          <w:sz w:val="28"/>
+          <w:szCs w:val="28"/>
+        </w:rPr>
+      </w:pPr>
+      <w:r>
+        <w:rPr>
+          <w:sz w:val="28"/>
+          <w:szCs w:val="28"/>
+        </w:rPr>
+        <w:t xml:space="preserve">The Open Web Application Security Project is an international non-profit organization that aims to help other organizations improve their web application security. Later, OWASP also focused on creating a report about threats to LLMs, providing examples of vulnerabilities, real-world attack scenarios and offering mitigation plans. </w:t>
+      </w:r>
+    </w:p>
+    <w:p>
+      <w:pPr>
+        <w:rPr>
+          <w:sz w:val="28"/>
+          <w:szCs w:val="28"/>
+        </w:rPr>
+      </w:pPr>
+      <w:r>
+        <w:rPr>
+          <w:sz w:val="28"/>
+          <w:szCs w:val="28"/>
+        </w:rPr>
+        <w:t>Below are the top 10 vulnerabilities for LLM applications outlined by OWASP:</w:t>
+      </w:r>
+    </w:p>
+    <w:p>
+      <w:pPr>
+        <w:pStyle w:val="ListParagraph"/>
+        <w:numPr>
+          <w:ilvl w:val="0"/>
+          <w:numId w:val="20"/>
+        </w:numPr>
+      </w:pPr>
+      <w:r>
+        <w:rPr>
+          <w:b/>
+          <w:bCs/>
+          <w:sz w:val="28"/>
+          <w:szCs w:val="28"/>
+        </w:rPr>
+        <w:t>Prompt injection</w:t>
+      </w:r>
+      <w:r>
+        <w:rPr>
+          <w:sz w:val="28"/>
+          <w:szCs w:val="28"/>
+        </w:rPr>
+        <w:t xml:space="preserve"> – attackers manipulate the prompts used for the model to steal information or affect the decision-making; there are 2 main variations – direct (by overwriting the system prompt) or indirect (by controlling external sources used by the model)</w:t>
+      </w:r>
+    </w:p>
+    <w:p>
+      <w:pPr>
+        <w:pStyle w:val="ListParagraph"/>
+        <w:numPr>
+          <w:ilvl w:val="0"/>
+          <w:numId w:val="20"/>
+        </w:numPr>
+      </w:pPr>
+      <w:r>
+        <w:rPr>
+          <w:b/>
+          <w:bCs/>
+          <w:sz w:val="28"/>
+          <w:szCs w:val="28"/>
+        </w:rPr>
+        <w:t>Insecure output handling</w:t>
+      </w:r>
+      <w:r>
+        <w:rPr>
+          <w:sz w:val="28"/>
+          <w:szCs w:val="28"/>
+        </w:rPr>
+        <w:t xml:space="preserve"> </w:t>
+      </w:r>
+      <w:r>
+        <w:rPr>
+          <w:sz w:val="28"/>
+          <w:szCs w:val="28"/>
+        </w:rPr>
+        <w:t>–</w:t>
+      </w:r>
+      <w:r>
+        <w:rPr>
+          <w:sz w:val="28"/>
+          <w:szCs w:val="28"/>
+        </w:rPr>
+        <w:t xml:space="preserve"> </w:t>
+      </w:r>
+      <w:r>
+        <w:rPr>
+          <w:sz w:val="28"/>
+          <w:szCs w:val="28"/>
+        </w:rPr>
+        <w:t>when the LLM outputs are not properly managed or validated before being used, which could lead to risks of attacks</w:t>
+      </w:r>
+    </w:p>
+    <w:p>
+      <w:pPr>
+        <w:pStyle w:val="ListParagraph"/>
+        <w:numPr>
+          <w:ilvl w:val="0"/>
+          <w:numId w:val="20"/>
+        </w:numPr>
+      </w:pPr>
+      <w:r>
+        <w:rPr>
+          <w:b/>
+          <w:bCs/>
+          <w:sz w:val="28"/>
+          <w:szCs w:val="28"/>
+        </w:rPr>
+        <w:t xml:space="preserve">Training data poisoning </w:t>
+      </w:r>
+      <w:r>
+        <w:rPr>
+          <w:sz w:val="28"/>
+          <w:szCs w:val="28"/>
+        </w:rPr>
+        <w:t>– when attackers manipulate the data used for LLM training, which hinders the model’s ability to create accurate predictions</w:t>
+      </w:r>
+    </w:p>
+    <w:p>
+      <w:pPr>
+        <w:pStyle w:val="ListParagraph"/>
+        <w:numPr>
+          <w:ilvl w:val="0"/>
+          <w:numId w:val="20"/>
+        </w:numPr>
+        <w:rPr>
+          <w:b/>
+          <w:bCs/>
+          <w:sz w:val="28"/>
+          <w:szCs w:val="28"/>
+        </w:rPr>
+      </w:pPr>
+      <w:r>
+        <w:rPr>
+          <w:b/>
+          <w:bCs/>
+          <w:sz w:val="28"/>
+          <w:szCs w:val="28"/>
+        </w:rPr>
+        <w:t>Model denial of service</w:t>
+      </w:r>
+      <w:r>
+        <w:rPr>
+          <w:b/>
+          <w:bCs/>
+          <w:sz w:val="28"/>
+          <w:szCs w:val="28"/>
+        </w:rPr>
+        <w:t xml:space="preserve"> – </w:t>
+      </w:r>
+      <w:r>
+        <w:rPr>
+          <w:sz w:val="28"/>
+          <w:szCs w:val="28"/>
+        </w:rPr>
+        <w:t>an attack that aims to disrupt the availability and performance of LLMs by overwhelming them with resource-heavy operations</w:t>
+      </w:r>
+    </w:p>
+    <w:p>
+      <w:pPr>
+        <w:pStyle w:val="ListParagraph"/>
+        <w:numPr>
+          <w:ilvl w:val="0"/>
+          <w:numId w:val="20"/>
+        </w:numPr>
+        <w:rPr>
+          <w:b/>
+          <w:bCs/>
+          <w:sz w:val="28"/>
+          <w:szCs w:val="28"/>
+        </w:rPr>
+      </w:pPr>
+      <w:r>
+        <w:rPr>
+          <w:b/>
+          <w:bCs/>
+          <w:sz w:val="28"/>
+          <w:szCs w:val="28"/>
+        </w:rPr>
+        <w:t xml:space="preserve">Supply chain vulnerabilities </w:t>
+      </w:r>
+      <w:r>
+        <w:rPr>
+          <w:b/>
+          <w:bCs/>
+          <w:sz w:val="28"/>
+          <w:szCs w:val="28"/>
+        </w:rPr>
+        <w:t>–</w:t>
+      </w:r>
+      <w:r>
+        <w:rPr>
+          <w:b/>
+          <w:bCs/>
+          <w:sz w:val="28"/>
+          <w:szCs w:val="28"/>
+        </w:rPr>
+        <w:t xml:space="preserve"> </w:t>
+      </w:r>
+      <w:r>
+        <w:rPr>
+          <w:sz w:val="28"/>
+          <w:szCs w:val="28"/>
+        </w:rPr>
+        <w:t>risks introduced through external tools, services or data that were not fully controlled</w:t>
+      </w:r>
+    </w:p>
+    <w:p>
+      <w:pPr>
+        <w:pStyle w:val="ListParagraph"/>
+        <w:numPr>
+          <w:ilvl w:val="0"/>
+          <w:numId w:val="20"/>
+        </w:numPr>
+        <w:rPr>
+          <w:b/>
+          <w:bCs/>
+          <w:sz w:val="28"/>
+          <w:szCs w:val="28"/>
+        </w:rPr>
+      </w:pPr>
+      <w:r>
+        <w:rPr>
+          <w:b/>
+          <w:bCs/>
+          <w:sz w:val="28"/>
+          <w:szCs w:val="28"/>
+        </w:rPr>
+        <w:t xml:space="preserve">Sensitive information disclosure – </w:t>
+      </w:r>
+      <w:r>
+        <w:rPr>
+          <w:sz w:val="28"/>
+          <w:szCs w:val="28"/>
+        </w:rPr>
+        <w:t>when the model unintentionally reveals sensitive information</w:t>
+      </w:r>
+    </w:p>
+    <w:p>
+      <w:pPr>
+        <w:pStyle w:val="ListParagraph"/>
+        <w:numPr>
+          <w:ilvl w:val="0"/>
+          <w:numId w:val="20"/>
+        </w:numPr>
+        <w:rPr>
+          <w:b/>
+          <w:bCs/>
+          <w:sz w:val="28"/>
+          <w:szCs w:val="28"/>
+        </w:rPr>
+      </w:pPr>
+      <w:r>
+        <w:rPr>
+          <w:b/>
+          <w:bCs/>
+          <w:sz w:val="28"/>
+          <w:szCs w:val="28"/>
+        </w:rPr>
+        <w:t xml:space="preserve">Insecure plugin design  - </w:t>
+      </w:r>
+      <w:r>
+        <w:rPr>
+          <w:sz w:val="28"/>
+          <w:szCs w:val="28"/>
+        </w:rPr>
+        <w:t xml:space="preserve">vulnerability that enables damaging actions to be performed due to ambiguous, unexpected or manipulated LLM outputs </w:t>
+      </w:r>
+    </w:p>
+    <w:p>
+      <w:pPr>
+        <w:pStyle w:val="ListParagraph"/>
+        <w:numPr>
+          <w:ilvl w:val="0"/>
+          <w:numId w:val="20"/>
+        </w:numPr>
+        <w:rPr>
+          <w:b/>
+          <w:bCs/>
+          <w:sz w:val="28"/>
+          <w:szCs w:val="28"/>
+        </w:rPr>
+      </w:pPr>
+      <w:r>
+        <w:rPr>
+          <w:b/>
+          <w:bCs/>
+          <w:sz w:val="28"/>
+          <w:szCs w:val="28"/>
+        </w:rPr>
+        <w:t xml:space="preserve">Overreliance – </w:t>
+      </w:r>
+      <w:r>
+        <w:rPr>
+          <w:sz w:val="28"/>
+          <w:szCs w:val="28"/>
+        </w:rPr>
+        <w:t>when people trust LLMs too much and use their outputs without verification</w:t>
+      </w:r>
+    </w:p>
+    <w:p>
+      <w:pPr>
+        <w:pStyle w:val="ListParagraph"/>
+        <w:numPr>
+          <w:ilvl w:val="0"/>
+          <w:numId w:val="20"/>
+        </w:numPr>
+        <w:rPr>
+          <w:b/>
+          <w:bCs/>
+          <w:sz w:val="28"/>
+          <w:szCs w:val="28"/>
+        </w:rPr>
+      </w:pPr>
+      <w:r>
+        <w:rPr>
+          <w:b/>
+          <w:bCs/>
+          <w:sz w:val="28"/>
+          <w:szCs w:val="28"/>
+        </w:rPr>
+        <w:lastRenderedPageBreak/>
+        <w:t>Model theft</w:t>
+      </w:r>
+      <w:r>
+        <w:rPr>
+          <w:sz w:val="28"/>
+          <w:szCs w:val="28"/>
+        </w:rPr>
+        <w:t xml:space="preserve"> -  when attackers try to access, copy or steal proprietary models</w:t>
+      </w:r>
+    </w:p>
+    <w:p>
+      <w:pPr>
+        <w:ind w:left="360"/>
+        <w:rPr>
+          <w:sz w:val="28"/>
+          <w:szCs w:val="28"/>
+        </w:rPr>
+      </w:pPr>
+      <w:r>
+        <w:rPr>
+          <w:sz w:val="28"/>
+          <w:szCs w:val="28"/>
+        </w:rPr>
+        <w:t>To address the risk threatening LLMs, Cloudflare aims to develop a Firewall for AI</w:t>
+      </w:r>
+      <w:r>
+        <w:rPr>
+          <w:sz w:val="28"/>
+          <w:szCs w:val="28"/>
+        </w:rPr>
+        <w:t>. Additionally, to prevent attacks and protect LLMs, organizations are advised to use a layered security approach to monitor traffic for threats, ensure data visibility, apply data loss prevention, filter and isolate risky activities.</w:t>
+      </w:r>
     </w:p>
     <w:p>
       <w:pPr>
@@ -4323,7 +5762,7 @@
           <w:szCs w:val="40"/>
         </w:rPr>
       </w:pPr>
-      <w:bookmarkStart w:id="16" w:name="_Toc216749830"/>
+      <w:bookmarkStart w:id="21" w:name="_Toc218623299"/>
       <w:r>
         <w:rPr>
           <w:sz w:val="40"/>
@@ -4331,7 +5770,7 @@
         </w:rPr>
         <w:t>BERT</w:t>
       </w:r>
-      <w:bookmarkEnd w:id="16"/>
+      <w:bookmarkEnd w:id="21"/>
     </w:p>
     <w:p>
       <w:pPr>
@@ -4341,7 +5780,7 @@
           <w:szCs w:val="36"/>
         </w:rPr>
       </w:pPr>
-      <w:bookmarkStart w:id="17" w:name="_Toc216749831"/>
+      <w:bookmarkStart w:id="22" w:name="_Toc218623300"/>
       <w:r>
         <w:rPr>
           <w:sz w:val="36"/>
@@ -4349,7 +5788,7 @@
         </w:rPr>
         <w:t>What is BERT?</w:t>
       </w:r>
-      <w:bookmarkEnd w:id="17"/>
+      <w:bookmarkEnd w:id="22"/>
     </w:p>
     <w:p>
       <w:pPr>
@@ -4374,16 +5813,15 @@
           <w:szCs w:val="36"/>
         </w:rPr>
       </w:pPr>
-      <w:bookmarkStart w:id="18" w:name="_Toc216749832"/>
+      <w:bookmarkStart w:id="23" w:name="_Toc218623301"/>
       <w:r>
         <w:rPr>
           <w:sz w:val="36"/>
           <w:szCs w:val="36"/>
         </w:rPr>
-        <w:lastRenderedPageBreak/>
         <w:t>BERT-based models</w:t>
       </w:r>
-      <w:bookmarkEnd w:id="18"/>
+      <w:bookmarkEnd w:id="23"/>
     </w:p>
     <w:p>
       <w:pPr>
@@ -4532,7 +5970,7 @@
           <w:szCs w:val="36"/>
         </w:rPr>
       </w:pPr>
-      <w:bookmarkStart w:id="19" w:name="_Toc216749833"/>
+      <w:bookmarkStart w:id="24" w:name="_Toc218623302"/>
       <w:r>
         <w:rPr>
           <w:sz w:val="36"/>
@@ -4568,7 +6006,7 @@
         </w:rPr>
         <w:t xml:space="preserve"> the input?</w:t>
       </w:r>
-      <w:bookmarkEnd w:id="19"/>
+      <w:bookmarkEnd w:id="24"/>
     </w:p>
     <w:p>
       <w:pPr>
@@ -4593,15 +6031,16 @@
           <w:szCs w:val="32"/>
         </w:rPr>
       </w:pPr>
-      <w:bookmarkStart w:id="20" w:name="_Toc216749834"/>
+      <w:bookmarkStart w:id="25" w:name="_Toc218623303"/>
       <w:r>
         <w:rPr>
           <w:sz w:val="32"/>
           <w:szCs w:val="32"/>
         </w:rPr>
+        <w:lastRenderedPageBreak/>
         <w:t>Tokenization</w:t>
       </w:r>
-      <w:bookmarkEnd w:id="20"/>
+      <w:bookmarkEnd w:id="25"/>
     </w:p>
     <w:p>
       <w:pPr>
@@ -4665,7 +6104,7 @@
                     </pic:cNvPicPr>
                   </pic:nvPicPr>
                   <pic:blipFill>
-                    <a:blip r:embed="rId10">
+                    <a:blip r:embed="rId11">
                       <a:extLst>
                         <a:ext uri="{28A0092B-C50C-407E-A947-70E740481C1C}">
                           <a14:useLocalDpi xmlns:a14="http://schemas.microsoft.com/office/drawing/2010/main" val="0"/>
@@ -4767,16 +6206,15 @@
           <w:szCs w:val="32"/>
         </w:rPr>
       </w:pPr>
-      <w:bookmarkStart w:id="21" w:name="_Toc216749835"/>
+      <w:bookmarkStart w:id="26" w:name="_Toc218623304"/>
       <w:r>
         <w:rPr>
           <w:sz w:val="32"/>
           <w:szCs w:val="32"/>
         </w:rPr>
-        <w:lastRenderedPageBreak/>
         <w:t>Embeddings</w:t>
       </w:r>
-      <w:bookmarkEnd w:id="21"/>
+      <w:bookmarkEnd w:id="26"/>
       <w:r>
         <w:rPr>
           <w:sz w:val="32"/>
@@ -4822,7 +6260,7 @@
                     </pic:cNvPicPr>
                   </pic:nvPicPr>
                   <pic:blipFill>
-                    <a:blip r:embed="rId11">
+                    <a:blip r:embed="rId12">
                       <a:extLst>
                         <a:ext uri="{28A0092B-C50C-407E-A947-70E740481C1C}">
                           <a14:useLocalDpi xmlns:a14="http://schemas.microsoft.com/office/drawing/2010/main" val="0"/>
@@ -4874,7 +6312,7 @@
           <w:szCs w:val="32"/>
         </w:rPr>
       </w:pPr>
-      <w:bookmarkStart w:id="22" w:name="_Toc216749836"/>
+      <w:bookmarkStart w:id="27" w:name="_Toc218623305"/>
       <w:r>
         <w:rPr>
           <w:sz w:val="32"/>
@@ -4882,7 +6320,7 @@
         </w:rPr>
         <w:t>Training</w:t>
       </w:r>
-      <w:bookmarkEnd w:id="22"/>
+      <w:bookmarkEnd w:id="27"/>
     </w:p>
     <w:p>
       <w:pPr>
@@ -5000,7 +6438,7 @@
           <w:szCs w:val="40"/>
         </w:rPr>
       </w:pPr>
-      <w:bookmarkStart w:id="23" w:name="_Toc216749837"/>
+      <w:bookmarkStart w:id="28" w:name="_Toc218623306"/>
       <w:r>
         <w:rPr>
           <w:noProof/>
@@ -5032,7 +6470,7 @@
                     </pic:cNvPicPr>
                   </pic:nvPicPr>
                   <pic:blipFill>
-                    <a:blip r:embed="rId12">
+                    <a:blip r:embed="rId13">
                       <a:extLst>
                         <a:ext uri="{28A0092B-C50C-407E-A947-70E740481C1C}">
                           <a14:useLocalDpi xmlns:a14="http://schemas.microsoft.com/office/drawing/2010/main" val="0"/>
@@ -5070,7 +6508,7 @@
         </w:rPr>
         <w:t>Red Cross</w:t>
       </w:r>
-      <w:bookmarkEnd w:id="23"/>
+      <w:bookmarkEnd w:id="28"/>
     </w:p>
     <w:p/>
     <w:p>
@@ -5302,7 +6740,7 @@
           <w:szCs w:val="40"/>
         </w:rPr>
       </w:pPr>
-      <w:bookmarkStart w:id="24" w:name="_Toc216749838"/>
+      <w:bookmarkStart w:id="29" w:name="_Toc218623307"/>
       <w:r>
         <w:rPr>
           <w:noProof/>
@@ -5333,7 +6771,7 @@
                     </pic:cNvPicPr>
                   </pic:nvPicPr>
                   <pic:blipFill>
-                    <a:blip r:embed="rId13">
+                    <a:blip r:embed="rId14">
                       <a:extLst>
                         <a:ext uri="{28A0092B-C50C-407E-A947-70E740481C1C}">
                           <a14:useLocalDpi xmlns:a14="http://schemas.microsoft.com/office/drawing/2010/main" val="0"/>
@@ -5371,7 +6809,7 @@
         </w:rPr>
         <w:t>Doctors Without Borders</w:t>
       </w:r>
-      <w:bookmarkEnd w:id="24"/>
+      <w:bookmarkEnd w:id="29"/>
     </w:p>
     <w:p/>
     <w:p>
@@ -5386,23 +6824,7 @@
           <w:sz w:val="28"/>
           <w:szCs w:val="28"/>
         </w:rPr>
-        <w:t xml:space="preserve">Médecins Sans </w:t>
-      </w:r>
-      <w:proofErr w:type="spellStart"/>
-      <w:r>
-        <w:rPr>
-          <w:sz w:val="28"/>
-          <w:szCs w:val="28"/>
-        </w:rPr>
-        <w:t>Frontières</w:t>
-      </w:r>
-      <w:proofErr w:type="spellEnd"/>
-      <w:r>
-        <w:rPr>
-          <w:sz w:val="28"/>
-          <w:szCs w:val="28"/>
-        </w:rPr>
-        <w:t xml:space="preserve"> (MSF), also known as Doctors Without Borders</w:t>
+        <w:t>Médecins Sans Frontières (MSF), also known as Doctors Without Borders</w:t>
       </w:r>
       <w:r>
         <w:rPr>
@@ -5477,7 +6899,7 @@
           <w:szCs w:val="40"/>
         </w:rPr>
       </w:pPr>
-      <w:bookmarkStart w:id="25" w:name="_Toc216749839"/>
+      <w:bookmarkStart w:id="30" w:name="_Toc218623308"/>
       <w:r>
         <w:rPr>
           <w:noProof/>
@@ -5509,7 +6931,7 @@
                     </pic:cNvPicPr>
                   </pic:nvPicPr>
                   <pic:blipFill>
-                    <a:blip r:embed="rId14">
+                    <a:blip r:embed="rId15">
                       <a:extLst>
                         <a:ext uri="{28A0092B-C50C-407E-A947-70E740481C1C}">
                           <a14:useLocalDpi xmlns:a14="http://schemas.microsoft.com/office/drawing/2010/main" val="0"/>
@@ -5550,7 +6972,7 @@
         </w:rPr>
         <w:t>Similar Tools</w:t>
       </w:r>
-      <w:bookmarkEnd w:id="25"/>
+      <w:bookmarkEnd w:id="30"/>
     </w:p>
     <w:p>
       <w:pPr>
@@ -5560,7 +6982,7 @@
           <w:szCs w:val="36"/>
         </w:rPr>
       </w:pPr>
-      <w:bookmarkStart w:id="26" w:name="_Toc216749840"/>
+      <w:bookmarkStart w:id="31" w:name="_Toc218623309"/>
       <w:r>
         <w:rPr>
           <w:sz w:val="36"/>
@@ -5568,7 +6990,7 @@
         </w:rPr>
         <w:t>Artificial Intelligence for Digital Response</w:t>
       </w:r>
-      <w:bookmarkEnd w:id="26"/>
+      <w:bookmarkEnd w:id="31"/>
     </w:p>
     <w:p/>
     <w:p>
@@ -5602,7 +7024,7 @@
           <w:szCs w:val="36"/>
         </w:rPr>
       </w:pPr>
-      <w:bookmarkStart w:id="27" w:name="_Toc216749841"/>
+      <w:bookmarkStart w:id="32" w:name="_Toc218623310"/>
       <w:r>
         <w:rPr>
           <w:sz w:val="36"/>
@@ -5617,7 +7039,7 @@
         </w:rPr>
         <w:t>510</w:t>
       </w:r>
-      <w:bookmarkEnd w:id="27"/>
+      <w:bookmarkEnd w:id="32"/>
     </w:p>
     <w:p>
       <w:r>
@@ -5650,7 +7072,7 @@
                     </pic:cNvPicPr>
                   </pic:nvPicPr>
                   <pic:blipFill>
-                    <a:blip r:embed="rId15" cstate="print">
+                    <a:blip r:embed="rId16" cstate="print">
                       <a:extLst>
                         <a:ext uri="{28A0092B-C50C-407E-A947-70E740481C1C}">
                           <a14:useLocalDpi xmlns:a14="http://schemas.microsoft.com/office/drawing/2010/main" val="0"/>
@@ -5749,7 +7171,7 @@
           <w:szCs w:val="40"/>
         </w:rPr>
       </w:pPr>
-      <w:bookmarkStart w:id="28" w:name="_Toc216749842"/>
+      <w:bookmarkStart w:id="33" w:name="_Toc218623311"/>
       <w:r>
         <w:rPr>
           <w:sz w:val="40"/>
@@ -5778,7 +7200,7 @@
         </w:rPr>
         <w:t>Crisis Response</w:t>
       </w:r>
-      <w:bookmarkEnd w:id="28"/>
+      <w:bookmarkEnd w:id="33"/>
     </w:p>
     <w:p>
       <w:pPr>
@@ -5828,23 +7250,7 @@
           <w:szCs w:val="28"/>
         </w:rPr>
         <w:lastRenderedPageBreak/>
-        <w:t xml:space="preserve">referred to as black boxes. </w:t>
-      </w:r>
-      <w:proofErr w:type="spellStart"/>
-      <w:r>
-        <w:rPr>
-          <w:sz w:val="28"/>
-          <w:szCs w:val="28"/>
-        </w:rPr>
-        <w:t>Explainability</w:t>
-      </w:r>
-      <w:proofErr w:type="spellEnd"/>
-      <w:r>
-        <w:rPr>
-          <w:sz w:val="28"/>
-          <w:szCs w:val="28"/>
-        </w:rPr>
-        <w:t xml:space="preserve"> and transparency are critical for the trustworthiness, fairness and accountability, especially for domains </w:t>
+        <w:t xml:space="preserve">referred to as black boxes. Explainability and transparency are critical for the trustworthiness, fairness and accountability, especially for domains </w:t>
       </w:r>
       <w:r>
         <w:rPr>
@@ -5928,7 +7334,7 @@
                     </pic:cNvPicPr>
                   </pic:nvPicPr>
                   <pic:blipFill>
-                    <a:blip r:embed="rId16">
+                    <a:blip r:embed="rId17">
                       <a:extLst>
                         <a:ext uri="{28A0092B-C50C-407E-A947-70E740481C1C}">
                           <a14:useLocalDpi xmlns:a14="http://schemas.microsoft.com/office/drawing/2010/main" val="0"/>
@@ -6245,7 +7651,7 @@
           <w:szCs w:val="40"/>
         </w:rPr>
       </w:pPr>
-      <w:bookmarkStart w:id="29" w:name="_Toc216749843"/>
+      <w:bookmarkStart w:id="34" w:name="_Toc218623312"/>
       <w:r>
         <w:rPr>
           <w:sz w:val="40"/>
@@ -6268,7 +7674,7 @@
         </w:rPr>
         <w:t>DistilBERT</w:t>
       </w:r>
-      <w:bookmarkEnd w:id="29"/>
+      <w:bookmarkEnd w:id="34"/>
       <w:proofErr w:type="spellEnd"/>
       <w:r>
         <w:rPr>
@@ -6430,6 +7836,7 @@
         </w:rPr>
         <w:t xml:space="preserve"> </w:t>
       </w:r>
+      <w:bookmarkStart w:id="35" w:name="_Toc218623313"/>
     </w:p>
     <w:p>
       <w:pPr>
@@ -6450,114 +7857,15 @@
           <w:szCs w:val="28"/>
         </w:rPr>
       </w:pPr>
-    </w:p>
-    <w:p>
-      <w:pPr>
-        <w:rPr>
-          <w:b/>
-          <w:bCs/>
-          <w:sz w:val="28"/>
-          <w:szCs w:val="28"/>
-        </w:rPr>
-      </w:pPr>
-    </w:p>
-    <w:p>
-      <w:pPr>
-        <w:rPr>
-          <w:b/>
-          <w:bCs/>
-          <w:sz w:val="28"/>
-          <w:szCs w:val="28"/>
-        </w:rPr>
-      </w:pPr>
-    </w:p>
-    <w:p>
-      <w:pPr>
-        <w:rPr>
-          <w:b/>
-          <w:bCs/>
-          <w:sz w:val="28"/>
-          <w:szCs w:val="28"/>
-        </w:rPr>
-      </w:pPr>
-    </w:p>
-    <w:p>
-      <w:pPr>
-        <w:rPr>
-          <w:b/>
-          <w:bCs/>
-          <w:sz w:val="28"/>
-          <w:szCs w:val="28"/>
-        </w:rPr>
-      </w:pPr>
-    </w:p>
-    <w:p>
-      <w:pPr>
-        <w:rPr>
-          <w:b/>
-          <w:bCs/>
-          <w:sz w:val="28"/>
-          <w:szCs w:val="28"/>
-        </w:rPr>
-      </w:pPr>
-    </w:p>
-    <w:p>
-      <w:pPr>
-        <w:rPr>
-          <w:b/>
-          <w:bCs/>
-          <w:sz w:val="28"/>
-          <w:szCs w:val="28"/>
-        </w:rPr>
-      </w:pPr>
-    </w:p>
-    <w:p>
-      <w:pPr>
-        <w:rPr>
-          <w:b/>
-          <w:bCs/>
-          <w:sz w:val="28"/>
-          <w:szCs w:val="28"/>
-        </w:rPr>
-      </w:pPr>
-    </w:p>
-    <w:p>
-      <w:pPr>
-        <w:rPr>
-          <w:b/>
-          <w:bCs/>
-          <w:sz w:val="28"/>
-          <w:szCs w:val="28"/>
-        </w:rPr>
-      </w:pPr>
-    </w:p>
-    <w:p>
-      <w:pPr>
-        <w:rPr>
-          <w:b/>
-          <w:bCs/>
-          <w:sz w:val="28"/>
-          <w:szCs w:val="28"/>
-        </w:rPr>
-      </w:pPr>
-    </w:p>
-    <w:p>
-      <w:pPr>
-        <w:pStyle w:val="Heading1"/>
+      <w:r>
         <w:rPr>
           <w:sz w:val="40"/>
           <w:szCs w:val="40"/>
         </w:rPr>
-      </w:pPr>
-      <w:bookmarkStart w:id="30" w:name="_Toc216749844"/>
-      <w:r>
-        <w:rPr>
-          <w:sz w:val="40"/>
-          <w:szCs w:val="40"/>
-        </w:rPr>
+        <w:lastRenderedPageBreak/>
         <w:t>Resources</w:t>
       </w:r>
-      <w:bookmarkEnd w:id="30"/>
+      <w:bookmarkEnd w:id="35"/>
       <w:r>
         <w:rPr>
           <w:sz w:val="40"/>
@@ -6584,17 +7892,9 @@
         <w:t>Red Cross</w:t>
       </w:r>
       <w:r>
-        <w:t xml:space="preserve">. (n.d.). Rode </w:t>
-      </w:r>
-      <w:proofErr w:type="spellStart"/>
-      <w:r>
-        <w:t>Kruise</w:t>
-      </w:r>
-      <w:proofErr w:type="spellEnd"/>
-      <w:r>
-        <w:t xml:space="preserve">. </w:t>
-      </w:r>
-      <w:hyperlink r:id="rId17" w:history="1">
+        <w:t xml:space="preserve">. (n.d.). Rode Kruise. </w:t>
+      </w:r>
+      <w:hyperlink r:id="rId18" w:history="1">
         <w:r>
           <w:rPr>
             <w:rStyle w:val="Hyperlink"/>
@@ -6620,7 +7920,7 @@
       <w:r>
         <w:t xml:space="preserve">. (n.d.). IFRC. </w:t>
       </w:r>
-      <w:hyperlink r:id="rId18" w:history="1">
+      <w:hyperlink r:id="rId19" w:history="1">
         <w:r>
           <w:rPr>
             <w:rStyle w:val="Hyperlink"/>
@@ -6646,7 +7946,7 @@
       <w:r>
         <w:t xml:space="preserve">. (2025, November 16). Wikipedia. </w:t>
       </w:r>
-      <w:hyperlink r:id="rId19" w:history="1">
+      <w:hyperlink r:id="rId20" w:history="1">
         <w:r>
           <w:rPr>
             <w:rStyle w:val="Hyperlink"/>
@@ -6672,7 +7972,7 @@
       <w:r>
         <w:t xml:space="preserve">. (n.d.). The Netherlands Red Cross - 510. </w:t>
       </w:r>
-      <w:hyperlink r:id="rId20" w:history="1">
+      <w:hyperlink r:id="rId21" w:history="1">
         <w:r>
           <w:rPr>
             <w:rStyle w:val="Hyperlink"/>
@@ -6696,25 +7996,9 @@
         <w:t>MSF Listen: A digital platform to monitor health misinformation in the field</w:t>
       </w:r>
       <w:r>
-        <w:t xml:space="preserve">. (2022, May 1). </w:t>
-      </w:r>
-      <w:proofErr w:type="spellStart"/>
-      <w:r>
-        <w:t>Medecins</w:t>
-      </w:r>
-      <w:proofErr w:type="spellEnd"/>
-      <w:r>
-        <w:t xml:space="preserve"> Sans </w:t>
-      </w:r>
-      <w:proofErr w:type="spellStart"/>
-      <w:r>
-        <w:t>Frontieres</w:t>
-      </w:r>
-      <w:proofErr w:type="spellEnd"/>
-      <w:r>
-        <w:t xml:space="preserve">. </w:t>
-      </w:r>
-      <w:hyperlink r:id="rId21" w:history="1">
+        <w:t xml:space="preserve">. (2022, May 1). Medecins Sans Frontieres. </w:t>
+      </w:r>
+      <w:hyperlink r:id="rId22" w:history="1">
         <w:r>
           <w:rPr>
             <w:rStyle w:val="Hyperlink"/>
@@ -6735,28 +8019,12 @@
           <w:i/>
           <w:iCs/>
         </w:rPr>
-        <w:t xml:space="preserve">How the Red Cross Uses </w:t>
-      </w:r>
-      <w:proofErr w:type="gramStart"/>
-      <w:r>
-        <w:rPr>
-          <w:i/>
-          <w:iCs/>
-        </w:rPr>
-        <w:t>Social Media</w:t>
-      </w:r>
-      <w:proofErr w:type="gramEnd"/>
-      <w:r>
-        <w:rPr>
-          <w:i/>
-          <w:iCs/>
-        </w:rPr>
-        <w:t xml:space="preserve"> for Disaster Response and Engaging Donors</w:t>
+        <w:t>How the Red Cross Uses Social Media for Disaster Response and Engaging Donors</w:t>
       </w:r>
       <w:r>
         <w:t xml:space="preserve">. (2015, April 21). Medium. </w:t>
       </w:r>
-      <w:hyperlink r:id="rId22" w:history="1">
+      <w:hyperlink r:id="rId23" w:history="1">
         <w:r>
           <w:rPr>
             <w:rStyle w:val="Hyperlink"/>
@@ -6777,21 +8045,12 @@
           <w:i/>
           <w:iCs/>
         </w:rPr>
-        <w:lastRenderedPageBreak/>
         <w:t>MSF URGENT MEDICAL RESPONSE</w:t>
       </w:r>
       <w:r>
-        <w:t xml:space="preserve">. (n.d.). Médecins Sans </w:t>
-      </w:r>
-      <w:proofErr w:type="spellStart"/>
-      <w:r>
-        <w:t>Frontières</w:t>
-      </w:r>
-      <w:proofErr w:type="spellEnd"/>
-      <w:r>
-        <w:t xml:space="preserve"> / Doctors Without Borders. </w:t>
-      </w:r>
-      <w:hyperlink r:id="rId23" w:history="1">
+        <w:t xml:space="preserve">. (n.d.). Médecins Sans Frontières / Doctors Without Borders. </w:t>
+      </w:r>
+      <w:hyperlink r:id="rId24" w:history="1">
         <w:r>
           <w:rPr>
             <w:rStyle w:val="Hyperlink"/>
@@ -6855,7 +8114,7 @@
         </w:rPr>
         <w:t xml:space="preserve">. </w:t>
       </w:r>
-      <w:hyperlink r:id="rId24" w:history="1">
+      <w:hyperlink r:id="rId25" w:history="1">
         <w:r>
           <w:rPr>
             <w:rStyle w:val="Hyperlink"/>
@@ -6877,59 +8136,31 @@
           <w:szCs w:val="24"/>
         </w:rPr>
       </w:pPr>
-      <w:proofErr w:type="spellStart"/>
       <w:r>
         <w:rPr>
           <w:rFonts w:ascii="Times New Roman" w:eastAsia="Times New Roman" w:hAnsi="Times New Roman" w:cs="Times New Roman"/>
           <w:sz w:val="24"/>
           <w:szCs w:val="24"/>
         </w:rPr>
-        <w:t>Mersha</w:t>
-      </w:r>
-      <w:proofErr w:type="spellEnd"/>
+        <w:t xml:space="preserve">Mersha, M. A. M., </w:t>
+      </w:r>
+      <w:proofErr w:type="spellStart"/>
       <w:r>
         <w:rPr>
           <w:rFonts w:ascii="Times New Roman" w:eastAsia="Times New Roman" w:hAnsi="Times New Roman" w:cs="Times New Roman"/>
           <w:sz w:val="24"/>
           <w:szCs w:val="24"/>
         </w:rPr>
-        <w:t xml:space="preserve">, M. A. M., </w:t>
-      </w:r>
-      <w:proofErr w:type="spellStart"/>
+        <w:t>Yigezu</w:t>
+      </w:r>
+      <w:proofErr w:type="spellEnd"/>
       <w:r>
         <w:rPr>
           <w:rFonts w:ascii="Times New Roman" w:eastAsia="Times New Roman" w:hAnsi="Times New Roman" w:cs="Times New Roman"/>
           <w:sz w:val="24"/>
           <w:szCs w:val="24"/>
         </w:rPr>
-        <w:t>Yigezu</w:t>
-      </w:r>
-      <w:proofErr w:type="spellEnd"/>
-      <w:r>
-        <w:rPr>
-          <w:rFonts w:ascii="Times New Roman" w:eastAsia="Times New Roman" w:hAnsi="Times New Roman" w:cs="Times New Roman"/>
-          <w:sz w:val="24"/>
-          <w:szCs w:val="24"/>
-        </w:rPr>
-        <w:t xml:space="preserve">, M. G. Y., &amp; </w:t>
-      </w:r>
-      <w:proofErr w:type="spellStart"/>
-      <w:r>
-        <w:rPr>
-          <w:rFonts w:ascii="Times New Roman" w:eastAsia="Times New Roman" w:hAnsi="Times New Roman" w:cs="Times New Roman"/>
-          <w:sz w:val="24"/>
-          <w:szCs w:val="24"/>
-        </w:rPr>
-        <w:t>Kalita</w:t>
-      </w:r>
-      <w:proofErr w:type="spellEnd"/>
-      <w:r>
-        <w:rPr>
-          <w:rFonts w:ascii="Times New Roman" w:eastAsia="Times New Roman" w:hAnsi="Times New Roman" w:cs="Times New Roman"/>
-          <w:sz w:val="24"/>
-          <w:szCs w:val="24"/>
-        </w:rPr>
-        <w:t xml:space="preserve">, J. K. (2025). Evaluating the Effectiveness of XAI Techniques for Encoder-Based Language Models. In </w:t>
+        <w:t xml:space="preserve">, M. G. Y., &amp; Kalita, J. K. (2025). Evaluating the Effectiveness of XAI Techniques for Encoder-Based Language Models. In </w:t>
       </w:r>
       <w:proofErr w:type="spellStart"/>
       <w:r>
@@ -6951,7 +8182,7 @@
         </w:rPr>
         <w:t xml:space="preserve">. </w:t>
       </w:r>
-      <w:hyperlink r:id="rId25" w:anchor="S7" w:history="1">
+      <w:hyperlink r:id="rId26" w:anchor="S7" w:history="1">
         <w:r>
           <w:rPr>
             <w:rStyle w:val="Hyperlink"/>
@@ -6980,25 +8211,8 @@
           <w:sz w:val="24"/>
           <w:szCs w:val="24"/>
         </w:rPr>
-        <w:t xml:space="preserve">Chatterjee, A. C. (2025, October 9). </w:t>
-      </w:r>
-      <w:proofErr w:type="spellStart"/>
-      <w:r>
-        <w:rPr>
-          <w:rFonts w:ascii="Times New Roman" w:eastAsia="Times New Roman" w:hAnsi="Times New Roman" w:cs="Times New Roman"/>
-          <w:sz w:val="24"/>
-          <w:szCs w:val="24"/>
-        </w:rPr>
-        <w:t>Explainability</w:t>
-      </w:r>
-      <w:proofErr w:type="spellEnd"/>
-      <w:r>
-        <w:rPr>
-          <w:rFonts w:ascii="Times New Roman" w:eastAsia="Times New Roman" w:hAnsi="Times New Roman" w:cs="Times New Roman"/>
-          <w:sz w:val="24"/>
-          <w:szCs w:val="24"/>
-        </w:rPr>
-        <w:t xml:space="preserve"> Techniques for LLMs &amp; AI Agents: Methods, Tools &amp; Best Practices. </w:t>
+        <w:lastRenderedPageBreak/>
+        <w:t xml:space="preserve">Chatterjee, A. C. (2025, October 9). Explainability Techniques for LLMs &amp; AI Agents: Methods, Tools &amp; Best Practices. </w:t>
       </w:r>
       <w:proofErr w:type="spellStart"/>
       <w:r>
@@ -7020,7 +8234,7 @@
         </w:rPr>
         <w:t xml:space="preserve">. </w:t>
       </w:r>
-      <w:hyperlink r:id="rId26" w:history="1">
+      <w:hyperlink r:id="rId27" w:history="1">
         <w:r>
           <w:rPr>
             <w:rStyle w:val="Hyperlink"/>
@@ -7070,7 +8284,7 @@
         </w:rPr>
         <w:t xml:space="preserve">. </w:t>
       </w:r>
-      <w:hyperlink r:id="rId27" w:history="1">
+      <w:hyperlink r:id="rId28" w:history="1">
         <w:r>
           <w:rPr>
             <w:rStyle w:val="Hyperlink"/>
@@ -7128,7 +8342,7 @@
         </w:rPr>
         <w:t xml:space="preserve">. </w:t>
       </w:r>
-      <w:hyperlink r:id="rId28" w:history="1">
+      <w:hyperlink r:id="rId29" w:history="1">
         <w:r>
           <w:rPr>
             <w:rStyle w:val="Hyperlink"/>
@@ -7150,23 +8364,13 @@
           <w:szCs w:val="24"/>
         </w:rPr>
       </w:pPr>
-      <w:proofErr w:type="spellStart"/>
       <w:r>
         <w:rPr>
           <w:rFonts w:ascii="Times New Roman" w:eastAsia="Times New Roman" w:hAnsi="Times New Roman" w:cs="Times New Roman"/>
           <w:sz w:val="24"/>
           <w:szCs w:val="24"/>
         </w:rPr>
-        <w:t>Yashaswini</w:t>
-      </w:r>
-      <w:proofErr w:type="spellEnd"/>
-      <w:r>
-        <w:rPr>
-          <w:rFonts w:ascii="Times New Roman" w:eastAsia="Times New Roman" w:hAnsi="Times New Roman" w:cs="Times New Roman"/>
-          <w:sz w:val="24"/>
-          <w:szCs w:val="24"/>
-        </w:rPr>
-        <w:t xml:space="preserve">, S. P. Y. (2025, August 22). Natural Language Processing. </w:t>
+        <w:t xml:space="preserve">Yashaswini, S. P. Y. (2025, August 22). Natural Language Processing. </w:t>
       </w:r>
       <w:r>
         <w:rPr>
@@ -7186,7 +8390,7 @@
         </w:rPr>
         <w:t xml:space="preserve">. </w:t>
       </w:r>
-      <w:hyperlink r:id="rId29" w:history="1">
+      <w:hyperlink r:id="rId30" w:history="1">
         <w:r>
           <w:rPr>
             <w:rStyle w:val="Hyperlink"/>
@@ -7234,7 +8438,7 @@
         </w:rPr>
         <w:t xml:space="preserve">. </w:t>
       </w:r>
-      <w:hyperlink r:id="rId30" w:history="1">
+      <w:hyperlink r:id="rId31" w:history="1">
         <w:r>
           <w:rPr>
             <w:rStyle w:val="Hyperlink"/>
@@ -7243,6 +8447,124 @@
             <w:szCs w:val="24"/>
           </w:rPr>
           <w:t>https://share.google/8BtYYqNAzbzI38C3p</w:t>
+        </w:r>
+      </w:hyperlink>
+    </w:p>
+    <w:p>
+      <w:pPr>
+        <w:spacing w:after="0" w:line="480" w:lineRule="auto"/>
+        <w:ind w:hanging="720"/>
+        <w:rPr>
+          <w:rFonts w:ascii="Times New Roman" w:eastAsia="Times New Roman" w:hAnsi="Times New Roman" w:cs="Times New Roman"/>
+          <w:sz w:val="24"/>
+          <w:szCs w:val="24"/>
+        </w:rPr>
+      </w:pPr>
+      <w:r>
+        <w:rPr>
+          <w:rFonts w:ascii="Times New Roman" w:eastAsia="Times New Roman" w:hAnsi="Times New Roman" w:cs="Times New Roman"/>
+          <w:i/>
+          <w:iCs/>
+          <w:sz w:val="24"/>
+          <w:szCs w:val="24"/>
+        </w:rPr>
+        <w:t>What are the OWASP Top 10 risks for LLMs?</w:t>
+      </w:r>
+      <w:r>
+        <w:rPr>
+          <w:rFonts w:ascii="Times New Roman" w:eastAsia="Times New Roman" w:hAnsi="Times New Roman" w:cs="Times New Roman"/>
+          <w:sz w:val="24"/>
+          <w:szCs w:val="24"/>
+        </w:rPr>
+        <w:t xml:space="preserve"> (n.d.). CLOUDFLARE. </w:t>
+      </w:r>
+      <w:hyperlink r:id="rId32" w:history="1">
+        <w:r>
+          <w:rPr>
+            <w:rStyle w:val="Hyperlink"/>
+            <w:rFonts w:ascii="Times New Roman" w:eastAsia="Times New Roman" w:hAnsi="Times New Roman" w:cs="Times New Roman"/>
+            <w:sz w:val="24"/>
+            <w:szCs w:val="24"/>
+          </w:rPr>
+          <w:t>https://www.cloudflare.com/learning/ai/owasp-top-10-risks-for-llms/</w:t>
+        </w:r>
+      </w:hyperlink>
+    </w:p>
+    <w:p>
+      <w:pPr>
+        <w:spacing w:after="0" w:line="480" w:lineRule="auto"/>
+        <w:ind w:hanging="720"/>
+        <w:rPr>
+          <w:rFonts w:ascii="Times New Roman" w:eastAsia="Times New Roman" w:hAnsi="Times New Roman" w:cs="Times New Roman"/>
+          <w:sz w:val="24"/>
+          <w:szCs w:val="24"/>
+        </w:rPr>
+      </w:pPr>
+      <w:r>
+        <w:rPr>
+          <w:rFonts w:ascii="Times New Roman" w:eastAsia="Times New Roman" w:hAnsi="Times New Roman" w:cs="Times New Roman"/>
+          <w:sz w:val="24"/>
+          <w:szCs w:val="24"/>
+        </w:rPr>
+        <w:t xml:space="preserve">OWASP. (2001, December 1). </w:t>
+      </w:r>
+      <w:hyperlink r:id="rId33" w:history="1">
+        <w:r>
+          <w:rPr>
+            <w:rStyle w:val="Hyperlink"/>
+            <w:rFonts w:ascii="Times New Roman" w:eastAsia="Times New Roman" w:hAnsi="Times New Roman" w:cs="Times New Roman"/>
+            <w:sz w:val="24"/>
+            <w:szCs w:val="24"/>
+          </w:rPr>
+          <w:t>https://owasp.org/www-project-top-10-for-large-language-model-applications/</w:t>
+        </w:r>
+      </w:hyperlink>
+    </w:p>
+    <w:p>
+      <w:pPr>
+        <w:spacing w:after="0" w:line="480" w:lineRule="auto"/>
+        <w:ind w:hanging="720"/>
+        <w:rPr>
+          <w:rFonts w:ascii="Times New Roman" w:eastAsia="Times New Roman" w:hAnsi="Times New Roman" w:cs="Times New Roman"/>
+          <w:sz w:val="24"/>
+          <w:szCs w:val="24"/>
+        </w:rPr>
+      </w:pPr>
+      <w:r>
+        <w:rPr>
+          <w:rFonts w:ascii="Times New Roman" w:eastAsia="Times New Roman" w:hAnsi="Times New Roman" w:cs="Times New Roman"/>
+          <w:sz w:val="24"/>
+          <w:szCs w:val="24"/>
+        </w:rPr>
+        <w:t xml:space="preserve">Why Are AI Companies Always Hungry for Training Data?*. (2025, April 19). </w:t>
+      </w:r>
+      <w:r>
+        <w:rPr>
+          <w:rFonts w:ascii="Times New Roman" w:eastAsia="Times New Roman" w:hAnsi="Times New Roman" w:cs="Times New Roman"/>
+          <w:i/>
+          <w:iCs/>
+          <w:sz w:val="24"/>
+          <w:szCs w:val="24"/>
+        </w:rPr>
+        <w:t>Bay Area Times</w:t>
+      </w:r>
+      <w:r>
+        <w:rPr>
+          <w:rFonts w:ascii="Times New Roman" w:eastAsia="Times New Roman" w:hAnsi="Times New Roman" w:cs="Times New Roman"/>
+          <w:sz w:val="24"/>
+          <w:szCs w:val="24"/>
+        </w:rPr>
+        <w:t xml:space="preserve">. </w:t>
+      </w:r>
+      <w:hyperlink r:id="rId34" w:history="1">
+        <w:r>
+          <w:rPr>
+            <w:rStyle w:val="Hyperlink"/>
+            <w:rFonts w:ascii="Times New Roman" w:eastAsia="Times New Roman" w:hAnsi="Times New Roman" w:cs="Times New Roman"/>
+            <w:sz w:val="24"/>
+            <w:szCs w:val="24"/>
+          </w:rPr>
+          <w:t>https://www.bayareatimes.com/p/why-are-ai-companies-always-hungry-for-training-data</w:t>
         </w:r>
       </w:hyperlink>
     </w:p>
@@ -7611,6 +8933,119 @@
     </w:lvl>
   </w:abstractNum>
   <w:abstractNum w:abstractNumId="3" w15:restartNumberingAfterBreak="0">
+    <w:nsid w:val="338232F6"/>
+    <w:multiLevelType w:val="hybridMultilevel"/>
+    <w:tmpl w:val="6D92E590"/>
+    <w:lvl w:ilvl="0" w:tplc="04090001">
+      <w:start w:val="1"/>
+      <w:numFmt w:val="bullet"/>
+      <w:lvlText w:val=""/>
+      <w:lvlJc w:val="left"/>
+      <w:pPr>
+        <w:ind w:left="720" w:hanging="360"/>
+      </w:pPr>
+      <w:rPr>
+        <w:rFonts w:ascii="Symbol" w:hAnsi="Symbol" w:hint="default"/>
+      </w:rPr>
+    </w:lvl>
+    <w:lvl w:ilvl="1" w:tplc="04090003" w:tentative="1">
+      <w:start w:val="1"/>
+      <w:numFmt w:val="bullet"/>
+      <w:lvlText w:val="o"/>
+      <w:lvlJc w:val="left"/>
+      <w:pPr>
+        <w:ind w:left="1440" w:hanging="360"/>
+      </w:pPr>
+      <w:rPr>
+        <w:rFonts w:ascii="Courier New" w:hAnsi="Courier New" w:cs="Courier New" w:hint="default"/>
+      </w:rPr>
+    </w:lvl>
+    <w:lvl w:ilvl="2" w:tplc="04090005" w:tentative="1">
+      <w:start w:val="1"/>
+      <w:numFmt w:val="bullet"/>
+      <w:lvlText w:val=""/>
+      <w:lvlJc w:val="left"/>
+      <w:pPr>
+        <w:ind w:left="2160" w:hanging="360"/>
+      </w:pPr>
+      <w:rPr>
+        <w:rFonts w:ascii="Wingdings" w:hAnsi="Wingdings" w:hint="default"/>
+      </w:rPr>
+    </w:lvl>
+    <w:lvl w:ilvl="3" w:tplc="04090001" w:tentative="1">
+      <w:start w:val="1"/>
+      <w:numFmt w:val="bullet"/>
+      <w:lvlText w:val=""/>
+      <w:lvlJc w:val="left"/>
+      <w:pPr>
+        <w:ind w:left="2880" w:hanging="360"/>
+      </w:pPr>
+      <w:rPr>
+        <w:rFonts w:ascii="Symbol" w:hAnsi="Symbol" w:hint="default"/>
+      </w:rPr>
+    </w:lvl>
+    <w:lvl w:ilvl="4" w:tplc="04090003" w:tentative="1">
+      <w:start w:val="1"/>
+      <w:numFmt w:val="bullet"/>
+      <w:lvlText w:val="o"/>
+      <w:lvlJc w:val="left"/>
+      <w:pPr>
+        <w:ind w:left="3600" w:hanging="360"/>
+      </w:pPr>
+      <w:rPr>
+        <w:rFonts w:ascii="Courier New" w:hAnsi="Courier New" w:cs="Courier New" w:hint="default"/>
+      </w:rPr>
+    </w:lvl>
+    <w:lvl w:ilvl="5" w:tplc="04090005" w:tentative="1">
+      <w:start w:val="1"/>
+      <w:numFmt w:val="bullet"/>
+      <w:lvlText w:val=""/>
+      <w:lvlJc w:val="left"/>
+      <w:pPr>
+        <w:ind w:left="4320" w:hanging="360"/>
+      </w:pPr>
+      <w:rPr>
+        <w:rFonts w:ascii="Wingdings" w:hAnsi="Wingdings" w:hint="default"/>
+      </w:rPr>
+    </w:lvl>
+    <w:lvl w:ilvl="6" w:tplc="04090001" w:tentative="1">
+      <w:start w:val="1"/>
+      <w:numFmt w:val="bullet"/>
+      <w:lvlText w:val=""/>
+      <w:lvlJc w:val="left"/>
+      <w:pPr>
+        <w:ind w:left="5040" w:hanging="360"/>
+      </w:pPr>
+      <w:rPr>
+        <w:rFonts w:ascii="Symbol" w:hAnsi="Symbol" w:hint="default"/>
+      </w:rPr>
+    </w:lvl>
+    <w:lvl w:ilvl="7" w:tplc="04090003" w:tentative="1">
+      <w:start w:val="1"/>
+      <w:numFmt w:val="bullet"/>
+      <w:lvlText w:val="o"/>
+      <w:lvlJc w:val="left"/>
+      <w:pPr>
+        <w:ind w:left="5760" w:hanging="360"/>
+      </w:pPr>
+      <w:rPr>
+        <w:rFonts w:ascii="Courier New" w:hAnsi="Courier New" w:cs="Courier New" w:hint="default"/>
+      </w:rPr>
+    </w:lvl>
+    <w:lvl w:ilvl="8" w:tplc="04090005" w:tentative="1">
+      <w:start w:val="1"/>
+      <w:numFmt w:val="bullet"/>
+      <w:lvlText w:val=""/>
+      <w:lvlJc w:val="left"/>
+      <w:pPr>
+        <w:ind w:left="6480" w:hanging="360"/>
+      </w:pPr>
+      <w:rPr>
+        <w:rFonts w:ascii="Wingdings" w:hAnsi="Wingdings" w:hint="default"/>
+      </w:rPr>
+    </w:lvl>
+  </w:abstractNum>
+  <w:abstractNum w:abstractNumId="4" w15:restartNumberingAfterBreak="0">
     <w:nsid w:val="35BD46BC"/>
     <w:multiLevelType w:val="hybridMultilevel"/>
     <w:tmpl w:val="AA0C330C"/>
@@ -7723,7 +9158,7 @@
       </w:rPr>
     </w:lvl>
   </w:abstractNum>
-  <w:abstractNum w:abstractNumId="4" w15:restartNumberingAfterBreak="0">
+  <w:abstractNum w:abstractNumId="5" w15:restartNumberingAfterBreak="0">
     <w:nsid w:val="386831BD"/>
     <w:multiLevelType w:val="hybridMultilevel"/>
     <w:tmpl w:val="D358804C"/>
@@ -7809,7 +9244,7 @@
       </w:pPr>
     </w:lvl>
   </w:abstractNum>
-  <w:abstractNum w:abstractNumId="5" w15:restartNumberingAfterBreak="0">
+  <w:abstractNum w:abstractNumId="6" w15:restartNumberingAfterBreak="0">
     <w:nsid w:val="39E67A20"/>
     <w:multiLevelType w:val="hybridMultilevel"/>
     <w:tmpl w:val="E82C6424"/>
@@ -7895,7 +9330,7 @@
       </w:pPr>
     </w:lvl>
   </w:abstractNum>
-  <w:abstractNum w:abstractNumId="6" w15:restartNumberingAfterBreak="0">
+  <w:abstractNum w:abstractNumId="7" w15:restartNumberingAfterBreak="0">
     <w:nsid w:val="436708F3"/>
     <w:multiLevelType w:val="hybridMultilevel"/>
     <w:tmpl w:val="2604D006"/>
@@ -8008,7 +9443,7 @@
       </w:rPr>
     </w:lvl>
   </w:abstractNum>
-  <w:abstractNum w:abstractNumId="7" w15:restartNumberingAfterBreak="0">
+  <w:abstractNum w:abstractNumId="8" w15:restartNumberingAfterBreak="0">
     <w:nsid w:val="4B8906CC"/>
     <w:multiLevelType w:val="hybridMultilevel"/>
     <w:tmpl w:val="DFFC6858"/>
@@ -8121,7 +9556,7 @@
       </w:rPr>
     </w:lvl>
   </w:abstractNum>
-  <w:abstractNum w:abstractNumId="8" w15:restartNumberingAfterBreak="0">
+  <w:abstractNum w:abstractNumId="9" w15:restartNumberingAfterBreak="0">
     <w:nsid w:val="4FB47298"/>
     <w:multiLevelType w:val="hybridMultilevel"/>
     <w:tmpl w:val="E8B06D14"/>
@@ -8234,7 +9669,120 @@
       </w:rPr>
     </w:lvl>
   </w:abstractNum>
-  <w:abstractNum w:abstractNumId="9" w15:restartNumberingAfterBreak="0">
+  <w:abstractNum w:abstractNumId="10" w15:restartNumberingAfterBreak="0">
+    <w:nsid w:val="563E5F3C"/>
+    <w:multiLevelType w:val="hybridMultilevel"/>
+    <w:tmpl w:val="A0C08EC6"/>
+    <w:lvl w:ilvl="0" w:tplc="04090001">
+      <w:start w:val="1"/>
+      <w:numFmt w:val="bullet"/>
+      <w:lvlText w:val=""/>
+      <w:lvlJc w:val="left"/>
+      <w:pPr>
+        <w:ind w:left="720" w:hanging="360"/>
+      </w:pPr>
+      <w:rPr>
+        <w:rFonts w:ascii="Symbol" w:hAnsi="Symbol" w:hint="default"/>
+      </w:rPr>
+    </w:lvl>
+    <w:lvl w:ilvl="1" w:tplc="04090003" w:tentative="1">
+      <w:start w:val="1"/>
+      <w:numFmt w:val="bullet"/>
+      <w:lvlText w:val="o"/>
+      <w:lvlJc w:val="left"/>
+      <w:pPr>
+        <w:ind w:left="1440" w:hanging="360"/>
+      </w:pPr>
+      <w:rPr>
+        <w:rFonts w:ascii="Courier New" w:hAnsi="Courier New" w:cs="Courier New" w:hint="default"/>
+      </w:rPr>
+    </w:lvl>
+    <w:lvl w:ilvl="2" w:tplc="04090005" w:tentative="1">
+      <w:start w:val="1"/>
+      <w:numFmt w:val="bullet"/>
+      <w:lvlText w:val=""/>
+      <w:lvlJc w:val="left"/>
+      <w:pPr>
+        <w:ind w:left="2160" w:hanging="360"/>
+      </w:pPr>
+      <w:rPr>
+        <w:rFonts w:ascii="Wingdings" w:hAnsi="Wingdings" w:hint="default"/>
+      </w:rPr>
+    </w:lvl>
+    <w:lvl w:ilvl="3" w:tplc="04090001" w:tentative="1">
+      <w:start w:val="1"/>
+      <w:numFmt w:val="bullet"/>
+      <w:lvlText w:val=""/>
+      <w:lvlJc w:val="left"/>
+      <w:pPr>
+        <w:ind w:left="2880" w:hanging="360"/>
+      </w:pPr>
+      <w:rPr>
+        <w:rFonts w:ascii="Symbol" w:hAnsi="Symbol" w:hint="default"/>
+      </w:rPr>
+    </w:lvl>
+    <w:lvl w:ilvl="4" w:tplc="04090003" w:tentative="1">
+      <w:start w:val="1"/>
+      <w:numFmt w:val="bullet"/>
+      <w:lvlText w:val="o"/>
+      <w:lvlJc w:val="left"/>
+      <w:pPr>
+        <w:ind w:left="3600" w:hanging="360"/>
+      </w:pPr>
+      <w:rPr>
+        <w:rFonts w:ascii="Courier New" w:hAnsi="Courier New" w:cs="Courier New" w:hint="default"/>
+      </w:rPr>
+    </w:lvl>
+    <w:lvl w:ilvl="5" w:tplc="04090005" w:tentative="1">
+      <w:start w:val="1"/>
+      <w:numFmt w:val="bullet"/>
+      <w:lvlText w:val=""/>
+      <w:lvlJc w:val="left"/>
+      <w:pPr>
+        <w:ind w:left="4320" w:hanging="360"/>
+      </w:pPr>
+      <w:rPr>
+        <w:rFonts w:ascii="Wingdings" w:hAnsi="Wingdings" w:hint="default"/>
+      </w:rPr>
+    </w:lvl>
+    <w:lvl w:ilvl="6" w:tplc="04090001" w:tentative="1">
+      <w:start w:val="1"/>
+      <w:numFmt w:val="bullet"/>
+      <w:lvlText w:val=""/>
+      <w:lvlJc w:val="left"/>
+      <w:pPr>
+        <w:ind w:left="5040" w:hanging="360"/>
+      </w:pPr>
+      <w:rPr>
+        <w:rFonts w:ascii="Symbol" w:hAnsi="Symbol" w:hint="default"/>
+      </w:rPr>
+    </w:lvl>
+    <w:lvl w:ilvl="7" w:tplc="04090003" w:tentative="1">
+      <w:start w:val="1"/>
+      <w:numFmt w:val="bullet"/>
+      <w:lvlText w:val="o"/>
+      <w:lvlJc w:val="left"/>
+      <w:pPr>
+        <w:ind w:left="5760" w:hanging="360"/>
+      </w:pPr>
+      <w:rPr>
+        <w:rFonts w:ascii="Courier New" w:hAnsi="Courier New" w:cs="Courier New" w:hint="default"/>
+      </w:rPr>
+    </w:lvl>
+    <w:lvl w:ilvl="8" w:tplc="04090005" w:tentative="1">
+      <w:start w:val="1"/>
+      <w:numFmt w:val="bullet"/>
+      <w:lvlText w:val=""/>
+      <w:lvlJc w:val="left"/>
+      <w:pPr>
+        <w:ind w:left="6480" w:hanging="360"/>
+      </w:pPr>
+      <w:rPr>
+        <w:rFonts w:ascii="Wingdings" w:hAnsi="Wingdings" w:hint="default"/>
+      </w:rPr>
+    </w:lvl>
+  </w:abstractNum>
+  <w:abstractNum w:abstractNumId="11" w15:restartNumberingAfterBreak="0">
     <w:nsid w:val="5ED96AAC"/>
     <w:multiLevelType w:val="hybridMultilevel"/>
     <w:tmpl w:val="3142FE1A"/>
@@ -8347,7 +9895,7 @@
       </w:rPr>
     </w:lvl>
   </w:abstractNum>
-  <w:abstractNum w:abstractNumId="10" w15:restartNumberingAfterBreak="0">
+  <w:abstractNum w:abstractNumId="12" w15:restartNumberingAfterBreak="0">
     <w:nsid w:val="66BF06C1"/>
     <w:multiLevelType w:val="hybridMultilevel"/>
     <w:tmpl w:val="81367ADE"/>
@@ -8433,7 +9981,7 @@
       </w:pPr>
     </w:lvl>
   </w:abstractNum>
-  <w:abstractNum w:abstractNumId="11" w15:restartNumberingAfterBreak="0">
+  <w:abstractNum w:abstractNumId="13" w15:restartNumberingAfterBreak="0">
     <w:nsid w:val="67057AF3"/>
     <w:multiLevelType w:val="hybridMultilevel"/>
     <w:tmpl w:val="16FAD83C"/>
@@ -8546,7 +10094,7 @@
       </w:rPr>
     </w:lvl>
   </w:abstractNum>
-  <w:abstractNum w:abstractNumId="12" w15:restartNumberingAfterBreak="0">
+  <w:abstractNum w:abstractNumId="14" w15:restartNumberingAfterBreak="0">
     <w:nsid w:val="6C456F44"/>
     <w:multiLevelType w:val="hybridMultilevel"/>
     <w:tmpl w:val="AB5C7DCE"/>
@@ -8632,7 +10180,7 @@
       </w:pPr>
     </w:lvl>
   </w:abstractNum>
-  <w:abstractNum w:abstractNumId="13" w15:restartNumberingAfterBreak="0">
+  <w:abstractNum w:abstractNumId="15" w15:restartNumberingAfterBreak="0">
     <w:nsid w:val="6D0C34C1"/>
     <w:multiLevelType w:val="hybridMultilevel"/>
     <w:tmpl w:val="1F4AA3EA"/>
@@ -8745,7 +10293,7 @@
       </w:rPr>
     </w:lvl>
   </w:abstractNum>
-  <w:abstractNum w:abstractNumId="14" w15:restartNumberingAfterBreak="0">
+  <w:abstractNum w:abstractNumId="16" w15:restartNumberingAfterBreak="0">
     <w:nsid w:val="6EB90CF7"/>
     <w:multiLevelType w:val="hybridMultilevel"/>
     <w:tmpl w:val="3508EC3C"/>
@@ -8858,7 +10406,7 @@
       </w:rPr>
     </w:lvl>
   </w:abstractNum>
-  <w:abstractNum w:abstractNumId="15" w15:restartNumberingAfterBreak="0">
+  <w:abstractNum w:abstractNumId="17" w15:restartNumberingAfterBreak="0">
     <w:nsid w:val="72A16988"/>
     <w:multiLevelType w:val="hybridMultilevel"/>
     <w:tmpl w:val="9EF4A8E0"/>
@@ -8971,7 +10519,7 @@
       </w:rPr>
     </w:lvl>
   </w:abstractNum>
-  <w:abstractNum w:abstractNumId="16" w15:restartNumberingAfterBreak="0">
+  <w:abstractNum w:abstractNumId="18" w15:restartNumberingAfterBreak="0">
     <w:nsid w:val="72D52E1E"/>
     <w:multiLevelType w:val="hybridMultilevel"/>
     <w:tmpl w:val="BCD6ED8C"/>
@@ -9084,7 +10632,7 @@
       </w:rPr>
     </w:lvl>
   </w:abstractNum>
-  <w:abstractNum w:abstractNumId="17" w15:restartNumberingAfterBreak="0">
+  <w:abstractNum w:abstractNumId="19" w15:restartNumberingAfterBreak="0">
     <w:nsid w:val="7BB75D13"/>
     <w:multiLevelType w:val="hybridMultilevel"/>
     <w:tmpl w:val="DA322D4C"/>
@@ -9198,58 +10746,64 @@
     </w:lvl>
   </w:abstractNum>
   <w:num w:numId="1">
-    <w:abstractNumId w:val="7"/>
+    <w:abstractNumId w:val="8"/>
   </w:num>
   <w:num w:numId="2">
-    <w:abstractNumId w:val="10"/>
+    <w:abstractNumId w:val="12"/>
   </w:num>
   <w:num w:numId="3">
-    <w:abstractNumId w:val="15"/>
+    <w:abstractNumId w:val="17"/>
   </w:num>
   <w:num w:numId="4">
-    <w:abstractNumId w:val="5"/>
+    <w:abstractNumId w:val="6"/>
   </w:num>
   <w:num w:numId="5">
-    <w:abstractNumId w:val="12"/>
+    <w:abstractNumId w:val="14"/>
   </w:num>
   <w:num w:numId="6">
-    <w:abstractNumId w:val="11"/>
+    <w:abstractNumId w:val="13"/>
   </w:num>
   <w:num w:numId="7">
-    <w:abstractNumId w:val="16"/>
+    <w:abstractNumId w:val="18"/>
   </w:num>
   <w:num w:numId="8">
-    <w:abstractNumId w:val="13"/>
+    <w:abstractNumId w:val="15"/>
   </w:num>
   <w:num w:numId="9">
     <w:abstractNumId w:val="2"/>
   </w:num>
   <w:num w:numId="10">
+    <w:abstractNumId w:val="5"/>
+  </w:num>
+  <w:num w:numId="11">
     <w:abstractNumId w:val="4"/>
   </w:num>
-  <w:num w:numId="11">
-    <w:abstractNumId w:val="3"/>
+  <w:num w:numId="12">
+    <w:abstractNumId w:val="11"/>
   </w:num>
-  <w:num w:numId="12">
+  <w:num w:numId="13">
     <w:abstractNumId w:val="9"/>
   </w:num>
-  <w:num w:numId="13">
-    <w:abstractNumId w:val="8"/>
-  </w:num>
   <w:num w:numId="14">
-    <w:abstractNumId w:val="6"/>
+    <w:abstractNumId w:val="7"/>
   </w:num>
   <w:num w:numId="15">
-    <w:abstractNumId w:val="14"/>
+    <w:abstractNumId w:val="16"/>
   </w:num>
   <w:num w:numId="16">
-    <w:abstractNumId w:val="17"/>
+    <w:abstractNumId w:val="19"/>
   </w:num>
   <w:num w:numId="17">
     <w:abstractNumId w:val="1"/>
   </w:num>
   <w:num w:numId="18">
     <w:abstractNumId w:val="0"/>
+  </w:num>
+  <w:num w:numId="19">
+    <w:abstractNumId w:val="3"/>
+  </w:num>
+  <w:num w:numId="20">
+    <w:abstractNumId w:val="10"/>
   </w:num>
 </w:numbering>
 </file>
@@ -9718,6 +11272,29 @@
       <w:szCs w:val="24"/>
     </w:rPr>
   </w:style>
+  <w:style w:type="paragraph" w:styleId="Heading4">
+    <w:name w:val="heading 4"/>
+    <w:basedOn w:val="Normal"/>
+    <w:next w:val="Normal"/>
+    <w:link w:val="Heading4Char"/>
+    <w:uiPriority w:val="9"/>
+    <w:semiHidden/>
+    <w:unhideWhenUsed/>
+    <w:qFormat/>
+    <w:rsid w:val="00F008CA"/>
+    <w:pPr>
+      <w:keepNext/>
+      <w:keepLines/>
+      <w:spacing w:before="40" w:after="0"/>
+      <w:outlineLvl w:val="3"/>
+    </w:pPr>
+    <w:rPr>
+      <w:rFonts w:asciiTheme="majorHAnsi" w:eastAsiaTheme="majorEastAsia" w:hAnsiTheme="majorHAnsi" w:cstheme="majorBidi"/>
+      <w:i/>
+      <w:iCs/>
+      <w:color w:val="2F5496" w:themeColor="accent1" w:themeShade="BF"/>
+    </w:rPr>
+  </w:style>
   <w:style w:type="character" w:default="1" w:styleId="DefaultParagraphFont">
     <w:name w:val="Default Paragraph Font"/>
     <w:uiPriority w:val="1"/>
@@ -9910,6 +11487,20 @@
       <w:spacing w:after="100"/>
       <w:ind w:left="440"/>
     </w:pPr>
+  </w:style>
+  <w:style w:type="character" w:customStyle="1" w:styleId="Heading4Char">
+    <w:name w:val="Heading 4 Char"/>
+    <w:basedOn w:val="DefaultParagraphFont"/>
+    <w:link w:val="Heading4"/>
+    <w:uiPriority w:val="9"/>
+    <w:semiHidden/>
+    <w:rsid w:val="00F008CA"/>
+    <w:rPr>
+      <w:rFonts w:asciiTheme="majorHAnsi" w:eastAsiaTheme="majorEastAsia" w:hAnsiTheme="majorHAnsi" w:cstheme="majorBidi"/>
+      <w:i/>
+      <w:iCs/>
+      <w:color w:val="2F5496" w:themeColor="accent1" w:themeShade="BF"/>
+    </w:rPr>
   </w:style>
 </w:styles>
 </file>

--- a/docs/Domian Understanding.docx
+++ b/docs/Domian Understanding.docx
@@ -636,10 +636,6 @@
                 <w:rPr>
                   <w:rFonts w:eastAsiaTheme="minorEastAsia"/>
                   <w:noProof/>
-                  <w:kern w:val="2"/>
-                  <w:sz w:val="24"/>
-                  <w:szCs w:val="24"/>
-                  <w14:ligatures w14:val="standardContextual"/>
                 </w:rPr>
               </w:pPr>
               <w:r>
@@ -651,7 +647,7 @@
               <w:r>
                 <w:fldChar w:fldCharType="separate"/>
               </w:r>
-              <w:hyperlink w:anchor="_Toc218623278" w:history="1">
+              <w:hyperlink w:anchor="_Toc219646558" w:history="1">
                 <w:r>
                   <w:rPr>
                     <w:rStyle w:val="Hyperlink"/>
@@ -678,7 +674,7 @@
                     <w:noProof/>
                     <w:webHidden/>
                   </w:rPr>
-                  <w:instrText xml:space="preserve"> PAGEREF _Toc218623278 \h </w:instrText>
+                  <w:instrText xml:space="preserve"> PAGEREF _Toc219646558 \h </w:instrText>
                 </w:r>
                 <w:r>
                   <w:rPr>
@@ -698,7 +694,7 @@
                     <w:noProof/>
                     <w:webHidden/>
                   </w:rPr>
-                  <w:t>2</w:t>
+                  <w:t>3</w:t>
                 </w:r>
                 <w:r>
                   <w:rPr>
@@ -718,13 +714,9 @@
                 <w:rPr>
                   <w:rFonts w:eastAsiaTheme="minorEastAsia"/>
                   <w:noProof/>
-                  <w:kern w:val="2"/>
-                  <w:sz w:val="24"/>
-                  <w:szCs w:val="24"/>
-                  <w14:ligatures w14:val="standardContextual"/>
                 </w:rPr>
               </w:pPr>
-              <w:hyperlink w:anchor="_Toc218623279" w:history="1">
+              <w:hyperlink w:anchor="_Toc219646559" w:history="1">
                 <w:r>
                   <w:rPr>
                     <w:rStyle w:val="Hyperlink"/>
@@ -751,7 +743,7 @@
                     <w:noProof/>
                     <w:webHidden/>
                   </w:rPr>
-                  <w:instrText xml:space="preserve"> PAGEREF _Toc218623279 \h </w:instrText>
+                  <w:instrText xml:space="preserve"> PAGEREF _Toc219646559 \h </w:instrText>
                 </w:r>
                 <w:r>
                   <w:rPr>
@@ -771,7 +763,7 @@
                     <w:noProof/>
                     <w:webHidden/>
                   </w:rPr>
-                  <w:t>2</w:t>
+                  <w:t>3</w:t>
                 </w:r>
                 <w:r>
                   <w:rPr>
@@ -791,13 +783,9 @@
                 <w:rPr>
                   <w:rFonts w:eastAsiaTheme="minorEastAsia"/>
                   <w:noProof/>
-                  <w:kern w:val="2"/>
-                  <w:sz w:val="24"/>
-                  <w:szCs w:val="24"/>
-                  <w14:ligatures w14:val="standardContextual"/>
                 </w:rPr>
               </w:pPr>
-              <w:hyperlink w:anchor="_Toc218623280" w:history="1">
+              <w:hyperlink w:anchor="_Toc219646560" w:history="1">
                 <w:r>
                   <w:rPr>
                     <w:rStyle w:val="Hyperlink"/>
@@ -824,7 +812,7 @@
                     <w:noProof/>
                     <w:webHidden/>
                   </w:rPr>
-                  <w:instrText xml:space="preserve"> PAGEREF _Toc218623280 \h </w:instrText>
+                  <w:instrText xml:space="preserve"> PAGEREF _Toc219646560 \h </w:instrText>
                 </w:r>
                 <w:r>
                   <w:rPr>
@@ -844,7 +832,7 @@
                     <w:noProof/>
                     <w:webHidden/>
                   </w:rPr>
-                  <w:t>2</w:t>
+                  <w:t>3</w:t>
                 </w:r>
                 <w:r>
                   <w:rPr>
@@ -864,13 +852,9 @@
                 <w:rPr>
                   <w:rFonts w:eastAsiaTheme="minorEastAsia"/>
                   <w:noProof/>
-                  <w:kern w:val="2"/>
-                  <w:sz w:val="24"/>
-                  <w:szCs w:val="24"/>
-                  <w14:ligatures w14:val="standardContextual"/>
                 </w:rPr>
               </w:pPr>
-              <w:hyperlink w:anchor="_Toc218623281" w:history="1">
+              <w:hyperlink w:anchor="_Toc219646561" w:history="1">
                 <w:r>
                   <w:rPr>
                     <w:rStyle w:val="Hyperlink"/>
@@ -897,7 +881,7 @@
                     <w:noProof/>
                     <w:webHidden/>
                   </w:rPr>
-                  <w:instrText xml:space="preserve"> PAGEREF _Toc218623281 \h </w:instrText>
+                  <w:instrText xml:space="preserve"> PAGEREF _Toc219646561 \h </w:instrText>
                 </w:r>
                 <w:r>
                   <w:rPr>
@@ -917,7 +901,7 @@
                     <w:noProof/>
                     <w:webHidden/>
                   </w:rPr>
-                  <w:t>2</w:t>
+                  <w:t>3</w:t>
                 </w:r>
                 <w:r>
                   <w:rPr>
@@ -937,13 +921,9 @@
                 <w:rPr>
                   <w:rFonts w:eastAsiaTheme="minorEastAsia"/>
                   <w:noProof/>
-                  <w:kern w:val="2"/>
-                  <w:sz w:val="24"/>
-                  <w:szCs w:val="24"/>
-                  <w14:ligatures w14:val="standardContextual"/>
                 </w:rPr>
               </w:pPr>
-              <w:hyperlink w:anchor="_Toc218623282" w:history="1">
+              <w:hyperlink w:anchor="_Toc219646562" w:history="1">
                 <w:r>
                   <w:rPr>
                     <w:rStyle w:val="Hyperlink"/>
@@ -970,7 +950,7 @@
                     <w:noProof/>
                     <w:webHidden/>
                   </w:rPr>
-                  <w:instrText xml:space="preserve"> PAGEREF _Toc218623282 \h </w:instrText>
+                  <w:instrText xml:space="preserve"> PAGEREF _Toc219646562 \h </w:instrText>
                 </w:r>
                 <w:r>
                   <w:rPr>
@@ -990,7 +970,7 @@
                     <w:noProof/>
                     <w:webHidden/>
                   </w:rPr>
-                  <w:t>3</w:t>
+                  <w:t>4</w:t>
                 </w:r>
                 <w:r>
                   <w:rPr>
@@ -1010,13 +990,9 @@
                 <w:rPr>
                   <w:rFonts w:eastAsiaTheme="minorEastAsia"/>
                   <w:noProof/>
-                  <w:kern w:val="2"/>
-                  <w:sz w:val="24"/>
-                  <w:szCs w:val="24"/>
-                  <w14:ligatures w14:val="standardContextual"/>
                 </w:rPr>
               </w:pPr>
-              <w:hyperlink w:anchor="_Toc218623283" w:history="1">
+              <w:hyperlink w:anchor="_Toc219646563" w:history="1">
                 <w:r>
                   <w:rPr>
                     <w:rStyle w:val="Hyperlink"/>
@@ -1043,7 +1019,7 @@
                     <w:noProof/>
                     <w:webHidden/>
                   </w:rPr>
-                  <w:instrText xml:space="preserve"> PAGEREF _Toc218623283 \h </w:instrText>
+                  <w:instrText xml:space="preserve"> PAGEREF _Toc219646563 \h </w:instrText>
                 </w:r>
                 <w:r>
                   <w:rPr>
@@ -1063,7 +1039,7 @@
                     <w:noProof/>
                     <w:webHidden/>
                   </w:rPr>
-                  <w:t>3</w:t>
+                  <w:t>4</w:t>
                 </w:r>
                 <w:r>
                   <w:rPr>
@@ -1083,13 +1059,9 @@
                 <w:rPr>
                   <w:rFonts w:eastAsiaTheme="minorEastAsia"/>
                   <w:noProof/>
-                  <w:kern w:val="2"/>
-                  <w:sz w:val="24"/>
-                  <w:szCs w:val="24"/>
-                  <w14:ligatures w14:val="standardContextual"/>
                 </w:rPr>
               </w:pPr>
-              <w:hyperlink w:anchor="_Toc218623284" w:history="1">
+              <w:hyperlink w:anchor="_Toc219646564" w:history="1">
                 <w:r>
                   <w:rPr>
                     <w:rStyle w:val="Hyperlink"/>
@@ -1116,7 +1088,7 @@
                     <w:noProof/>
                     <w:webHidden/>
                   </w:rPr>
-                  <w:instrText xml:space="preserve"> PAGEREF _Toc218623284 \h </w:instrText>
+                  <w:instrText xml:space="preserve"> PAGEREF _Toc219646564 \h </w:instrText>
                 </w:r>
                 <w:r>
                   <w:rPr>
@@ -1136,7 +1108,7 @@
                     <w:noProof/>
                     <w:webHidden/>
                   </w:rPr>
-                  <w:t>3</w:t>
+                  <w:t>4</w:t>
                 </w:r>
                 <w:r>
                   <w:rPr>
@@ -1156,13 +1128,9 @@
                 <w:rPr>
                   <w:rFonts w:eastAsiaTheme="minorEastAsia"/>
                   <w:noProof/>
-                  <w:kern w:val="2"/>
-                  <w:sz w:val="24"/>
-                  <w:szCs w:val="24"/>
-                  <w14:ligatures w14:val="standardContextual"/>
                 </w:rPr>
               </w:pPr>
-              <w:hyperlink w:anchor="_Toc218623285" w:history="1">
+              <w:hyperlink w:anchor="_Toc219646565" w:history="1">
                 <w:r>
                   <w:rPr>
                     <w:rStyle w:val="Hyperlink"/>
@@ -1189,7 +1157,7 @@
                     <w:noProof/>
                     <w:webHidden/>
                   </w:rPr>
-                  <w:instrText xml:space="preserve"> PAGEREF _Toc218623285 \h </w:instrText>
+                  <w:instrText xml:space="preserve"> PAGEREF _Toc219646565 \h </w:instrText>
                 </w:r>
                 <w:r>
                   <w:rPr>
@@ -1209,7 +1177,7 @@
                     <w:noProof/>
                     <w:webHidden/>
                   </w:rPr>
-                  <w:t>3</w:t>
+                  <w:t>4</w:t>
                 </w:r>
                 <w:r>
                   <w:rPr>
@@ -1229,13 +1197,9 @@
                 <w:rPr>
                   <w:rFonts w:eastAsiaTheme="minorEastAsia"/>
                   <w:noProof/>
-                  <w:kern w:val="2"/>
-                  <w:sz w:val="24"/>
-                  <w:szCs w:val="24"/>
-                  <w14:ligatures w14:val="standardContextual"/>
                 </w:rPr>
               </w:pPr>
-              <w:hyperlink w:anchor="_Toc218623286" w:history="1">
+              <w:hyperlink w:anchor="_Toc219646566" w:history="1">
                 <w:r>
                   <w:rPr>
                     <w:rStyle w:val="Hyperlink"/>
@@ -1262,7 +1226,7 @@
                     <w:noProof/>
                     <w:webHidden/>
                   </w:rPr>
-                  <w:instrText xml:space="preserve"> PAGEREF _Toc218623286 \h </w:instrText>
+                  <w:instrText xml:space="preserve"> PAGEREF _Toc219646566 \h </w:instrText>
                 </w:r>
                 <w:r>
                   <w:rPr>
@@ -1282,7 +1246,7 @@
                     <w:noProof/>
                     <w:webHidden/>
                   </w:rPr>
-                  <w:t>3</w:t>
+                  <w:t>4</w:t>
                 </w:r>
                 <w:r>
                   <w:rPr>
@@ -1302,13 +1266,9 @@
                 <w:rPr>
                   <w:rFonts w:eastAsiaTheme="minorEastAsia"/>
                   <w:noProof/>
-                  <w:kern w:val="2"/>
-                  <w:sz w:val="24"/>
-                  <w:szCs w:val="24"/>
-                  <w14:ligatures w14:val="standardContextual"/>
                 </w:rPr>
               </w:pPr>
-              <w:hyperlink w:anchor="_Toc218623287" w:history="1">
+              <w:hyperlink w:anchor="_Toc219646567" w:history="1">
                 <w:r>
                   <w:rPr>
                     <w:rStyle w:val="Hyperlink"/>
@@ -1335,7 +1295,7 @@
                     <w:noProof/>
                     <w:webHidden/>
                   </w:rPr>
-                  <w:instrText xml:space="preserve"> PAGEREF _Toc218623287 \h </w:instrText>
+                  <w:instrText xml:space="preserve"> PAGEREF _Toc219646567 \h </w:instrText>
                 </w:r>
                 <w:r>
                   <w:rPr>
@@ -1355,7 +1315,7 @@
                     <w:noProof/>
                     <w:webHidden/>
                   </w:rPr>
-                  <w:t>3</w:t>
+                  <w:t>4</w:t>
                 </w:r>
                 <w:r>
                   <w:rPr>
@@ -1375,13 +1335,9 @@
                 <w:rPr>
                   <w:rFonts w:eastAsiaTheme="minorEastAsia"/>
                   <w:noProof/>
-                  <w:kern w:val="2"/>
-                  <w:sz w:val="24"/>
-                  <w:szCs w:val="24"/>
-                  <w14:ligatures w14:val="standardContextual"/>
                 </w:rPr>
               </w:pPr>
-              <w:hyperlink w:anchor="_Toc218623288" w:history="1">
+              <w:hyperlink w:anchor="_Toc219646568" w:history="1">
                 <w:r>
                   <w:rPr>
                     <w:rStyle w:val="Hyperlink"/>
@@ -1408,7 +1364,7 @@
                     <w:noProof/>
                     <w:webHidden/>
                   </w:rPr>
-                  <w:instrText xml:space="preserve"> PAGEREF _Toc218623288 \h </w:instrText>
+                  <w:instrText xml:space="preserve"> PAGEREF _Toc219646568 \h </w:instrText>
                 </w:r>
                 <w:r>
                   <w:rPr>
@@ -1428,7 +1384,7 @@
                     <w:noProof/>
                     <w:webHidden/>
                   </w:rPr>
-                  <w:t>3</w:t>
+                  <w:t>4</w:t>
                 </w:r>
                 <w:r>
                   <w:rPr>
@@ -1448,13 +1404,9 @@
                 <w:rPr>
                   <w:rFonts w:eastAsiaTheme="minorEastAsia"/>
                   <w:noProof/>
-                  <w:kern w:val="2"/>
-                  <w:sz w:val="24"/>
-                  <w:szCs w:val="24"/>
-                  <w14:ligatures w14:val="standardContextual"/>
                 </w:rPr>
               </w:pPr>
-              <w:hyperlink w:anchor="_Toc218623289" w:history="1">
+              <w:hyperlink w:anchor="_Toc219646569" w:history="1">
                 <w:r>
                   <w:rPr>
                     <w:rStyle w:val="Hyperlink"/>
@@ -1481,7 +1433,7 @@
                     <w:noProof/>
                     <w:webHidden/>
                   </w:rPr>
-                  <w:instrText xml:space="preserve"> PAGEREF _Toc218623289 \h </w:instrText>
+                  <w:instrText xml:space="preserve"> PAGEREF _Toc219646569 \h </w:instrText>
                 </w:r>
                 <w:r>
                   <w:rPr>
@@ -1501,7 +1453,7 @@
                     <w:noProof/>
                     <w:webHidden/>
                   </w:rPr>
-                  <w:t>4</w:t>
+                  <w:t>5</w:t>
                 </w:r>
                 <w:r>
                   <w:rPr>
@@ -1521,13 +1473,9 @@
                 <w:rPr>
                   <w:rFonts w:eastAsiaTheme="minorEastAsia"/>
                   <w:noProof/>
-                  <w:kern w:val="2"/>
-                  <w:sz w:val="24"/>
-                  <w:szCs w:val="24"/>
-                  <w14:ligatures w14:val="standardContextual"/>
                 </w:rPr>
               </w:pPr>
-              <w:hyperlink w:anchor="_Toc218623290" w:history="1">
+              <w:hyperlink w:anchor="_Toc219646570" w:history="1">
                 <w:r>
                   <w:rPr>
                     <w:rStyle w:val="Hyperlink"/>
@@ -1554,7 +1502,7 @@
                     <w:noProof/>
                     <w:webHidden/>
                   </w:rPr>
-                  <w:instrText xml:space="preserve"> PAGEREF _Toc218623290 \h </w:instrText>
+                  <w:instrText xml:space="preserve"> PAGEREF _Toc219646570 \h </w:instrText>
                 </w:r>
                 <w:r>
                   <w:rPr>
@@ -1574,7 +1522,7 @@
                     <w:noProof/>
                     <w:webHidden/>
                   </w:rPr>
-                  <w:t>4</w:t>
+                  <w:t>5</w:t>
                 </w:r>
                 <w:r>
                   <w:rPr>
@@ -1594,13 +1542,9 @@
                 <w:rPr>
                   <w:rFonts w:eastAsiaTheme="minorEastAsia"/>
                   <w:noProof/>
-                  <w:kern w:val="2"/>
-                  <w:sz w:val="24"/>
-                  <w:szCs w:val="24"/>
-                  <w14:ligatures w14:val="standardContextual"/>
                 </w:rPr>
               </w:pPr>
-              <w:hyperlink w:anchor="_Toc218623291" w:history="1">
+              <w:hyperlink w:anchor="_Toc219646571" w:history="1">
                 <w:r>
                   <w:rPr>
                     <w:rStyle w:val="Hyperlink"/>
@@ -1627,7 +1571,7 @@
                     <w:noProof/>
                     <w:webHidden/>
                   </w:rPr>
-                  <w:instrText xml:space="preserve"> PAGEREF _Toc218623291 \h </w:instrText>
+                  <w:instrText xml:space="preserve"> PAGEREF _Toc219646571 \h </w:instrText>
                 </w:r>
                 <w:r>
                   <w:rPr>
@@ -1647,7 +1591,7 @@
                     <w:noProof/>
                     <w:webHidden/>
                   </w:rPr>
-                  <w:t>4</w:t>
+                  <w:t>5</w:t>
                 </w:r>
                 <w:r>
                   <w:rPr>
@@ -1667,13 +1611,9 @@
                 <w:rPr>
                   <w:rFonts w:eastAsiaTheme="minorEastAsia"/>
                   <w:noProof/>
-                  <w:kern w:val="2"/>
-                  <w:sz w:val="24"/>
-                  <w:szCs w:val="24"/>
-                  <w14:ligatures w14:val="standardContextual"/>
                 </w:rPr>
               </w:pPr>
-              <w:hyperlink w:anchor="_Toc218623292" w:history="1">
+              <w:hyperlink w:anchor="_Toc219646572" w:history="1">
                 <w:r>
                   <w:rPr>
                     <w:rStyle w:val="Hyperlink"/>
@@ -1700,7 +1640,7 @@
                     <w:noProof/>
                     <w:webHidden/>
                   </w:rPr>
-                  <w:instrText xml:space="preserve"> PAGEREF _Toc218623292 \h </w:instrText>
+                  <w:instrText xml:space="preserve"> PAGEREF _Toc219646572 \h </w:instrText>
                 </w:r>
                 <w:r>
                   <w:rPr>
@@ -1720,7 +1660,7 @@
                     <w:noProof/>
                     <w:webHidden/>
                   </w:rPr>
-                  <w:t>5</w:t>
+                  <w:t>6</w:t>
                 </w:r>
                 <w:r>
                   <w:rPr>
@@ -1740,13 +1680,9 @@
                 <w:rPr>
                   <w:rFonts w:eastAsiaTheme="minorEastAsia"/>
                   <w:noProof/>
-                  <w:kern w:val="2"/>
-                  <w:sz w:val="24"/>
-                  <w:szCs w:val="24"/>
-                  <w14:ligatures w14:val="standardContextual"/>
                 </w:rPr>
               </w:pPr>
-              <w:hyperlink w:anchor="_Toc218623293" w:history="1">
+              <w:hyperlink w:anchor="_Toc219646573" w:history="1">
                 <w:r>
                   <w:rPr>
                     <w:rStyle w:val="Hyperlink"/>
@@ -1773,7 +1709,7 @@
                     <w:noProof/>
                     <w:webHidden/>
                   </w:rPr>
-                  <w:instrText xml:space="preserve"> PAGEREF _Toc218623293 \h </w:instrText>
+                  <w:instrText xml:space="preserve"> PAGEREF _Toc219646573 \h </w:instrText>
                 </w:r>
                 <w:r>
                   <w:rPr>
@@ -1793,7 +1729,7 @@
                     <w:noProof/>
                     <w:webHidden/>
                   </w:rPr>
-                  <w:t>7</w:t>
+                  <w:t>8</w:t>
                 </w:r>
                 <w:r>
                   <w:rPr>
@@ -1813,13 +1749,9 @@
                 <w:rPr>
                   <w:rFonts w:eastAsiaTheme="minorEastAsia"/>
                   <w:noProof/>
-                  <w:kern w:val="2"/>
-                  <w:sz w:val="24"/>
-                  <w:szCs w:val="24"/>
-                  <w14:ligatures w14:val="standardContextual"/>
                 </w:rPr>
               </w:pPr>
-              <w:hyperlink w:anchor="_Toc218623294" w:history="1">
+              <w:hyperlink w:anchor="_Toc219646574" w:history="1">
                 <w:r>
                   <w:rPr>
                     <w:rStyle w:val="Hyperlink"/>
@@ -1846,7 +1778,7 @@
                     <w:noProof/>
                     <w:webHidden/>
                   </w:rPr>
-                  <w:instrText xml:space="preserve"> PAGEREF _Toc218623294 \h </w:instrText>
+                  <w:instrText xml:space="preserve"> PAGEREF _Toc219646574 \h </w:instrText>
                 </w:r>
                 <w:r>
                   <w:rPr>
@@ -1866,7 +1798,7 @@
                     <w:noProof/>
                     <w:webHidden/>
                   </w:rPr>
-                  <w:t>7</w:t>
+                  <w:t>8</w:t>
                 </w:r>
                 <w:r>
                   <w:rPr>
@@ -1886,13 +1818,9 @@
                 <w:rPr>
                   <w:rFonts w:eastAsiaTheme="minorEastAsia"/>
                   <w:noProof/>
-                  <w:kern w:val="2"/>
-                  <w:sz w:val="24"/>
-                  <w:szCs w:val="24"/>
-                  <w14:ligatures w14:val="standardContextual"/>
                 </w:rPr>
               </w:pPr>
-              <w:hyperlink w:anchor="_Toc218623295" w:history="1">
+              <w:hyperlink w:anchor="_Toc219646575" w:history="1">
                 <w:r>
                   <w:rPr>
                     <w:rStyle w:val="Hyperlink"/>
@@ -1919,7 +1847,7 @@
                     <w:noProof/>
                     <w:webHidden/>
                   </w:rPr>
-                  <w:instrText xml:space="preserve"> PAGEREF _Toc218623295 \h </w:instrText>
+                  <w:instrText xml:space="preserve"> PAGEREF _Toc219646575 \h </w:instrText>
                 </w:r>
                 <w:r>
                   <w:rPr>
@@ -1939,7 +1867,7 @@
                     <w:noProof/>
                     <w:webHidden/>
                   </w:rPr>
-                  <w:t>7</w:t>
+                  <w:t>8</w:t>
                 </w:r>
                 <w:r>
                   <w:rPr>
@@ -1959,13 +1887,9 @@
                 <w:rPr>
                   <w:rFonts w:eastAsiaTheme="minorEastAsia"/>
                   <w:noProof/>
-                  <w:kern w:val="2"/>
-                  <w:sz w:val="24"/>
-                  <w:szCs w:val="24"/>
-                  <w14:ligatures w14:val="standardContextual"/>
                 </w:rPr>
               </w:pPr>
-              <w:hyperlink w:anchor="_Toc218623296" w:history="1">
+              <w:hyperlink w:anchor="_Toc219646576" w:history="1">
                 <w:r>
                   <w:rPr>
                     <w:rStyle w:val="Hyperlink"/>
@@ -1992,7 +1916,7 @@
                     <w:noProof/>
                     <w:webHidden/>
                   </w:rPr>
-                  <w:instrText xml:space="preserve"> PAGEREF _Toc218623296 \h </w:instrText>
+                  <w:instrText xml:space="preserve"> PAGEREF _Toc219646576 \h </w:instrText>
                 </w:r>
                 <w:r>
                   <w:rPr>
@@ -2012,7 +1936,7 @@
                     <w:noProof/>
                     <w:webHidden/>
                   </w:rPr>
-                  <w:t>8</w:t>
+                  <w:t>9</w:t>
                 </w:r>
                 <w:r>
                   <w:rPr>
@@ -2032,13 +1956,9 @@
                 <w:rPr>
                   <w:rFonts w:eastAsiaTheme="minorEastAsia"/>
                   <w:noProof/>
-                  <w:kern w:val="2"/>
-                  <w:sz w:val="24"/>
-                  <w:szCs w:val="24"/>
-                  <w14:ligatures w14:val="standardContextual"/>
                 </w:rPr>
               </w:pPr>
-              <w:hyperlink w:anchor="_Toc218623297" w:history="1">
+              <w:hyperlink w:anchor="_Toc219646577" w:history="1">
                 <w:r>
                   <w:rPr>
                     <w:rStyle w:val="Hyperlink"/>
@@ -2065,7 +1985,7 @@
                     <w:noProof/>
                     <w:webHidden/>
                   </w:rPr>
-                  <w:instrText xml:space="preserve"> PAGEREF _Toc218623297 \h </w:instrText>
+                  <w:instrText xml:space="preserve"> PAGEREF _Toc219646577 \h </w:instrText>
                 </w:r>
                 <w:r>
                   <w:rPr>
@@ -2085,7 +2005,7 @@
                     <w:noProof/>
                     <w:webHidden/>
                   </w:rPr>
-                  <w:t>9</w:t>
+                  <w:t>10</w:t>
                 </w:r>
                 <w:r>
                   <w:rPr>
@@ -2105,13 +2025,9 @@
                 <w:rPr>
                   <w:rFonts w:eastAsiaTheme="minorEastAsia"/>
                   <w:noProof/>
-                  <w:kern w:val="2"/>
-                  <w:sz w:val="24"/>
-                  <w:szCs w:val="24"/>
-                  <w14:ligatures w14:val="standardContextual"/>
                 </w:rPr>
               </w:pPr>
-              <w:hyperlink w:anchor="_Toc218623298" w:history="1">
+              <w:hyperlink w:anchor="_Toc219646578" w:history="1">
                 <w:r>
                   <w:rPr>
                     <w:rStyle w:val="Hyperlink"/>
@@ -2138,7 +2054,7 @@
                     <w:noProof/>
                     <w:webHidden/>
                   </w:rPr>
-                  <w:instrText xml:space="preserve"> PAGEREF _Toc218623298 \h </w:instrText>
+                  <w:instrText xml:space="preserve"> PAGEREF _Toc219646578 \h </w:instrText>
                 </w:r>
                 <w:r>
                   <w:rPr>
@@ -2158,7 +2074,7 @@
                     <w:noProof/>
                     <w:webHidden/>
                   </w:rPr>
-                  <w:t>10</w:t>
+                  <w:t>11</w:t>
                 </w:r>
                 <w:r>
                   <w:rPr>
@@ -2178,13 +2094,9 @@
                 <w:rPr>
                   <w:rFonts w:eastAsiaTheme="minorEastAsia"/>
                   <w:noProof/>
-                  <w:kern w:val="2"/>
-                  <w:sz w:val="24"/>
-                  <w:szCs w:val="24"/>
-                  <w14:ligatures w14:val="standardContextual"/>
                 </w:rPr>
               </w:pPr>
-              <w:hyperlink w:anchor="_Toc218623299" w:history="1">
+              <w:hyperlink w:anchor="_Toc219646579" w:history="1">
                 <w:r>
                   <w:rPr>
                     <w:rStyle w:val="Hyperlink"/>
@@ -2211,7 +2123,7 @@
                     <w:noProof/>
                     <w:webHidden/>
                   </w:rPr>
-                  <w:instrText xml:space="preserve"> PAGEREF _Toc218623299 \h </w:instrText>
+                  <w:instrText xml:space="preserve"> PAGEREF _Toc219646579 \h </w:instrText>
                 </w:r>
                 <w:r>
                   <w:rPr>
@@ -2231,7 +2143,7 @@
                     <w:noProof/>
                     <w:webHidden/>
                   </w:rPr>
-                  <w:t>11</w:t>
+                  <w:t>12</w:t>
                 </w:r>
                 <w:r>
                   <w:rPr>
@@ -2251,13 +2163,9 @@
                 <w:rPr>
                   <w:rFonts w:eastAsiaTheme="minorEastAsia"/>
                   <w:noProof/>
-                  <w:kern w:val="2"/>
-                  <w:sz w:val="24"/>
-                  <w:szCs w:val="24"/>
-                  <w14:ligatures w14:val="standardContextual"/>
                 </w:rPr>
               </w:pPr>
-              <w:hyperlink w:anchor="_Toc218623300" w:history="1">
+              <w:hyperlink w:anchor="_Toc219646580" w:history="1">
                 <w:r>
                   <w:rPr>
                     <w:rStyle w:val="Hyperlink"/>
@@ -2284,7 +2192,7 @@
                     <w:noProof/>
                     <w:webHidden/>
                   </w:rPr>
-                  <w:instrText xml:space="preserve"> PAGEREF _Toc218623300 \h </w:instrText>
+                  <w:instrText xml:space="preserve"> PAGEREF _Toc219646580 \h </w:instrText>
                 </w:r>
                 <w:r>
                   <w:rPr>
@@ -2304,7 +2212,7 @@
                     <w:noProof/>
                     <w:webHidden/>
                   </w:rPr>
-                  <w:t>11</w:t>
+                  <w:t>12</w:t>
                 </w:r>
                 <w:r>
                   <w:rPr>
@@ -2324,13 +2232,9 @@
                 <w:rPr>
                   <w:rFonts w:eastAsiaTheme="minorEastAsia"/>
                   <w:noProof/>
-                  <w:kern w:val="2"/>
-                  <w:sz w:val="24"/>
-                  <w:szCs w:val="24"/>
-                  <w14:ligatures w14:val="standardContextual"/>
                 </w:rPr>
               </w:pPr>
-              <w:hyperlink w:anchor="_Toc218623301" w:history="1">
+              <w:hyperlink w:anchor="_Toc219646581" w:history="1">
                 <w:r>
                   <w:rPr>
                     <w:rStyle w:val="Hyperlink"/>
@@ -2357,7 +2261,7 @@
                     <w:noProof/>
                     <w:webHidden/>
                   </w:rPr>
-                  <w:instrText xml:space="preserve"> PAGEREF _Toc218623301 \h </w:instrText>
+                  <w:instrText xml:space="preserve"> PAGEREF _Toc219646581 \h </w:instrText>
                 </w:r>
                 <w:r>
                   <w:rPr>
@@ -2377,7 +2281,7 @@
                     <w:noProof/>
                     <w:webHidden/>
                   </w:rPr>
-                  <w:t>11</w:t>
+                  <w:t>12</w:t>
                 </w:r>
                 <w:r>
                   <w:rPr>
@@ -2397,13 +2301,9 @@
                 <w:rPr>
                   <w:rFonts w:eastAsiaTheme="minorEastAsia"/>
                   <w:noProof/>
-                  <w:kern w:val="2"/>
-                  <w:sz w:val="24"/>
-                  <w:szCs w:val="24"/>
-                  <w14:ligatures w14:val="standardContextual"/>
                 </w:rPr>
               </w:pPr>
-              <w:hyperlink w:anchor="_Toc218623302" w:history="1">
+              <w:hyperlink w:anchor="_Toc219646582" w:history="1">
                 <w:r>
                   <w:rPr>
                     <w:rStyle w:val="Hyperlink"/>
@@ -2430,7 +2330,7 @@
                     <w:noProof/>
                     <w:webHidden/>
                   </w:rPr>
-                  <w:instrText xml:space="preserve"> PAGEREF _Toc218623302 \h </w:instrText>
+                  <w:instrText xml:space="preserve"> PAGEREF _Toc219646582 \h </w:instrText>
                 </w:r>
                 <w:r>
                   <w:rPr>
@@ -2450,7 +2350,7 @@
                     <w:noProof/>
                     <w:webHidden/>
                   </w:rPr>
-                  <w:t>11</w:t>
+                  <w:t>12</w:t>
                 </w:r>
                 <w:r>
                   <w:rPr>
@@ -2470,13 +2370,9 @@
                 <w:rPr>
                   <w:rFonts w:eastAsiaTheme="minorEastAsia"/>
                   <w:noProof/>
-                  <w:kern w:val="2"/>
-                  <w:sz w:val="24"/>
-                  <w:szCs w:val="24"/>
-                  <w14:ligatures w14:val="standardContextual"/>
                 </w:rPr>
               </w:pPr>
-              <w:hyperlink w:anchor="_Toc218623303" w:history="1">
+              <w:hyperlink w:anchor="_Toc219646583" w:history="1">
                 <w:r>
                   <w:rPr>
                     <w:rStyle w:val="Hyperlink"/>
@@ -2503,7 +2399,7 @@
                     <w:noProof/>
                     <w:webHidden/>
                   </w:rPr>
-                  <w:instrText xml:space="preserve"> PAGEREF _Toc218623303 \h </w:instrText>
+                  <w:instrText xml:space="preserve"> PAGEREF _Toc219646583 \h </w:instrText>
                 </w:r>
                 <w:r>
                   <w:rPr>
@@ -2523,7 +2419,7 @@
                     <w:noProof/>
                     <w:webHidden/>
                   </w:rPr>
-                  <w:t>12</w:t>
+                  <w:t>13</w:t>
                 </w:r>
                 <w:r>
                   <w:rPr>
@@ -2543,13 +2439,9 @@
                 <w:rPr>
                   <w:rFonts w:eastAsiaTheme="minorEastAsia"/>
                   <w:noProof/>
-                  <w:kern w:val="2"/>
-                  <w:sz w:val="24"/>
-                  <w:szCs w:val="24"/>
-                  <w14:ligatures w14:val="standardContextual"/>
                 </w:rPr>
               </w:pPr>
-              <w:hyperlink w:anchor="_Toc218623304" w:history="1">
+              <w:hyperlink w:anchor="_Toc219646584" w:history="1">
                 <w:r>
                   <w:rPr>
                     <w:rStyle w:val="Hyperlink"/>
@@ -2576,7 +2468,7 @@
                     <w:noProof/>
                     <w:webHidden/>
                   </w:rPr>
-                  <w:instrText xml:space="preserve"> PAGEREF _Toc218623304 \h </w:instrText>
+                  <w:instrText xml:space="preserve"> PAGEREF _Toc219646584 \h </w:instrText>
                 </w:r>
                 <w:r>
                   <w:rPr>
@@ -2596,7 +2488,7 @@
                     <w:noProof/>
                     <w:webHidden/>
                   </w:rPr>
-                  <w:t>12</w:t>
+                  <w:t>13</w:t>
                 </w:r>
                 <w:r>
                   <w:rPr>
@@ -2616,13 +2508,9 @@
                 <w:rPr>
                   <w:rFonts w:eastAsiaTheme="minorEastAsia"/>
                   <w:noProof/>
-                  <w:kern w:val="2"/>
-                  <w:sz w:val="24"/>
-                  <w:szCs w:val="24"/>
-                  <w14:ligatures w14:val="standardContextual"/>
                 </w:rPr>
               </w:pPr>
-              <w:hyperlink w:anchor="_Toc218623305" w:history="1">
+              <w:hyperlink w:anchor="_Toc219646585" w:history="1">
                 <w:r>
                   <w:rPr>
                     <w:rStyle w:val="Hyperlink"/>
@@ -2649,7 +2537,7 @@
                     <w:noProof/>
                     <w:webHidden/>
                   </w:rPr>
-                  <w:instrText xml:space="preserve"> PAGEREF _Toc218623305 \h </w:instrText>
+                  <w:instrText xml:space="preserve"> PAGEREF _Toc219646585 \h </w:instrText>
                 </w:r>
                 <w:r>
                   <w:rPr>
@@ -2669,7 +2557,7 @@
                     <w:noProof/>
                     <w:webHidden/>
                   </w:rPr>
-                  <w:t>12</w:t>
+                  <w:t>13</w:t>
                 </w:r>
                 <w:r>
                   <w:rPr>
@@ -2689,13 +2577,9 @@
                 <w:rPr>
                   <w:rFonts w:eastAsiaTheme="minorEastAsia"/>
                   <w:noProof/>
-                  <w:kern w:val="2"/>
-                  <w:sz w:val="24"/>
-                  <w:szCs w:val="24"/>
-                  <w14:ligatures w14:val="standardContextual"/>
                 </w:rPr>
               </w:pPr>
-              <w:hyperlink w:anchor="_Toc218623306" w:history="1">
+              <w:hyperlink w:anchor="_Toc219646586" w:history="1">
                 <w:r>
                   <w:rPr>
                     <w:rStyle w:val="Hyperlink"/>
@@ -2722,7 +2606,7 @@
                     <w:noProof/>
                     <w:webHidden/>
                   </w:rPr>
-                  <w:instrText xml:space="preserve"> PAGEREF _Toc218623306 \h </w:instrText>
+                  <w:instrText xml:space="preserve"> PAGEREF _Toc219646586 \h </w:instrText>
                 </w:r>
                 <w:r>
                   <w:rPr>
@@ -2742,7 +2626,7 @@
                     <w:noProof/>
                     <w:webHidden/>
                   </w:rPr>
-                  <w:t>13</w:t>
+                  <w:t>14</w:t>
                 </w:r>
                 <w:r>
                   <w:rPr>
@@ -2762,13 +2646,9 @@
                 <w:rPr>
                   <w:rFonts w:eastAsiaTheme="minorEastAsia"/>
                   <w:noProof/>
-                  <w:kern w:val="2"/>
-                  <w:sz w:val="24"/>
-                  <w:szCs w:val="24"/>
-                  <w14:ligatures w14:val="standardContextual"/>
                 </w:rPr>
               </w:pPr>
-              <w:hyperlink w:anchor="_Toc218623307" w:history="1">
+              <w:hyperlink w:anchor="_Toc219646587" w:history="1">
                 <w:r>
                   <w:rPr>
                     <w:rStyle w:val="Hyperlink"/>
@@ -2795,7 +2675,7 @@
                     <w:noProof/>
                     <w:webHidden/>
                   </w:rPr>
-                  <w:instrText xml:space="preserve"> PAGEREF _Toc218623307 \h </w:instrText>
+                  <w:instrText xml:space="preserve"> PAGEREF _Toc219646587 \h </w:instrText>
                 </w:r>
                 <w:r>
                   <w:rPr>
@@ -2815,7 +2695,7 @@
                     <w:noProof/>
                     <w:webHidden/>
                   </w:rPr>
-                  <w:t>14</w:t>
+                  <w:t>15</w:t>
                 </w:r>
                 <w:r>
                   <w:rPr>
@@ -2835,13 +2715,9 @@
                 <w:rPr>
                   <w:rFonts w:eastAsiaTheme="minorEastAsia"/>
                   <w:noProof/>
-                  <w:kern w:val="2"/>
-                  <w:sz w:val="24"/>
-                  <w:szCs w:val="24"/>
-                  <w14:ligatures w14:val="standardContextual"/>
                 </w:rPr>
               </w:pPr>
-              <w:hyperlink w:anchor="_Toc218623308" w:history="1">
+              <w:hyperlink w:anchor="_Toc219646588" w:history="1">
                 <w:r>
                   <w:rPr>
                     <w:rStyle w:val="Hyperlink"/>
@@ -2868,7 +2744,7 @@
                     <w:noProof/>
                     <w:webHidden/>
                   </w:rPr>
-                  <w:instrText xml:space="preserve"> PAGEREF _Toc218623308 \h </w:instrText>
+                  <w:instrText xml:space="preserve"> PAGEREF _Toc219646588 \h </w:instrText>
                 </w:r>
                 <w:r>
                   <w:rPr>
@@ -2888,7 +2764,7 @@
                     <w:noProof/>
                     <w:webHidden/>
                   </w:rPr>
-                  <w:t>15</w:t>
+                  <w:t>16</w:t>
                 </w:r>
                 <w:r>
                   <w:rPr>
@@ -2908,13 +2784,9 @@
                 <w:rPr>
                   <w:rFonts w:eastAsiaTheme="minorEastAsia"/>
                   <w:noProof/>
-                  <w:kern w:val="2"/>
-                  <w:sz w:val="24"/>
-                  <w:szCs w:val="24"/>
-                  <w14:ligatures w14:val="standardContextual"/>
                 </w:rPr>
               </w:pPr>
-              <w:hyperlink w:anchor="_Toc218623309" w:history="1">
+              <w:hyperlink w:anchor="_Toc219646589" w:history="1">
                 <w:r>
                   <w:rPr>
                     <w:rStyle w:val="Hyperlink"/>
@@ -2941,7 +2813,7 @@
                     <w:noProof/>
                     <w:webHidden/>
                   </w:rPr>
-                  <w:instrText xml:space="preserve"> PAGEREF _Toc218623309 \h </w:instrText>
+                  <w:instrText xml:space="preserve"> PAGEREF _Toc219646589 \h </w:instrText>
                 </w:r>
                 <w:r>
                   <w:rPr>
@@ -2961,7 +2833,7 @@
                     <w:noProof/>
                     <w:webHidden/>
                   </w:rPr>
-                  <w:t>15</w:t>
+                  <w:t>16</w:t>
                 </w:r>
                 <w:r>
                   <w:rPr>
@@ -2981,13 +2853,9 @@
                 <w:rPr>
                   <w:rFonts w:eastAsiaTheme="minorEastAsia"/>
                   <w:noProof/>
-                  <w:kern w:val="2"/>
-                  <w:sz w:val="24"/>
-                  <w:szCs w:val="24"/>
-                  <w14:ligatures w14:val="standardContextual"/>
                 </w:rPr>
               </w:pPr>
-              <w:hyperlink w:anchor="_Toc218623310" w:history="1">
+              <w:hyperlink w:anchor="_Toc219646590" w:history="1">
                 <w:r>
                   <w:rPr>
                     <w:rStyle w:val="Hyperlink"/>
@@ -3014,7 +2882,7 @@
                     <w:noProof/>
                     <w:webHidden/>
                   </w:rPr>
-                  <w:instrText xml:space="preserve"> PAGEREF _Toc218623310 \h </w:instrText>
+                  <w:instrText xml:space="preserve"> PAGEREF _Toc219646590 \h </w:instrText>
                 </w:r>
                 <w:r>
                   <w:rPr>
@@ -3034,7 +2902,7 @@
                     <w:noProof/>
                     <w:webHidden/>
                   </w:rPr>
-                  <w:t>15</w:t>
+                  <w:t>16</w:t>
                 </w:r>
                 <w:r>
                   <w:rPr>
@@ -3054,13 +2922,9 @@
                 <w:rPr>
                   <w:rFonts w:eastAsiaTheme="minorEastAsia"/>
                   <w:noProof/>
-                  <w:kern w:val="2"/>
-                  <w:sz w:val="24"/>
-                  <w:szCs w:val="24"/>
-                  <w14:ligatures w14:val="standardContextual"/>
                 </w:rPr>
               </w:pPr>
-              <w:hyperlink w:anchor="_Toc218623311" w:history="1">
+              <w:hyperlink w:anchor="_Toc219646591" w:history="1">
                 <w:r>
                   <w:rPr>
                     <w:rStyle w:val="Hyperlink"/>
@@ -3087,7 +2951,7 @@
                     <w:noProof/>
                     <w:webHidden/>
                   </w:rPr>
-                  <w:instrText xml:space="preserve"> PAGEREF _Toc218623311 \h </w:instrText>
+                  <w:instrText xml:space="preserve"> PAGEREF _Toc219646591 \h </w:instrText>
                 </w:r>
                 <w:r>
                   <w:rPr>
@@ -3107,7 +2971,7 @@
                     <w:noProof/>
                     <w:webHidden/>
                   </w:rPr>
-                  <w:t>15</w:t>
+                  <w:t>16</w:t>
                 </w:r>
                 <w:r>
                   <w:rPr>
@@ -3127,19 +2991,15 @@
                 <w:rPr>
                   <w:rFonts w:eastAsiaTheme="minorEastAsia"/>
                   <w:noProof/>
-                  <w:kern w:val="2"/>
-                  <w:sz w:val="24"/>
-                  <w:szCs w:val="24"/>
-                  <w14:ligatures w14:val="standardContextual"/>
                 </w:rPr>
               </w:pPr>
-              <w:hyperlink w:anchor="_Toc218623312" w:history="1">
+              <w:hyperlink w:anchor="_Toc219646592" w:history="1">
                 <w:r>
                   <w:rPr>
                     <w:rStyle w:val="Hyperlink"/>
                     <w:noProof/>
                   </w:rPr>
-                  <w:t>XAI plan for DistilBERT</w:t>
+                  <w:t>XAI for DistilBERT</w:t>
                 </w:r>
                 <w:r>
                   <w:rPr>
@@ -3160,7 +3020,7 @@
                     <w:noProof/>
                     <w:webHidden/>
                   </w:rPr>
-                  <w:instrText xml:space="preserve"> PAGEREF _Toc218623312 \h </w:instrText>
+                  <w:instrText xml:space="preserve"> PAGEREF _Toc219646592 \h </w:instrText>
                 </w:r>
                 <w:r>
                   <w:rPr>
@@ -3180,7 +3040,7 @@
                     <w:noProof/>
                     <w:webHidden/>
                   </w:rPr>
-                  <w:t>17</w:t>
+                  <w:t>18</w:t>
                 </w:r>
                 <w:r>
                   <w:rPr>
@@ -3200,18 +3060,290 @@
                 <w:rPr>
                   <w:rFonts w:eastAsiaTheme="minorEastAsia"/>
                   <w:noProof/>
-                  <w:kern w:val="2"/>
-                  <w:sz w:val="24"/>
-                  <w:szCs w:val="24"/>
-                  <w14:ligatures w14:val="standardContextual"/>
                 </w:rPr>
               </w:pPr>
-              <w:hyperlink w:anchor="_Toc218623313" w:history="1">
+              <w:hyperlink w:anchor="_Toc219646593" w:history="1">
                 <w:r>
                   <w:rPr>
                     <w:rStyle w:val="Hyperlink"/>
                     <w:noProof/>
                   </w:rPr>
+                  <w:t>Final project recommendation</w:t>
+                </w:r>
+                <w:r>
+                  <w:rPr>
+                    <w:noProof/>
+                    <w:webHidden/>
+                  </w:rPr>
+                  <w:tab/>
+                </w:r>
+                <w:r>
+                  <w:rPr>
+                    <w:noProof/>
+                    <w:webHidden/>
+                  </w:rPr>
+                  <w:fldChar w:fldCharType="begin"/>
+                </w:r>
+                <w:r>
+                  <w:rPr>
+                    <w:noProof/>
+                    <w:webHidden/>
+                  </w:rPr>
+                  <w:instrText xml:space="preserve"> PAGEREF _Toc219646593 \h </w:instrText>
+                </w:r>
+                <w:r>
+                  <w:rPr>
+                    <w:noProof/>
+                    <w:webHidden/>
+                  </w:rPr>
+                </w:r>
+                <w:r>
+                  <w:rPr>
+                    <w:noProof/>
+                    <w:webHidden/>
+                  </w:rPr>
+                  <w:fldChar w:fldCharType="separate"/>
+                </w:r>
+                <w:r>
+                  <w:rPr>
+                    <w:noProof/>
+                    <w:webHidden/>
+                  </w:rPr>
+                  <w:t>21</w:t>
+                </w:r>
+                <w:r>
+                  <w:rPr>
+                    <w:noProof/>
+                    <w:webHidden/>
+                  </w:rPr>
+                  <w:fldChar w:fldCharType="end"/>
+                </w:r>
+              </w:hyperlink>
+            </w:p>
+            <w:p>
+              <w:pPr>
+                <w:pStyle w:val="TOC2"/>
+                <w:tabs>
+                  <w:tab w:val="right" w:leader="dot" w:pos="9350"/>
+                </w:tabs>
+                <w:rPr>
+                  <w:rFonts w:eastAsiaTheme="minorEastAsia"/>
+                  <w:noProof/>
+                </w:rPr>
+              </w:pPr>
+              <w:hyperlink w:anchor="_Toc219646594" w:history="1">
+                <w:r>
+                  <w:rPr>
+                    <w:rStyle w:val="Hyperlink"/>
+                    <w:noProof/>
+                  </w:rPr>
+                  <w:t>Project strengths</w:t>
+                </w:r>
+                <w:r>
+                  <w:rPr>
+                    <w:noProof/>
+                    <w:webHidden/>
+                  </w:rPr>
+                  <w:tab/>
+                </w:r>
+                <w:r>
+                  <w:rPr>
+                    <w:noProof/>
+                    <w:webHidden/>
+                  </w:rPr>
+                  <w:fldChar w:fldCharType="begin"/>
+                </w:r>
+                <w:r>
+                  <w:rPr>
+                    <w:noProof/>
+                    <w:webHidden/>
+                  </w:rPr>
+                  <w:instrText xml:space="preserve"> PAGEREF _Toc219646594 \h </w:instrText>
+                </w:r>
+                <w:r>
+                  <w:rPr>
+                    <w:noProof/>
+                    <w:webHidden/>
+                  </w:rPr>
+                </w:r>
+                <w:r>
+                  <w:rPr>
+                    <w:noProof/>
+                    <w:webHidden/>
+                  </w:rPr>
+                  <w:fldChar w:fldCharType="separate"/>
+                </w:r>
+                <w:r>
+                  <w:rPr>
+                    <w:noProof/>
+                    <w:webHidden/>
+                  </w:rPr>
+                  <w:t>21</w:t>
+                </w:r>
+                <w:r>
+                  <w:rPr>
+                    <w:noProof/>
+                    <w:webHidden/>
+                  </w:rPr>
+                  <w:fldChar w:fldCharType="end"/>
+                </w:r>
+              </w:hyperlink>
+            </w:p>
+            <w:p>
+              <w:pPr>
+                <w:pStyle w:val="TOC2"/>
+                <w:tabs>
+                  <w:tab w:val="right" w:leader="dot" w:pos="9350"/>
+                </w:tabs>
+                <w:rPr>
+                  <w:rFonts w:eastAsiaTheme="minorEastAsia"/>
+                  <w:noProof/>
+                </w:rPr>
+              </w:pPr>
+              <w:hyperlink w:anchor="_Toc219646595" w:history="1">
+                <w:r>
+                  <w:rPr>
+                    <w:rStyle w:val="Hyperlink"/>
+                    <w:noProof/>
+                  </w:rPr>
+                  <w:t>Project limitations</w:t>
+                </w:r>
+                <w:r>
+                  <w:rPr>
+                    <w:noProof/>
+                    <w:webHidden/>
+                  </w:rPr>
+                  <w:tab/>
+                </w:r>
+                <w:r>
+                  <w:rPr>
+                    <w:noProof/>
+                    <w:webHidden/>
+                  </w:rPr>
+                  <w:fldChar w:fldCharType="begin"/>
+                </w:r>
+                <w:r>
+                  <w:rPr>
+                    <w:noProof/>
+                    <w:webHidden/>
+                  </w:rPr>
+                  <w:instrText xml:space="preserve"> PAGEREF _Toc219646595 \h </w:instrText>
+                </w:r>
+                <w:r>
+                  <w:rPr>
+                    <w:noProof/>
+                    <w:webHidden/>
+                  </w:rPr>
+                </w:r>
+                <w:r>
+                  <w:rPr>
+                    <w:noProof/>
+                    <w:webHidden/>
+                  </w:rPr>
+                  <w:fldChar w:fldCharType="separate"/>
+                </w:r>
+                <w:r>
+                  <w:rPr>
+                    <w:noProof/>
+                    <w:webHidden/>
+                  </w:rPr>
+                  <w:t>21</w:t>
+                </w:r>
+                <w:r>
+                  <w:rPr>
+                    <w:noProof/>
+                    <w:webHidden/>
+                  </w:rPr>
+                  <w:fldChar w:fldCharType="end"/>
+                </w:r>
+              </w:hyperlink>
+            </w:p>
+            <w:p>
+              <w:pPr>
+                <w:pStyle w:val="TOC2"/>
+                <w:tabs>
+                  <w:tab w:val="right" w:leader="dot" w:pos="9350"/>
+                </w:tabs>
+                <w:rPr>
+                  <w:rFonts w:eastAsiaTheme="minorEastAsia"/>
+                  <w:noProof/>
+                </w:rPr>
+              </w:pPr>
+              <w:hyperlink w:anchor="_Toc219646596" w:history="1">
+                <w:r>
+                  <w:rPr>
+                    <w:rStyle w:val="Hyperlink"/>
+                    <w:noProof/>
+                  </w:rPr>
+                  <w:t>Final Conclusion</w:t>
+                </w:r>
+                <w:r>
+                  <w:rPr>
+                    <w:noProof/>
+                    <w:webHidden/>
+                  </w:rPr>
+                  <w:tab/>
+                </w:r>
+                <w:r>
+                  <w:rPr>
+                    <w:noProof/>
+                    <w:webHidden/>
+                  </w:rPr>
+                  <w:fldChar w:fldCharType="begin"/>
+                </w:r>
+                <w:r>
+                  <w:rPr>
+                    <w:noProof/>
+                    <w:webHidden/>
+                  </w:rPr>
+                  <w:instrText xml:space="preserve"> PAGEREF _Toc219646596 \h </w:instrText>
+                </w:r>
+                <w:r>
+                  <w:rPr>
+                    <w:noProof/>
+                    <w:webHidden/>
+                  </w:rPr>
+                </w:r>
+                <w:r>
+                  <w:rPr>
+                    <w:noProof/>
+                    <w:webHidden/>
+                  </w:rPr>
+                  <w:fldChar w:fldCharType="separate"/>
+                </w:r>
+                <w:r>
+                  <w:rPr>
+                    <w:noProof/>
+                    <w:webHidden/>
+                  </w:rPr>
+                  <w:t>21</w:t>
+                </w:r>
+                <w:r>
+                  <w:rPr>
+                    <w:noProof/>
+                    <w:webHidden/>
+                  </w:rPr>
+                  <w:fldChar w:fldCharType="end"/>
+                </w:r>
+              </w:hyperlink>
+            </w:p>
+            <w:p>
+              <w:pPr>
+                <w:pStyle w:val="TOC1"/>
+                <w:tabs>
+                  <w:tab w:val="right" w:leader="dot" w:pos="9350"/>
+                </w:tabs>
+                <w:rPr>
+                  <w:rFonts w:eastAsiaTheme="minorEastAsia"/>
+                  <w:noProof/>
+                </w:rPr>
+              </w:pPr>
+              <w:hyperlink w:anchor="_Toc219646597" w:history="1">
+                <w:r>
+                  <w:rPr>
+                    <w:rStyle w:val="Hyperlink"/>
+                    <w:noProof/>
+                  </w:rPr>
                   <w:t>Resources</w:t>
                 </w:r>
                 <w:r>
@@ -3233,7 +3365,7 @@
                     <w:noProof/>
                     <w:webHidden/>
                   </w:rPr>
-                  <w:instrText xml:space="preserve"> PAGEREF _Toc218623313 \h </w:instrText>
+                  <w:instrText xml:space="preserve"> PAGEREF _Toc219646597 \h </w:instrText>
                 </w:r>
                 <w:r>
                   <w:rPr>
@@ -3253,7 +3385,7 @@
                     <w:noProof/>
                     <w:webHidden/>
                   </w:rPr>
-                  <w:t>18</w:t>
+                  <w:t>22</w:t>
                 </w:r>
                 <w:r>
                   <w:rPr>
@@ -3278,7 +3410,6 @@
         </w:sdt>
       </w:sdtContent>
     </w:sdt>
-    <w:bookmarkStart w:id="0" w:name="_Toc218623278" w:displacedByCustomXml="prev"/>
     <w:p>
       <w:pPr>
         <w:pStyle w:val="Heading1"/>
@@ -3397,12 +3528,12 @@
           <w:szCs w:val="40"/>
         </w:rPr>
       </w:pPr>
+      <w:bookmarkStart w:id="0" w:name="_Toc219646558"/>
       <w:r>
         <w:rPr>
           <w:sz w:val="40"/>
           <w:szCs w:val="40"/>
         </w:rPr>
-        <w:lastRenderedPageBreak/>
         <w:t>Introduction</w:t>
       </w:r>
       <w:bookmarkEnd w:id="0"/>
@@ -3430,7 +3561,7 @@
           <w:szCs w:val="40"/>
         </w:rPr>
       </w:pPr>
-      <w:bookmarkStart w:id="1" w:name="_Toc218623279"/>
+      <w:bookmarkStart w:id="1" w:name="_Toc219646559"/>
       <w:r>
         <w:rPr>
           <w:sz w:val="40"/>
@@ -3448,7 +3579,7 @@
           <w:szCs w:val="36"/>
         </w:rPr>
       </w:pPr>
-      <w:bookmarkStart w:id="2" w:name="_Toc218623280"/>
+      <w:bookmarkStart w:id="2" w:name="_Toc219646560"/>
       <w:r>
         <w:rPr>
           <w:sz w:val="36"/>
@@ -3523,7 +3654,7 @@
           <w:szCs w:val="36"/>
         </w:rPr>
       </w:pPr>
-      <w:bookmarkStart w:id="3" w:name="_Toc218623281"/>
+      <w:bookmarkStart w:id="3" w:name="_Toc219646561"/>
       <w:r>
         <w:rPr>
           <w:sz w:val="36"/>
@@ -3643,7 +3774,7 @@
           <w:szCs w:val="40"/>
         </w:rPr>
       </w:pPr>
-      <w:bookmarkStart w:id="4" w:name="_Toc218623282"/>
+      <w:bookmarkStart w:id="4" w:name="_Toc219646562"/>
       <w:r>
         <w:rPr>
           <w:sz w:val="40"/>
@@ -3662,7 +3793,7 @@
           <w:szCs w:val="36"/>
         </w:rPr>
       </w:pPr>
-      <w:bookmarkStart w:id="5" w:name="_Toc218623283"/>
+      <w:bookmarkStart w:id="5" w:name="_Toc219646563"/>
       <w:r>
         <w:rPr>
           <w:sz w:val="36"/>
@@ -3702,7 +3833,6 @@
           <w:szCs w:val="36"/>
         </w:rPr>
       </w:pPr>
-      <w:bookmarkStart w:id="6" w:name="_Toc218623284"/>
     </w:p>
     <w:p>
       <w:pPr>
@@ -3712,6 +3842,7 @@
           <w:szCs w:val="36"/>
         </w:rPr>
       </w:pPr>
+      <w:bookmarkStart w:id="6" w:name="_Toc219646564"/>
       <w:r>
         <w:rPr>
           <w:sz w:val="36"/>
@@ -3758,7 +3889,7 @@
           <w:szCs w:val="36"/>
         </w:rPr>
       </w:pPr>
-      <w:bookmarkStart w:id="7" w:name="_Toc218623285"/>
+      <w:bookmarkStart w:id="7" w:name="_Toc219646565"/>
       <w:r>
         <w:rPr>
           <w:sz w:val="36"/>
@@ -3791,7 +3922,7 @@
           <w:szCs w:val="36"/>
         </w:rPr>
       </w:pPr>
-      <w:bookmarkStart w:id="8" w:name="_Toc218623286"/>
+      <w:bookmarkStart w:id="8" w:name="_Toc219646566"/>
       <w:r>
         <w:rPr>
           <w:sz w:val="36"/>
@@ -3824,7 +3955,7 @@
           <w:szCs w:val="36"/>
         </w:rPr>
       </w:pPr>
-      <w:bookmarkStart w:id="9" w:name="_Toc218623287"/>
+      <w:bookmarkStart w:id="9" w:name="_Toc219646567"/>
       <w:r>
         <w:rPr>
           <w:sz w:val="36"/>
@@ -3857,7 +3988,7 @@
           <w:szCs w:val="36"/>
         </w:rPr>
       </w:pPr>
-      <w:bookmarkStart w:id="10" w:name="_Toc218623288"/>
+      <w:bookmarkStart w:id="10" w:name="_Toc219646568"/>
       <w:r>
         <w:rPr>
           <w:sz w:val="36"/>
@@ -3911,7 +4042,7 @@
           <w:szCs w:val="40"/>
         </w:rPr>
       </w:pPr>
-      <w:bookmarkStart w:id="11" w:name="_Toc218623289"/>
+      <w:bookmarkStart w:id="11" w:name="_Toc219646569"/>
       <w:r>
         <w:rPr>
           <w:sz w:val="40"/>
@@ -3944,7 +4075,7 @@
           <w:szCs w:val="36"/>
         </w:rPr>
       </w:pPr>
-      <w:bookmarkStart w:id="12" w:name="_Toc218623290"/>
+      <w:bookmarkStart w:id="12" w:name="_Toc219646570"/>
       <w:r>
         <w:rPr>
           <w:sz w:val="36"/>
@@ -4226,7 +4357,7 @@
           <w:szCs w:val="36"/>
         </w:rPr>
       </w:pPr>
-      <w:bookmarkStart w:id="13" w:name="_Toc218623291"/>
+      <w:bookmarkStart w:id="13" w:name="_Toc219646571"/>
       <w:r>
         <w:rPr>
           <w:sz w:val="36"/>
@@ -4423,7 +4554,7 @@
           <w:szCs w:val="36"/>
         </w:rPr>
       </w:pPr>
-      <w:bookmarkStart w:id="14" w:name="_Toc218623292"/>
+      <w:bookmarkStart w:id="14" w:name="_Toc219646572"/>
       <w:r>
         <w:rPr>
           <w:sz w:val="36"/>
@@ -4495,7 +4626,7 @@
               </wp:inline>
             </w:drawing>
           </mc:Choice>
-          <mc:Fallback xmlns:w16sdtfl="http://schemas.microsoft.com/office/word/2024/wordml/sdtformatlock" xmlns:w16du="http://schemas.microsoft.com/office/word/2023/wordml/word16du" xmlns:oel="http://schemas.microsoft.com/office/2019/extlst">
+          <mc:Fallback xmlns:oel="http://schemas.microsoft.com/office/2019/extlst" xmlns:w16du="http://schemas.microsoft.com/office/word/2023/wordml/word16du" xmlns:w16sdtfl="http://schemas.microsoft.com/office/word/2024/wordml/sdtformatlock">
             <w:pict>
               <v:rect w14:anchorId="03F094EF" id="Rectangle 11" o:spid="_x0000_s1026" alt="How NLP works?" style="width:23.8pt;height:23.8pt;visibility:visible;mso-wrap-style:square;mso-left-percent:-10001;mso-top-percent:-10001;mso-position-horizontal:absolute;mso-position-horizontal-relative:char;mso-position-vertical:absolute;mso-position-vertical-relative:line;mso-left-percent:-10001;mso-top-percent:-10001;v-text-anchor:top" o:gfxdata="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" filled="f" stroked="f">
                 <o:lock v:ext="edit" aspectratio="t"/>
@@ -4707,7 +4838,7 @@
           <w:szCs w:val="36"/>
         </w:rPr>
       </w:pPr>
-      <w:bookmarkStart w:id="15" w:name="_Toc218623293"/>
+      <w:bookmarkStart w:id="15" w:name="_Toc219646573"/>
       <w:r>
         <w:rPr>
           <w:sz w:val="36"/>
@@ -4830,7 +4961,7 @@
           <w:szCs w:val="40"/>
         </w:rPr>
       </w:pPr>
-      <w:bookmarkStart w:id="16" w:name="_Toc218623294"/>
+      <w:bookmarkStart w:id="16" w:name="_Toc219646574"/>
       <w:r>
         <w:rPr>
           <w:sz w:val="40"/>
@@ -4848,7 +4979,7 @@
           <w:szCs w:val="36"/>
         </w:rPr>
       </w:pPr>
-      <w:bookmarkStart w:id="17" w:name="_Toc218623295"/>
+      <w:bookmarkStart w:id="17" w:name="_Toc219646575"/>
       <w:r>
         <w:rPr>
           <w:sz w:val="36"/>
@@ -5127,7 +5258,7 @@
           <w:szCs w:val="36"/>
         </w:rPr>
       </w:pPr>
-      <w:bookmarkStart w:id="18" w:name="_Toc218623296"/>
+      <w:bookmarkStart w:id="18" w:name="_Toc219646576"/>
       <w:r>
         <w:rPr>
           <w:sz w:val="36"/>
@@ -5254,7 +5385,7 @@
           <w:szCs w:val="32"/>
         </w:rPr>
       </w:pPr>
-      <w:bookmarkStart w:id="19" w:name="_Toc218623297"/>
+      <w:bookmarkStart w:id="19" w:name="_Toc219646577"/>
       <w:r>
         <w:rPr>
           <w:noProof/>
@@ -5381,7 +5512,7 @@
           <w:szCs w:val="36"/>
         </w:rPr>
       </w:pPr>
-      <w:bookmarkStart w:id="20" w:name="_Toc218623298"/>
+      <w:bookmarkStart w:id="20" w:name="_Toc219646578"/>
       <w:r>
         <w:rPr>
           <w:sz w:val="36"/>
@@ -5762,7 +5893,7 @@
           <w:szCs w:val="40"/>
         </w:rPr>
       </w:pPr>
-      <w:bookmarkStart w:id="21" w:name="_Toc218623299"/>
+      <w:bookmarkStart w:id="21" w:name="_Toc219646579"/>
       <w:r>
         <w:rPr>
           <w:sz w:val="40"/>
@@ -5780,7 +5911,7 @@
           <w:szCs w:val="36"/>
         </w:rPr>
       </w:pPr>
-      <w:bookmarkStart w:id="22" w:name="_Toc218623300"/>
+      <w:bookmarkStart w:id="22" w:name="_Toc219646580"/>
       <w:r>
         <w:rPr>
           <w:sz w:val="36"/>
@@ -5813,7 +5944,7 @@
           <w:szCs w:val="36"/>
         </w:rPr>
       </w:pPr>
-      <w:bookmarkStart w:id="23" w:name="_Toc218623301"/>
+      <w:bookmarkStart w:id="23" w:name="_Toc219646581"/>
       <w:r>
         <w:rPr>
           <w:sz w:val="36"/>
@@ -5970,7 +6101,7 @@
           <w:szCs w:val="36"/>
         </w:rPr>
       </w:pPr>
-      <w:bookmarkStart w:id="24" w:name="_Toc218623302"/>
+      <w:bookmarkStart w:id="24" w:name="_Toc219646582"/>
       <w:r>
         <w:rPr>
           <w:sz w:val="36"/>
@@ -6031,7 +6162,7 @@
           <w:szCs w:val="32"/>
         </w:rPr>
       </w:pPr>
-      <w:bookmarkStart w:id="25" w:name="_Toc218623303"/>
+      <w:bookmarkStart w:id="25" w:name="_Toc219646583"/>
       <w:r>
         <w:rPr>
           <w:sz w:val="32"/>
@@ -6206,7 +6337,7 @@
           <w:szCs w:val="32"/>
         </w:rPr>
       </w:pPr>
-      <w:bookmarkStart w:id="26" w:name="_Toc218623304"/>
+      <w:bookmarkStart w:id="26" w:name="_Toc219646584"/>
       <w:r>
         <w:rPr>
           <w:sz w:val="32"/>
@@ -6312,7 +6443,7 @@
           <w:szCs w:val="32"/>
         </w:rPr>
       </w:pPr>
-      <w:bookmarkStart w:id="27" w:name="_Toc218623305"/>
+      <w:bookmarkStart w:id="27" w:name="_Toc219646585"/>
       <w:r>
         <w:rPr>
           <w:sz w:val="32"/>
@@ -6438,7 +6569,7 @@
           <w:szCs w:val="40"/>
         </w:rPr>
       </w:pPr>
-      <w:bookmarkStart w:id="28" w:name="_Toc218623306"/>
+      <w:bookmarkStart w:id="28" w:name="_Toc219646586"/>
       <w:r>
         <w:rPr>
           <w:noProof/>
@@ -6740,7 +6871,7 @@
           <w:szCs w:val="40"/>
         </w:rPr>
       </w:pPr>
-      <w:bookmarkStart w:id="29" w:name="_Toc218623307"/>
+      <w:bookmarkStart w:id="29" w:name="_Toc219646587"/>
       <w:r>
         <w:rPr>
           <w:noProof/>
@@ -6899,7 +7030,7 @@
           <w:szCs w:val="40"/>
         </w:rPr>
       </w:pPr>
-      <w:bookmarkStart w:id="30" w:name="_Toc218623308"/>
+      <w:bookmarkStart w:id="30" w:name="_Toc219646588"/>
       <w:r>
         <w:rPr>
           <w:noProof/>
@@ -6982,7 +7113,7 @@
           <w:szCs w:val="36"/>
         </w:rPr>
       </w:pPr>
-      <w:bookmarkStart w:id="31" w:name="_Toc218623309"/>
+      <w:bookmarkStart w:id="31" w:name="_Toc219646589"/>
       <w:r>
         <w:rPr>
           <w:sz w:val="36"/>
@@ -7024,7 +7155,7 @@
           <w:szCs w:val="36"/>
         </w:rPr>
       </w:pPr>
-      <w:bookmarkStart w:id="32" w:name="_Toc218623310"/>
+      <w:bookmarkStart w:id="32" w:name="_Toc219646590"/>
       <w:r>
         <w:rPr>
           <w:sz w:val="36"/>
@@ -7171,7 +7302,7 @@
           <w:szCs w:val="40"/>
         </w:rPr>
       </w:pPr>
-      <w:bookmarkStart w:id="33" w:name="_Toc218623311"/>
+      <w:bookmarkStart w:id="33" w:name="_Toc219646591"/>
       <w:r>
         <w:rPr>
           <w:sz w:val="40"/>
@@ -7651,20 +7782,20 @@
           <w:szCs w:val="40"/>
         </w:rPr>
       </w:pPr>
-      <w:bookmarkStart w:id="34" w:name="_Toc218623312"/>
+      <w:bookmarkStart w:id="34" w:name="_Toc219646592"/>
       <w:r>
         <w:rPr>
           <w:sz w:val="40"/>
           <w:szCs w:val="40"/>
         </w:rPr>
-        <w:t xml:space="preserve">XAI </w:t>
+        <w:t>XAI</w:t>
       </w:r>
       <w:r>
         <w:rPr>
           <w:sz w:val="40"/>
           <w:szCs w:val="40"/>
         </w:rPr>
-        <w:t xml:space="preserve">plan for </w:t>
+        <w:t xml:space="preserve"> for </w:t>
       </w:r>
       <w:proofErr w:type="spellStart"/>
       <w:r>
@@ -7703,7 +7834,7 @@
           <w:sz w:val="28"/>
           <w:szCs w:val="28"/>
         </w:rPr>
-        <w:t>Token-level attributions with LIME</w:t>
+        <w:t>Chi-square key indicative terms</w:t>
       </w:r>
       <w:r>
         <w:rPr>
@@ -7712,26 +7843,327 @@
         </w:rPr>
         <w:t xml:space="preserve"> </w:t>
       </w:r>
-      <w:r>
-        <w:rPr>
-          <w:sz w:val="28"/>
-          <w:szCs w:val="28"/>
-        </w:rPr>
-        <w:t>–</w:t>
-      </w:r>
-      <w:r>
-        <w:rPr>
-          <w:sz w:val="28"/>
-          <w:szCs w:val="28"/>
-        </w:rPr>
-        <w:t xml:space="preserve"> </w:t>
-      </w:r>
-      <w:r>
-        <w:rPr>
-          <w:sz w:val="28"/>
-          <w:szCs w:val="28"/>
-        </w:rPr>
-        <w:t>takes a message and creates many perturbed versions of it (removes a word or phrase, masks a word or drops tokens randomly), queries the black box model on those versions, fits a simpler interpretable surrogate model and uses its weights for feature importance explanation</w:t>
+    </w:p>
+    <w:p>
+      <w:pPr>
+        <w:pStyle w:val="ListParagraph"/>
+        <w:rPr>
+          <w:sz w:val="28"/>
+          <w:szCs w:val="28"/>
+        </w:rPr>
+      </w:pPr>
+      <w:r>
+        <w:rPr>
+          <w:noProof/>
+          <w:sz w:val="28"/>
+          <w:szCs w:val="28"/>
+        </w:rPr>
+        <w:drawing>
+          <wp:inline distT="0" distB="0" distL="0" distR="0" wp14:anchorId="6E322546" wp14:editId="3C549FC7">
+            <wp:extent cx="5943600" cy="2934335"/>
+            <wp:effectExtent l="0" t="0" r="0" b="0"/>
+            <wp:docPr id="9" name="Picture 9"/>
+            <wp:cNvGraphicFramePr>
+              <a:graphicFrameLocks xmlns:a="http://schemas.openxmlformats.org/drawingml/2006/main" noChangeAspect="1"/>
+            </wp:cNvGraphicFramePr>
+            <a:graphic xmlns:a="http://schemas.openxmlformats.org/drawingml/2006/main">
+              <a:graphicData uri="http://schemas.openxmlformats.org/drawingml/2006/picture">
+                <pic:pic xmlns:pic="http://schemas.openxmlformats.org/drawingml/2006/picture">
+                  <pic:nvPicPr>
+                    <pic:cNvPr id="0" name="Picture 1"/>
+                    <pic:cNvPicPr>
+                      <a:picLocks noChangeAspect="1" noChangeArrowheads="1"/>
+                    </pic:cNvPicPr>
+                  </pic:nvPicPr>
+                  <pic:blipFill>
+                    <a:blip r:embed="rId18">
+                      <a:extLst>
+                        <a:ext uri="{28A0092B-C50C-407E-A947-70E740481C1C}">
+                          <a14:useLocalDpi xmlns:a14="http://schemas.microsoft.com/office/drawing/2010/main" val="0"/>
+                        </a:ext>
+                      </a:extLst>
+                    </a:blip>
+                    <a:srcRect/>
+                    <a:stretch>
+                      <a:fillRect/>
+                    </a:stretch>
+                  </pic:blipFill>
+                  <pic:spPr bwMode="auto">
+                    <a:xfrm>
+                      <a:off x="0" y="0"/>
+                      <a:ext cx="5943600" cy="2934335"/>
+                    </a:xfrm>
+                    <a:prstGeom prst="rect">
+                      <a:avLst/>
+                    </a:prstGeom>
+                    <a:noFill/>
+                    <a:ln>
+                      <a:noFill/>
+                    </a:ln>
+                  </pic:spPr>
+                </pic:pic>
+              </a:graphicData>
+            </a:graphic>
+          </wp:inline>
+        </w:drawing>
+      </w:r>
+    </w:p>
+    <w:p>
+      <w:pPr>
+        <w:pStyle w:val="ListParagraph"/>
+        <w:rPr>
+          <w:sz w:val="28"/>
+          <w:szCs w:val="28"/>
+        </w:rPr>
+      </w:pPr>
+      <w:r>
+        <w:rPr>
+          <w:noProof/>
+          <w:sz w:val="28"/>
+          <w:szCs w:val="28"/>
+        </w:rPr>
+        <w:lastRenderedPageBreak/>
+        <w:drawing>
+          <wp:inline distT="0" distB="0" distL="0" distR="0" wp14:anchorId="365E57A9" wp14:editId="14DE0506">
+            <wp:extent cx="5943600" cy="2934335"/>
+            <wp:effectExtent l="0" t="0" r="0" b="0"/>
+            <wp:docPr id="13" name="Picture 13"/>
+            <wp:cNvGraphicFramePr>
+              <a:graphicFrameLocks xmlns:a="http://schemas.openxmlformats.org/drawingml/2006/main" noChangeAspect="1"/>
+            </wp:cNvGraphicFramePr>
+            <a:graphic xmlns:a="http://schemas.openxmlformats.org/drawingml/2006/main">
+              <a:graphicData uri="http://schemas.openxmlformats.org/drawingml/2006/picture">
+                <pic:pic xmlns:pic="http://schemas.openxmlformats.org/drawingml/2006/picture">
+                  <pic:nvPicPr>
+                    <pic:cNvPr id="0" name="Picture 3"/>
+                    <pic:cNvPicPr>
+                      <a:picLocks noChangeAspect="1" noChangeArrowheads="1"/>
+                    </pic:cNvPicPr>
+                  </pic:nvPicPr>
+                  <pic:blipFill>
+                    <a:blip r:embed="rId19">
+                      <a:extLst>
+                        <a:ext uri="{28A0092B-C50C-407E-A947-70E740481C1C}">
+                          <a14:useLocalDpi xmlns:a14="http://schemas.microsoft.com/office/drawing/2010/main" val="0"/>
+                        </a:ext>
+                      </a:extLst>
+                    </a:blip>
+                    <a:srcRect/>
+                    <a:stretch>
+                      <a:fillRect/>
+                    </a:stretch>
+                  </pic:blipFill>
+                  <pic:spPr bwMode="auto">
+                    <a:xfrm>
+                      <a:off x="0" y="0"/>
+                      <a:ext cx="5943600" cy="2934335"/>
+                    </a:xfrm>
+                    <a:prstGeom prst="rect">
+                      <a:avLst/>
+                    </a:prstGeom>
+                    <a:noFill/>
+                    <a:ln>
+                      <a:noFill/>
+                    </a:ln>
+                  </pic:spPr>
+                </pic:pic>
+              </a:graphicData>
+            </a:graphic>
+          </wp:inline>
+        </w:drawing>
+      </w:r>
+    </w:p>
+    <w:p>
+      <w:pPr>
+        <w:pStyle w:val="ListParagraph"/>
+        <w:rPr>
+          <w:sz w:val="28"/>
+          <w:szCs w:val="28"/>
+        </w:rPr>
+      </w:pPr>
+      <w:r>
+        <w:rPr>
+          <w:noProof/>
+          <w:sz w:val="28"/>
+          <w:szCs w:val="28"/>
+        </w:rPr>
+        <w:drawing>
+          <wp:inline distT="0" distB="0" distL="0" distR="0" wp14:anchorId="4FF0C975" wp14:editId="0C921F1C">
+            <wp:extent cx="5943600" cy="2934335"/>
+            <wp:effectExtent l="0" t="0" r="0" b="0"/>
+            <wp:docPr id="14" name="Picture 14"/>
+            <wp:cNvGraphicFramePr>
+              <a:graphicFrameLocks xmlns:a="http://schemas.openxmlformats.org/drawingml/2006/main" noChangeAspect="1"/>
+            </wp:cNvGraphicFramePr>
+            <a:graphic xmlns:a="http://schemas.openxmlformats.org/drawingml/2006/main">
+              <a:graphicData uri="http://schemas.openxmlformats.org/drawingml/2006/picture">
+                <pic:pic xmlns:pic="http://schemas.openxmlformats.org/drawingml/2006/picture">
+                  <pic:nvPicPr>
+                    <pic:cNvPr id="0" name="Picture 5"/>
+                    <pic:cNvPicPr>
+                      <a:picLocks noChangeAspect="1" noChangeArrowheads="1"/>
+                    </pic:cNvPicPr>
+                  </pic:nvPicPr>
+                  <pic:blipFill>
+                    <a:blip r:embed="rId20">
+                      <a:extLst>
+                        <a:ext uri="{28A0092B-C50C-407E-A947-70E740481C1C}">
+                          <a14:useLocalDpi xmlns:a14="http://schemas.microsoft.com/office/drawing/2010/main" val="0"/>
+                        </a:ext>
+                      </a:extLst>
+                    </a:blip>
+                    <a:srcRect/>
+                    <a:stretch>
+                      <a:fillRect/>
+                    </a:stretch>
+                  </pic:blipFill>
+                  <pic:spPr bwMode="auto">
+                    <a:xfrm>
+                      <a:off x="0" y="0"/>
+                      <a:ext cx="5943600" cy="2934335"/>
+                    </a:xfrm>
+                    <a:prstGeom prst="rect">
+                      <a:avLst/>
+                    </a:prstGeom>
+                    <a:noFill/>
+                    <a:ln>
+                      <a:noFill/>
+                    </a:ln>
+                  </pic:spPr>
+                </pic:pic>
+              </a:graphicData>
+            </a:graphic>
+          </wp:inline>
+        </w:drawing>
+      </w:r>
+    </w:p>
+    <w:p>
+      <w:pPr>
+        <w:pStyle w:val="ListParagraph"/>
+        <w:rPr>
+          <w:sz w:val="28"/>
+          <w:szCs w:val="28"/>
+        </w:rPr>
+      </w:pPr>
+      <w:r>
+        <w:rPr>
+          <w:noProof/>
+          <w:sz w:val="28"/>
+          <w:szCs w:val="28"/>
+        </w:rPr>
+        <w:lastRenderedPageBreak/>
+        <w:drawing>
+          <wp:inline distT="0" distB="0" distL="0" distR="0" wp14:anchorId="01622008" wp14:editId="79C557BB">
+            <wp:extent cx="5943600" cy="2934335"/>
+            <wp:effectExtent l="0" t="0" r="0" b="0"/>
+            <wp:docPr id="15" name="Picture 15"/>
+            <wp:cNvGraphicFramePr>
+              <a:graphicFrameLocks xmlns:a="http://schemas.openxmlformats.org/drawingml/2006/main" noChangeAspect="1"/>
+            </wp:cNvGraphicFramePr>
+            <a:graphic xmlns:a="http://schemas.openxmlformats.org/drawingml/2006/main">
+              <a:graphicData uri="http://schemas.openxmlformats.org/drawingml/2006/picture">
+                <pic:pic xmlns:pic="http://schemas.openxmlformats.org/drawingml/2006/picture">
+                  <pic:nvPicPr>
+                    <pic:cNvPr id="0" name="Picture 7"/>
+                    <pic:cNvPicPr>
+                      <a:picLocks noChangeAspect="1" noChangeArrowheads="1"/>
+                    </pic:cNvPicPr>
+                  </pic:nvPicPr>
+                  <pic:blipFill>
+                    <a:blip r:embed="rId21">
+                      <a:extLst>
+                        <a:ext uri="{28A0092B-C50C-407E-A947-70E740481C1C}">
+                          <a14:useLocalDpi xmlns:a14="http://schemas.microsoft.com/office/drawing/2010/main" val="0"/>
+                        </a:ext>
+                      </a:extLst>
+                    </a:blip>
+                    <a:srcRect/>
+                    <a:stretch>
+                      <a:fillRect/>
+                    </a:stretch>
+                  </pic:blipFill>
+                  <pic:spPr bwMode="auto">
+                    <a:xfrm>
+                      <a:off x="0" y="0"/>
+                      <a:ext cx="5943600" cy="2934335"/>
+                    </a:xfrm>
+                    <a:prstGeom prst="rect">
+                      <a:avLst/>
+                    </a:prstGeom>
+                    <a:noFill/>
+                    <a:ln>
+                      <a:noFill/>
+                    </a:ln>
+                  </pic:spPr>
+                </pic:pic>
+              </a:graphicData>
+            </a:graphic>
+          </wp:inline>
+        </w:drawing>
+      </w:r>
+    </w:p>
+    <w:p>
+      <w:pPr>
+        <w:pStyle w:val="ListParagraph"/>
+        <w:rPr>
+          <w:sz w:val="28"/>
+          <w:szCs w:val="28"/>
+        </w:rPr>
+      </w:pPr>
+      <w:r>
+        <w:rPr>
+          <w:noProof/>
+          <w:sz w:val="28"/>
+          <w:szCs w:val="28"/>
+        </w:rPr>
+        <w:drawing>
+          <wp:inline distT="0" distB="0" distL="0" distR="0" wp14:anchorId="10D557DF" wp14:editId="6E2E0BF2">
+            <wp:extent cx="5943600" cy="2934335"/>
+            <wp:effectExtent l="0" t="0" r="0" b="0"/>
+            <wp:docPr id="16" name="Picture 16"/>
+            <wp:cNvGraphicFramePr>
+              <a:graphicFrameLocks xmlns:a="http://schemas.openxmlformats.org/drawingml/2006/main" noChangeAspect="1"/>
+            </wp:cNvGraphicFramePr>
+            <a:graphic xmlns:a="http://schemas.openxmlformats.org/drawingml/2006/main">
+              <a:graphicData uri="http://schemas.openxmlformats.org/drawingml/2006/picture">
+                <pic:pic xmlns:pic="http://schemas.openxmlformats.org/drawingml/2006/picture">
+                  <pic:nvPicPr>
+                    <pic:cNvPr id="0" name="Picture 9"/>
+                    <pic:cNvPicPr>
+                      <a:picLocks noChangeAspect="1" noChangeArrowheads="1"/>
+                    </pic:cNvPicPr>
+                  </pic:nvPicPr>
+                  <pic:blipFill>
+                    <a:blip r:embed="rId22">
+                      <a:extLst>
+                        <a:ext uri="{28A0092B-C50C-407E-A947-70E740481C1C}">
+                          <a14:useLocalDpi xmlns:a14="http://schemas.microsoft.com/office/drawing/2010/main" val="0"/>
+                        </a:ext>
+                      </a:extLst>
+                    </a:blip>
+                    <a:srcRect/>
+                    <a:stretch>
+                      <a:fillRect/>
+                    </a:stretch>
+                  </pic:blipFill>
+                  <pic:spPr bwMode="auto">
+                    <a:xfrm>
+                      <a:off x="0" y="0"/>
+                      <a:ext cx="5943600" cy="2934335"/>
+                    </a:xfrm>
+                    <a:prstGeom prst="rect">
+                      <a:avLst/>
+                    </a:prstGeom>
+                    <a:noFill/>
+                    <a:ln>
+                      <a:noFill/>
+                    </a:ln>
+                  </pic:spPr>
+                </pic:pic>
+              </a:graphicData>
+            </a:graphic>
+          </wp:inline>
+        </w:drawing>
       </w:r>
     </w:p>
     <w:p>
@@ -7753,7 +8185,7 @@
           <w:sz w:val="28"/>
           <w:szCs w:val="28"/>
         </w:rPr>
-        <w:t>Attention Visuali</w:t>
+        <w:t>Integrated gradients</w:t>
       </w:r>
       <w:r>
         <w:rPr>
@@ -7762,14 +8194,111 @@
           <w:sz w:val="28"/>
           <w:szCs w:val="28"/>
         </w:rPr>
-        <w:t xml:space="preserve">zation with a heatmap </w:t>
-      </w:r>
-      <w:r>
-        <w:rPr>
-          <w:sz w:val="28"/>
-          <w:szCs w:val="28"/>
-        </w:rPr>
-        <w:t>– uses the model's attention weights to draw heatmaps from a few messages, showing which tokens the model pays most attention to; does not provide a full explanation but offers an additional internal view</w:t>
+        <w:t xml:space="preserve"> </w:t>
+      </w:r>
+    </w:p>
+    <w:p>
+      <w:pPr>
+        <w:pStyle w:val="ListParagraph"/>
+        <w:rPr>
+          <w:sz w:val="28"/>
+          <w:szCs w:val="28"/>
+        </w:rPr>
+      </w:pPr>
+      <w:r>
+        <w:rPr>
+          <w:sz w:val="28"/>
+          <w:szCs w:val="28"/>
+        </w:rPr>
+        <w:drawing>
+          <wp:inline distT="0" distB="0" distL="0" distR="0" wp14:anchorId="0B70ECBC" wp14:editId="1DC20434">
+            <wp:extent cx="5943600" cy="1564640"/>
+            <wp:effectExtent l="0" t="0" r="0" b="0"/>
+            <wp:docPr id="17" name="Picture 17"/>
+            <wp:cNvGraphicFramePr>
+              <a:graphicFrameLocks xmlns:a="http://schemas.openxmlformats.org/drawingml/2006/main" noChangeAspect="1"/>
+            </wp:cNvGraphicFramePr>
+            <a:graphic xmlns:a="http://schemas.openxmlformats.org/drawingml/2006/main">
+              <a:graphicData uri="http://schemas.openxmlformats.org/drawingml/2006/picture">
+                <pic:pic xmlns:pic="http://schemas.openxmlformats.org/drawingml/2006/picture">
+                  <pic:nvPicPr>
+                    <pic:cNvPr id="1" name=""/>
+                    <pic:cNvPicPr/>
+                  </pic:nvPicPr>
+                  <pic:blipFill>
+                    <a:blip r:embed="rId23"/>
+                    <a:stretch>
+                      <a:fillRect/>
+                    </a:stretch>
+                  </pic:blipFill>
+                  <pic:spPr>
+                    <a:xfrm>
+                      <a:off x="0" y="0"/>
+                      <a:ext cx="5943600" cy="1564640"/>
+                    </a:xfrm>
+                    <a:prstGeom prst="rect">
+                      <a:avLst/>
+                    </a:prstGeom>
+                  </pic:spPr>
+                </pic:pic>
+              </a:graphicData>
+            </a:graphic>
+          </wp:inline>
+        </w:drawing>
+      </w:r>
+    </w:p>
+    <w:p>
+      <w:pPr>
+        <w:pStyle w:val="ListParagraph"/>
+        <w:rPr>
+          <w:sz w:val="28"/>
+          <w:szCs w:val="28"/>
+        </w:rPr>
+      </w:pPr>
+    </w:p>
+    <w:p>
+      <w:pPr>
+        <w:pStyle w:val="Heading1"/>
+        <w:rPr>
+          <w:sz w:val="40"/>
+          <w:szCs w:val="40"/>
+        </w:rPr>
+      </w:pPr>
+      <w:bookmarkStart w:id="35" w:name="_Toc219646593"/>
+      <w:r>
+        <w:rPr>
+          <w:sz w:val="40"/>
+          <w:szCs w:val="40"/>
+        </w:rPr>
+        <w:lastRenderedPageBreak/>
+        <w:t>Final project recommendation</w:t>
+      </w:r>
+      <w:bookmarkEnd w:id="35"/>
+    </w:p>
+    <w:p/>
+    <w:p>
+      <w:pPr>
+        <w:pStyle w:val="Heading2"/>
+        <w:rPr>
+          <w:sz w:val="36"/>
+          <w:szCs w:val="36"/>
+        </w:rPr>
+      </w:pPr>
+      <w:bookmarkStart w:id="36" w:name="_Toc219646594"/>
+      <w:r>
+        <w:rPr>
+          <w:sz w:val="36"/>
+          <w:szCs w:val="36"/>
+        </w:rPr>
+        <w:t>Project strengths</w:t>
+      </w:r>
+      <w:bookmarkEnd w:id="36"/>
+      <w:r>
+        <w:rPr>
+          <w:sz w:val="36"/>
+          <w:szCs w:val="36"/>
+        </w:rPr>
+        <w:t xml:space="preserve"> </w:t>
       </w:r>
     </w:p>
     <w:p>
@@ -7777,86 +8306,187 @@
         <w:pStyle w:val="ListParagraph"/>
         <w:numPr>
           <w:ilvl w:val="0"/>
-          <w:numId w:val="10"/>
+          <w:numId w:val="21"/>
         </w:numPr>
-        <w:rPr>
-          <w:sz w:val="28"/>
-          <w:szCs w:val="28"/>
-        </w:rPr>
-      </w:pPr>
-      <w:r>
+      </w:pPr>
+      <w:r>
+        <w:rPr>
+          <w:sz w:val="28"/>
+          <w:szCs w:val="28"/>
+        </w:rPr>
+        <w:t xml:space="preserve">Clear societal relevance and problem definition </w:t>
+      </w:r>
+    </w:p>
+    <w:p>
+      <w:pPr>
+        <w:pStyle w:val="ListParagraph"/>
+        <w:numPr>
+          <w:ilvl w:val="0"/>
+          <w:numId w:val="21"/>
+        </w:numPr>
+      </w:pPr>
+      <w:r>
+        <w:rPr>
+          <w:sz w:val="28"/>
+          <w:szCs w:val="28"/>
+        </w:rPr>
+        <w:t>Meaningful comparison between classical machine-learning approaches, transformer-based models and lightweight large language model</w:t>
+      </w:r>
+    </w:p>
+    <w:p>
+      <w:pPr>
+        <w:pStyle w:val="ListParagraph"/>
+        <w:numPr>
+          <w:ilvl w:val="0"/>
+          <w:numId w:val="21"/>
+        </w:numPr>
+      </w:pPr>
+      <w:proofErr w:type="spellStart"/>
+      <w:r>
+        <w:rPr>
+          <w:sz w:val="28"/>
+          <w:szCs w:val="28"/>
+        </w:rPr>
+        <w:t>Explainability</w:t>
+      </w:r>
+      <w:proofErr w:type="spellEnd"/>
+      <w:r>
+        <w:rPr>
+          <w:sz w:val="28"/>
+          <w:szCs w:val="28"/>
+        </w:rPr>
+        <w:t>-driven analysis through chi-square lexical signal inspection and integrated gradients</w:t>
+      </w:r>
+    </w:p>
+    <w:p>
+      <w:pPr>
+        <w:pStyle w:val="ListParagraph"/>
+        <w:numPr>
+          <w:ilvl w:val="0"/>
+          <w:numId w:val="21"/>
+        </w:numPr>
+      </w:pPr>
+      <w:r>
+        <w:rPr>
+          <w:sz w:val="28"/>
+          <w:szCs w:val="28"/>
+        </w:rPr>
+        <w:t>Full pipeline explanation, structured experimentation and evaluation</w:t>
+      </w:r>
+    </w:p>
+    <w:p>
+      <w:pPr>
+        <w:pStyle w:val="Heading2"/>
+        <w:rPr>
+          <w:sz w:val="36"/>
+          <w:szCs w:val="36"/>
+        </w:rPr>
+      </w:pPr>
+      <w:bookmarkStart w:id="37" w:name="_Toc219646595"/>
+      <w:r>
+        <w:rPr>
+          <w:sz w:val="36"/>
+          <w:szCs w:val="36"/>
+        </w:rPr>
+        <w:t>Project</w:t>
+      </w:r>
+      <w:r>
+        <w:rPr>
+          <w:sz w:val="36"/>
+          <w:szCs w:val="36"/>
+        </w:rPr>
+        <w:t xml:space="preserve"> limitations</w:t>
+      </w:r>
+      <w:bookmarkEnd w:id="37"/>
+    </w:p>
+    <w:p>
+      <w:pPr>
+        <w:pStyle w:val="ListParagraph"/>
+        <w:numPr>
+          <w:ilvl w:val="0"/>
+          <w:numId w:val="22"/>
+        </w:numPr>
+      </w:pPr>
+      <w:r>
+        <w:rPr>
+          <w:sz w:val="28"/>
+          <w:szCs w:val="28"/>
+        </w:rPr>
+        <w:t>Weak and overlapping lexical signal in the dataset</w:t>
+      </w:r>
+    </w:p>
+    <w:p>
+      <w:pPr>
+        <w:pStyle w:val="ListParagraph"/>
+        <w:numPr>
+          <w:ilvl w:val="0"/>
+          <w:numId w:val="22"/>
+        </w:numPr>
+      </w:pPr>
+      <w:r>
+        <w:rPr>
+          <w:sz w:val="28"/>
+          <w:szCs w:val="28"/>
+        </w:rPr>
+        <w:t xml:space="preserve">Class imbalance and limited positive samples </w:t>
+      </w:r>
+    </w:p>
+    <w:p>
+      <w:pPr>
+        <w:pStyle w:val="Heading2"/>
+        <w:rPr>
+          <w:sz w:val="36"/>
+          <w:szCs w:val="36"/>
+        </w:rPr>
+      </w:pPr>
+      <w:bookmarkStart w:id="38" w:name="_Toc219646596"/>
+      <w:r>
+        <w:rPr>
+          <w:sz w:val="36"/>
+          <w:szCs w:val="36"/>
+        </w:rPr>
+        <w:t>Final Conclusion</w:t>
+      </w:r>
+      <w:bookmarkEnd w:id="38"/>
+    </w:p>
+    <w:p>
+      <w:pPr>
+        <w:rPr>
+          <w:sz w:val="28"/>
+          <w:szCs w:val="28"/>
+        </w:rPr>
+      </w:pPr>
+      <w:r>
+        <w:rPr>
+          <w:sz w:val="28"/>
+          <w:szCs w:val="28"/>
+        </w:rPr>
+        <w:t>All things considered, the project should continue as it successfully demonstrates a strong, transparent and explainable baseline. All experiments show that the main limitation in this project is the weak lexical signal, rather than model choice. This is why, future improvements should be focused on increasing positive samples and incorporating richer contextual samples for signal improvement.</w:t>
+      </w:r>
+    </w:p>
+    <w:p/>
+    <w:p/>
+    <w:p/>
+    <w:p/>
+    <w:p/>
+    <w:p/>
+    <w:p/>
+    <w:p/>
+    <w:p/>
+    <w:p/>
+    <w:p/>
+    <w:p/>
+    <w:p>
+      <w:pPr>
+        <w:pStyle w:val="Heading1"/>
         <w:rPr>
           <w:b/>
           <w:bCs/>
-          <w:sz w:val="28"/>
-          <w:szCs w:val="28"/>
-        </w:rPr>
-        <w:t xml:space="preserve">Masking analysis </w:t>
-      </w:r>
-      <w:r>
-        <w:rPr>
-          <w:sz w:val="28"/>
-          <w:szCs w:val="28"/>
-        </w:rPr>
-        <w:t>– takes a message and its prediction, masks or removes specific words and runs the model again; if the probability for a label drops significantly</w:t>
-      </w:r>
-      <w:r>
-        <w:rPr>
-          <w:sz w:val="28"/>
-          <w:szCs w:val="28"/>
-        </w:rPr>
-        <w:t>, the model relied on that word for its decision</w:t>
-      </w:r>
-    </w:p>
-    <w:p>
-      <w:pPr>
-        <w:rPr>
-          <w:b/>
-          <w:bCs/>
-          <w:sz w:val="28"/>
-          <w:szCs w:val="28"/>
-        </w:rPr>
-      </w:pPr>
-    </w:p>
-    <w:p>
-      <w:pPr>
-        <w:rPr>
-          <w:b/>
-          <w:bCs/>
-          <w:sz w:val="28"/>
-          <w:szCs w:val="28"/>
-        </w:rPr>
-      </w:pPr>
-      <w:r>
-        <w:rPr>
-          <w:b/>
-          <w:bCs/>
-          <w:sz w:val="28"/>
-          <w:szCs w:val="28"/>
-        </w:rPr>
-        <w:t xml:space="preserve"> </w:t>
-      </w:r>
-      <w:bookmarkStart w:id="35" w:name="_Toc218623313"/>
-    </w:p>
-    <w:p>
-      <w:pPr>
-        <w:rPr>
-          <w:b/>
-          <w:bCs/>
-          <w:sz w:val="28"/>
-          <w:szCs w:val="28"/>
-        </w:rPr>
-      </w:pPr>
-    </w:p>
-    <w:p>
-      <w:pPr>
-        <w:rPr>
-          <w:b/>
-          <w:bCs/>
-          <w:sz w:val="28"/>
-          <w:szCs w:val="28"/>
-        </w:rPr>
-      </w:pPr>
+          <w:sz w:val="36"/>
+          <w:szCs w:val="36"/>
+        </w:rPr>
+      </w:pPr>
+      <w:bookmarkStart w:id="39" w:name="_Toc219646597"/>
       <w:r>
         <w:rPr>
           <w:sz w:val="40"/>
@@ -7865,7 +8495,7 @@
         <w:lastRenderedPageBreak/>
         <w:t>Resources</w:t>
       </w:r>
-      <w:bookmarkEnd w:id="35"/>
+      <w:bookmarkEnd w:id="39"/>
       <w:r>
         <w:rPr>
           <w:sz w:val="40"/>
@@ -7894,7 +8524,7 @@
       <w:r>
         <w:t xml:space="preserve">. (n.d.). Rode Kruise. </w:t>
       </w:r>
-      <w:hyperlink r:id="rId18" w:history="1">
+      <w:hyperlink r:id="rId24" w:history="1">
         <w:r>
           <w:rPr>
             <w:rStyle w:val="Hyperlink"/>
@@ -7920,7 +8550,7 @@
       <w:r>
         <w:t xml:space="preserve">. (n.d.). IFRC. </w:t>
       </w:r>
-      <w:hyperlink r:id="rId19" w:history="1">
+      <w:hyperlink r:id="rId25" w:history="1">
         <w:r>
           <w:rPr>
             <w:rStyle w:val="Hyperlink"/>
@@ -7946,7 +8576,7 @@
       <w:r>
         <w:t xml:space="preserve">. (2025, November 16). Wikipedia. </w:t>
       </w:r>
-      <w:hyperlink r:id="rId20" w:history="1">
+      <w:hyperlink r:id="rId26" w:history="1">
         <w:r>
           <w:rPr>
             <w:rStyle w:val="Hyperlink"/>
@@ -7972,7 +8602,7 @@
       <w:r>
         <w:t xml:space="preserve">. (n.d.). The Netherlands Red Cross - 510. </w:t>
       </w:r>
-      <w:hyperlink r:id="rId21" w:history="1">
+      <w:hyperlink r:id="rId27" w:history="1">
         <w:r>
           <w:rPr>
             <w:rStyle w:val="Hyperlink"/>
@@ -7998,7 +8628,7 @@
       <w:r>
         <w:t xml:space="preserve">. (2022, May 1). Medecins Sans Frontieres. </w:t>
       </w:r>
-      <w:hyperlink r:id="rId22" w:history="1">
+      <w:hyperlink r:id="rId28" w:history="1">
         <w:r>
           <w:rPr>
             <w:rStyle w:val="Hyperlink"/>
@@ -8024,7 +8654,7 @@
       <w:r>
         <w:t xml:space="preserve">. (2015, April 21). Medium. </w:t>
       </w:r>
-      <w:hyperlink r:id="rId23" w:history="1">
+      <w:hyperlink r:id="rId29" w:history="1">
         <w:r>
           <w:rPr>
             <w:rStyle w:val="Hyperlink"/>
@@ -8050,7 +8680,7 @@
       <w:r>
         <w:t xml:space="preserve">. (n.d.). Médecins Sans Frontières / Doctors Without Borders. </w:t>
       </w:r>
-      <w:hyperlink r:id="rId24" w:history="1">
+      <w:hyperlink r:id="rId30" w:history="1">
         <w:r>
           <w:rPr>
             <w:rStyle w:val="Hyperlink"/>
@@ -8114,7 +8744,7 @@
         </w:rPr>
         <w:t xml:space="preserve">. </w:t>
       </w:r>
-      <w:hyperlink r:id="rId25" w:history="1">
+      <w:hyperlink r:id="rId31" w:history="1">
         <w:r>
           <w:rPr>
             <w:rStyle w:val="Hyperlink"/>
@@ -8182,7 +8812,7 @@
         </w:rPr>
         <w:t xml:space="preserve">. </w:t>
       </w:r>
-      <w:hyperlink r:id="rId26" w:anchor="S7" w:history="1">
+      <w:hyperlink r:id="rId32" w:anchor="S7" w:history="1">
         <w:r>
           <w:rPr>
             <w:rStyle w:val="Hyperlink"/>
@@ -8234,7 +8864,7 @@
         </w:rPr>
         <w:t xml:space="preserve">. </w:t>
       </w:r>
-      <w:hyperlink r:id="rId27" w:history="1">
+      <w:hyperlink r:id="rId33" w:history="1">
         <w:r>
           <w:rPr>
             <w:rStyle w:val="Hyperlink"/>
@@ -8284,7 +8914,7 @@
         </w:rPr>
         <w:t xml:space="preserve">. </w:t>
       </w:r>
-      <w:hyperlink r:id="rId28" w:history="1">
+      <w:hyperlink r:id="rId34" w:history="1">
         <w:r>
           <w:rPr>
             <w:rStyle w:val="Hyperlink"/>
@@ -8342,7 +8972,7 @@
         </w:rPr>
         <w:t xml:space="preserve">. </w:t>
       </w:r>
-      <w:hyperlink r:id="rId29" w:history="1">
+      <w:hyperlink r:id="rId35" w:history="1">
         <w:r>
           <w:rPr>
             <w:rStyle w:val="Hyperlink"/>
@@ -8390,7 +9020,7 @@
         </w:rPr>
         <w:t xml:space="preserve">. </w:t>
       </w:r>
-      <w:hyperlink r:id="rId30" w:history="1">
+      <w:hyperlink r:id="rId36" w:history="1">
         <w:r>
           <w:rPr>
             <w:rStyle w:val="Hyperlink"/>
@@ -8438,7 +9068,7 @@
         </w:rPr>
         <w:t xml:space="preserve">. </w:t>
       </w:r>
-      <w:hyperlink r:id="rId31" w:history="1">
+      <w:hyperlink r:id="rId37" w:history="1">
         <w:r>
           <w:rPr>
             <w:rStyle w:val="Hyperlink"/>
@@ -8478,7 +9108,7 @@
         </w:rPr>
         <w:t xml:space="preserve"> (n.d.). CLOUDFLARE. </w:t>
       </w:r>
-      <w:hyperlink r:id="rId32" w:history="1">
+      <w:hyperlink r:id="rId38" w:history="1">
         <w:r>
           <w:rPr>
             <w:rStyle w:val="Hyperlink"/>
@@ -8508,7 +9138,7 @@
         </w:rPr>
         <w:t xml:space="preserve">OWASP. (2001, December 1). </w:t>
       </w:r>
-      <w:hyperlink r:id="rId33" w:history="1">
+      <w:hyperlink r:id="rId39" w:history="1">
         <w:r>
           <w:rPr>
             <w:rStyle w:val="Hyperlink"/>
@@ -8556,7 +9186,7 @@
         </w:rPr>
         <w:t xml:space="preserve">. </w:t>
       </w:r>
-      <w:hyperlink r:id="rId34" w:history="1">
+      <w:hyperlink r:id="rId40" w:history="1">
         <w:r>
           <w:rPr>
             <w:rStyle w:val="Hyperlink"/>
@@ -9331,6 +9961,119 @@
     </w:lvl>
   </w:abstractNum>
   <w:abstractNum w:abstractNumId="7" w15:restartNumberingAfterBreak="0">
+    <w:nsid w:val="412C795F"/>
+    <w:multiLevelType w:val="hybridMultilevel"/>
+    <w:tmpl w:val="FFE0BC7A"/>
+    <w:lvl w:ilvl="0" w:tplc="04090001">
+      <w:start w:val="1"/>
+      <w:numFmt w:val="bullet"/>
+      <w:lvlText w:val=""/>
+      <w:lvlJc w:val="left"/>
+      <w:pPr>
+        <w:ind w:left="720" w:hanging="360"/>
+      </w:pPr>
+      <w:rPr>
+        <w:rFonts w:ascii="Symbol" w:hAnsi="Symbol" w:hint="default"/>
+      </w:rPr>
+    </w:lvl>
+    <w:lvl w:ilvl="1" w:tplc="04090003" w:tentative="1">
+      <w:start w:val="1"/>
+      <w:numFmt w:val="bullet"/>
+      <w:lvlText w:val="o"/>
+      <w:lvlJc w:val="left"/>
+      <w:pPr>
+        <w:ind w:left="1440" w:hanging="360"/>
+      </w:pPr>
+      <w:rPr>
+        <w:rFonts w:ascii="Courier New" w:hAnsi="Courier New" w:cs="Courier New" w:hint="default"/>
+      </w:rPr>
+    </w:lvl>
+    <w:lvl w:ilvl="2" w:tplc="04090005" w:tentative="1">
+      <w:start w:val="1"/>
+      <w:numFmt w:val="bullet"/>
+      <w:lvlText w:val=""/>
+      <w:lvlJc w:val="left"/>
+      <w:pPr>
+        <w:ind w:left="2160" w:hanging="360"/>
+      </w:pPr>
+      <w:rPr>
+        <w:rFonts w:ascii="Wingdings" w:hAnsi="Wingdings" w:hint="default"/>
+      </w:rPr>
+    </w:lvl>
+    <w:lvl w:ilvl="3" w:tplc="04090001" w:tentative="1">
+      <w:start w:val="1"/>
+      <w:numFmt w:val="bullet"/>
+      <w:lvlText w:val=""/>
+      <w:lvlJc w:val="left"/>
+      <w:pPr>
+        <w:ind w:left="2880" w:hanging="360"/>
+      </w:pPr>
+      <w:rPr>
+        <w:rFonts w:ascii="Symbol" w:hAnsi="Symbol" w:hint="default"/>
+      </w:rPr>
+    </w:lvl>
+    <w:lvl w:ilvl="4" w:tplc="04090003" w:tentative="1">
+      <w:start w:val="1"/>
+      <w:numFmt w:val="bullet"/>
+      <w:lvlText w:val="o"/>
+      <w:lvlJc w:val="left"/>
+      <w:pPr>
+        <w:ind w:left="3600" w:hanging="360"/>
+      </w:pPr>
+      <w:rPr>
+        <w:rFonts w:ascii="Courier New" w:hAnsi="Courier New" w:cs="Courier New" w:hint="default"/>
+      </w:rPr>
+    </w:lvl>
+    <w:lvl w:ilvl="5" w:tplc="04090005" w:tentative="1">
+      <w:start w:val="1"/>
+      <w:numFmt w:val="bullet"/>
+      <w:lvlText w:val=""/>
+      <w:lvlJc w:val="left"/>
+      <w:pPr>
+        <w:ind w:left="4320" w:hanging="360"/>
+      </w:pPr>
+      <w:rPr>
+        <w:rFonts w:ascii="Wingdings" w:hAnsi="Wingdings" w:hint="default"/>
+      </w:rPr>
+    </w:lvl>
+    <w:lvl w:ilvl="6" w:tplc="04090001" w:tentative="1">
+      <w:start w:val="1"/>
+      <w:numFmt w:val="bullet"/>
+      <w:lvlText w:val=""/>
+      <w:lvlJc w:val="left"/>
+      <w:pPr>
+        <w:ind w:left="5040" w:hanging="360"/>
+      </w:pPr>
+      <w:rPr>
+        <w:rFonts w:ascii="Symbol" w:hAnsi="Symbol" w:hint="default"/>
+      </w:rPr>
+    </w:lvl>
+    <w:lvl w:ilvl="7" w:tplc="04090003" w:tentative="1">
+      <w:start w:val="1"/>
+      <w:numFmt w:val="bullet"/>
+      <w:lvlText w:val="o"/>
+      <w:lvlJc w:val="left"/>
+      <w:pPr>
+        <w:ind w:left="5760" w:hanging="360"/>
+      </w:pPr>
+      <w:rPr>
+        <w:rFonts w:ascii="Courier New" w:hAnsi="Courier New" w:cs="Courier New" w:hint="default"/>
+      </w:rPr>
+    </w:lvl>
+    <w:lvl w:ilvl="8" w:tplc="04090005" w:tentative="1">
+      <w:start w:val="1"/>
+      <w:numFmt w:val="bullet"/>
+      <w:lvlText w:val=""/>
+      <w:lvlJc w:val="left"/>
+      <w:pPr>
+        <w:ind w:left="6480" w:hanging="360"/>
+      </w:pPr>
+      <w:rPr>
+        <w:rFonts w:ascii="Wingdings" w:hAnsi="Wingdings" w:hint="default"/>
+      </w:rPr>
+    </w:lvl>
+  </w:abstractNum>
+  <w:abstractNum w:abstractNumId="8" w15:restartNumberingAfterBreak="0">
     <w:nsid w:val="436708F3"/>
     <w:multiLevelType w:val="hybridMultilevel"/>
     <w:tmpl w:val="2604D006"/>
@@ -9443,7 +10186,7 @@
       </w:rPr>
     </w:lvl>
   </w:abstractNum>
-  <w:abstractNum w:abstractNumId="8" w15:restartNumberingAfterBreak="0">
+  <w:abstractNum w:abstractNumId="9" w15:restartNumberingAfterBreak="0">
     <w:nsid w:val="4B8906CC"/>
     <w:multiLevelType w:val="hybridMultilevel"/>
     <w:tmpl w:val="DFFC6858"/>
@@ -9556,7 +10299,7 @@
       </w:rPr>
     </w:lvl>
   </w:abstractNum>
-  <w:abstractNum w:abstractNumId="9" w15:restartNumberingAfterBreak="0">
+  <w:abstractNum w:abstractNumId="10" w15:restartNumberingAfterBreak="0">
     <w:nsid w:val="4FB47298"/>
     <w:multiLevelType w:val="hybridMultilevel"/>
     <w:tmpl w:val="E8B06D14"/>
@@ -9669,7 +10412,7 @@
       </w:rPr>
     </w:lvl>
   </w:abstractNum>
-  <w:abstractNum w:abstractNumId="10" w15:restartNumberingAfterBreak="0">
+  <w:abstractNum w:abstractNumId="11" w15:restartNumberingAfterBreak="0">
     <w:nsid w:val="563E5F3C"/>
     <w:multiLevelType w:val="hybridMultilevel"/>
     <w:tmpl w:val="A0C08EC6"/>
@@ -9782,7 +10525,7 @@
       </w:rPr>
     </w:lvl>
   </w:abstractNum>
-  <w:abstractNum w:abstractNumId="11" w15:restartNumberingAfterBreak="0">
+  <w:abstractNum w:abstractNumId="12" w15:restartNumberingAfterBreak="0">
     <w:nsid w:val="5ED96AAC"/>
     <w:multiLevelType w:val="hybridMultilevel"/>
     <w:tmpl w:val="3142FE1A"/>
@@ -9895,7 +10638,7 @@
       </w:rPr>
     </w:lvl>
   </w:abstractNum>
-  <w:abstractNum w:abstractNumId="12" w15:restartNumberingAfterBreak="0">
+  <w:abstractNum w:abstractNumId="13" w15:restartNumberingAfterBreak="0">
     <w:nsid w:val="66BF06C1"/>
     <w:multiLevelType w:val="hybridMultilevel"/>
     <w:tmpl w:val="81367ADE"/>
@@ -9981,7 +10724,7 @@
       </w:pPr>
     </w:lvl>
   </w:abstractNum>
-  <w:abstractNum w:abstractNumId="13" w15:restartNumberingAfterBreak="0">
+  <w:abstractNum w:abstractNumId="14" w15:restartNumberingAfterBreak="0">
     <w:nsid w:val="67057AF3"/>
     <w:multiLevelType w:val="hybridMultilevel"/>
     <w:tmpl w:val="16FAD83C"/>
@@ -10094,7 +10837,7 @@
       </w:rPr>
     </w:lvl>
   </w:abstractNum>
-  <w:abstractNum w:abstractNumId="14" w15:restartNumberingAfterBreak="0">
+  <w:abstractNum w:abstractNumId="15" w15:restartNumberingAfterBreak="0">
     <w:nsid w:val="6C456F44"/>
     <w:multiLevelType w:val="hybridMultilevel"/>
     <w:tmpl w:val="AB5C7DCE"/>
@@ -10180,7 +10923,7 @@
       </w:pPr>
     </w:lvl>
   </w:abstractNum>
-  <w:abstractNum w:abstractNumId="15" w15:restartNumberingAfterBreak="0">
+  <w:abstractNum w:abstractNumId="16" w15:restartNumberingAfterBreak="0">
     <w:nsid w:val="6D0C34C1"/>
     <w:multiLevelType w:val="hybridMultilevel"/>
     <w:tmpl w:val="1F4AA3EA"/>
@@ -10293,7 +11036,7 @@
       </w:rPr>
     </w:lvl>
   </w:abstractNum>
-  <w:abstractNum w:abstractNumId="16" w15:restartNumberingAfterBreak="0">
+  <w:abstractNum w:abstractNumId="17" w15:restartNumberingAfterBreak="0">
     <w:nsid w:val="6EB90CF7"/>
     <w:multiLevelType w:val="hybridMultilevel"/>
     <w:tmpl w:val="3508EC3C"/>
@@ -10406,7 +11149,120 @@
       </w:rPr>
     </w:lvl>
   </w:abstractNum>
-  <w:abstractNum w:abstractNumId="17" w15:restartNumberingAfterBreak="0">
+  <w:abstractNum w:abstractNumId="18" w15:restartNumberingAfterBreak="0">
+    <w:nsid w:val="71410FE2"/>
+    <w:multiLevelType w:val="hybridMultilevel"/>
+    <w:tmpl w:val="1AB6FC92"/>
+    <w:lvl w:ilvl="0" w:tplc="04090001">
+      <w:start w:val="1"/>
+      <w:numFmt w:val="bullet"/>
+      <w:lvlText w:val=""/>
+      <w:lvlJc w:val="left"/>
+      <w:pPr>
+        <w:ind w:left="720" w:hanging="360"/>
+      </w:pPr>
+      <w:rPr>
+        <w:rFonts w:ascii="Symbol" w:hAnsi="Symbol" w:hint="default"/>
+      </w:rPr>
+    </w:lvl>
+    <w:lvl w:ilvl="1" w:tplc="04090003" w:tentative="1">
+      <w:start w:val="1"/>
+      <w:numFmt w:val="bullet"/>
+      <w:lvlText w:val="o"/>
+      <w:lvlJc w:val="left"/>
+      <w:pPr>
+        <w:ind w:left="1440" w:hanging="360"/>
+      </w:pPr>
+      <w:rPr>
+        <w:rFonts w:ascii="Courier New" w:hAnsi="Courier New" w:cs="Courier New" w:hint="default"/>
+      </w:rPr>
+    </w:lvl>
+    <w:lvl w:ilvl="2" w:tplc="04090005" w:tentative="1">
+      <w:start w:val="1"/>
+      <w:numFmt w:val="bullet"/>
+      <w:lvlText w:val=""/>
+      <w:lvlJc w:val="left"/>
+      <w:pPr>
+        <w:ind w:left="2160" w:hanging="360"/>
+      </w:pPr>
+      <w:rPr>
+        <w:rFonts w:ascii="Wingdings" w:hAnsi="Wingdings" w:hint="default"/>
+      </w:rPr>
+    </w:lvl>
+    <w:lvl w:ilvl="3" w:tplc="04090001" w:tentative="1">
+      <w:start w:val="1"/>
+      <w:numFmt w:val="bullet"/>
+      <w:lvlText w:val=""/>
+      <w:lvlJc w:val="left"/>
+      <w:pPr>
+        <w:ind w:left="2880" w:hanging="360"/>
+      </w:pPr>
+      <w:rPr>
+        <w:rFonts w:ascii="Symbol" w:hAnsi="Symbol" w:hint="default"/>
+      </w:rPr>
+    </w:lvl>
+    <w:lvl w:ilvl="4" w:tplc="04090003" w:tentative="1">
+      <w:start w:val="1"/>
+      <w:numFmt w:val="bullet"/>
+      <w:lvlText w:val="o"/>
+      <w:lvlJc w:val="left"/>
+      <w:pPr>
+        <w:ind w:left="3600" w:hanging="360"/>
+      </w:pPr>
+      <w:rPr>
+        <w:rFonts w:ascii="Courier New" w:hAnsi="Courier New" w:cs="Courier New" w:hint="default"/>
+      </w:rPr>
+    </w:lvl>
+    <w:lvl w:ilvl="5" w:tplc="04090005" w:tentative="1">
+      <w:start w:val="1"/>
+      <w:numFmt w:val="bullet"/>
+      <w:lvlText w:val=""/>
+      <w:lvlJc w:val="left"/>
+      <w:pPr>
+        <w:ind w:left="4320" w:hanging="360"/>
+      </w:pPr>
+      <w:rPr>
+        <w:rFonts w:ascii="Wingdings" w:hAnsi="Wingdings" w:hint="default"/>
+      </w:rPr>
+    </w:lvl>
+    <w:lvl w:ilvl="6" w:tplc="04090001" w:tentative="1">
+      <w:start w:val="1"/>
+      <w:numFmt w:val="bullet"/>
+      <w:lvlText w:val=""/>
+      <w:lvlJc w:val="left"/>
+      <w:pPr>
+        <w:ind w:left="5040" w:hanging="360"/>
+      </w:pPr>
+      <w:rPr>
+        <w:rFonts w:ascii="Symbol" w:hAnsi="Symbol" w:hint="default"/>
+      </w:rPr>
+    </w:lvl>
+    <w:lvl w:ilvl="7" w:tplc="04090003" w:tentative="1">
+      <w:start w:val="1"/>
+      <w:numFmt w:val="bullet"/>
+      <w:lvlText w:val="o"/>
+      <w:lvlJc w:val="left"/>
+      <w:pPr>
+        <w:ind w:left="5760" w:hanging="360"/>
+      </w:pPr>
+      <w:rPr>
+        <w:rFonts w:ascii="Courier New" w:hAnsi="Courier New" w:cs="Courier New" w:hint="default"/>
+      </w:rPr>
+    </w:lvl>
+    <w:lvl w:ilvl="8" w:tplc="04090005" w:tentative="1">
+      <w:start w:val="1"/>
+      <w:numFmt w:val="bullet"/>
+      <w:lvlText w:val=""/>
+      <w:lvlJc w:val="left"/>
+      <w:pPr>
+        <w:ind w:left="6480" w:hanging="360"/>
+      </w:pPr>
+      <w:rPr>
+        <w:rFonts w:ascii="Wingdings" w:hAnsi="Wingdings" w:hint="default"/>
+      </w:rPr>
+    </w:lvl>
+  </w:abstractNum>
+  <w:abstractNum w:abstractNumId="19" w15:restartNumberingAfterBreak="0">
     <w:nsid w:val="72A16988"/>
     <w:multiLevelType w:val="hybridMultilevel"/>
     <w:tmpl w:val="9EF4A8E0"/>
@@ -10519,7 +11375,7 @@
       </w:rPr>
     </w:lvl>
   </w:abstractNum>
-  <w:abstractNum w:abstractNumId="18" w15:restartNumberingAfterBreak="0">
+  <w:abstractNum w:abstractNumId="20" w15:restartNumberingAfterBreak="0">
     <w:nsid w:val="72D52E1E"/>
     <w:multiLevelType w:val="hybridMultilevel"/>
     <w:tmpl w:val="BCD6ED8C"/>
@@ -10632,7 +11488,7 @@
       </w:rPr>
     </w:lvl>
   </w:abstractNum>
-  <w:abstractNum w:abstractNumId="19" w15:restartNumberingAfterBreak="0">
+  <w:abstractNum w:abstractNumId="21" w15:restartNumberingAfterBreak="0">
     <w:nsid w:val="7BB75D13"/>
     <w:multiLevelType w:val="hybridMultilevel"/>
     <w:tmpl w:val="DA322D4C"/>
@@ -10746,28 +11602,28 @@
     </w:lvl>
   </w:abstractNum>
   <w:num w:numId="1">
-    <w:abstractNumId w:val="8"/>
+    <w:abstractNumId w:val="9"/>
   </w:num>
   <w:num w:numId="2">
-    <w:abstractNumId w:val="12"/>
+    <w:abstractNumId w:val="13"/>
   </w:num>
   <w:num w:numId="3">
-    <w:abstractNumId w:val="17"/>
+    <w:abstractNumId w:val="19"/>
   </w:num>
   <w:num w:numId="4">
     <w:abstractNumId w:val="6"/>
   </w:num>
   <w:num w:numId="5">
+    <w:abstractNumId w:val="15"/>
+  </w:num>
+  <w:num w:numId="6">
     <w:abstractNumId w:val="14"/>
   </w:num>
-  <w:num w:numId="6">
-    <w:abstractNumId w:val="13"/>
-  </w:num>
   <w:num w:numId="7">
-    <w:abstractNumId w:val="18"/>
+    <w:abstractNumId w:val="20"/>
   </w:num>
   <w:num w:numId="8">
-    <w:abstractNumId w:val="15"/>
+    <w:abstractNumId w:val="16"/>
   </w:num>
   <w:num w:numId="9">
     <w:abstractNumId w:val="2"/>
@@ -10779,19 +11635,19 @@
     <w:abstractNumId w:val="4"/>
   </w:num>
   <w:num w:numId="12">
-    <w:abstractNumId w:val="11"/>
+    <w:abstractNumId w:val="12"/>
   </w:num>
   <w:num w:numId="13">
-    <w:abstractNumId w:val="9"/>
+    <w:abstractNumId w:val="10"/>
   </w:num>
   <w:num w:numId="14">
-    <w:abstractNumId w:val="7"/>
+    <w:abstractNumId w:val="8"/>
   </w:num>
   <w:num w:numId="15">
-    <w:abstractNumId w:val="16"/>
+    <w:abstractNumId w:val="17"/>
   </w:num>
   <w:num w:numId="16">
-    <w:abstractNumId w:val="19"/>
+    <w:abstractNumId w:val="21"/>
   </w:num>
   <w:num w:numId="17">
     <w:abstractNumId w:val="1"/>
@@ -10803,7 +11659,13 @@
     <w:abstractNumId w:val="3"/>
   </w:num>
   <w:num w:numId="20">
-    <w:abstractNumId w:val="10"/>
+    <w:abstractNumId w:val="11"/>
+  </w:num>
+  <w:num w:numId="21">
+    <w:abstractNumId w:val="18"/>
+  </w:num>
+  <w:num w:numId="22">
+    <w:abstractNumId w:val="7"/>
   </w:num>
 </w:numbering>
 </file>
